--- a/pr-preview/pr-341/sufficiency-handout-tracked-changes.docx
+++ b/pr-preview/pr-341/sufficiency-handout-tracked-changes.docx
@@ -16,7 +16,7 @@
       </w:pPr>
       <w:del w:id="1" w:author="PR Preview" w:date="2026-01-01T00:00:00Z">
         <w:r>
-          <w:delText xml:space="preserve">Last modified: 2026-10-18 13:22:01 (PDT)</w:delText>
+          <w:delText xml:space="preserve">Last modified: 2026-10-18 14:21:43 (PDT)</w:delText>
         </w:r>
       </w:del>
     </w:p>
@@ -26,7 +26,7 @@
       </w:pPr>
       <w:ins w:id="2" w:author="PR Preview" w:date="2026-01-01T00:00:00Z">
         <w:r>
-          <w:t xml:space="preserve">Last modified: 2026-10-18 13:29:01 (PDT)</w:t>
+          <w:t xml:space="preserve">Last modified: 2026-10-18 14:27:47 (PDT)</w:t>
         </w:r>
       </w:ins>
     </w:p>

--- a/pr-preview/pr-341/sufficiency-handout-tracked-changes.docx
+++ b/pr-preview/pr-341/sufficiency-handout-tracked-changes.docx
@@ -26,7 +26,7 @@
       </w:pPr>
       <w:ins w:id="2" w:author="PR Preview" w:date="2026-01-01T00:00:00Z">
         <w:r>
-          <w:t xml:space="preserve">Last modified: 2026-10-18 14:27:47 (PDT)</w:t>
+          <w:t xml:space="preserve">Last modified: 2026-10-18 17:07:37 (PDT)</w:t>
         </w:r>
       </w:ins>
     </w:p>

--- a/pr-preview/pr-341/sufficiency-handout-tracked-changes.docx
+++ b/pr-preview/pr-341/sufficiency-handout-tracked-changes.docx
@@ -16,7 +16,7 @@
       </w:pPr>
       <w:del w:id="1" w:author="PR Preview" w:date="2026-01-01T00:00:00Z">
         <w:r>
-          <w:delText xml:space="preserve">Last modified: 2026-10-18 14:21:43 (PDT)</w:delText>
+          <w:delText xml:space="preserve">Last modified: 2026-10-18 17:33:29 (PDT)</w:delText>
         </w:r>
       </w:del>
     </w:p>
@@ -26,7 +26,7 @@
       </w:pPr>
       <w:ins w:id="2" w:author="PR Preview" w:date="2026-01-01T00:00:00Z">
         <w:r>
-          <w:t xml:space="preserve">Last modified: 2026-10-18 17:07:37 (PDT)</w:t>
+          <w:t xml:space="preserve">Last modified: 2026-10-18 22:00:53 (PDT)</w:t>
         </w:r>
       </w:ins>
     </w:p>

--- a/pr-preview/pr-341/sufficiency-handout-tracked-changes.docx
+++ b/pr-preview/pr-341/sufficiency-handout-tracked-changes.docx
@@ -26,7 +26,7 @@
       </w:pPr>
       <w:ins w:id="2" w:author="PR Preview" w:date="2026-01-01T00:00:00Z">
         <w:r>
-          <w:t xml:space="preserve">Last modified: 2026-10-18 22:00:53 (PDT)</w:t>
+          <w:t xml:space="preserve">Last modified: 2026-10-18 23:39:02 (PDT)</w:t>
         </w:r>
       </w:ins>
     </w:p>

--- a/pr-preview/pr-341/sufficiency-handout-tracked-changes.docx
+++ b/pr-preview/pr-341/sufficiency-handout-tracked-changes.docx
@@ -16,7 +16,7 @@
       </w:pPr>
       <w:del w:id="1" w:author="PR Preview" w:date="2026-01-01T00:00:00Z">
         <w:r>
-          <w:delText xml:space="preserve">Last modified: 2026-10-18 17:33:29 (PDT)</w:delText>
+          <w:delText xml:space="preserve">Last modified: 2026-10-19 00:31:45 (PDT)</w:delText>
         </w:r>
       </w:del>
     </w:p>
@@ -26,7 +26,7 @@
       </w:pPr>
       <w:ins w:id="2" w:author="PR Preview" w:date="2026-01-01T00:00:00Z">
         <w:r>
-          <w:t xml:space="preserve">Last modified: 2026-10-18 23:39:02 (PDT)</w:t>
+          <w:t xml:space="preserve">Last modified: 2026-10-19 00:34:20 (PDT)</w:t>
         </w:r>
       </w:ins>
     </w:p>

--- a/pr-preview/pr-341/sufficiency-handout-tracked-changes.docx
+++ b/pr-preview/pr-341/sufficiency-handout-tracked-changes.docx
@@ -16,7 +16,7 @@
       </w:pPr>
       <w:del w:id="1" w:author="PR Preview" w:date="2026-01-01T00:00:00Z">
         <w:r>
-          <w:delText xml:space="preserve">Last modified: 2026-10-19 00:31:45 (PDT)</w:delText>
+          <w:delText xml:space="preserve">Last modified: 2026-10-19 00:48:10 (PDT)</w:delText>
         </w:r>
       </w:del>
     </w:p>
@@ -26,7 +26,7 @@
       </w:pPr>
       <w:ins w:id="2" w:author="PR Preview" w:date="2026-01-01T00:00:00Z">
         <w:r>
-          <w:t xml:space="preserve">Last modified: 2026-10-19 00:34:20 (PDT)</w:t>
+          <w:t xml:space="preserve">Last modified: 2026-10-19 00:53:49 (PDT)</w:t>
         </w:r>
       </w:ins>
     </w:p>
@@ -79,7 +79,7 @@
         <w:t xml:space="preserve">without making it more biased.</w:t>
       </w:r>
     </w:p>
-    <w:bookmarkStart w:id="21" w:name="sec-sufficiency"/>
+    <w:bookmarkStart w:id="22" w:name="sec-sufficiency"/>
     <w:p>
       <w:pPr>
         <w:pStyle w:val="Heading2"/>
@@ -93,74 +93,212 @@
       <w:pPr>
         <w:pStyle w:val="FirstParagraph"/>
       </w:pPr>
-      <w:r>
-        <w:rPr>
-          <w:b/>
-          <w:bCs/>
-        </w:rPr>
-        <w:t xml:space="preserve">Definition 1 (Statistic)</w:t>
-      </w:r>
-      <w:r>
-        <w:t xml:space="preserve"> </w:t>
-      </w:r>
-      <w:r>
-        <w:t xml:space="preserve">A</w:t>
-      </w:r>
-      <w:r>
-        <w:t xml:space="preserve"> </w:t>
-      </w:r>
-      <w:r>
-        <w:rPr>
-          <w:b/>
-          <w:bCs/>
-        </w:rPr>
-        <w:t xml:space="preserve">statistic</w:t>
-      </w:r>
-      <w:r>
-        <w:t xml:space="preserve"> </w:t>
-      </w:r>
-      <w:r>
-        <w:t xml:space="preserve">is a function of the sample,</w:t>
-      </w:r>
-      <w:r>
-        <w:t xml:space="preserve"> </w:t>
-      </w:r>
-      <w:r>
-        <w:t xml:space="preserve">$T\mathopen{}\left(\mathord{\smash[b]{\underset{\raise.3ex\hbox{$\scriptstyle\sim$}}{X}}\vphantom{X}}\right)\mathclose{}$</w:t>
-      </w:r>
-      <w:r>
-        <w:t xml:space="preserve">,</w:t>
-      </w:r>
-      <w:r>
-        <w:t xml:space="preserve"> </w:t>
-      </w:r>
-      <w:r>
-        <w:t xml:space="preserve">that does not depend on any unknown parameter</w:t>
-      </w:r>
-      <w:r>
-        <w:t xml:space="preserve"> </w:t>
-      </w:r>
-      <w:r>
-        <w:t xml:space="preserve">[1]</w:t>
-      </w:r>
-      <w:r>
-        <w:t xml:space="preserve">.</w:t>
-      </w:r>
-      <w:r>
-        <w:t xml:space="preserve"> </w:t>
-      </w:r>
-      <w:r>
-        <w:t xml:space="preserve">Its value at the observed data,</w:t>
-      </w:r>
-      <w:r>
-        <w:t xml:space="preserve"> </w:t>
-      </w:r>
-      <w:r>
-        <w:t xml:space="preserve">$T\mathopen{}\left(\mathord{\smash[b]{\underset{\raise.3ex\hbox{$\scriptstyle\sim$}}{x}}\vphantom{x}}\right)\mathclose{}$</w:t>
-      </w:r>
-      <w:r>
-        <w:t xml:space="preserve">, is a number or vector we can compute.</w:t>
-      </w:r>
+      <w:del w:id="3" w:author="PR Preview" w:date="2026-01-01T00:00:00Z">
+        <w:r>
+          <w:rPr>
+            <w:b/>
+            <w:bCs/>
+          </w:rPr>
+          <w:delText xml:space="preserve">Definition 1 (Statistic)</w:delText>
+        </w:r>
+      </w:del>
+      <w:del w:id="4" w:author="PR Preview" w:date="2026-01-01T00:00:00Z">
+        <w:r>
+          <w:delText xml:space="preserve"> </w:delText>
+        </w:r>
+      </w:del>
+      <w:del w:id="5" w:author="PR Preview" w:date="2026-01-01T00:00:00Z">
+        <w:r>
+          <w:delText xml:space="preserve">A</w:delText>
+        </w:r>
+      </w:del>
+      <w:del w:id="6" w:author="PR Preview" w:date="2026-01-01T00:00:00Z">
+        <w:r>
+          <w:delText xml:space="preserve"> </w:delText>
+        </w:r>
+      </w:del>
+      <w:del w:id="7" w:author="PR Preview" w:date="2026-01-01T00:00:00Z">
+        <w:r>
+          <w:rPr>
+            <w:b/>
+            <w:bCs/>
+          </w:rPr>
+          <w:delText xml:space="preserve">statistic</w:delText>
+        </w:r>
+      </w:del>
+      <w:del w:id="8" w:author="PR Preview" w:date="2026-01-01T00:00:00Z">
+        <w:r>
+          <w:delText xml:space="preserve"> </w:delText>
+        </w:r>
+      </w:del>
+      <w:del w:id="9" w:author="PR Preview" w:date="2026-01-01T00:00:00Z">
+        <w:r>
+          <w:delText xml:space="preserve">is a function of the sample,</w:delText>
+        </w:r>
+      </w:del>
+      <w:del w:id="10" w:author="PR Preview" w:date="2026-01-01T00:00:00Z">
+        <w:r>
+          <w:delText xml:space="preserve"> </w:delText>
+        </w:r>
+      </w:del>
+      <w:del w:id="11" w:author="PR Preview" w:date="2026-01-01T00:00:00Z">
+        <w:r>
+          <w:delText xml:space="preserve">$T\mathopen{}\left(\mathord{\smash[b]{\underset{\raise.3ex\hbox{$\scriptstyle\sim$}}{X}}\vphantom{X}}\right)\mathclose{}$</w:delText>
+        </w:r>
+      </w:del>
+      <w:del w:id="12" w:author="PR Preview" w:date="2026-01-01T00:00:00Z">
+        <w:r>
+          <w:delText xml:space="preserve">,</w:delText>
+        </w:r>
+      </w:del>
+      <w:del w:id="13" w:author="PR Preview" w:date="2026-01-01T00:00:00Z">
+        <w:r>
+          <w:delText xml:space="preserve"> </w:delText>
+        </w:r>
+      </w:del>
+      <w:del w:id="14" w:author="PR Preview" w:date="2026-01-01T00:00:00Z">
+        <w:r>
+          <w:delText xml:space="preserve">that does not depend on any unknown parameter</w:delText>
+        </w:r>
+      </w:del>
+      <w:del w:id="15" w:author="PR Preview" w:date="2026-01-01T00:00:00Z">
+        <w:r>
+          <w:delText xml:space="preserve"> </w:delText>
+        </w:r>
+      </w:del>
+      <w:del w:id="16" w:author="PR Preview" w:date="2026-01-01T00:00:00Z">
+        <w:r>
+          <w:delText xml:space="preserve">[1]</w:delText>
+        </w:r>
+      </w:del>
+      <w:del w:id="17" w:author="PR Preview" w:date="2026-01-01T00:00:00Z">
+        <w:r>
+          <w:delText xml:space="preserve">.</w:delText>
+        </w:r>
+      </w:del>
+      <w:del w:id="18" w:author="PR Preview" w:date="2026-01-01T00:00:00Z">
+        <w:r>
+          <w:delText xml:space="preserve"> </w:delText>
+        </w:r>
+      </w:del>
+      <w:del w:id="19" w:author="PR Preview" w:date="2026-01-01T00:00:00Z">
+        <w:r>
+          <w:delText xml:space="preserve">Its value at the observed data,</w:delText>
+        </w:r>
+      </w:del>
+      <w:del w:id="20" w:author="PR Preview" w:date="2026-01-01T00:00:00Z">
+        <w:r>
+          <w:delText xml:space="preserve"> </w:delText>
+        </w:r>
+      </w:del>
+      <w:del w:id="21" w:author="PR Preview" w:date="2026-01-01T00:00:00Z">
+        <w:r>
+          <w:delText xml:space="preserve">$T\mathopen{}\left(\mathord{\smash[b]{\underset{\raise.3ex\hbox{$\scriptstyle\sim$}}{x}}\vphantom{x}}\right)\mathclose{}$</w:delText>
+        </w:r>
+      </w:del>
+      <w:del w:id="22" w:author="PR Preview" w:date="2026-01-01T00:00:00Z">
+        <w:r>
+          <w:delText xml:space="preserve">, is a number or vector we can compute.</w:delText>
+        </w:r>
+      </w:del>
+    </w:p>
+    <w:p>
+      <w:pPr>
+        <w:pStyle w:val="FirstParagraph"/>
+      </w:pPr>
+      <w:ins w:id="23" w:author="PR Preview" w:date="2026-01-01T00:00:00Z">
+        <w:r>
+          <w:rPr>
+            <w:b/>
+            <w:bCs/>
+          </w:rPr>
+          <w:t xml:space="preserve">Definition 1 (Statistic)</w:t>
+        </w:r>
+      </w:ins>
+      <w:ins w:id="24" w:author="PR Preview" w:date="2026-01-01T00:00:00Z">
+        <w:r>
+          <w:t xml:space="preserve"> </w:t>
+        </w:r>
+      </w:ins>
+      <w:ins w:id="25" w:author="PR Preview" w:date="2026-01-01T00:00:00Z">
+        <w:r>
+          <w:t xml:space="preserve">A</w:t>
+        </w:r>
+      </w:ins>
+      <w:ins w:id="26" w:author="PR Preview" w:date="2026-01-01T00:00:00Z">
+        <w:r>
+          <w:t xml:space="preserve"> </w:t>
+        </w:r>
+      </w:ins>
+      <w:ins w:id="27" w:author="PR Preview" w:date="2026-01-01T00:00:00Z">
+        <w:r>
+          <w:rPr>
+            <w:b/>
+            <w:bCs/>
+          </w:rPr>
+          <w:t xml:space="preserve">statistic</w:t>
+        </w:r>
+      </w:ins>
+      <w:ins w:id="28" w:author="PR Preview" w:date="2026-01-01T00:00:00Z">
+        <w:r>
+          <w:t xml:space="preserve"> </w:t>
+        </w:r>
+      </w:ins>
+      <w:ins w:id="29" w:author="PR Preview" w:date="2026-01-01T00:00:00Z">
+        <w:r>
+          <w:t xml:space="preserve">is a function of the sample,</w:t>
+        </w:r>
+      </w:ins>
+      <w:ins w:id="30" w:author="PR Preview" w:date="2026-01-01T00:00:00Z">
+        <w:r>
+          <w:t xml:space="preserve"> </w:t>
+        </w:r>
+      </w:ins>
+      <w:ins w:id="31" w:author="PR Preview" w:date="2026-01-01T00:00:00Z">
+        <w:r>
+          <w:t xml:space="preserve">$T\mathopen{}\left(\mathord{\smash[b]{\underset{\raise.3ex\hbox{$\scriptstyle\sim$}}{X}}\vphantom{X}}\right)\mathclose{}$</w:t>
+        </w:r>
+      </w:ins>
+      <w:ins w:id="32" w:author="PR Preview" w:date="2026-01-01T00:00:00Z">
+        <w:r>
+          <w:t xml:space="preserve">,</w:t>
+        </w:r>
+      </w:ins>
+      <w:ins w:id="33" w:author="PR Preview" w:date="2026-01-01T00:00:00Z">
+        <w:r>
+          <w:t xml:space="preserve"> </w:t>
+        </w:r>
+      </w:ins>
+      <w:ins w:id="34" w:author="PR Preview" w:date="2026-01-01T00:00:00Z">
+        <w:r>
+          <w:t xml:space="preserve">that does not depend on any unknown parameter.</w:t>
+        </w:r>
+      </w:ins>
+      <w:ins w:id="35" w:author="PR Preview" w:date="2026-01-01T00:00:00Z">
+        <w:r>
+          <w:t xml:space="preserve"> </w:t>
+        </w:r>
+      </w:ins>
+      <w:ins w:id="36" w:author="PR Preview" w:date="2026-01-01T00:00:00Z">
+        <w:r>
+          <w:t xml:space="preserve">Its value at the observed data,</w:t>
+        </w:r>
+      </w:ins>
+      <w:ins w:id="37" w:author="PR Preview" w:date="2026-01-01T00:00:00Z">
+        <w:r>
+          <w:t xml:space="preserve"> </w:t>
+        </w:r>
+      </w:ins>
+      <w:ins w:id="38" w:author="PR Preview" w:date="2026-01-01T00:00:00Z">
+        <w:r>
+          <w:t xml:space="preserve">$T\mathopen{}\left(\mathord{\smash[b]{\underset{\raise.3ex\hbox{$\scriptstyle\sim$}}{x}}\vphantom{x}}\right)\mathclose{}$</w:t>
+        </w:r>
+      </w:ins>
+      <w:ins w:id="39" w:author="PR Preview" w:date="2026-01-01T00:00:00Z">
+        <w:r>
+          <w:t xml:space="preserve">, is a number or vector we can compute.</w:t>
+        </w:r>
+      </w:ins>
     </w:p>
     <w:p>
       <w:pPr>
@@ -254,173 +392,502 @@
       <w:pPr>
         <w:pStyle w:val="BodyText"/>
       </w:pPr>
-      <w:r>
-        <w:rPr>
-          <w:b/>
-          <w:bCs/>
-        </w:rPr>
-        <w:t xml:space="preserve">Definition 2 (Sufficient statistic)</w:t>
-      </w:r>
-      <w:r>
-        <w:t xml:space="preserve"> </w:t>
-      </w:r>
-      <w:r>
-        <w:t xml:space="preserve">Let</w:t>
-      </w:r>
-      <w:r>
-        <w:t xml:space="preserve"> </w:t>
-      </w:r>
-      <w:r>
-        <w:t xml:space="preserve">$\mathord{\smash[b]{\underset{\raise.3ex\hbox{$\scriptstyle\sim$}}{X}}\vphantom{X}}$</w:t>
-      </w:r>
-      <w:r>
-        <w:t xml:space="preserve"> </w:t>
-      </w:r>
-      <w:r>
-        <w:t xml:space="preserve">be a discrete sample whose distribution depends on a parameter</w:t>
-      </w:r>
-      <w:r>
-        <w:t xml:space="preserve"> </w:t>
-      </w:r>
+      <w:del w:id="40" w:author="PR Preview" w:date="2026-01-01T00:00:00Z">
+        <w:r>
+          <w:rPr>
+            <w:b/>
+            <w:bCs/>
+          </w:rPr>
+          <w:delText xml:space="preserve">Definition 2 (Sufficient statistic)</w:delText>
+        </w:r>
+      </w:del>
+      <w:del w:id="41" w:author="PR Preview" w:date="2026-01-01T00:00:00Z">
+        <w:r>
+          <w:delText xml:space="preserve"> </w:delText>
+        </w:r>
+      </w:del>
+      <w:del w:id="42" w:author="PR Preview" w:date="2026-01-01T00:00:00Z">
+        <w:r>
+          <w:delText xml:space="preserve">Let</w:delText>
+        </w:r>
+      </w:del>
+      <w:del w:id="43" w:author="PR Preview" w:date="2026-01-01T00:00:00Z">
+        <w:r>
+          <w:delText xml:space="preserve"> </w:delText>
+        </w:r>
+      </w:del>
+      <w:del w:id="44" w:author="PR Preview" w:date="2026-01-01T00:00:00Z">
+        <w:r>
+          <w:delText xml:space="preserve">$\mathord{\smash[b]{\underset{\raise.3ex\hbox{$\scriptstyle\sim$}}{X}}\vphantom{X}}$</w:delText>
+        </w:r>
+      </w:del>
+      <w:del w:id="45" w:author="PR Preview" w:date="2026-01-01T00:00:00Z">
+        <w:r>
+          <w:delText xml:space="preserve"> </w:delText>
+        </w:r>
+      </w:del>
+      <w:del w:id="46" w:author="PR Preview" w:date="2026-01-01T00:00:00Z">
+        <w:r>
+          <w:delText xml:space="preserve">be a discrete sample whose distribution depends on a parameter</w:delText>
+        </w:r>
+      </w:del>
+      <w:del w:id="47" w:author="PR Preview" w:date="2026-01-01T00:00:00Z">
+        <w:r>
+          <w:delText xml:space="preserve"> </w:delText>
+        </w:r>
+      </w:del>
       <m:oMath>
         <m:r>
           <m:t>θ</m:t>
         </m:r>
       </m:oMath>
-      <w:r>
-        <w:t xml:space="preserve">.</w:t>
-      </w:r>
-      <w:r>
-        <w:t xml:space="preserve"> </w:t>
-      </w:r>
-      <w:r>
-        <w:t xml:space="preserve">A</w:t>
-      </w:r>
-      <w:r>
-        <w:t xml:space="preserve"> </w:t>
-      </w:r>
+      <w:del w:id="48" w:author="PR Preview" w:date="2026-01-01T00:00:00Z">
+        <w:r>
+          <w:delText xml:space="preserve">.</w:delText>
+        </w:r>
+      </w:del>
+      <w:del w:id="49" w:author="PR Preview" w:date="2026-01-01T00:00:00Z">
+        <w:r>
+          <w:delText xml:space="preserve"> </w:delText>
+        </w:r>
+      </w:del>
+      <w:del w:id="50" w:author="PR Preview" w:date="2026-01-01T00:00:00Z">
+        <w:r>
+          <w:delText xml:space="preserve">A</w:delText>
+        </w:r>
+      </w:del>
+      <w:del w:id="51" w:author="PR Preview" w:date="2026-01-01T00:00:00Z">
+        <w:r>
+          <w:delText xml:space="preserve"> </w:delText>
+        </w:r>
+      </w:del>
       <w:hyperlink w:anchor="def-statistic">
+        <w:del w:id="52" w:author="PR Preview" w:date="2026-01-01T00:00:00Z">
+          <w:r>
+            <w:rPr>
+              <w:rStyle w:val="Hyperlink"/>
+            </w:rPr>
+            <w:delText xml:space="preserve">statistic</w:delText>
+          </w:r>
+        </w:del>
+      </w:hyperlink>
+      <w:del w:id="53" w:author="PR Preview" w:date="2026-01-01T00:00:00Z">
+        <w:r>
+          <w:delText xml:space="preserve"> </w:delText>
+        </w:r>
+      </w:del>
+      <w:del w:id="54" w:author="PR Preview" w:date="2026-01-01T00:00:00Z">
+        <w:r>
+          <w:delText xml:space="preserve">$T\mathopen{}\left(\mathord{\smash[b]{\underset{\raise.3ex\hbox{$\scriptstyle\sim$}}{X}}\vphantom{X}}\right)\mathclose{}$</w:delText>
+        </w:r>
+      </w:del>
+      <w:del w:id="55" w:author="PR Preview" w:date="2026-01-01T00:00:00Z">
+        <w:r>
+          <w:delText xml:space="preserve"> </w:delText>
+        </w:r>
+      </w:del>
+      <w:del w:id="56" w:author="PR Preview" w:date="2026-01-01T00:00:00Z">
+        <w:r>
+          <w:delText xml:space="preserve">is</w:delText>
+        </w:r>
+      </w:del>
+      <w:del w:id="57" w:author="PR Preview" w:date="2026-01-01T00:00:00Z">
+        <w:r>
+          <w:delText xml:space="preserve"> </w:delText>
+        </w:r>
+      </w:del>
+      <w:del w:id="58" w:author="PR Preview" w:date="2026-01-01T00:00:00Z">
         <w:r>
           <w:rPr>
-            <w:rStyle w:val="Hyperlink"/>
+            <w:b/>
+            <w:bCs/>
           </w:rPr>
-          <w:t xml:space="preserve">statistic</w:t>
-        </w:r>
+          <w:delText xml:space="preserve">sufficient</w:delText>
+        </w:r>
+      </w:del>
+      <w:del w:id="59" w:author="PR Preview" w:date="2026-01-01T00:00:00Z">
+        <w:r>
+          <w:delText xml:space="preserve"> </w:delText>
+        </w:r>
+      </w:del>
+      <w:del w:id="60" w:author="PR Preview" w:date="2026-01-01T00:00:00Z">
+        <w:r>
+          <w:delText xml:space="preserve">for</w:delText>
+        </w:r>
+      </w:del>
+      <w:del w:id="61" w:author="PR Preview" w:date="2026-01-01T00:00:00Z">
+        <w:r>
+          <w:delText xml:space="preserve"> </w:delText>
+        </w:r>
+      </w:del>
+      <m:oMath>
+        <m:r>
+          <m:t>θ</m:t>
+        </m:r>
+      </m:oMath>
+      <w:del w:id="62" w:author="PR Preview" w:date="2026-01-01T00:00:00Z">
+        <w:r>
+          <w:delText xml:space="preserve"> </w:delText>
+        </w:r>
+      </w:del>
+      <w:del w:id="63" w:author="PR Preview" w:date="2026-01-01T00:00:00Z">
+        <w:r>
+          <w:delText xml:space="preserve">if, for every sample</w:delText>
+        </w:r>
+      </w:del>
+      <w:del w:id="64" w:author="PR Preview" w:date="2026-01-01T00:00:00Z">
+        <w:r>
+          <w:delText xml:space="preserve"> </w:delText>
+        </w:r>
+      </w:del>
+      <w:del w:id="65" w:author="PR Preview" w:date="2026-01-01T00:00:00Z">
+        <w:r>
+          <w:delText xml:space="preserve">$\mathord{\smash[b]{\underset{\raise.3ex\hbox{$\scriptstyle\sim$}}{x}}\vphantom{x}}$</w:delText>
+        </w:r>
+      </w:del>
+      <w:del w:id="66" w:author="PR Preview" w:date="2026-01-01T00:00:00Z">
+        <w:r>
+          <w:delText xml:space="preserve"> </w:delText>
+        </w:r>
+      </w:del>
+      <w:del w:id="67" w:author="PR Preview" w:date="2026-01-01T00:00:00Z">
+        <w:r>
+          <w:delText xml:space="preserve">and every value</w:delText>
+        </w:r>
+      </w:del>
+      <w:del w:id="68" w:author="PR Preview" w:date="2026-01-01T00:00:00Z">
+        <w:r>
+          <w:delText xml:space="preserve"> </w:delText>
+        </w:r>
+      </w:del>
+      <m:oMath>
+        <m:r>
+          <m:t>t</m:t>
+        </m:r>
+      </m:oMath>
+      <w:del w:id="69" w:author="PR Preview" w:date="2026-01-01T00:00:00Z">
+        <w:r>
+          <w:delText xml:space="preserve">,</w:delText>
+        </w:r>
+      </w:del>
+      <w:del w:id="70" w:author="PR Preview" w:date="2026-01-01T00:00:00Z">
+        <w:r>
+          <w:delText xml:space="preserve"> </w:delText>
+        </w:r>
+      </w:del>
+      <w:del w:id="71" w:author="PR Preview" w:date="2026-01-01T00:00:00Z">
+        <w:r>
+          <w:delText xml:space="preserve">the conditional probability of the sample given the statistic</w:delText>
+        </w:r>
+      </w:del>
+      <w:del w:id="72" w:author="PR Preview" w:date="2026-01-01T00:00:00Z">
+        <w:r>
+          <w:delText xml:space="preserve"> </w:delText>
+        </w:r>
+      </w:del>
+      <w:del w:id="73" w:author="PR Preview" w:date="2026-01-01T00:00:00Z">
+        <w:r>
+          <w:delText xml:space="preserve">is the same for every value of</w:delText>
+        </w:r>
+      </w:del>
+      <w:del w:id="74" w:author="PR Preview" w:date="2026-01-01T00:00:00Z">
+        <w:r>
+          <w:delText xml:space="preserve"> </w:delText>
+        </w:r>
+      </w:del>
+      <m:oMath>
+        <m:r>
+          <m:t>θ</m:t>
+        </m:r>
+      </m:oMath>
+      <w:del w:id="75" w:author="PR Preview" w:date="2026-01-01T00:00:00Z">
+        <w:r>
+          <w:delText xml:space="preserve"> </w:delText>
+        </w:r>
+      </w:del>
+      <w:del w:id="76" w:author="PR Preview" w:date="2026-01-01T00:00:00Z">
+        <w:r>
+          <w:delText xml:space="preserve">at which the statistic takes the value</w:delText>
+        </w:r>
+      </w:del>
+      <w:del w:id="77" w:author="PR Preview" w:date="2026-01-01T00:00:00Z">
+        <w:r>
+          <w:delText xml:space="preserve"> </w:delText>
+        </w:r>
+      </w:del>
+      <m:oMath>
+        <m:r>
+          <m:t>t</m:t>
+        </m:r>
+      </m:oMath>
+      <w:del w:id="78" w:author="PR Preview" w:date="2026-01-01T00:00:00Z">
+        <w:r>
+          <w:delText xml:space="preserve"> </w:delText>
+        </w:r>
+      </w:del>
+      <w:del w:id="79" w:author="PR Preview" w:date="2026-01-01T00:00:00Z">
+        <w:r>
+          <w:delText xml:space="preserve">with positive probability</w:delText>
+        </w:r>
+      </w:del>
+      <w:del w:id="80" w:author="PR Preview" w:date="2026-01-01T00:00:00Z">
+        <w:r>
+          <w:delText xml:space="preserve"> </w:delText>
+        </w:r>
+      </w:del>
+      <w:del w:id="81" w:author="PR Preview" w:date="2026-01-01T00:00:00Z">
+        <w:r>
+          <w:delText xml:space="preserve">[2]</w:delText>
+        </w:r>
+      </w:del>
+      <w:del w:id="82" w:author="PR Preview" w:date="2026-01-01T00:00:00Z">
+        <w:r>
+          <w:delText xml:space="preserve">:</w:delText>
+        </w:r>
+      </w:del>
+    </w:p>
+    <w:p>
+      <w:pPr>
+        <w:pStyle w:val="BodyText"/>
+      </w:pPr>
+      <w:ins w:id="83" w:author="PR Preview" w:date="2026-01-01T00:00:00Z">
+        <w:r>
+          <w:rPr>
+            <w:b/>
+            <w:bCs/>
+          </w:rPr>
+          <w:t xml:space="preserve">Definition 2 (Sufficient statistic)</w:t>
+        </w:r>
+      </w:ins>
+      <w:ins w:id="84" w:author="PR Preview" w:date="2026-01-01T00:00:00Z">
+        <w:r>
+          <w:t xml:space="preserve"> </w:t>
+        </w:r>
+      </w:ins>
+      <w:ins w:id="85" w:author="PR Preview" w:date="2026-01-01T00:00:00Z">
+        <w:r>
+          <w:t xml:space="preserve">Let</w:t>
+        </w:r>
+      </w:ins>
+      <w:ins w:id="86" w:author="PR Preview" w:date="2026-01-01T00:00:00Z">
+        <w:r>
+          <w:t xml:space="preserve"> </w:t>
+        </w:r>
+      </w:ins>
+      <w:ins w:id="87" w:author="PR Preview" w:date="2026-01-01T00:00:00Z">
+        <w:r>
+          <w:t xml:space="preserve">$\mathord{\smash[b]{\underset{\raise.3ex\hbox{$\scriptstyle\sim$}}{X}}\vphantom{X}}$</w:t>
+        </w:r>
+      </w:ins>
+      <w:ins w:id="88" w:author="PR Preview" w:date="2026-01-01T00:00:00Z">
+        <w:r>
+          <w:t xml:space="preserve"> </w:t>
+        </w:r>
+      </w:ins>
+      <w:ins w:id="89" w:author="PR Preview" w:date="2026-01-01T00:00:00Z">
+        <w:r>
+          <w:t xml:space="preserve">be a discrete sample whose distribution depends on a parameter</w:t>
+        </w:r>
+      </w:ins>
+      <w:ins w:id="90" w:author="PR Preview" w:date="2026-01-01T00:00:00Z">
+        <w:r>
+          <w:t xml:space="preserve"> </w:t>
+        </w:r>
+      </w:ins>
+      <m:oMath>
+        <m:r>
+          <m:t>θ</m:t>
+        </m:r>
+      </m:oMath>
+      <w:ins w:id="91" w:author="PR Preview" w:date="2026-01-01T00:00:00Z">
+        <w:r>
+          <w:t xml:space="preserve">.</w:t>
+        </w:r>
+      </w:ins>
+      <w:ins w:id="92" w:author="PR Preview" w:date="2026-01-01T00:00:00Z">
+        <w:r>
+          <w:t xml:space="preserve"> </w:t>
+        </w:r>
+      </w:ins>
+      <w:ins w:id="93" w:author="PR Preview" w:date="2026-01-01T00:00:00Z">
+        <w:r>
+          <w:t xml:space="preserve">A</w:t>
+        </w:r>
+      </w:ins>
+      <w:ins w:id="94" w:author="PR Preview" w:date="2026-01-01T00:00:00Z">
+        <w:r>
+          <w:t xml:space="preserve"> </w:t>
+        </w:r>
+      </w:ins>
+      <w:hyperlink w:anchor="def-statistic">
+        <w:ins w:id="95" w:author="PR Preview" w:date="2026-01-01T00:00:00Z">
+          <w:r>
+            <w:rPr>
+              <w:rStyle w:val="Hyperlink"/>
+            </w:rPr>
+            <w:t xml:space="preserve">statistic</w:t>
+          </w:r>
+        </w:ins>
       </w:hyperlink>
-      <w:r>
-        <w:t xml:space="preserve"> </w:t>
-      </w:r>
-      <w:r>
-        <w:t xml:space="preserve">$T\mathopen{}\left(\mathord{\smash[b]{\underset{\raise.3ex\hbox{$\scriptstyle\sim$}}{X}}\vphantom{X}}\right)\mathclose{}$</w:t>
-      </w:r>
-      <w:r>
-        <w:t xml:space="preserve"> </w:t>
-      </w:r>
-      <w:r>
-        <w:t xml:space="preserve">is</w:t>
-      </w:r>
-      <w:r>
-        <w:t xml:space="preserve"> </w:t>
-      </w:r>
-      <w:r>
-        <w:rPr>
-          <w:b/>
-          <w:bCs/>
-        </w:rPr>
-        <w:t xml:space="preserve">sufficient</w:t>
-      </w:r>
-      <w:r>
-        <w:t xml:space="preserve"> </w:t>
-      </w:r>
-      <w:r>
-        <w:t xml:space="preserve">for</w:t>
-      </w:r>
-      <w:r>
-        <w:t xml:space="preserve"> </w:t>
-      </w:r>
+      <w:ins w:id="96" w:author="PR Preview" w:date="2026-01-01T00:00:00Z">
+        <w:r>
+          <w:t xml:space="preserve"> </w:t>
+        </w:r>
+      </w:ins>
+      <w:ins w:id="97" w:author="PR Preview" w:date="2026-01-01T00:00:00Z">
+        <w:r>
+          <w:t xml:space="preserve">$T\mathopen{}\left(\mathord{\smash[b]{\underset{\raise.3ex\hbox{$\scriptstyle\sim$}}{X}}\vphantom{X}}\right)\mathclose{}$</w:t>
+        </w:r>
+      </w:ins>
+      <w:ins w:id="98" w:author="PR Preview" w:date="2026-01-01T00:00:00Z">
+        <w:r>
+          <w:t xml:space="preserve"> </w:t>
+        </w:r>
+      </w:ins>
+      <w:ins w:id="99" w:author="PR Preview" w:date="2026-01-01T00:00:00Z">
+        <w:r>
+          <w:t xml:space="preserve">is</w:t>
+        </w:r>
+      </w:ins>
+      <w:ins w:id="100" w:author="PR Preview" w:date="2026-01-01T00:00:00Z">
+        <w:r>
+          <w:t xml:space="preserve"> </w:t>
+        </w:r>
+      </w:ins>
+      <w:ins w:id="101" w:author="PR Preview" w:date="2026-01-01T00:00:00Z">
+        <w:r>
+          <w:rPr>
+            <w:b/>
+            <w:bCs/>
+          </w:rPr>
+          <w:t xml:space="preserve">sufficient</w:t>
+        </w:r>
+      </w:ins>
+      <w:ins w:id="102" w:author="PR Preview" w:date="2026-01-01T00:00:00Z">
+        <w:r>
+          <w:t xml:space="preserve"> </w:t>
+        </w:r>
+      </w:ins>
+      <w:ins w:id="103" w:author="PR Preview" w:date="2026-01-01T00:00:00Z">
+        <w:r>
+          <w:t xml:space="preserve">for</w:t>
+        </w:r>
+      </w:ins>
+      <w:ins w:id="104" w:author="PR Preview" w:date="2026-01-01T00:00:00Z">
+        <w:r>
+          <w:t xml:space="preserve"> </w:t>
+        </w:r>
+      </w:ins>
       <m:oMath>
         <m:r>
           <m:t>θ</m:t>
         </m:r>
       </m:oMath>
-      <w:r>
-        <w:t xml:space="preserve"> </w:t>
-      </w:r>
-      <w:r>
-        <w:t xml:space="preserve">if, for every sample</w:t>
-      </w:r>
-      <w:r>
-        <w:t xml:space="preserve"> </w:t>
-      </w:r>
-      <w:r>
-        <w:t xml:space="preserve">$\mathord{\smash[b]{\underset{\raise.3ex\hbox{$\scriptstyle\sim$}}{x}}\vphantom{x}}$</w:t>
-      </w:r>
-      <w:r>
-        <w:t xml:space="preserve"> </w:t>
-      </w:r>
-      <w:r>
-        <w:t xml:space="preserve">and every value</w:t>
-      </w:r>
-      <w:r>
-        <w:t xml:space="preserve"> </w:t>
-      </w:r>
+      <w:ins w:id="105" w:author="PR Preview" w:date="2026-01-01T00:00:00Z">
+        <w:r>
+          <w:t xml:space="preserve"> </w:t>
+        </w:r>
+      </w:ins>
+      <w:ins w:id="106" w:author="PR Preview" w:date="2026-01-01T00:00:00Z">
+        <w:r>
+          <w:t xml:space="preserve">if, for every sample</w:t>
+        </w:r>
+      </w:ins>
+      <w:ins w:id="107" w:author="PR Preview" w:date="2026-01-01T00:00:00Z">
+        <w:r>
+          <w:t xml:space="preserve"> </w:t>
+        </w:r>
+      </w:ins>
+      <w:ins w:id="108" w:author="PR Preview" w:date="2026-01-01T00:00:00Z">
+        <w:r>
+          <w:t xml:space="preserve">$\mathord{\smash[b]{\underset{\raise.3ex\hbox{$\scriptstyle\sim$}}{x}}\vphantom{x}}$</w:t>
+        </w:r>
+      </w:ins>
+      <w:ins w:id="109" w:author="PR Preview" w:date="2026-01-01T00:00:00Z">
+        <w:r>
+          <w:t xml:space="preserve"> </w:t>
+        </w:r>
+      </w:ins>
+      <w:ins w:id="110" w:author="PR Preview" w:date="2026-01-01T00:00:00Z">
+        <w:r>
+          <w:t xml:space="preserve">and every value</w:t>
+        </w:r>
+      </w:ins>
+      <w:ins w:id="111" w:author="PR Preview" w:date="2026-01-01T00:00:00Z">
+        <w:r>
+          <w:t xml:space="preserve"> </w:t>
+        </w:r>
+      </w:ins>
       <m:oMath>
         <m:r>
           <m:t>t</m:t>
         </m:r>
       </m:oMath>
-      <w:r>
-        <w:t xml:space="preserve">,</w:t>
-      </w:r>
-      <w:r>
-        <w:t xml:space="preserve"> </w:t>
-      </w:r>
-      <w:r>
-        <w:t xml:space="preserve">the conditional probability of the sample given the statistic</w:t>
-      </w:r>
-      <w:r>
-        <w:t xml:space="preserve"> </w:t>
-      </w:r>
-      <w:r>
-        <w:t xml:space="preserve">is the same for every value of</w:t>
-      </w:r>
-      <w:r>
-        <w:t xml:space="preserve"> </w:t>
-      </w:r>
+      <w:ins w:id="112" w:author="PR Preview" w:date="2026-01-01T00:00:00Z">
+        <w:r>
+          <w:t xml:space="preserve">,</w:t>
+        </w:r>
+      </w:ins>
+      <w:ins w:id="113" w:author="PR Preview" w:date="2026-01-01T00:00:00Z">
+        <w:r>
+          <w:t xml:space="preserve"> </w:t>
+        </w:r>
+      </w:ins>
+      <w:ins w:id="114" w:author="PR Preview" w:date="2026-01-01T00:00:00Z">
+        <w:r>
+          <w:t xml:space="preserve">the conditional probability of the sample given the statistic</w:t>
+        </w:r>
+      </w:ins>
+      <w:ins w:id="115" w:author="PR Preview" w:date="2026-01-01T00:00:00Z">
+        <w:r>
+          <w:t xml:space="preserve"> </w:t>
+        </w:r>
+      </w:ins>
+      <w:ins w:id="116" w:author="PR Preview" w:date="2026-01-01T00:00:00Z">
+        <w:r>
+          <w:t xml:space="preserve">is the same for every value of</w:t>
+        </w:r>
+      </w:ins>
+      <w:ins w:id="117" w:author="PR Preview" w:date="2026-01-01T00:00:00Z">
+        <w:r>
+          <w:t xml:space="preserve"> </w:t>
+        </w:r>
+      </w:ins>
       <m:oMath>
         <m:r>
           <m:t>θ</m:t>
         </m:r>
       </m:oMath>
-      <w:r>
-        <w:t xml:space="preserve"> </w:t>
-      </w:r>
-      <w:r>
-        <w:t xml:space="preserve">at which the statistic takes the value</w:t>
-      </w:r>
-      <w:r>
-        <w:t xml:space="preserve"> </w:t>
-      </w:r>
+      <w:ins w:id="118" w:author="PR Preview" w:date="2026-01-01T00:00:00Z">
+        <w:r>
+          <w:t xml:space="preserve"> </w:t>
+        </w:r>
+      </w:ins>
+      <w:ins w:id="119" w:author="PR Preview" w:date="2026-01-01T00:00:00Z">
+        <w:r>
+          <w:t xml:space="preserve">at which the statistic takes the value</w:t>
+        </w:r>
+      </w:ins>
+      <w:ins w:id="120" w:author="PR Preview" w:date="2026-01-01T00:00:00Z">
+        <w:r>
+          <w:t xml:space="preserve"> </w:t>
+        </w:r>
+      </w:ins>
       <m:oMath>
         <m:r>
           <m:t>t</m:t>
         </m:r>
       </m:oMath>
-      <w:r>
-        <w:t xml:space="preserve"> </w:t>
-      </w:r>
-      <w:r>
-        <w:t xml:space="preserve">with positive probability</w:t>
-      </w:r>
-      <w:r>
-        <w:t xml:space="preserve"> </w:t>
-      </w:r>
-      <w:r>
-        <w:t xml:space="preserve">[2]</w:t>
-      </w:r>
-      <w:r>
-        <w:t xml:space="preserve">:</w:t>
-      </w:r>
+      <w:ins w:id="121" w:author="PR Preview" w:date="2026-01-01T00:00:00Z">
+        <w:r>
+          <w:t xml:space="preserve"> </w:t>
+        </w:r>
+      </w:ins>
+      <w:ins w:id="122" w:author="PR Preview" w:date="2026-01-01T00:00:00Z">
+        <w:r>
+          <w:t xml:space="preserve">with positive probability:</w:t>
+        </w:r>
+      </w:ins>
     </w:p>
     <w:p>
       <w:pPr>
@@ -855,13 +1322,36 @@
         <w:t xml:space="preserve">. </w:t>
       </w:r>
       <w:r>
-        <w:t xml:space="preserve">Fix a sample</w:t>
+        <w:t xml:space="preserve">Let</w:t>
       </w:r>
       <w:r>
         <w:t xml:space="preserve"> </w:t>
       </w:r>
       <w:r>
         <w:t xml:space="preserve">$\mathord{\smash[b]{\underset{\raise.3ex\hbox{$\scriptstyle\sim$}}{x}}\vphantom{x}}$</w:t>
+      </w:r>
+      <w:r>
+        <w:t xml:space="preserve"> </w:t>
+      </w:r>
+      <w:r>
+        <w:t xml:space="preserve">be a value of the</w:t>
+      </w:r>
+      <w:r>
+        <w:t xml:space="preserve"> </w:t>
+      </w:r>
+      <w:hyperlink r:id="rId19">
+        <w:r>
+          <w:rPr>
+            <w:rStyle w:val="Hyperlink"/>
+          </w:rPr>
+          <w:t xml:space="preserve">sample</w:t>
+        </w:r>
+      </w:hyperlink>
+      <w:r>
+        <w:t xml:space="preserve"> </w:t>
+      </w:r>
+      <w:r>
+        <w:t xml:space="preserve">$\mathord{\smash[b]{\underset{\raise.3ex\hbox{$\scriptstyle\sim$}}{X}}\vphantom{X}}$</w:t>
       </w:r>
       <w:r>
         <w:t xml:space="preserve"> </w:t>
@@ -1493,7 +1983,7 @@
         <w:t xml:space="preserve">is sufficient.</w:t>
       </w:r>
     </w:p>
-    <w:bookmarkStart w:id="19" w:name="rem-source-factorization"/>
+    <w:bookmarkStart w:id="20" w:name="rem-source-factorization"/>
     <w:p>
       <w:pPr>
         <w:pStyle w:val="BodyText"/>
@@ -1527,8 +2017,8 @@
         <w:t xml:space="preserve">credit with the general form, and Neyman (1935) with an earlier one.</w:t>
       </w:r>
     </w:p>
-    <w:bookmarkEnd w:id="19"/>
-    <w:bookmarkStart w:id="20" w:name="exm-poisson-sufficient"/>
+    <w:bookmarkEnd w:id="20"/>
+    <w:bookmarkStart w:id="21" w:name="exm-poisson-sufficient"/>
     <w:p>
       <w:pPr>
         <w:pStyle w:val="BodyText"/>
@@ -1982,9 +2472,9 @@
         <w:t xml:space="preserve">.</w:t>
       </w:r>
     </w:p>
-    <w:bookmarkEnd w:id="20"/>
     <w:bookmarkEnd w:id="21"/>
-    <w:bookmarkStart w:id="44" w:name="sec-rao-blackwell"/>
+    <w:bookmarkEnd w:id="22"/>
+    <w:bookmarkStart w:id="47" w:name="sec-rao-blackwell"/>
     <w:p>
       <w:pPr>
         <w:pStyle w:val="Heading2"/>
@@ -1993,7 +2483,7 @@
         <w:t xml:space="preserve">2 The Rao–Blackwell theorem</w:t>
       </w:r>
     </w:p>
-    <w:bookmarkStart w:id="23" w:name="def-rao-blackwellized"/>
+    <w:bookmarkStart w:id="24" w:name="def-rao-blackwellized"/>
     <w:p>
       <w:pPr>
         <w:pStyle w:val="FirstParagraph"/>
@@ -2154,16 +2644,16 @@
       <w:pPr>
         <w:pStyle w:val="BodyText"/>
       </w:pPr>
-      <w:bookmarkStart w:id="22" w:name="eq-rao-blackwellized"/>
+      <w:bookmarkStart w:id="23" w:name="eq-rao-blackwellized"/>
       <w:r>
         <w:t xml:space="preserve">$$
     \hat{\theta}_{\mathrm{RB}} \stackrel{\text{def}}{=}{\operatorname{E}\mathopen{}\left[\hat{\theta} \mid T\mathopen{}\left(\mathord{\smash[b]{\underset{\raise.3ex\hbox{$\scriptstyle\sim$}}{X}}\vphantom{X}}\right)\mathclose{}\right]\mathclose{}}
      \qquad(3)$$</w:t>
       </w:r>
-      <w:bookmarkEnd w:id="22"/>
+      <w:bookmarkEnd w:id="23"/>
     </w:p>
-    <w:bookmarkEnd w:id="23"/>
-    <w:bookmarkStart w:id="24" w:name="lem-rb-statistic"/>
+    <w:bookmarkEnd w:id="24"/>
+    <w:bookmarkStart w:id="25" w:name="lem-rb-statistic"/>
     <w:p>
       <w:pPr>
         <w:pStyle w:val="FirstParagraph"/>
@@ -2312,7 +2802,7 @@
         <w:t xml:space="preserve">and an estimator.</w:t>
       </w:r>
     </w:p>
-    <w:bookmarkEnd w:id="24"/>
+    <w:bookmarkEnd w:id="25"/>
     <w:p>
       <w:pPr>
         <w:pStyle w:val="BodyText"/>
@@ -2328,7 +2818,32 @@
         <w:t xml:space="preserve">. </w:t>
       </w:r>
       <w:r>
-        <w:t xml:space="preserve">Take a discrete sample, and fix a value</w:t>
+        <w:t xml:space="preserve">Take a</w:t>
+      </w:r>
+      <w:r>
+        <w:t xml:space="preserve"> </w:t>
+      </w:r>
+      <w:hyperlink r:id="rId26">
+        <w:r>
+          <w:rPr>
+            <w:rStyle w:val="Hyperlink"/>
+          </w:rPr>
+          <w:t xml:space="preserve">discrete</w:t>
+        </w:r>
+      </w:hyperlink>
+      <w:r>
+        <w:t xml:space="preserve"> </w:t>
+      </w:r>
+      <w:hyperlink r:id="rId19">
+        <w:r>
+          <w:rPr>
+            <w:rStyle w:val="Hyperlink"/>
+          </w:rPr>
+          <w:t xml:space="preserve">sample</w:t>
+        </w:r>
+      </w:hyperlink>
+      <w:r>
+        <w:t xml:space="preserve">, and choose a value</w:t>
       </w:r>
       <w:r>
         <w:t xml:space="preserve"> </w:t>
@@ -2342,8 +2857,19 @@
         <w:t xml:space="preserve"> </w:t>
       </w:r>
       <w:r>
-        <w:t xml:space="preserve">that</w:t>
-      </w:r>
+        <w:t xml:space="preserve">that the</w:t>
+      </w:r>
+      <w:r>
+        <w:t xml:space="preserve"> </w:t>
+      </w:r>
+      <w:hyperlink w:anchor="def-statistic">
+        <w:r>
+          <w:rPr>
+            <w:rStyle w:val="Hyperlink"/>
+          </w:rPr>
+          <w:t xml:space="preserve">statistic</w:t>
+        </w:r>
+      </w:hyperlink>
       <w:r>
         <w:t xml:space="preserve"> </w:t>
       </w:r>
@@ -2354,7 +2880,21 @@
         <w:t xml:space="preserve"> </w:t>
       </w:r>
       <w:r>
-        <w:t xml:space="preserve">takes with positive probability.</w:t>
+        <w:t xml:space="preserve">takes with positive</w:t>
+      </w:r>
+      <w:r>
+        <w:t xml:space="preserve"> </w:t>
+      </w:r>
+      <w:hyperlink r:id="rId27">
+        <w:r>
+          <w:rPr>
+            <w:rStyle w:val="Hyperlink"/>
+          </w:rPr>
+          <w:t xml:space="preserve">probability</w:t>
+        </w:r>
+      </w:hyperlink>
+      <w:r>
+        <w:t xml:space="preserve">.</w:t>
       </w:r>
       <w:r>
         <w:t xml:space="preserve"> </w:t>
@@ -2465,7 +3005,7 @@
         <w:t xml:space="preserve">.</w:t>
       </w:r>
     </w:p>
-    <w:bookmarkStart w:id="26" w:name="thm-rb-unbiased"/>
+    <w:bookmarkStart w:id="29" w:name="thm-rb-unbiased"/>
     <w:p>
       <w:pPr>
         <w:pStyle w:val="BodyText"/>
@@ -2507,7 +3047,7 @@
       <w:r>
         <w:t xml:space="preserve"> </w:t>
       </w:r>
-      <w:hyperlink r:id="rId25">
+      <w:hyperlink r:id="rId28">
         <w:r>
           <w:rPr>
             <w:rStyle w:val="Hyperlink"/>
@@ -2605,7 +3145,7 @@
         <w:t xml:space="preserve">.</w:t>
       </w:r>
     </w:p>
-    <w:bookmarkEnd w:id="26"/>
+    <w:bookmarkEnd w:id="29"/>
     <w:p>
       <w:pPr>
         <w:pStyle w:val="BodyText"/>
@@ -2626,7 +3166,7 @@
       <w:r>
         <w:t xml:space="preserve"> </w:t>
       </w:r>
-      <w:hyperlink r:id="rId27">
+      <w:hyperlink r:id="rId30">
         <w:r>
           <w:rPr>
             <w:rStyle w:val="Hyperlink"/>
@@ -2654,27 +3194,35 @@
     $$</w:t>
       </w:r>
     </w:p>
-    <w:bookmarkStart w:id="29" w:name="thm-rao-blackwell"/>
+    <w:bookmarkStart w:id="32" w:name="thm-rao-blackwell"/>
     <w:p>
       <w:pPr>
         <w:pStyle w:val="FirstParagraph"/>
       </w:pPr>
-      <w:r>
-        <w:rPr>
-          <w:b/>
-          <w:bCs/>
-        </w:rPr>
-        <w:t xml:space="preserve">Theorem 3 (Rao–Blackwell theorem)</w:t>
-      </w:r>
-      <w:r>
-        <w:t xml:space="preserve"> </w:t>
-      </w:r>
-      <w:r>
-        <w:t xml:space="preserve">Let</w:t>
-      </w:r>
-      <w:r>
-        <w:t xml:space="preserve"> </w:t>
-      </w:r>
+      <w:del w:id="123" w:author="PR Preview" w:date="2026-01-01T00:00:00Z">
+        <w:r>
+          <w:rPr>
+            <w:b/>
+            <w:bCs/>
+          </w:rPr>
+          <w:delText xml:space="preserve">Theorem 3 (Rao–Blackwell theorem)</w:delText>
+        </w:r>
+      </w:del>
+      <w:del w:id="124" w:author="PR Preview" w:date="2026-01-01T00:00:00Z">
+        <w:r>
+          <w:delText xml:space="preserve"> </w:delText>
+        </w:r>
+      </w:del>
+      <w:del w:id="125" w:author="PR Preview" w:date="2026-01-01T00:00:00Z">
+        <w:r>
+          <w:delText xml:space="preserve">Let</w:delText>
+        </w:r>
+      </w:del>
+      <w:del w:id="126" w:author="PR Preview" w:date="2026-01-01T00:00:00Z">
+        <w:r>
+          <w:delText xml:space="preserve"> </w:delText>
+        </w:r>
+      </w:del>
       <m:oMath>
         <m:acc>
           <m:accPr>
@@ -2687,121 +3235,181 @@
           </m:e>
         </m:acc>
       </m:oMath>
-      <w:r>
-        <w:t xml:space="preserve"> </w:t>
-      </w:r>
-      <w:r>
-        <w:t xml:space="preserve">be an</w:t>
-      </w:r>
-      <w:r>
-        <w:t xml:space="preserve"> </w:t>
-      </w:r>
-      <w:hyperlink r:id="rId25">
-        <w:r>
-          <w:rPr>
-            <w:rStyle w:val="Hyperlink"/>
-          </w:rPr>
-          <w:t xml:space="preserve">unbiased</w:t>
-        </w:r>
+      <w:del w:id="127" w:author="PR Preview" w:date="2026-01-01T00:00:00Z">
+        <w:r>
+          <w:delText xml:space="preserve"> </w:delText>
+        </w:r>
+      </w:del>
+      <w:del w:id="128" w:author="PR Preview" w:date="2026-01-01T00:00:00Z">
+        <w:r>
+          <w:delText xml:space="preserve">be an</w:delText>
+        </w:r>
+      </w:del>
+      <w:del w:id="129" w:author="PR Preview" w:date="2026-01-01T00:00:00Z">
+        <w:r>
+          <w:delText xml:space="preserve"> </w:delText>
+        </w:r>
+      </w:del>
+      <w:hyperlink r:id="rId28">
+        <w:del w:id="130" w:author="PR Preview" w:date="2026-01-01T00:00:00Z">
+          <w:r>
+            <w:rPr>
+              <w:rStyle w:val="Hyperlink"/>
+            </w:rPr>
+            <w:delText xml:space="preserve">unbiased</w:delText>
+          </w:r>
+        </w:del>
       </w:hyperlink>
-      <w:r>
-        <w:t xml:space="preserve"> </w:t>
-      </w:r>
-      <w:r>
-        <w:t xml:space="preserve">estimator of</w:t>
-      </w:r>
-      <w:r>
-        <w:t xml:space="preserve"> </w:t>
-      </w:r>
+      <w:del w:id="131" w:author="PR Preview" w:date="2026-01-01T00:00:00Z">
+        <w:r>
+          <w:delText xml:space="preserve"> </w:delText>
+        </w:r>
+      </w:del>
+      <w:del w:id="132" w:author="PR Preview" w:date="2026-01-01T00:00:00Z">
+        <w:r>
+          <w:delText xml:space="preserve">estimator of</w:delText>
+        </w:r>
+      </w:del>
+      <w:del w:id="133" w:author="PR Preview" w:date="2026-01-01T00:00:00Z">
+        <w:r>
+          <w:delText xml:space="preserve"> </w:delText>
+        </w:r>
+      </w:del>
       <m:oMath>
         <m:r>
           <m:t>θ</m:t>
         </m:r>
       </m:oMath>
-      <w:r>
-        <w:t xml:space="preserve"> </w:t>
-      </w:r>
-      <w:r>
-        <w:t xml:space="preserve">with finite variance,</w:t>
-      </w:r>
-      <w:r>
-        <w:t xml:space="preserve"> </w:t>
-      </w:r>
-      <w:r>
-        <w:t xml:space="preserve">and let</w:t>
-      </w:r>
-      <w:r>
-        <w:t xml:space="preserve"> </w:t>
-      </w:r>
-      <w:r>
-        <w:t xml:space="preserve">$T\mathopen{}\left(\mathord{\smash[b]{\underset{\raise.3ex\hbox{$\scriptstyle\sim$}}{X}}\vphantom{X}}\right)\mathclose{}$</w:t>
-      </w:r>
-      <w:r>
-        <w:t xml:space="preserve"> </w:t>
-      </w:r>
-      <w:r>
-        <w:t xml:space="preserve">be a</w:t>
-      </w:r>
-      <w:r>
-        <w:t xml:space="preserve"> </w:t>
-      </w:r>
+      <w:del w:id="134" w:author="PR Preview" w:date="2026-01-01T00:00:00Z">
+        <w:r>
+          <w:delText xml:space="preserve"> </w:delText>
+        </w:r>
+      </w:del>
+      <w:del w:id="135" w:author="PR Preview" w:date="2026-01-01T00:00:00Z">
+        <w:r>
+          <w:delText xml:space="preserve">with finite variance,</w:delText>
+        </w:r>
+      </w:del>
+      <w:del w:id="136" w:author="PR Preview" w:date="2026-01-01T00:00:00Z">
+        <w:r>
+          <w:delText xml:space="preserve"> </w:delText>
+        </w:r>
+      </w:del>
+      <w:del w:id="137" w:author="PR Preview" w:date="2026-01-01T00:00:00Z">
+        <w:r>
+          <w:delText xml:space="preserve">and let</w:delText>
+        </w:r>
+      </w:del>
+      <w:del w:id="138" w:author="PR Preview" w:date="2026-01-01T00:00:00Z">
+        <w:r>
+          <w:delText xml:space="preserve"> </w:delText>
+        </w:r>
+      </w:del>
+      <w:del w:id="139" w:author="PR Preview" w:date="2026-01-01T00:00:00Z">
+        <w:r>
+          <w:delText xml:space="preserve">$T\mathopen{}\left(\mathord{\smash[b]{\underset{\raise.3ex\hbox{$\scriptstyle\sim$}}{X}}\vphantom{X}}\right)\mathclose{}$</w:delText>
+        </w:r>
+      </w:del>
+      <w:del w:id="140" w:author="PR Preview" w:date="2026-01-01T00:00:00Z">
+        <w:r>
+          <w:delText xml:space="preserve"> </w:delText>
+        </w:r>
+      </w:del>
+      <w:del w:id="141" w:author="PR Preview" w:date="2026-01-01T00:00:00Z">
+        <w:r>
+          <w:delText xml:space="preserve">be a</w:delText>
+        </w:r>
+      </w:del>
+      <w:del w:id="142" w:author="PR Preview" w:date="2026-01-01T00:00:00Z">
+        <w:r>
+          <w:delText xml:space="preserve"> </w:delText>
+        </w:r>
+      </w:del>
       <w:hyperlink w:anchor="def-sufficient">
-        <w:r>
-          <w:rPr>
-            <w:rStyle w:val="Hyperlink"/>
-          </w:rPr>
-          <w:t xml:space="preserve">sufficient</w:t>
-        </w:r>
+        <w:del w:id="143" w:author="PR Preview" w:date="2026-01-01T00:00:00Z">
+          <w:r>
+            <w:rPr>
+              <w:rStyle w:val="Hyperlink"/>
+            </w:rPr>
+            <w:delText xml:space="preserve">sufficient</w:delText>
+          </w:r>
+        </w:del>
       </w:hyperlink>
-      <w:r>
-        <w:t xml:space="preserve"> </w:t>
-      </w:r>
-      <w:r>
-        <w:t xml:space="preserve">statistic for</w:t>
-      </w:r>
-      <w:r>
-        <w:t xml:space="preserve"> </w:t>
-      </w:r>
+      <w:del w:id="144" w:author="PR Preview" w:date="2026-01-01T00:00:00Z">
+        <w:r>
+          <w:delText xml:space="preserve"> </w:delText>
+        </w:r>
+      </w:del>
+      <w:del w:id="145" w:author="PR Preview" w:date="2026-01-01T00:00:00Z">
+        <w:r>
+          <w:delText xml:space="preserve">statistic for</w:delText>
+        </w:r>
+      </w:del>
+      <w:del w:id="146" w:author="PR Preview" w:date="2026-01-01T00:00:00Z">
+        <w:r>
+          <w:delText xml:space="preserve"> </w:delText>
+        </w:r>
+      </w:del>
       <m:oMath>
         <m:r>
           <m:t>θ</m:t>
         </m:r>
       </m:oMath>
-      <w:r>
-        <w:t xml:space="preserve">.</w:t>
-      </w:r>
-      <w:r>
-        <w:t xml:space="preserve"> </w:t>
-      </w:r>
-      <w:r>
-        <w:t xml:space="preserve">Then the</w:t>
-      </w:r>
-      <w:r>
-        <w:t xml:space="preserve"> </w:t>
-      </w:r>
+      <w:del w:id="147" w:author="PR Preview" w:date="2026-01-01T00:00:00Z">
+        <w:r>
+          <w:delText xml:space="preserve">.</w:delText>
+        </w:r>
+      </w:del>
+      <w:del w:id="148" w:author="PR Preview" w:date="2026-01-01T00:00:00Z">
+        <w:r>
+          <w:delText xml:space="preserve"> </w:delText>
+        </w:r>
+      </w:del>
+      <w:del w:id="149" w:author="PR Preview" w:date="2026-01-01T00:00:00Z">
+        <w:r>
+          <w:delText xml:space="preserve">Then the</w:delText>
+        </w:r>
+      </w:del>
+      <w:del w:id="150" w:author="PR Preview" w:date="2026-01-01T00:00:00Z">
+        <w:r>
+          <w:delText xml:space="preserve"> </w:delText>
+        </w:r>
+      </w:del>
       <w:hyperlink w:anchor="def-rao-blackwellized">
-        <w:r>
-          <w:rPr>
-            <w:rStyle w:val="Hyperlink"/>
-          </w:rPr>
-          <w:t xml:space="preserve">Rao–Blackwellized estimator</w:t>
-        </w:r>
+        <w:del w:id="151" w:author="PR Preview" w:date="2026-01-01T00:00:00Z">
+          <w:r>
+            <w:rPr>
+              <w:rStyle w:val="Hyperlink"/>
+            </w:rPr>
+            <w:delText xml:space="preserve">Rao–Blackwellized estimator</w:delText>
+          </w:r>
+        </w:del>
       </w:hyperlink>
-      <w:r>
-        <w:t xml:space="preserve"> </w:t>
-      </w:r>
-      <w:r>
-        <w:t xml:space="preserve">is unbiased</w:t>
-      </w:r>
-      <w:r>
-        <w:t xml:space="preserve"> </w:t>
-      </w:r>
-      <w:r>
-        <w:t xml:space="preserve">and has variance no larger than that of</w:t>
-      </w:r>
-      <w:r>
-        <w:t xml:space="preserve"> </w:t>
-      </w:r>
+      <w:del w:id="152" w:author="PR Preview" w:date="2026-01-01T00:00:00Z">
+        <w:r>
+          <w:delText xml:space="preserve"> </w:delText>
+        </w:r>
+      </w:del>
+      <w:del w:id="153" w:author="PR Preview" w:date="2026-01-01T00:00:00Z">
+        <w:r>
+          <w:delText xml:space="preserve">is unbiased</w:delText>
+        </w:r>
+      </w:del>
+      <w:del w:id="154" w:author="PR Preview" w:date="2026-01-01T00:00:00Z">
+        <w:r>
+          <w:delText xml:space="preserve"> </w:delText>
+        </w:r>
+      </w:del>
+      <w:del w:id="155" w:author="PR Preview" w:date="2026-01-01T00:00:00Z">
+        <w:r>
+          <w:delText xml:space="preserve">and has variance no larger than that of</w:delText>
+        </w:r>
+      </w:del>
+      <w:del w:id="156" w:author="PR Preview" w:date="2026-01-01T00:00:00Z">
+        <w:r>
+          <w:delText xml:space="preserve"> </w:delText>
+        </w:r>
+      </w:del>
       <m:oMath>
         <m:acc>
           <m:accPr>
@@ -2814,57 +3422,348 @@
           </m:e>
         </m:acc>
       </m:oMath>
-      <w:r>
-        <w:t xml:space="preserve">, for every</w:t>
-      </w:r>
-      <w:r>
-        <w:t xml:space="preserve"> </w:t>
-      </w:r>
+      <w:del w:id="157" w:author="PR Preview" w:date="2026-01-01T00:00:00Z">
+        <w:r>
+          <w:delText xml:space="preserve">, for every</w:delText>
+        </w:r>
+      </w:del>
+      <w:del w:id="158" w:author="PR Preview" w:date="2026-01-01T00:00:00Z">
+        <w:r>
+          <w:delText xml:space="preserve"> </w:delText>
+        </w:r>
+      </w:del>
       <m:oMath>
         <m:r>
           <m:t>θ</m:t>
         </m:r>
       </m:oMath>
-      <w:r>
-        <w:t xml:space="preserve"> </w:t>
-      </w:r>
-      <w:r>
-        <w:t xml:space="preserve">[6]</w:t>
-      </w:r>
-      <w:r>
-        <w:t xml:space="preserve">:</w:t>
-      </w:r>
+      <w:del w:id="159" w:author="PR Preview" w:date="2026-01-01T00:00:00Z">
+        <w:r>
+          <w:delText xml:space="preserve"> </w:delText>
+        </w:r>
+      </w:del>
+      <w:del w:id="160" w:author="PR Preview" w:date="2026-01-01T00:00:00Z">
+        <w:r>
+          <w:delText xml:space="preserve">[6]</w:delText>
+        </w:r>
+      </w:del>
+      <w:del w:id="161" w:author="PR Preview" w:date="2026-01-01T00:00:00Z">
+        <w:r>
+          <w:delText xml:space="preserve">:</w:delText>
+        </w:r>
+      </w:del>
+    </w:p>
+    <w:p>
+      <w:pPr>
+        <w:pStyle w:val="FirstParagraph"/>
+      </w:pPr>
+      <w:ins w:id="162" w:author="PR Preview" w:date="2026-01-01T00:00:00Z">
+        <w:r>
+          <w:rPr>
+            <w:b/>
+            <w:bCs/>
+          </w:rPr>
+          <w:t xml:space="preserve">Theorem 3 (Rao–Blackwell theorem)</w:t>
+        </w:r>
+      </w:ins>
+      <w:ins w:id="163" w:author="PR Preview" w:date="2026-01-01T00:00:00Z">
+        <w:r>
+          <w:t xml:space="preserve"> </w:t>
+        </w:r>
+      </w:ins>
+      <w:ins w:id="164" w:author="PR Preview" w:date="2026-01-01T00:00:00Z">
+        <w:r>
+          <w:t xml:space="preserve">Let</w:t>
+        </w:r>
+      </w:ins>
+      <w:ins w:id="165" w:author="PR Preview" w:date="2026-01-01T00:00:00Z">
+        <w:r>
+          <w:t xml:space="preserve"> </w:t>
+        </w:r>
+      </w:ins>
+      <m:oMath>
+        <m:acc>
+          <m:accPr>
+            <m:chr m:val="̂"/>
+          </m:accPr>
+          <m:e>
+            <m:r>
+              <m:t>θ</m:t>
+            </m:r>
+          </m:e>
+        </m:acc>
+      </m:oMath>
+      <w:ins w:id="166" w:author="PR Preview" w:date="2026-01-01T00:00:00Z">
+        <w:r>
+          <w:t xml:space="preserve"> </w:t>
+        </w:r>
+      </w:ins>
+      <w:ins w:id="167" w:author="PR Preview" w:date="2026-01-01T00:00:00Z">
+        <w:r>
+          <w:t xml:space="preserve">be an</w:t>
+        </w:r>
+      </w:ins>
+      <w:ins w:id="168" w:author="PR Preview" w:date="2026-01-01T00:00:00Z">
+        <w:r>
+          <w:t xml:space="preserve"> </w:t>
+        </w:r>
+      </w:ins>
+      <w:hyperlink r:id="rId28">
+        <w:ins w:id="169" w:author="PR Preview" w:date="2026-01-01T00:00:00Z">
+          <w:r>
+            <w:rPr>
+              <w:rStyle w:val="Hyperlink"/>
+            </w:rPr>
+            <w:t xml:space="preserve">unbiased</w:t>
+          </w:r>
+        </w:ins>
+      </w:hyperlink>
+      <w:ins w:id="170" w:author="PR Preview" w:date="2026-01-01T00:00:00Z">
+        <w:r>
+          <w:t xml:space="preserve"> </w:t>
+        </w:r>
+      </w:ins>
+      <w:ins w:id="171" w:author="PR Preview" w:date="2026-01-01T00:00:00Z">
+        <w:r>
+          <w:t xml:space="preserve">estimator of</w:t>
+        </w:r>
+      </w:ins>
+      <w:ins w:id="172" w:author="PR Preview" w:date="2026-01-01T00:00:00Z">
+        <w:r>
+          <w:t xml:space="preserve"> </w:t>
+        </w:r>
+      </w:ins>
+      <m:oMath>
+        <m:r>
+          <m:t>θ</m:t>
+        </m:r>
+      </m:oMath>
+      <w:ins w:id="173" w:author="PR Preview" w:date="2026-01-01T00:00:00Z">
+        <w:r>
+          <w:t xml:space="preserve"> </w:t>
+        </w:r>
+      </w:ins>
+      <w:ins w:id="174" w:author="PR Preview" w:date="2026-01-01T00:00:00Z">
+        <w:r>
+          <w:t xml:space="preserve">with finite variance,</w:t>
+        </w:r>
+      </w:ins>
+      <w:ins w:id="175" w:author="PR Preview" w:date="2026-01-01T00:00:00Z">
+        <w:r>
+          <w:t xml:space="preserve"> </w:t>
+        </w:r>
+      </w:ins>
+      <w:ins w:id="176" w:author="PR Preview" w:date="2026-01-01T00:00:00Z">
+        <w:r>
+          <w:t xml:space="preserve">and let</w:t>
+        </w:r>
+      </w:ins>
+      <w:ins w:id="177" w:author="PR Preview" w:date="2026-01-01T00:00:00Z">
+        <w:r>
+          <w:t xml:space="preserve"> </w:t>
+        </w:r>
+      </w:ins>
+      <w:ins w:id="178" w:author="PR Preview" w:date="2026-01-01T00:00:00Z">
+        <w:r>
+          <w:t xml:space="preserve">$T\mathopen{}\left(\mathord{\smash[b]{\underset{\raise.3ex\hbox{$\scriptstyle\sim$}}{X}}\vphantom{X}}\right)\mathclose{}$</w:t>
+        </w:r>
+      </w:ins>
+      <w:ins w:id="179" w:author="PR Preview" w:date="2026-01-01T00:00:00Z">
+        <w:r>
+          <w:t xml:space="preserve"> </w:t>
+        </w:r>
+      </w:ins>
+      <w:ins w:id="180" w:author="PR Preview" w:date="2026-01-01T00:00:00Z">
+        <w:r>
+          <w:t xml:space="preserve">be a</w:t>
+        </w:r>
+      </w:ins>
+      <w:ins w:id="181" w:author="PR Preview" w:date="2026-01-01T00:00:00Z">
+        <w:r>
+          <w:t xml:space="preserve"> </w:t>
+        </w:r>
+      </w:ins>
+      <w:hyperlink w:anchor="def-sufficient">
+        <w:ins w:id="182" w:author="PR Preview" w:date="2026-01-01T00:00:00Z">
+          <w:r>
+            <w:rPr>
+              <w:rStyle w:val="Hyperlink"/>
+            </w:rPr>
+            <w:t xml:space="preserve">sufficient</w:t>
+          </w:r>
+        </w:ins>
+      </w:hyperlink>
+      <w:ins w:id="183" w:author="PR Preview" w:date="2026-01-01T00:00:00Z">
+        <w:r>
+          <w:t xml:space="preserve"> </w:t>
+        </w:r>
+      </w:ins>
+      <w:ins w:id="184" w:author="PR Preview" w:date="2026-01-01T00:00:00Z">
+        <w:r>
+          <w:t xml:space="preserve">statistic for</w:t>
+        </w:r>
+      </w:ins>
+      <w:ins w:id="185" w:author="PR Preview" w:date="2026-01-01T00:00:00Z">
+        <w:r>
+          <w:t xml:space="preserve"> </w:t>
+        </w:r>
+      </w:ins>
+      <m:oMath>
+        <m:r>
+          <m:t>θ</m:t>
+        </m:r>
+      </m:oMath>
+      <w:ins w:id="186" w:author="PR Preview" w:date="2026-01-01T00:00:00Z">
+        <w:r>
+          <w:t xml:space="preserve">.</w:t>
+        </w:r>
+      </w:ins>
+      <w:ins w:id="187" w:author="PR Preview" w:date="2026-01-01T00:00:00Z">
+        <w:r>
+          <w:t xml:space="preserve"> </w:t>
+        </w:r>
+      </w:ins>
+      <w:ins w:id="188" w:author="PR Preview" w:date="2026-01-01T00:00:00Z">
+        <w:r>
+          <w:t xml:space="preserve">Then the</w:t>
+        </w:r>
+      </w:ins>
+      <w:ins w:id="189" w:author="PR Preview" w:date="2026-01-01T00:00:00Z">
+        <w:r>
+          <w:t xml:space="preserve"> </w:t>
+        </w:r>
+      </w:ins>
+      <w:hyperlink w:anchor="def-rao-blackwellized">
+        <w:ins w:id="190" w:author="PR Preview" w:date="2026-01-01T00:00:00Z">
+          <w:r>
+            <w:rPr>
+              <w:rStyle w:val="Hyperlink"/>
+            </w:rPr>
+            <w:t xml:space="preserve">Rao–Blackwellized estimator</w:t>
+          </w:r>
+        </w:ins>
+      </w:hyperlink>
+      <w:ins w:id="191" w:author="PR Preview" w:date="2026-01-01T00:00:00Z">
+        <w:r>
+          <w:t xml:space="preserve"> </w:t>
+        </w:r>
+      </w:ins>
+      <w:ins w:id="192" w:author="PR Preview" w:date="2026-01-01T00:00:00Z">
+        <w:r>
+          <w:t xml:space="preserve">is unbiased</w:t>
+        </w:r>
+      </w:ins>
+      <w:ins w:id="193" w:author="PR Preview" w:date="2026-01-01T00:00:00Z">
+        <w:r>
+          <w:t xml:space="preserve"> </w:t>
+        </w:r>
+      </w:ins>
+      <w:ins w:id="194" w:author="PR Preview" w:date="2026-01-01T00:00:00Z">
+        <w:r>
+          <w:t xml:space="preserve">and has variance no larger than that of</w:t>
+        </w:r>
+      </w:ins>
+      <w:ins w:id="195" w:author="PR Preview" w:date="2026-01-01T00:00:00Z">
+        <w:r>
+          <w:t xml:space="preserve"> </w:t>
+        </w:r>
+      </w:ins>
+      <m:oMath>
+        <m:acc>
+          <m:accPr>
+            <m:chr m:val="̂"/>
+          </m:accPr>
+          <m:e>
+            <m:r>
+              <m:t>θ</m:t>
+            </m:r>
+          </m:e>
+        </m:acc>
+      </m:oMath>
+      <w:ins w:id="196" w:author="PR Preview" w:date="2026-01-01T00:00:00Z">
+        <w:r>
+          <w:t xml:space="preserve">, for every</w:t>
+        </w:r>
+      </w:ins>
+      <w:ins w:id="197" w:author="PR Preview" w:date="2026-01-01T00:00:00Z">
+        <w:r>
+          <w:t xml:space="preserve"> </w:t>
+        </w:r>
+      </w:ins>
+      <m:oMath>
+        <m:r>
+          <m:t>θ</m:t>
+        </m:r>
+      </m:oMath>
+      <w:ins w:id="198" w:author="PR Preview" w:date="2026-01-01T00:00:00Z">
+        <w:r>
+          <w:t xml:space="preserve">:</w:t>
+        </w:r>
+      </w:ins>
     </w:p>
     <w:p>
       <w:pPr>
         <w:pStyle w:val="BodyText"/>
       </w:pPr>
-      <w:bookmarkStart w:id="28" w:name="eq-rao-blackwell"/>
+      <w:bookmarkStart w:id="31" w:name="eq-rao-blackwell"/>
       <w:r>
         <w:t xml:space="preserve">$$
     \operatorname{Var}\mathopen{}\left({\operatorname{E}\mathopen{}\left[\hat{\theta} \mid T\mathopen{}\left(\mathord{\smash[b]{\underset{\raise.3ex\hbox{$\scriptstyle\sim$}}{X}}\vphantom{X}}\right)\mathclose{}\right]\mathclose{}}\right)\mathclose{} \le \operatorname{Var}\mathopen{}\left(\hat{\theta}\right)\mathclose{}
      \qquad(4)$$</w:t>
       </w:r>
-      <w:bookmarkEnd w:id="28"/>
+      <w:bookmarkEnd w:id="31"/>
     </w:p>
     <w:p>
       <w:pPr>
         <w:pStyle w:val="FirstParagraph"/>
       </w:pPr>
-      <w:r>
-        <w:t xml:space="preserve">Source:</w:t>
-      </w:r>
-      <w:r>
-        <w:t xml:space="preserve"> </w:t>
-      </w:r>
-      <w:r>
-        <w:t xml:space="preserve">[7], [8], [4], Thm. 7.3.17, p. 342, [6]</w:t>
-      </w:r>
-      <w:r>
-        <w:t xml:space="preserve">.</w:t>
-      </w:r>
+      <w:del w:id="199" w:author="PR Preview" w:date="2026-01-01T00:00:00Z">
+        <w:r>
+          <w:delText xml:space="preserve">Source:</w:delText>
+        </w:r>
+      </w:del>
+      <w:del w:id="200" w:author="PR Preview" w:date="2026-01-01T00:00:00Z">
+        <w:r>
+          <w:delText xml:space="preserve"> </w:delText>
+        </w:r>
+      </w:del>
+      <w:del w:id="201" w:author="PR Preview" w:date="2026-01-01T00:00:00Z">
+        <w:r>
+          <w:delText xml:space="preserve">[7], [8], [4], Thm. 7.3.17, p. 342, [6]</w:delText>
+        </w:r>
+      </w:del>
+      <w:del w:id="202" w:author="PR Preview" w:date="2026-01-01T00:00:00Z">
+        <w:r>
+          <w:delText xml:space="preserve">.</w:delText>
+        </w:r>
+      </w:del>
     </w:p>
-    <w:bookmarkEnd w:id="29"/>
+    <w:p>
+      <w:pPr>
+        <w:pStyle w:val="FirstParagraph"/>
+      </w:pPr>
+      <w:ins w:id="203" w:author="PR Preview" w:date="2026-01-01T00:00:00Z">
+        <w:r>
+          <w:t xml:space="preserve">Source:</w:t>
+        </w:r>
+      </w:ins>
+      <w:ins w:id="204" w:author="PR Preview" w:date="2026-01-01T00:00:00Z">
+        <w:r>
+          <w:t xml:space="preserve"> </w:t>
+        </w:r>
+      </w:ins>
+      <w:ins w:id="205" w:author="PR Preview" w:date="2026-01-01T00:00:00Z">
+        <w:r>
+          <w:t xml:space="preserve">[6], [7], [4], Thm. 7.3.17, p. 342, [8]</w:t>
+        </w:r>
+      </w:ins>
+      <w:ins w:id="206" w:author="PR Preview" w:date="2026-01-01T00:00:00Z">
+        <w:r>
+          <w:t xml:space="preserve">.</w:t>
+        </w:r>
+      </w:ins>
+    </w:p>
+    <w:bookmarkEnd w:id="32"/>
     <w:p>
       <w:pPr>
         <w:pStyle w:val="BodyText"/>
@@ -2905,7 +3804,7 @@
       <w:r>
         <w:t xml:space="preserve"> </w:t>
       </w:r>
-      <w:hyperlink r:id="rId30">
+      <w:hyperlink r:id="rId33">
         <w:r>
           <w:rPr>
             <w:rStyle w:val="Hyperlink"/>
@@ -2933,7 +3832,7 @@
     $$</w:t>
       </w:r>
     </w:p>
-    <w:bookmarkStart w:id="32" w:name="exr-poisson-zero-conditional"/>
+    <w:bookmarkStart w:id="35" w:name="exr-poisson-zero-conditional"/>
     <w:p>
       <w:pPr>
         <w:pStyle w:val="FirstParagraph"/>
@@ -3298,7 +4197,7 @@
       <w:r>
         <w:t xml:space="preserve"> </w:t>
       </w:r>
-      <w:hyperlink r:id="rId31">
+      <w:hyperlink r:id="rId34">
         <w:r>
           <w:rPr>
             <w:rStyle w:val="Hyperlink"/>
@@ -3324,8 +4223,8 @@
         <w:t xml:space="preserve">.</w:t>
       </w:r>
     </w:p>
-    <w:bookmarkEnd w:id="32"/>
-    <w:bookmarkStart w:id="33" w:name="sol-poisson-zero-conditional"/>
+    <w:bookmarkEnd w:id="35"/>
+    <w:bookmarkStart w:id="36" w:name="sol-poisson-zero-conditional"/>
     <w:p>
       <w:pPr>
         <w:pStyle w:val="BodyText"/>
@@ -4987,8 +5886,8 @@
         </m:oMath>
       </m:oMathPara>
     </w:p>
-    <w:bookmarkEnd w:id="33"/>
-    <w:bookmarkStart w:id="35" w:name="lem-poisson-zero-rb"/>
+    <w:bookmarkEnd w:id="36"/>
+    <w:bookmarkStart w:id="38" w:name="lem-poisson-zero-rb"/>
     <w:p>
       <w:pPr>
         <w:pStyle w:val="FirstParagraph"/>
@@ -5180,7 +6079,7 @@
       <w:pPr>
         <w:pStyle w:val="BodyText"/>
       </w:pPr>
-      <w:bookmarkStart w:id="34" w:name="eq-poisson-zero-conditional"/>
+      <w:bookmarkStart w:id="37" w:name="eq-poisson-zero-conditional"/>
       <m:oMathPara>
         <m:oMathParaPr>
           <m:jc m:val="center"/>
@@ -5322,7 +6221,7 @@
           </m:r>
         </m:oMath>
       </m:oMathPara>
-      <w:bookmarkEnd w:id="34"/>
+      <w:bookmarkEnd w:id="37"/>
     </w:p>
     <w:p>
       <w:pPr>
@@ -5382,7 +6281,7 @@
         <w:t xml:space="preserve">.</w:t>
       </w:r>
     </w:p>
-    <w:bookmarkEnd w:id="35"/>
+    <w:bookmarkEnd w:id="38"/>
     <w:p>
       <w:pPr>
         <w:pStyle w:val="BodyText"/>
@@ -5415,7 +6314,7 @@
         <w:t xml:space="preserve">.</w:t>
       </w:r>
     </w:p>
-    <w:bookmarkStart w:id="42" w:name="exm-rao-blackwell-poisson"/>
+    <w:bookmarkStart w:id="45" w:name="exm-rao-blackwell-poisson"/>
     <w:p>
       <w:pPr>
         <w:pStyle w:val="BodyText"/>
@@ -5475,7 +6374,7 @@
       <w:r>
         <w:t xml:space="preserve"> </w:t>
       </w:r>
-      <w:hyperlink r:id="rId36">
+      <w:hyperlink r:id="rId39">
         <w:r>
           <w:rPr>
             <w:rStyle w:val="VerbatimChar"/>
@@ -5507,7 +6406,7 @@
       <w:r>
         <w:t xml:space="preserve"> </w:t>
       </w:r>
-      <w:hyperlink r:id="rId37">
+      <w:hyperlink r:id="rId40">
         <w:r>
           <w:rPr>
             <w:rStyle w:val="VerbatimChar"/>
@@ -7685,7 +8584,7 @@
       <w:tr>
         <w:tc>
           <w:tcPr/>
-          <w:bookmarkStart w:id="41" w:name="fig-rao-blackwell-poisson"/>
+          <w:bookmarkStart w:id="44" w:name="fig-rao-blackwell-poisson"/>
           <w:p>
             <w:pPr>
               <w:pStyle w:val="SourceCode"/>
@@ -8301,18 +9200,18 @@
                 <wp:inline>
                   <wp:extent cx="4620126" cy="3696101"/>
                   <wp:effectExtent b="0" l="0" r="0" t="0"/>
-                  <wp:docPr descr="" title="" id="39" name="Picture"/>
+                  <wp:docPr descr="" title="" id="42" name="Picture"/>
                   <a:graphic>
                     <a:graphicData uri="http://schemas.openxmlformats.org/drawingml/2006/picture">
                       <pic:pic>
                         <pic:nvPicPr>
-                          <pic:cNvPr descr="sufficiency_files/figure-docx/rao-blackwell-poisson-plot-1.png" id="40" name="Picture"/>
+                          <pic:cNvPr descr="sufficiency_files/figure-docx/rao-blackwell-poisson-plot-1.png" id="43" name="Picture"/>
                           <pic:cNvPicPr>
                             <a:picLocks noChangeArrowheads="1" noChangeAspect="1"/>
                           </pic:cNvPicPr>
                         </pic:nvPicPr>
                         <pic:blipFill>
-                          <a:blip r:embed="rId38"/>
+                          <a:blip r:embed="rId41"/>
                           <a:stretch>
                             <a:fillRect/>
                           </a:stretch>
@@ -8369,12 +9268,12 @@
               <w:t xml:space="preserve">, 10,000 samples); the dashed line marks the estimand</w:t>
             </w:r>
           </w:p>
-          <w:bookmarkEnd w:id="41"/>
+          <w:bookmarkEnd w:id="44"/>
         </w:tc>
       </w:tr>
     </w:tbl>
-    <w:bookmarkEnd w:id="42"/>
-    <w:bookmarkStart w:id="43" w:name="rem-rb-insufficient"/>
+    <w:bookmarkEnd w:id="45"/>
+    <w:bookmarkStart w:id="46" w:name="rem-rb-insufficient"/>
     <w:p>
       <w:pPr>
         <w:pStyle w:val="BodyText"/>
@@ -8446,9 +9345,9 @@
         <w:t xml:space="preserve">).</w:t>
       </w:r>
     </w:p>
-    <w:bookmarkEnd w:id="43"/>
-    <w:bookmarkEnd w:id="44"/>
-    <w:bookmarkStart w:id="46" w:name="sec-sufficiency-reading"/>
+    <w:bookmarkEnd w:id="46"/>
+    <w:bookmarkEnd w:id="47"/>
+    <w:bookmarkStart w:id="49" w:name="sec-sufficiency-reading"/>
     <w:p>
       <w:pPr>
         <w:pStyle w:val="Heading2"/>
@@ -8471,7 +9370,7 @@
       <w:r>
         <w:t xml:space="preserve"> </w:t>
       </w:r>
-      <w:hyperlink r:id="rId45">
+      <w:hyperlink r:id="rId48">
         <w:r>
           <w:rPr>
             <w:rStyle w:val="Hyperlink"/>
@@ -8500,8 +9399,8 @@
         <w:t xml:space="preserve">(Will Fithian) has a course reader on exponential families, sufficiency, completeness and unbiased estimation.</w:t>
       </w:r>
     </w:p>
-    <w:bookmarkEnd w:id="46"/>
-    <w:bookmarkStart w:id="64" w:name="references"/>
+    <w:bookmarkEnd w:id="49"/>
+    <w:bookmarkStart w:id="67" w:name="references"/>
     <w:p>
       <w:pPr>
         <w:pStyle w:val="Heading2"/>
@@ -8510,8 +9409,8 @@
         <w:t xml:space="preserve">References</w:t>
       </w:r>
     </w:p>
-    <w:bookmarkStart w:id="63" w:name="refs"/>
-    <w:bookmarkStart w:id="48" w:name="ref-wikipedia_statistic"/>
+    <w:bookmarkStart w:id="66" w:name="refs"/>
+    <w:bookmarkStart w:id="51" w:name="ref-wikipedia_statistic"/>
     <w:p>
       <w:pPr>
         <w:pStyle w:val="Bibliography"/>
@@ -8558,7 +9457,7 @@
       <w:r>
         <w:t xml:space="preserve"> </w:t>
       </w:r>
-      <w:hyperlink r:id="rId47">
+      <w:hyperlink r:id="rId50">
         <w:r>
           <w:rPr>
             <w:rStyle w:val="Hyperlink"/>
@@ -8567,8 +9466,8 @@
         </w:r>
       </w:hyperlink>
     </w:p>
-    <w:bookmarkEnd w:id="48"/>
-    <w:bookmarkStart w:id="50" w:name="ref-wikipedia_sufficient_statistic"/>
+    <w:bookmarkEnd w:id="51"/>
+    <w:bookmarkStart w:id="53" w:name="ref-wikipedia_sufficient_statistic"/>
     <w:p>
       <w:pPr>
         <w:pStyle w:val="Bibliography"/>
@@ -8615,7 +9514,7 @@
       <w:r>
         <w:t xml:space="preserve"> </w:t>
       </w:r>
-      <w:hyperlink r:id="rId49">
+      <w:hyperlink r:id="rId52">
         <w:r>
           <w:rPr>
             <w:rStyle w:val="Hyperlink"/>
@@ -8624,8 +9523,8 @@
         </w:r>
       </w:hyperlink>
     </w:p>
-    <w:bookmarkEnd w:id="50"/>
-    <w:bookmarkStart w:id="52" w:name="ref-fisher1922mathematical"/>
+    <w:bookmarkEnd w:id="53"/>
+    <w:bookmarkStart w:id="55" w:name="ref-fisher1922mathematical"/>
     <w:p>
       <w:pPr>
         <w:pStyle w:val="Bibliography"/>
@@ -8664,7 +9563,7 @@
       <w:r>
         <w:t xml:space="preserve"> </w:t>
       </w:r>
-      <w:hyperlink r:id="rId51">
+      <w:hyperlink r:id="rId54">
         <w:r>
           <w:rPr>
             <w:rStyle w:val="Hyperlink"/>
@@ -8676,8 +9575,8 @@
         <w:t xml:space="preserve">.</w:t>
       </w:r>
     </w:p>
-    <w:bookmarkEnd w:id="52"/>
-    <w:bookmarkStart w:id="54" w:name="ref-CaseBerg01"/>
+    <w:bookmarkEnd w:id="55"/>
+    <w:bookmarkStart w:id="57" w:name="ref-CaseBerg01"/>
     <w:p>
       <w:pPr>
         <w:pStyle w:val="Bibliography"/>
@@ -8710,7 +9609,7 @@
       <w:r>
         <w:t xml:space="preserve"> </w:t>
       </w:r>
-      <w:hyperlink r:id="rId53">
+      <w:hyperlink r:id="rId56">
         <w:r>
           <w:rPr>
             <w:rStyle w:val="Hyperlink"/>
@@ -8719,8 +9618,8 @@
         </w:r>
       </w:hyperlink>
     </w:p>
-    <w:bookmarkEnd w:id="54"/>
-    <w:bookmarkStart w:id="56" w:name="ref-halmos1949application"/>
+    <w:bookmarkEnd w:id="57"/>
+    <w:bookmarkStart w:id="59" w:name="ref-halmos1949application"/>
     <w:p>
       <w:pPr>
         <w:pStyle w:val="Bibliography"/>
@@ -8771,7 +9670,7 @@
       <w:r>
         <w:t xml:space="preserve"> </w:t>
       </w:r>
-      <w:hyperlink r:id="rId55">
+      <w:hyperlink r:id="rId58">
         <w:r>
           <w:rPr>
             <w:rStyle w:val="Hyperlink"/>
@@ -8783,159 +9682,444 @@
         <w:t xml:space="preserve">.</w:t>
       </w:r>
     </w:p>
-    <w:bookmarkEnd w:id="56"/>
-    <w:bookmarkStart w:id="58" w:name="ref-wikipedia_rao_blackwell_theorem"/>
+    <w:bookmarkEnd w:id="59"/>
+    <w:bookmarkStart w:id="60" w:name="ref-rao1945information"/>
     <w:p>
       <w:pPr>
         <w:pStyle w:val="Bibliography"/>
       </w:pPr>
-      <w:r>
-        <w:t xml:space="preserve">[6]</w:t>
-      </w:r>
-      <w:r>
-        <w:t xml:space="preserve"> </w:t>
-      </w:r>
-      <w:r>
-        <w:t xml:space="preserve">	</w:t>
-      </w:r>
-      <w:r>
-        <w:t xml:space="preserve">Wikipedia contributors,</w:t>
-      </w:r>
-      <w:r>
-        <w:t xml:space="preserve"> </w:t>
-      </w:r>
-      <w:r>
-        <w:t xml:space="preserve">“Rao–blackwell theorem —</w:t>
-      </w:r>
-      <w:r>
-        <w:t xml:space="preserve"> </w:t>
-      </w:r>
-      <w:r>
-        <w:t xml:space="preserve">Wikipedia</w:t>
-      </w:r>
-      <w:r>
-        <w:t xml:space="preserve">,</w:t>
-      </w:r>
-      <w:r>
-        <w:t xml:space="preserve"> </w:t>
-      </w:r>
-      <w:r>
-        <w:t xml:space="preserve">the free encyclopedia.”</w:t>
-      </w:r>
-      <w:r>
-        <w:t xml:space="preserve"> </w:t>
-      </w:r>
-      <w:r>
-        <w:t xml:space="preserve">2026. Available:</w:t>
-      </w:r>
-      <w:r>
-        <w:t xml:space="preserve"> </w:t>
-      </w:r>
-      <w:hyperlink r:id="rId57">
-        <w:r>
-          <w:rPr>
-            <w:rStyle w:val="Hyperlink"/>
-          </w:rPr>
-          <w:t xml:space="preserve">https://en.wikipedia.org/wiki/Rao%E2%80%93Blackwell_theorem</w:t>
-        </w:r>
+      <w:del w:id="207" w:author="PR Preview" w:date="2026-01-01T00:00:00Z">
+        <w:r>
+          <w:delText xml:space="preserve">[6]</w:delText>
+        </w:r>
+      </w:del>
+      <w:del w:id="208" w:author="PR Preview" w:date="2026-01-01T00:00:00Z">
+        <w:r>
+          <w:delText xml:space="preserve"> </w:delText>
+        </w:r>
+      </w:del>
+      <w:del w:id="209" w:author="PR Preview" w:date="2026-01-01T00:00:00Z">
+        <w:r>
+          <w:delText xml:space="preserve">	</w:delText>
+        </w:r>
+      </w:del>
+      <w:del w:id="210" w:author="PR Preview" w:date="2026-01-01T00:00:00Z">
+        <w:r>
+          <w:delText xml:space="preserve">Wikipedia contributors,</w:delText>
+        </w:r>
+      </w:del>
+      <w:del w:id="211" w:author="PR Preview" w:date="2026-01-01T00:00:00Z">
+        <w:r>
+          <w:delText xml:space="preserve"> </w:delText>
+        </w:r>
+      </w:del>
+      <w:del w:id="212" w:author="PR Preview" w:date="2026-01-01T00:00:00Z">
+        <w:r>
+          <w:delText xml:space="preserve">“Rao–blackwell theorem —</w:delText>
+        </w:r>
+      </w:del>
+      <w:del w:id="213" w:author="PR Preview" w:date="2026-01-01T00:00:00Z">
+        <w:r>
+          <w:delText xml:space="preserve"> </w:delText>
+        </w:r>
+      </w:del>
+      <w:del w:id="214" w:author="PR Preview" w:date="2026-01-01T00:00:00Z">
+        <w:r>
+          <w:delText xml:space="preserve">Wikipedia</w:delText>
+        </w:r>
+      </w:del>
+      <w:del w:id="215" w:author="PR Preview" w:date="2026-01-01T00:00:00Z">
+        <w:r>
+          <w:delText xml:space="preserve">,</w:delText>
+        </w:r>
+      </w:del>
+      <w:del w:id="216" w:author="PR Preview" w:date="2026-01-01T00:00:00Z">
+        <w:r>
+          <w:delText xml:space="preserve"> </w:delText>
+        </w:r>
+      </w:del>
+      <w:del w:id="217" w:author="PR Preview" w:date="2026-01-01T00:00:00Z">
+        <w:r>
+          <w:delText xml:space="preserve">the free encyclopedia.”</w:delText>
+        </w:r>
+      </w:del>
+      <w:del w:id="218" w:author="PR Preview" w:date="2026-01-01T00:00:00Z">
+        <w:r>
+          <w:delText xml:space="preserve"> </w:delText>
+        </w:r>
+      </w:del>
+      <w:del w:id="219" w:author="PR Preview" w:date="2026-01-01T00:00:00Z">
+        <w:r>
+          <w:delText xml:space="preserve">2026. Available:</w:delText>
+        </w:r>
+      </w:del>
+      <w:del w:id="220" w:author="PR Preview" w:date="2026-01-01T00:00:00Z">
+        <w:r>
+          <w:delText xml:space="preserve"> </w:delText>
+        </w:r>
+      </w:del>
+      <w:hyperlink r:id="rId63">
+        <w:del w:id="221" w:author="PR Preview" w:date="2026-01-01T00:00:00Z">
+          <w:r>
+            <w:rPr>
+              <w:rStyle w:val="Hyperlink"/>
+            </w:rPr>
+            <w:delText xml:space="preserve">https://en.wikipedia.org/wiki/Rao%E2%80%93Blackwell_theorem</w:delText>
+          </w:r>
+        </w:del>
       </w:hyperlink>
     </w:p>
-    <w:bookmarkEnd w:id="58"/>
-    <w:bookmarkStart w:id="59" w:name="ref-rao1945information"/>
     <w:p>
       <w:pPr>
         <w:pStyle w:val="Bibliography"/>
       </w:pPr>
-      <w:r>
-        <w:t xml:space="preserve">[7]</w:t>
-      </w:r>
-      <w:r>
-        <w:t xml:space="preserve"> </w:t>
-      </w:r>
-      <w:r>
-        <w:t xml:space="preserve">	</w:t>
-      </w:r>
-      <w:r>
-        <w:t xml:space="preserve">C. R. Rao,</w:t>
-      </w:r>
-      <w:r>
-        <w:t xml:space="preserve"> </w:t>
-      </w:r>
-      <w:r>
-        <w:t xml:space="preserve">“Information and the accuracy attainable in the estimation of statistical parameters,”</w:t>
-      </w:r>
-      <w:r>
-        <w:t xml:space="preserve"> </w:t>
-      </w:r>
-      <w:r>
-        <w:rPr>
-          <w:i/>
-          <w:iCs/>
-        </w:rPr>
-        <w:t xml:space="preserve">Bulletin of the Calcutta Mathematical Society</w:t>
-      </w:r>
-      <w:r>
-        <w:t xml:space="preserve">, vol. 37, pp. 81–91, 1945.</w:t>
-      </w:r>
+      <w:del w:id="222" w:author="PR Preview" w:date="2026-01-01T00:00:00Z">
+        <w:r>
+          <w:delText xml:space="preserve">[7]</w:delText>
+        </w:r>
+      </w:del>
+      <w:del w:id="223" w:author="PR Preview" w:date="2026-01-01T00:00:00Z">
+        <w:r>
+          <w:delText xml:space="preserve"> </w:delText>
+        </w:r>
+      </w:del>
+      <w:del w:id="224" w:author="PR Preview" w:date="2026-01-01T00:00:00Z">
+        <w:r>
+          <w:delText xml:space="preserve">	</w:delText>
+        </w:r>
+      </w:del>
+      <w:del w:id="225" w:author="PR Preview" w:date="2026-01-01T00:00:00Z">
+        <w:r>
+          <w:delText xml:space="preserve">C. R. Rao,</w:delText>
+        </w:r>
+      </w:del>
+      <w:del w:id="226" w:author="PR Preview" w:date="2026-01-01T00:00:00Z">
+        <w:r>
+          <w:delText xml:space="preserve"> </w:delText>
+        </w:r>
+      </w:del>
+      <w:del w:id="227" w:author="PR Preview" w:date="2026-01-01T00:00:00Z">
+        <w:r>
+          <w:delText xml:space="preserve">“Information and the accuracy attainable in the estimation of statistical parameters,”</w:delText>
+        </w:r>
+      </w:del>
+      <w:del w:id="228" w:author="PR Preview" w:date="2026-01-01T00:00:00Z">
+        <w:r>
+          <w:delText xml:space="preserve"> </w:delText>
+        </w:r>
+      </w:del>
+      <w:del w:id="229" w:author="PR Preview" w:date="2026-01-01T00:00:00Z">
+        <w:r>
+          <w:rPr>
+            <w:i/>
+            <w:iCs/>
+          </w:rPr>
+          <w:delText xml:space="preserve">Bulletin of the Calcutta Mathematical Society</w:delText>
+        </w:r>
+      </w:del>
+      <w:del w:id="230" w:author="PR Preview" w:date="2026-01-01T00:00:00Z">
+        <w:r>
+          <w:delText xml:space="preserve">, vol. 37, pp. 81–91, 1945.</w:delText>
+        </w:r>
+      </w:del>
     </w:p>
-    <w:bookmarkEnd w:id="59"/>
-    <w:bookmarkStart w:id="61" w:name="ref-blackwell1947conditional"/>
     <w:p>
       <w:pPr>
         <w:pStyle w:val="Bibliography"/>
       </w:pPr>
-      <w:r>
-        <w:t xml:space="preserve">[8]</w:t>
-      </w:r>
-      <w:r>
-        <w:t xml:space="preserve"> </w:t>
-      </w:r>
-      <w:r>
-        <w:t xml:space="preserve">	</w:t>
-      </w:r>
-      <w:r>
-        <w:t xml:space="preserve">D. Blackwell,</w:t>
-      </w:r>
-      <w:r>
-        <w:t xml:space="preserve"> </w:t>
-      </w:r>
-      <w:r>
-        <w:t xml:space="preserve">“Conditional expectation and unbiased sequential estimation,”</w:t>
-      </w:r>
-      <w:r>
-        <w:t xml:space="preserve"> </w:t>
-      </w:r>
-      <w:r>
-        <w:rPr>
-          <w:i/>
-          <w:iCs/>
-        </w:rPr>
-        <w:t xml:space="preserve">The Annals of Mathematical Statistics</w:t>
-      </w:r>
-      <w:r>
-        <w:t xml:space="preserve">, vol. 18, no. 1, pp. 105–110, 1947, doi:</w:t>
-      </w:r>
-      <w:r>
-        <w:t xml:space="preserve"> </w:t>
-      </w:r>
-      <w:hyperlink r:id="rId60">
+      <w:del w:id="231" w:author="PR Preview" w:date="2026-01-01T00:00:00Z">
+        <w:r>
+          <w:delText xml:space="preserve">[8]</w:delText>
+        </w:r>
+      </w:del>
+      <w:del w:id="232" w:author="PR Preview" w:date="2026-01-01T00:00:00Z">
+        <w:r>
+          <w:delText xml:space="preserve"> </w:delText>
+        </w:r>
+      </w:del>
+      <w:del w:id="233" w:author="PR Preview" w:date="2026-01-01T00:00:00Z">
+        <w:r>
+          <w:delText xml:space="preserve">	</w:delText>
+        </w:r>
+      </w:del>
+      <w:del w:id="234" w:author="PR Preview" w:date="2026-01-01T00:00:00Z">
+        <w:r>
+          <w:delText xml:space="preserve">D. Blackwell,</w:delText>
+        </w:r>
+      </w:del>
+      <w:del w:id="235" w:author="PR Preview" w:date="2026-01-01T00:00:00Z">
+        <w:r>
+          <w:delText xml:space="preserve"> </w:delText>
+        </w:r>
+      </w:del>
+      <w:del w:id="236" w:author="PR Preview" w:date="2026-01-01T00:00:00Z">
+        <w:r>
+          <w:delText xml:space="preserve">“Conditional expectation and unbiased sequential estimation,”</w:delText>
+        </w:r>
+      </w:del>
+      <w:del w:id="237" w:author="PR Preview" w:date="2026-01-01T00:00:00Z">
+        <w:r>
+          <w:delText xml:space="preserve"> </w:delText>
+        </w:r>
+      </w:del>
+      <w:del w:id="238" w:author="PR Preview" w:date="2026-01-01T00:00:00Z">
         <w:r>
           <w:rPr>
-            <w:rStyle w:val="Hyperlink"/>
+            <w:i/>
+            <w:iCs/>
           </w:rPr>
-          <w:t xml:space="preserve">10.1214/aoms/1177730497</w:t>
-        </w:r>
+          <w:delText xml:space="preserve">The Annals of Mathematical Statistics</w:delText>
+        </w:r>
+      </w:del>
+      <w:del w:id="239" w:author="PR Preview" w:date="2026-01-01T00:00:00Z">
+        <w:r>
+          <w:delText xml:space="preserve">, vol. 18, no. 1, pp. 105–110, 1947, doi:</w:delText>
+        </w:r>
+      </w:del>
+      <w:del w:id="240" w:author="PR Preview" w:date="2026-01-01T00:00:00Z">
+        <w:r>
+          <w:delText xml:space="preserve"> </w:delText>
+        </w:r>
+      </w:del>
+      <w:hyperlink r:id="rId61">
+        <w:del w:id="241" w:author="PR Preview" w:date="2026-01-01T00:00:00Z">
+          <w:r>
+            <w:rPr>
+              <w:rStyle w:val="Hyperlink"/>
+            </w:rPr>
+            <w:delText xml:space="preserve">10.1214/aoms/1177730497</w:delText>
+          </w:r>
+        </w:del>
       </w:hyperlink>
-      <w:r>
-        <w:t xml:space="preserve">.</w:t>
-      </w:r>
+      <w:del w:id="242" w:author="PR Preview" w:date="2026-01-01T00:00:00Z">
+        <w:r>
+          <w:delText xml:space="preserve">.</w:delText>
+        </w:r>
+      </w:del>
     </w:p>
-    <w:bookmarkEnd w:id="61"/>
-    <w:bookmarkStart w:id="62" w:name="ref-hosmer1989applied"/>
     <w:p>
       <w:pPr>
         <w:pStyle w:val="Bibliography"/>
       </w:pPr>
+      <w:ins w:id="243" w:author="PR Preview" w:date="2026-01-01T00:00:00Z">
+        <w:r>
+          <w:t xml:space="preserve">[6]</w:t>
+        </w:r>
+      </w:ins>
+      <w:ins w:id="244" w:author="PR Preview" w:date="2026-01-01T00:00:00Z">
+        <w:r>
+          <w:t xml:space="preserve"> </w:t>
+        </w:r>
+      </w:ins>
+      <w:ins w:id="245" w:author="PR Preview" w:date="2026-01-01T00:00:00Z">
+        <w:r>
+          <w:t xml:space="preserve">	</w:t>
+        </w:r>
+      </w:ins>
+      <w:ins w:id="246" w:author="PR Preview" w:date="2026-01-01T00:00:00Z">
+        <w:r>
+          <w:t xml:space="preserve">C. R. Rao,</w:t>
+        </w:r>
+      </w:ins>
+      <w:ins w:id="247" w:author="PR Preview" w:date="2026-01-01T00:00:00Z">
+        <w:r>
+          <w:t xml:space="preserve"> </w:t>
+        </w:r>
+      </w:ins>
+      <w:ins w:id="248" w:author="PR Preview" w:date="2026-01-01T00:00:00Z">
+        <w:r>
+          <w:t xml:space="preserve">“Information and the accuracy attainable in the estimation of statistical parameters,”</w:t>
+        </w:r>
+      </w:ins>
+      <w:ins w:id="249" w:author="PR Preview" w:date="2026-01-01T00:00:00Z">
+        <w:r>
+          <w:t xml:space="preserve"> </w:t>
+        </w:r>
+      </w:ins>
+      <w:ins w:id="250" w:author="PR Preview" w:date="2026-01-01T00:00:00Z">
+        <w:r>
+          <w:rPr>
+            <w:i/>
+            <w:iCs/>
+          </w:rPr>
+          <w:t xml:space="preserve">Bulletin of the Calcutta Mathematical Society</w:t>
+        </w:r>
+      </w:ins>
+      <w:ins w:id="251" w:author="PR Preview" w:date="2026-01-01T00:00:00Z">
+        <w:r>
+          <w:t xml:space="preserve">, vol. 37, pp. 81–91, 1945.</w:t>
+        </w:r>
+      </w:ins>
+    </w:p>
+    <w:bookmarkEnd w:id="60"/>
+    <w:bookmarkStart w:id="62" w:name="ref-blackwell1947conditional"/>
+    <w:p>
+      <w:pPr>
+        <w:pStyle w:val="Bibliography"/>
+      </w:pPr>
+      <w:ins w:id="252" w:author="PR Preview" w:date="2026-01-01T00:00:00Z">
+        <w:r>
+          <w:t xml:space="preserve">[7]</w:t>
+        </w:r>
+      </w:ins>
+      <w:ins w:id="253" w:author="PR Preview" w:date="2026-01-01T00:00:00Z">
+        <w:r>
+          <w:t xml:space="preserve"> </w:t>
+        </w:r>
+      </w:ins>
+      <w:ins w:id="254" w:author="PR Preview" w:date="2026-01-01T00:00:00Z">
+        <w:r>
+          <w:t xml:space="preserve">	</w:t>
+        </w:r>
+      </w:ins>
+      <w:ins w:id="255" w:author="PR Preview" w:date="2026-01-01T00:00:00Z">
+        <w:r>
+          <w:t xml:space="preserve">D. Blackwell,</w:t>
+        </w:r>
+      </w:ins>
+      <w:ins w:id="256" w:author="PR Preview" w:date="2026-01-01T00:00:00Z">
+        <w:r>
+          <w:t xml:space="preserve"> </w:t>
+        </w:r>
+      </w:ins>
+      <w:ins w:id="257" w:author="PR Preview" w:date="2026-01-01T00:00:00Z">
+        <w:r>
+          <w:t xml:space="preserve">“Conditional expectation and unbiased sequential estimation,”</w:t>
+        </w:r>
+      </w:ins>
+      <w:ins w:id="258" w:author="PR Preview" w:date="2026-01-01T00:00:00Z">
+        <w:r>
+          <w:t xml:space="preserve"> </w:t>
+        </w:r>
+      </w:ins>
+      <w:ins w:id="259" w:author="PR Preview" w:date="2026-01-01T00:00:00Z">
+        <w:r>
+          <w:rPr>
+            <w:i/>
+            <w:iCs/>
+          </w:rPr>
+          <w:t xml:space="preserve">The Annals of Mathematical Statistics</w:t>
+        </w:r>
+      </w:ins>
+      <w:ins w:id="260" w:author="PR Preview" w:date="2026-01-01T00:00:00Z">
+        <w:r>
+          <w:t xml:space="preserve">, vol. 18, no. 1, pp. 105–110, 1947, doi:</w:t>
+        </w:r>
+      </w:ins>
+      <w:ins w:id="261" w:author="PR Preview" w:date="2026-01-01T00:00:00Z">
+        <w:r>
+          <w:t xml:space="preserve"> </w:t>
+        </w:r>
+      </w:ins>
+      <w:hyperlink r:id="rId61">
+        <w:ins w:id="262" w:author="PR Preview" w:date="2026-01-01T00:00:00Z">
+          <w:r>
+            <w:rPr>
+              <w:rStyle w:val="Hyperlink"/>
+            </w:rPr>
+            <w:t xml:space="preserve">10.1214/aoms/1177730497</w:t>
+          </w:r>
+        </w:ins>
+      </w:hyperlink>
+      <w:ins w:id="263" w:author="PR Preview" w:date="2026-01-01T00:00:00Z">
+        <w:r>
+          <w:t xml:space="preserve">.</w:t>
+        </w:r>
+      </w:ins>
+    </w:p>
+    <w:bookmarkEnd w:id="62"/>
+    <w:bookmarkStart w:id="64" w:name="ref-wikipedia_rao_blackwell_theorem"/>
+    <w:p>
+      <w:pPr>
+        <w:pStyle w:val="Bibliography"/>
+      </w:pPr>
+      <w:ins w:id="264" w:author="PR Preview" w:date="2026-01-01T00:00:00Z">
+        <w:r>
+          <w:t xml:space="preserve">[8]</w:t>
+        </w:r>
+      </w:ins>
+      <w:ins w:id="265" w:author="PR Preview" w:date="2026-01-01T00:00:00Z">
+        <w:r>
+          <w:t xml:space="preserve"> </w:t>
+        </w:r>
+      </w:ins>
+      <w:ins w:id="266" w:author="PR Preview" w:date="2026-01-01T00:00:00Z">
+        <w:r>
+          <w:t xml:space="preserve">	</w:t>
+        </w:r>
+      </w:ins>
+      <w:ins w:id="267" w:author="PR Preview" w:date="2026-01-01T00:00:00Z">
+        <w:r>
+          <w:t xml:space="preserve">Wikipedia contributors,</w:t>
+        </w:r>
+      </w:ins>
+      <w:ins w:id="268" w:author="PR Preview" w:date="2026-01-01T00:00:00Z">
+        <w:r>
+          <w:t xml:space="preserve"> </w:t>
+        </w:r>
+      </w:ins>
+      <w:ins w:id="269" w:author="PR Preview" w:date="2026-01-01T00:00:00Z">
+        <w:r>
+          <w:t xml:space="preserve">“Rao–blackwell theorem —</w:t>
+        </w:r>
+      </w:ins>
+      <w:ins w:id="270" w:author="PR Preview" w:date="2026-01-01T00:00:00Z">
+        <w:r>
+          <w:t xml:space="preserve"> </w:t>
+        </w:r>
+      </w:ins>
+      <w:ins w:id="271" w:author="PR Preview" w:date="2026-01-01T00:00:00Z">
+        <w:r>
+          <w:t xml:space="preserve">Wikipedia</w:t>
+        </w:r>
+      </w:ins>
+      <w:ins w:id="272" w:author="PR Preview" w:date="2026-01-01T00:00:00Z">
+        <w:r>
+          <w:t xml:space="preserve">,</w:t>
+        </w:r>
+      </w:ins>
+      <w:ins w:id="273" w:author="PR Preview" w:date="2026-01-01T00:00:00Z">
+        <w:r>
+          <w:t xml:space="preserve"> </w:t>
+        </w:r>
+      </w:ins>
+      <w:ins w:id="274" w:author="PR Preview" w:date="2026-01-01T00:00:00Z">
+        <w:r>
+          <w:t xml:space="preserve">the free encyclopedia.”</w:t>
+        </w:r>
+      </w:ins>
+      <w:ins w:id="275" w:author="PR Preview" w:date="2026-01-01T00:00:00Z">
+        <w:r>
+          <w:t xml:space="preserve"> </w:t>
+        </w:r>
+      </w:ins>
+      <w:ins w:id="276" w:author="PR Preview" w:date="2026-01-01T00:00:00Z">
+        <w:r>
+          <w:t xml:space="preserve">2026. Available:</w:t>
+        </w:r>
+      </w:ins>
+      <w:ins w:id="277" w:author="PR Preview" w:date="2026-01-01T00:00:00Z">
+        <w:r>
+          <w:t xml:space="preserve"> </w:t>
+        </w:r>
+      </w:ins>
+      <w:hyperlink r:id="rId63">
+        <w:ins w:id="278" w:author="PR Preview" w:date="2026-01-01T00:00:00Z">
+          <w:r>
+            <w:rPr>
+              <w:rStyle w:val="Hyperlink"/>
+            </w:rPr>
+            <w:t xml:space="preserve">https://en.wikipedia.org/wiki/Rao%E2%80%93Blackwell_theorem</w:t>
+          </w:r>
+        </w:ins>
+      </w:hyperlink>
+    </w:p>
+    <w:bookmarkEnd w:id="64"/>
+    <w:bookmarkStart w:id="65" w:name="ref-hosmer1989applied"/>
+    <w:p>
+      <w:pPr>
+        <w:pStyle w:val="Bibliography"/>
+      </w:pPr>
       <w:r>
         <w:t xml:space="preserve">[9]</w:t>
       </w:r>
@@ -8962,9 +10146,9 @@
         <w:t xml:space="preserve">. New York: Wiley, 1989.</w:t>
       </w:r>
     </w:p>
-    <w:bookmarkEnd w:id="62"/>
-    <w:bookmarkEnd w:id="63"/>
-    <w:bookmarkEnd w:id="64"/>
+    <w:bookmarkEnd w:id="65"/>
+    <w:bookmarkEnd w:id="66"/>
+    <w:bookmarkEnd w:id="67"/>
     <w:sectPr>
       <w:footnotePr>
         <w:numRestart w:val="eachSect"/>

--- a/pr-preview/pr-341/sufficiency-handout-tracked-changes.docx
+++ b/pr-preview/pr-341/sufficiency-handout-tracked-changes.docx
@@ -16,7 +16,7 @@
       </w:pPr>
       <w:del w:id="1" w:author="PR Preview" w:date="2026-01-01T00:00:00Z">
         <w:r>
-          <w:delText xml:space="preserve">Last modified: 2026-10-19 00:48:10 (PDT)</w:delText>
+          <w:delText xml:space="preserve">Last modified: 2026-10-19 01:42:24 (PDT)</w:delText>
         </w:r>
       </w:del>
     </w:p>
@@ -26,7 +26,7 @@
       </w:pPr>
       <w:ins w:id="2" w:author="PR Preview" w:date="2026-01-01T00:00:00Z">
         <w:r>
-          <w:t xml:space="preserve">Last modified: 2026-10-19 00:53:49 (PDT)</w:t>
+          <w:t xml:space="preserve">Last modified: 2026-10-19 01:55:24 (PDT)</w:t>
         </w:r>
       </w:ins>
     </w:p>
@@ -93,212 +93,65 @@
       <w:pPr>
         <w:pStyle w:val="FirstParagraph"/>
       </w:pPr>
-      <w:del w:id="3" w:author="PR Preview" w:date="2026-01-01T00:00:00Z">
-        <w:r>
-          <w:rPr>
-            <w:b/>
-            <w:bCs/>
-          </w:rPr>
-          <w:delText xml:space="preserve">Definition 1 (Statistic)</w:delText>
-        </w:r>
-      </w:del>
-      <w:del w:id="4" w:author="PR Preview" w:date="2026-01-01T00:00:00Z">
-        <w:r>
-          <w:delText xml:space="preserve"> </w:delText>
-        </w:r>
-      </w:del>
-      <w:del w:id="5" w:author="PR Preview" w:date="2026-01-01T00:00:00Z">
-        <w:r>
-          <w:delText xml:space="preserve">A</w:delText>
-        </w:r>
-      </w:del>
-      <w:del w:id="6" w:author="PR Preview" w:date="2026-01-01T00:00:00Z">
-        <w:r>
-          <w:delText xml:space="preserve"> </w:delText>
-        </w:r>
-      </w:del>
-      <w:del w:id="7" w:author="PR Preview" w:date="2026-01-01T00:00:00Z">
-        <w:r>
-          <w:rPr>
-            <w:b/>
-            <w:bCs/>
-          </w:rPr>
-          <w:delText xml:space="preserve">statistic</w:delText>
-        </w:r>
-      </w:del>
-      <w:del w:id="8" w:author="PR Preview" w:date="2026-01-01T00:00:00Z">
-        <w:r>
-          <w:delText xml:space="preserve"> </w:delText>
-        </w:r>
-      </w:del>
-      <w:del w:id="9" w:author="PR Preview" w:date="2026-01-01T00:00:00Z">
-        <w:r>
-          <w:delText xml:space="preserve">is a function of the sample,</w:delText>
-        </w:r>
-      </w:del>
-      <w:del w:id="10" w:author="PR Preview" w:date="2026-01-01T00:00:00Z">
-        <w:r>
-          <w:delText xml:space="preserve"> </w:delText>
-        </w:r>
-      </w:del>
-      <w:del w:id="11" w:author="PR Preview" w:date="2026-01-01T00:00:00Z">
-        <w:r>
-          <w:delText xml:space="preserve">$T\mathopen{}\left(\mathord{\smash[b]{\underset{\raise.3ex\hbox{$\scriptstyle\sim$}}{X}}\vphantom{X}}\right)\mathclose{}$</w:delText>
-        </w:r>
-      </w:del>
-      <w:del w:id="12" w:author="PR Preview" w:date="2026-01-01T00:00:00Z">
-        <w:r>
-          <w:delText xml:space="preserve">,</w:delText>
-        </w:r>
-      </w:del>
-      <w:del w:id="13" w:author="PR Preview" w:date="2026-01-01T00:00:00Z">
-        <w:r>
-          <w:delText xml:space="preserve"> </w:delText>
-        </w:r>
-      </w:del>
-      <w:del w:id="14" w:author="PR Preview" w:date="2026-01-01T00:00:00Z">
-        <w:r>
-          <w:delText xml:space="preserve">that does not depend on any unknown parameter</w:delText>
-        </w:r>
-      </w:del>
-      <w:del w:id="15" w:author="PR Preview" w:date="2026-01-01T00:00:00Z">
-        <w:r>
-          <w:delText xml:space="preserve"> </w:delText>
-        </w:r>
-      </w:del>
-      <w:del w:id="16" w:author="PR Preview" w:date="2026-01-01T00:00:00Z">
-        <w:r>
-          <w:delText xml:space="preserve">[1]</w:delText>
-        </w:r>
-      </w:del>
-      <w:del w:id="17" w:author="PR Preview" w:date="2026-01-01T00:00:00Z">
-        <w:r>
-          <w:delText xml:space="preserve">.</w:delText>
-        </w:r>
-      </w:del>
-      <w:del w:id="18" w:author="PR Preview" w:date="2026-01-01T00:00:00Z">
-        <w:r>
-          <w:delText xml:space="preserve"> </w:delText>
-        </w:r>
-      </w:del>
-      <w:del w:id="19" w:author="PR Preview" w:date="2026-01-01T00:00:00Z">
-        <w:r>
-          <w:delText xml:space="preserve">Its value at the observed data,</w:delText>
-        </w:r>
-      </w:del>
-      <w:del w:id="20" w:author="PR Preview" w:date="2026-01-01T00:00:00Z">
-        <w:r>
-          <w:delText xml:space="preserve"> </w:delText>
-        </w:r>
-      </w:del>
-      <w:del w:id="21" w:author="PR Preview" w:date="2026-01-01T00:00:00Z">
-        <w:r>
-          <w:delText xml:space="preserve">$T\mathopen{}\left(\mathord{\smash[b]{\underset{\raise.3ex\hbox{$\scriptstyle\sim$}}{x}}\vphantom{x}}\right)\mathclose{}$</w:delText>
-        </w:r>
-      </w:del>
-      <w:del w:id="22" w:author="PR Preview" w:date="2026-01-01T00:00:00Z">
-        <w:r>
-          <w:delText xml:space="preserve">, is a number or vector we can compute.</w:delText>
-        </w:r>
-      </w:del>
-    </w:p>
-    <w:p>
-      <w:pPr>
-        <w:pStyle w:val="FirstParagraph"/>
-      </w:pPr>
-      <w:ins w:id="23" w:author="PR Preview" w:date="2026-01-01T00:00:00Z">
-        <w:r>
-          <w:rPr>
-            <w:b/>
-            <w:bCs/>
-          </w:rPr>
-          <w:t xml:space="preserve">Definition 1 (Statistic)</w:t>
-        </w:r>
-      </w:ins>
-      <w:ins w:id="24" w:author="PR Preview" w:date="2026-01-01T00:00:00Z">
-        <w:r>
-          <w:t xml:space="preserve"> </w:t>
-        </w:r>
-      </w:ins>
-      <w:ins w:id="25" w:author="PR Preview" w:date="2026-01-01T00:00:00Z">
-        <w:r>
-          <w:t xml:space="preserve">A</w:t>
-        </w:r>
-      </w:ins>
-      <w:ins w:id="26" w:author="PR Preview" w:date="2026-01-01T00:00:00Z">
-        <w:r>
-          <w:t xml:space="preserve"> </w:t>
-        </w:r>
-      </w:ins>
-      <w:ins w:id="27" w:author="PR Preview" w:date="2026-01-01T00:00:00Z">
-        <w:r>
-          <w:rPr>
-            <w:b/>
-            <w:bCs/>
-          </w:rPr>
-          <w:t xml:space="preserve">statistic</w:t>
-        </w:r>
-      </w:ins>
-      <w:ins w:id="28" w:author="PR Preview" w:date="2026-01-01T00:00:00Z">
-        <w:r>
-          <w:t xml:space="preserve"> </w:t>
-        </w:r>
-      </w:ins>
-      <w:ins w:id="29" w:author="PR Preview" w:date="2026-01-01T00:00:00Z">
-        <w:r>
-          <w:t xml:space="preserve">is a function of the sample,</w:t>
-        </w:r>
-      </w:ins>
-      <w:ins w:id="30" w:author="PR Preview" w:date="2026-01-01T00:00:00Z">
-        <w:r>
-          <w:t xml:space="preserve"> </w:t>
-        </w:r>
-      </w:ins>
-      <w:ins w:id="31" w:author="PR Preview" w:date="2026-01-01T00:00:00Z">
-        <w:r>
-          <w:t xml:space="preserve">$T\mathopen{}\left(\mathord{\smash[b]{\underset{\raise.3ex\hbox{$\scriptstyle\sim$}}{X}}\vphantom{X}}\right)\mathclose{}$</w:t>
-        </w:r>
-      </w:ins>
-      <w:ins w:id="32" w:author="PR Preview" w:date="2026-01-01T00:00:00Z">
-        <w:r>
-          <w:t xml:space="preserve">,</w:t>
-        </w:r>
-      </w:ins>
-      <w:ins w:id="33" w:author="PR Preview" w:date="2026-01-01T00:00:00Z">
-        <w:r>
-          <w:t xml:space="preserve"> </w:t>
-        </w:r>
-      </w:ins>
-      <w:ins w:id="34" w:author="PR Preview" w:date="2026-01-01T00:00:00Z">
-        <w:r>
-          <w:t xml:space="preserve">that does not depend on any unknown parameter.</w:t>
-        </w:r>
-      </w:ins>
-      <w:ins w:id="35" w:author="PR Preview" w:date="2026-01-01T00:00:00Z">
-        <w:r>
-          <w:t xml:space="preserve"> </w:t>
-        </w:r>
-      </w:ins>
-      <w:ins w:id="36" w:author="PR Preview" w:date="2026-01-01T00:00:00Z">
-        <w:r>
-          <w:t xml:space="preserve">Its value at the observed data,</w:t>
-        </w:r>
-      </w:ins>
-      <w:ins w:id="37" w:author="PR Preview" w:date="2026-01-01T00:00:00Z">
-        <w:r>
-          <w:t xml:space="preserve"> </w:t>
-        </w:r>
-      </w:ins>
-      <w:ins w:id="38" w:author="PR Preview" w:date="2026-01-01T00:00:00Z">
-        <w:r>
-          <w:t xml:space="preserve">$T\mathopen{}\left(\mathord{\smash[b]{\underset{\raise.3ex\hbox{$\scriptstyle\sim$}}{x}}\vphantom{x}}\right)\mathclose{}$</w:t>
-        </w:r>
-      </w:ins>
-      <w:ins w:id="39" w:author="PR Preview" w:date="2026-01-01T00:00:00Z">
-        <w:r>
-          <w:t xml:space="preserve">, is a number or vector we can compute.</w:t>
-        </w:r>
-      </w:ins>
+      <w:r>
+        <w:rPr>
+          <w:b/>
+          <w:bCs/>
+        </w:rPr>
+        <w:t xml:space="preserve">Definition 1 (Statistic)</w:t>
+      </w:r>
+      <w:r>
+        <w:t xml:space="preserve"> </w:t>
+      </w:r>
+      <w:r>
+        <w:t xml:space="preserve">A</w:t>
+      </w:r>
+      <w:r>
+        <w:t xml:space="preserve"> </w:t>
+      </w:r>
+      <w:r>
+        <w:rPr>
+          <w:b/>
+          <w:bCs/>
+        </w:rPr>
+        <w:t xml:space="preserve">statistic</w:t>
+      </w:r>
+      <w:r>
+        <w:t xml:space="preserve"> </w:t>
+      </w:r>
+      <w:r>
+        <w:t xml:space="preserve">is a function of the sample,</w:t>
+      </w:r>
+      <w:r>
+        <w:t xml:space="preserve"> </w:t>
+      </w:r>
+      <w:r>
+        <w:t xml:space="preserve">$T\mathopen{}\left(\mathord{\smash[b]{\underset{\raise.3ex\hbox{$\scriptstyle\sim$}}{X}}\vphantom{X}}\right)\mathclose{}$</w:t>
+      </w:r>
+      <w:r>
+        <w:t xml:space="preserve">,</w:t>
+      </w:r>
+      <w:r>
+        <w:t xml:space="preserve"> </w:t>
+      </w:r>
+      <w:r>
+        <w:t xml:space="preserve">that does not depend on any unknown parameter.</w:t>
+      </w:r>
+      <w:r>
+        <w:t xml:space="preserve"> </w:t>
+      </w:r>
+      <w:r>
+        <w:t xml:space="preserve">Its value at the observed data,</w:t>
+      </w:r>
+      <w:r>
+        <w:t xml:space="preserve"> </w:t>
+      </w:r>
+      <w:r>
+        <w:t xml:space="preserve">$T\mathopen{}\left(\mathord{\smash[b]{\underset{\raise.3ex\hbox{$\scriptstyle\sim$}}{x}}\vphantom{x}}\right)\mathclose{}$</w:t>
+      </w:r>
+      <w:r>
+        <w:t xml:space="preserve">, is a number or vector we can compute.</w:t>
+      </w:r>
     </w:p>
     <w:p>
       <w:pPr>
@@ -392,502 +245,164 @@
       <w:pPr>
         <w:pStyle w:val="BodyText"/>
       </w:pPr>
-      <w:del w:id="40" w:author="PR Preview" w:date="2026-01-01T00:00:00Z">
+      <w:r>
+        <w:rPr>
+          <w:b/>
+          <w:bCs/>
+        </w:rPr>
+        <w:t xml:space="preserve">Definition 2 (Sufficient statistic)</w:t>
+      </w:r>
+      <w:r>
+        <w:t xml:space="preserve"> </w:t>
+      </w:r>
+      <w:r>
+        <w:t xml:space="preserve">Let</w:t>
+      </w:r>
+      <w:r>
+        <w:t xml:space="preserve"> </w:t>
+      </w:r>
+      <w:r>
+        <w:t xml:space="preserve">$\mathord{\smash[b]{\underset{\raise.3ex\hbox{$\scriptstyle\sim$}}{X}}\vphantom{X}}$</w:t>
+      </w:r>
+      <w:r>
+        <w:t xml:space="preserve"> </w:t>
+      </w:r>
+      <w:r>
+        <w:t xml:space="preserve">be a discrete sample whose distribution depends on a parameter</w:t>
+      </w:r>
+      <w:r>
+        <w:t xml:space="preserve"> </w:t>
+      </w:r>
+      <m:oMath>
+        <m:r>
+          <m:t>θ</m:t>
+        </m:r>
+      </m:oMath>
+      <w:r>
+        <w:t xml:space="preserve">.</w:t>
+      </w:r>
+      <w:r>
+        <w:t xml:space="preserve"> </w:t>
+      </w:r>
+      <w:r>
+        <w:t xml:space="preserve">A</w:t>
+      </w:r>
+      <w:r>
+        <w:t xml:space="preserve"> </w:t>
+      </w:r>
+      <w:hyperlink w:anchor="def-statistic">
         <w:r>
           <w:rPr>
-            <w:b/>
-            <w:bCs/>
+            <w:rStyle w:val="Hyperlink"/>
           </w:rPr>
-          <w:delText xml:space="preserve">Definition 2 (Sufficient statistic)</w:delText>
+          <w:t xml:space="preserve">statistic</w:t>
         </w:r>
-      </w:del>
-      <w:del w:id="41" w:author="PR Preview" w:date="2026-01-01T00:00:00Z">
-        <w:r>
-          <w:delText xml:space="preserve"> </w:delText>
-        </w:r>
-      </w:del>
-      <w:del w:id="42" w:author="PR Preview" w:date="2026-01-01T00:00:00Z">
-        <w:r>
-          <w:delText xml:space="preserve">Let</w:delText>
-        </w:r>
-      </w:del>
-      <w:del w:id="43" w:author="PR Preview" w:date="2026-01-01T00:00:00Z">
-        <w:r>
-          <w:delText xml:space="preserve"> </w:delText>
-        </w:r>
-      </w:del>
-      <w:del w:id="44" w:author="PR Preview" w:date="2026-01-01T00:00:00Z">
-        <w:r>
-          <w:delText xml:space="preserve">$\mathord{\smash[b]{\underset{\raise.3ex\hbox{$\scriptstyle\sim$}}{X}}\vphantom{X}}$</w:delText>
-        </w:r>
-      </w:del>
-      <w:del w:id="45" w:author="PR Preview" w:date="2026-01-01T00:00:00Z">
-        <w:r>
-          <w:delText xml:space="preserve"> </w:delText>
-        </w:r>
-      </w:del>
-      <w:del w:id="46" w:author="PR Preview" w:date="2026-01-01T00:00:00Z">
-        <w:r>
-          <w:delText xml:space="preserve">be a discrete sample whose distribution depends on a parameter</w:delText>
-        </w:r>
-      </w:del>
-      <w:del w:id="47" w:author="PR Preview" w:date="2026-01-01T00:00:00Z">
-        <w:r>
-          <w:delText xml:space="preserve"> </w:delText>
-        </w:r>
-      </w:del>
+      </w:hyperlink>
+      <w:r>
+        <w:t xml:space="preserve"> </w:t>
+      </w:r>
+      <w:r>
+        <w:t xml:space="preserve">$T\mathopen{}\left(\mathord{\smash[b]{\underset{\raise.3ex\hbox{$\scriptstyle\sim$}}{X}}\vphantom{X}}\right)\mathclose{}$</w:t>
+      </w:r>
+      <w:r>
+        <w:t xml:space="preserve"> </w:t>
+      </w:r>
+      <w:r>
+        <w:t xml:space="preserve">is</w:t>
+      </w:r>
+      <w:r>
+        <w:t xml:space="preserve"> </w:t>
+      </w:r>
+      <w:r>
+        <w:rPr>
+          <w:b/>
+          <w:bCs/>
+        </w:rPr>
+        <w:t xml:space="preserve">sufficient</w:t>
+      </w:r>
+      <w:r>
+        <w:t xml:space="preserve"> </w:t>
+      </w:r>
+      <w:r>
+        <w:t xml:space="preserve">for</w:t>
+      </w:r>
+      <w:r>
+        <w:t xml:space="preserve"> </w:t>
+      </w:r>
       <m:oMath>
         <m:r>
           <m:t>θ</m:t>
         </m:r>
       </m:oMath>
-      <w:del w:id="48" w:author="PR Preview" w:date="2026-01-01T00:00:00Z">
-        <w:r>
-          <w:delText xml:space="preserve">.</w:delText>
-        </w:r>
-      </w:del>
-      <w:del w:id="49" w:author="PR Preview" w:date="2026-01-01T00:00:00Z">
-        <w:r>
-          <w:delText xml:space="preserve"> </w:delText>
-        </w:r>
-      </w:del>
-      <w:del w:id="50" w:author="PR Preview" w:date="2026-01-01T00:00:00Z">
-        <w:r>
-          <w:delText xml:space="preserve">A</w:delText>
-        </w:r>
-      </w:del>
-      <w:del w:id="51" w:author="PR Preview" w:date="2026-01-01T00:00:00Z">
-        <w:r>
-          <w:delText xml:space="preserve"> </w:delText>
-        </w:r>
-      </w:del>
-      <w:hyperlink w:anchor="def-statistic">
-        <w:del w:id="52" w:author="PR Preview" w:date="2026-01-01T00:00:00Z">
-          <w:r>
-            <w:rPr>
-              <w:rStyle w:val="Hyperlink"/>
-            </w:rPr>
-            <w:delText xml:space="preserve">statistic</w:delText>
-          </w:r>
-        </w:del>
-      </w:hyperlink>
-      <w:del w:id="53" w:author="PR Preview" w:date="2026-01-01T00:00:00Z">
-        <w:r>
-          <w:delText xml:space="preserve"> </w:delText>
-        </w:r>
-      </w:del>
-      <w:del w:id="54" w:author="PR Preview" w:date="2026-01-01T00:00:00Z">
-        <w:r>
-          <w:delText xml:space="preserve">$T\mathopen{}\left(\mathord{\smash[b]{\underset{\raise.3ex\hbox{$\scriptstyle\sim$}}{X}}\vphantom{X}}\right)\mathclose{}$</w:delText>
-        </w:r>
-      </w:del>
-      <w:del w:id="55" w:author="PR Preview" w:date="2026-01-01T00:00:00Z">
-        <w:r>
-          <w:delText xml:space="preserve"> </w:delText>
-        </w:r>
-      </w:del>
-      <w:del w:id="56" w:author="PR Preview" w:date="2026-01-01T00:00:00Z">
-        <w:r>
-          <w:delText xml:space="preserve">is</w:delText>
-        </w:r>
-      </w:del>
-      <w:del w:id="57" w:author="PR Preview" w:date="2026-01-01T00:00:00Z">
-        <w:r>
-          <w:delText xml:space="preserve"> </w:delText>
-        </w:r>
-      </w:del>
-      <w:del w:id="58" w:author="PR Preview" w:date="2026-01-01T00:00:00Z">
-        <w:r>
-          <w:rPr>
-            <w:b/>
-            <w:bCs/>
-          </w:rPr>
-          <w:delText xml:space="preserve">sufficient</w:delText>
-        </w:r>
-      </w:del>
-      <w:del w:id="59" w:author="PR Preview" w:date="2026-01-01T00:00:00Z">
-        <w:r>
-          <w:delText xml:space="preserve"> </w:delText>
-        </w:r>
-      </w:del>
-      <w:del w:id="60" w:author="PR Preview" w:date="2026-01-01T00:00:00Z">
-        <w:r>
-          <w:delText xml:space="preserve">for</w:delText>
-        </w:r>
-      </w:del>
-      <w:del w:id="61" w:author="PR Preview" w:date="2026-01-01T00:00:00Z">
-        <w:r>
-          <w:delText xml:space="preserve"> </w:delText>
-        </w:r>
-      </w:del>
+      <w:r>
+        <w:t xml:space="preserve"> </w:t>
+      </w:r>
+      <w:r>
+        <w:t xml:space="preserve">if, for every sample</w:t>
+      </w:r>
+      <w:r>
+        <w:t xml:space="preserve"> </w:t>
+      </w:r>
+      <w:r>
+        <w:t xml:space="preserve">$\mathord{\smash[b]{\underset{\raise.3ex\hbox{$\scriptstyle\sim$}}{x}}\vphantom{x}}$</w:t>
+      </w:r>
+      <w:r>
+        <w:t xml:space="preserve"> </w:t>
+      </w:r>
+      <w:r>
+        <w:t xml:space="preserve">and every value</w:t>
+      </w:r>
+      <w:r>
+        <w:t xml:space="preserve"> </w:t>
+      </w:r>
       <m:oMath>
         <m:r>
+          <m:t>t</m:t>
+        </m:r>
+      </m:oMath>
+      <w:r>
+        <w:t xml:space="preserve">,</w:t>
+      </w:r>
+      <w:r>
+        <w:t xml:space="preserve"> </w:t>
+      </w:r>
+      <w:r>
+        <w:t xml:space="preserve">the conditional probability of the sample given the statistic</w:t>
+      </w:r>
+      <w:r>
+        <w:t xml:space="preserve"> </w:t>
+      </w:r>
+      <w:r>
+        <w:t xml:space="preserve">is the same for every value of</w:t>
+      </w:r>
+      <w:r>
+        <w:t xml:space="preserve"> </w:t>
+      </w:r>
+      <m:oMath>
+        <m:r>
           <m:t>θ</m:t>
         </m:r>
       </m:oMath>
-      <w:del w:id="62" w:author="PR Preview" w:date="2026-01-01T00:00:00Z">
-        <w:r>
-          <w:delText xml:space="preserve"> </w:delText>
-        </w:r>
-      </w:del>
-      <w:del w:id="63" w:author="PR Preview" w:date="2026-01-01T00:00:00Z">
-        <w:r>
-          <w:delText xml:space="preserve">if, for every sample</w:delText>
-        </w:r>
-      </w:del>
-      <w:del w:id="64" w:author="PR Preview" w:date="2026-01-01T00:00:00Z">
-        <w:r>
-          <w:delText xml:space="preserve"> </w:delText>
-        </w:r>
-      </w:del>
-      <w:del w:id="65" w:author="PR Preview" w:date="2026-01-01T00:00:00Z">
-        <w:r>
-          <w:delText xml:space="preserve">$\mathord{\smash[b]{\underset{\raise.3ex\hbox{$\scriptstyle\sim$}}{x}}\vphantom{x}}$</w:delText>
-        </w:r>
-      </w:del>
-      <w:del w:id="66" w:author="PR Preview" w:date="2026-01-01T00:00:00Z">
-        <w:r>
-          <w:delText xml:space="preserve"> </w:delText>
-        </w:r>
-      </w:del>
-      <w:del w:id="67" w:author="PR Preview" w:date="2026-01-01T00:00:00Z">
-        <w:r>
-          <w:delText xml:space="preserve">and every value</w:delText>
-        </w:r>
-      </w:del>
-      <w:del w:id="68" w:author="PR Preview" w:date="2026-01-01T00:00:00Z">
-        <w:r>
-          <w:delText xml:space="preserve"> </w:delText>
-        </w:r>
-      </w:del>
+      <w:r>
+        <w:t xml:space="preserve"> </w:t>
+      </w:r>
+      <w:r>
+        <w:t xml:space="preserve">at which the statistic takes the value</w:t>
+      </w:r>
+      <w:r>
+        <w:t xml:space="preserve"> </w:t>
+      </w:r>
       <m:oMath>
         <m:r>
           <m:t>t</m:t>
         </m:r>
       </m:oMath>
-      <w:del w:id="69" w:author="PR Preview" w:date="2026-01-01T00:00:00Z">
-        <w:r>
-          <w:delText xml:space="preserve">,</w:delText>
-        </w:r>
-      </w:del>
-      <w:del w:id="70" w:author="PR Preview" w:date="2026-01-01T00:00:00Z">
-        <w:r>
-          <w:delText xml:space="preserve"> </w:delText>
-        </w:r>
-      </w:del>
-      <w:del w:id="71" w:author="PR Preview" w:date="2026-01-01T00:00:00Z">
-        <w:r>
-          <w:delText xml:space="preserve">the conditional probability of the sample given the statistic</w:delText>
-        </w:r>
-      </w:del>
-      <w:del w:id="72" w:author="PR Preview" w:date="2026-01-01T00:00:00Z">
-        <w:r>
-          <w:delText xml:space="preserve"> </w:delText>
-        </w:r>
-      </w:del>
-      <w:del w:id="73" w:author="PR Preview" w:date="2026-01-01T00:00:00Z">
-        <w:r>
-          <w:delText xml:space="preserve">is the same for every value of</w:delText>
-        </w:r>
-      </w:del>
-      <w:del w:id="74" w:author="PR Preview" w:date="2026-01-01T00:00:00Z">
-        <w:r>
-          <w:delText xml:space="preserve"> </w:delText>
-        </w:r>
-      </w:del>
-      <m:oMath>
-        <m:r>
-          <m:t>θ</m:t>
-        </m:r>
-      </m:oMath>
-      <w:del w:id="75" w:author="PR Preview" w:date="2026-01-01T00:00:00Z">
-        <w:r>
-          <w:delText xml:space="preserve"> </w:delText>
-        </w:r>
-      </w:del>
-      <w:del w:id="76" w:author="PR Preview" w:date="2026-01-01T00:00:00Z">
-        <w:r>
-          <w:delText xml:space="preserve">at which the statistic takes the value</w:delText>
-        </w:r>
-      </w:del>
-      <w:del w:id="77" w:author="PR Preview" w:date="2026-01-01T00:00:00Z">
-        <w:r>
-          <w:delText xml:space="preserve"> </w:delText>
-        </w:r>
-      </w:del>
-      <m:oMath>
-        <m:r>
-          <m:t>t</m:t>
-        </m:r>
-      </m:oMath>
-      <w:del w:id="78" w:author="PR Preview" w:date="2026-01-01T00:00:00Z">
-        <w:r>
-          <w:delText xml:space="preserve"> </w:delText>
-        </w:r>
-      </w:del>
-      <w:del w:id="79" w:author="PR Preview" w:date="2026-01-01T00:00:00Z">
-        <w:r>
-          <w:delText xml:space="preserve">with positive probability</w:delText>
-        </w:r>
-      </w:del>
-      <w:del w:id="80" w:author="PR Preview" w:date="2026-01-01T00:00:00Z">
-        <w:r>
-          <w:delText xml:space="preserve"> </w:delText>
-        </w:r>
-      </w:del>
-      <w:del w:id="81" w:author="PR Preview" w:date="2026-01-01T00:00:00Z">
-        <w:r>
-          <w:delText xml:space="preserve">[2]</w:delText>
-        </w:r>
-      </w:del>
-      <w:del w:id="82" w:author="PR Preview" w:date="2026-01-01T00:00:00Z">
-        <w:r>
-          <w:delText xml:space="preserve">:</w:delText>
-        </w:r>
-      </w:del>
-    </w:p>
-    <w:p>
-      <w:pPr>
-        <w:pStyle w:val="BodyText"/>
-      </w:pPr>
-      <w:ins w:id="83" w:author="PR Preview" w:date="2026-01-01T00:00:00Z">
-        <w:r>
-          <w:rPr>
-            <w:b/>
-            <w:bCs/>
-          </w:rPr>
-          <w:t xml:space="preserve">Definition 2 (Sufficient statistic)</w:t>
-        </w:r>
-      </w:ins>
-      <w:ins w:id="84" w:author="PR Preview" w:date="2026-01-01T00:00:00Z">
-        <w:r>
-          <w:t xml:space="preserve"> </w:t>
-        </w:r>
-      </w:ins>
-      <w:ins w:id="85" w:author="PR Preview" w:date="2026-01-01T00:00:00Z">
-        <w:r>
-          <w:t xml:space="preserve">Let</w:t>
-        </w:r>
-      </w:ins>
-      <w:ins w:id="86" w:author="PR Preview" w:date="2026-01-01T00:00:00Z">
-        <w:r>
-          <w:t xml:space="preserve"> </w:t>
-        </w:r>
-      </w:ins>
-      <w:ins w:id="87" w:author="PR Preview" w:date="2026-01-01T00:00:00Z">
-        <w:r>
-          <w:t xml:space="preserve">$\mathord{\smash[b]{\underset{\raise.3ex\hbox{$\scriptstyle\sim$}}{X}}\vphantom{X}}$</w:t>
-        </w:r>
-      </w:ins>
-      <w:ins w:id="88" w:author="PR Preview" w:date="2026-01-01T00:00:00Z">
-        <w:r>
-          <w:t xml:space="preserve"> </w:t>
-        </w:r>
-      </w:ins>
-      <w:ins w:id="89" w:author="PR Preview" w:date="2026-01-01T00:00:00Z">
-        <w:r>
-          <w:t xml:space="preserve">be a discrete sample whose distribution depends on a parameter</w:t>
-        </w:r>
-      </w:ins>
-      <w:ins w:id="90" w:author="PR Preview" w:date="2026-01-01T00:00:00Z">
-        <w:r>
-          <w:t xml:space="preserve"> </w:t>
-        </w:r>
-      </w:ins>
-      <m:oMath>
-        <m:r>
-          <m:t>θ</m:t>
-        </m:r>
-      </m:oMath>
-      <w:ins w:id="91" w:author="PR Preview" w:date="2026-01-01T00:00:00Z">
-        <w:r>
-          <w:t xml:space="preserve">.</w:t>
-        </w:r>
-      </w:ins>
-      <w:ins w:id="92" w:author="PR Preview" w:date="2026-01-01T00:00:00Z">
-        <w:r>
-          <w:t xml:space="preserve"> </w:t>
-        </w:r>
-      </w:ins>
-      <w:ins w:id="93" w:author="PR Preview" w:date="2026-01-01T00:00:00Z">
-        <w:r>
-          <w:t xml:space="preserve">A</w:t>
-        </w:r>
-      </w:ins>
-      <w:ins w:id="94" w:author="PR Preview" w:date="2026-01-01T00:00:00Z">
-        <w:r>
-          <w:t xml:space="preserve"> </w:t>
-        </w:r>
-      </w:ins>
-      <w:hyperlink w:anchor="def-statistic">
-        <w:ins w:id="95" w:author="PR Preview" w:date="2026-01-01T00:00:00Z">
-          <w:r>
-            <w:rPr>
-              <w:rStyle w:val="Hyperlink"/>
-            </w:rPr>
-            <w:t xml:space="preserve">statistic</w:t>
-          </w:r>
-        </w:ins>
-      </w:hyperlink>
-      <w:ins w:id="96" w:author="PR Preview" w:date="2026-01-01T00:00:00Z">
-        <w:r>
-          <w:t xml:space="preserve"> </w:t>
-        </w:r>
-      </w:ins>
-      <w:ins w:id="97" w:author="PR Preview" w:date="2026-01-01T00:00:00Z">
-        <w:r>
-          <w:t xml:space="preserve">$T\mathopen{}\left(\mathord{\smash[b]{\underset{\raise.3ex\hbox{$\scriptstyle\sim$}}{X}}\vphantom{X}}\right)\mathclose{}$</w:t>
-        </w:r>
-      </w:ins>
-      <w:ins w:id="98" w:author="PR Preview" w:date="2026-01-01T00:00:00Z">
-        <w:r>
-          <w:t xml:space="preserve"> </w:t>
-        </w:r>
-      </w:ins>
-      <w:ins w:id="99" w:author="PR Preview" w:date="2026-01-01T00:00:00Z">
-        <w:r>
-          <w:t xml:space="preserve">is</w:t>
-        </w:r>
-      </w:ins>
-      <w:ins w:id="100" w:author="PR Preview" w:date="2026-01-01T00:00:00Z">
-        <w:r>
-          <w:t xml:space="preserve"> </w:t>
-        </w:r>
-      </w:ins>
-      <w:ins w:id="101" w:author="PR Preview" w:date="2026-01-01T00:00:00Z">
-        <w:r>
-          <w:rPr>
-            <w:b/>
-            <w:bCs/>
-          </w:rPr>
-          <w:t xml:space="preserve">sufficient</w:t>
-        </w:r>
-      </w:ins>
-      <w:ins w:id="102" w:author="PR Preview" w:date="2026-01-01T00:00:00Z">
-        <w:r>
-          <w:t xml:space="preserve"> </w:t>
-        </w:r>
-      </w:ins>
-      <w:ins w:id="103" w:author="PR Preview" w:date="2026-01-01T00:00:00Z">
-        <w:r>
-          <w:t xml:space="preserve">for</w:t>
-        </w:r>
-      </w:ins>
-      <w:ins w:id="104" w:author="PR Preview" w:date="2026-01-01T00:00:00Z">
-        <w:r>
-          <w:t xml:space="preserve"> </w:t>
-        </w:r>
-      </w:ins>
-      <m:oMath>
-        <m:r>
-          <m:t>θ</m:t>
-        </m:r>
-      </m:oMath>
-      <w:ins w:id="105" w:author="PR Preview" w:date="2026-01-01T00:00:00Z">
-        <w:r>
-          <w:t xml:space="preserve"> </w:t>
-        </w:r>
-      </w:ins>
-      <w:ins w:id="106" w:author="PR Preview" w:date="2026-01-01T00:00:00Z">
-        <w:r>
-          <w:t xml:space="preserve">if, for every sample</w:t>
-        </w:r>
-      </w:ins>
-      <w:ins w:id="107" w:author="PR Preview" w:date="2026-01-01T00:00:00Z">
-        <w:r>
-          <w:t xml:space="preserve"> </w:t>
-        </w:r>
-      </w:ins>
-      <w:ins w:id="108" w:author="PR Preview" w:date="2026-01-01T00:00:00Z">
-        <w:r>
-          <w:t xml:space="preserve">$\mathord{\smash[b]{\underset{\raise.3ex\hbox{$\scriptstyle\sim$}}{x}}\vphantom{x}}$</w:t>
-        </w:r>
-      </w:ins>
-      <w:ins w:id="109" w:author="PR Preview" w:date="2026-01-01T00:00:00Z">
-        <w:r>
-          <w:t xml:space="preserve"> </w:t>
-        </w:r>
-      </w:ins>
-      <w:ins w:id="110" w:author="PR Preview" w:date="2026-01-01T00:00:00Z">
-        <w:r>
-          <w:t xml:space="preserve">and every value</w:t>
-        </w:r>
-      </w:ins>
-      <w:ins w:id="111" w:author="PR Preview" w:date="2026-01-01T00:00:00Z">
-        <w:r>
-          <w:t xml:space="preserve"> </w:t>
-        </w:r>
-      </w:ins>
-      <m:oMath>
-        <m:r>
-          <m:t>t</m:t>
-        </m:r>
-      </m:oMath>
-      <w:ins w:id="112" w:author="PR Preview" w:date="2026-01-01T00:00:00Z">
-        <w:r>
-          <w:t xml:space="preserve">,</w:t>
-        </w:r>
-      </w:ins>
-      <w:ins w:id="113" w:author="PR Preview" w:date="2026-01-01T00:00:00Z">
-        <w:r>
-          <w:t xml:space="preserve"> </w:t>
-        </w:r>
-      </w:ins>
-      <w:ins w:id="114" w:author="PR Preview" w:date="2026-01-01T00:00:00Z">
-        <w:r>
-          <w:t xml:space="preserve">the conditional probability of the sample given the statistic</w:t>
-        </w:r>
-      </w:ins>
-      <w:ins w:id="115" w:author="PR Preview" w:date="2026-01-01T00:00:00Z">
-        <w:r>
-          <w:t xml:space="preserve"> </w:t>
-        </w:r>
-      </w:ins>
-      <w:ins w:id="116" w:author="PR Preview" w:date="2026-01-01T00:00:00Z">
-        <w:r>
-          <w:t xml:space="preserve">is the same for every value of</w:t>
-        </w:r>
-      </w:ins>
-      <w:ins w:id="117" w:author="PR Preview" w:date="2026-01-01T00:00:00Z">
-        <w:r>
-          <w:t xml:space="preserve"> </w:t>
-        </w:r>
-      </w:ins>
-      <m:oMath>
-        <m:r>
-          <m:t>θ</m:t>
-        </m:r>
-      </m:oMath>
-      <w:ins w:id="118" w:author="PR Preview" w:date="2026-01-01T00:00:00Z">
-        <w:r>
-          <w:t xml:space="preserve"> </w:t>
-        </w:r>
-      </w:ins>
-      <w:ins w:id="119" w:author="PR Preview" w:date="2026-01-01T00:00:00Z">
-        <w:r>
-          <w:t xml:space="preserve">at which the statistic takes the value</w:t>
-        </w:r>
-      </w:ins>
-      <w:ins w:id="120" w:author="PR Preview" w:date="2026-01-01T00:00:00Z">
-        <w:r>
-          <w:t xml:space="preserve"> </w:t>
-        </w:r>
-      </w:ins>
-      <m:oMath>
-        <m:r>
-          <m:t>t</m:t>
-        </m:r>
-      </m:oMath>
-      <w:ins w:id="121" w:author="PR Preview" w:date="2026-01-01T00:00:00Z">
-        <w:r>
-          <w:t xml:space="preserve"> </w:t>
-        </w:r>
-      </w:ins>
-      <w:ins w:id="122" w:author="PR Preview" w:date="2026-01-01T00:00:00Z">
-        <w:r>
-          <w:t xml:space="preserve">with positive probability:</w:t>
-        </w:r>
-      </w:ins>
+      <w:r>
+        <w:t xml:space="preserve"> </w:t>
+      </w:r>
+      <w:r>
+        <w:t xml:space="preserve">with positive probability:</w:t>
+      </w:r>
     </w:p>
     <w:p>
       <w:pPr>
@@ -3199,30 +2714,22 @@
       <w:pPr>
         <w:pStyle w:val="FirstParagraph"/>
       </w:pPr>
-      <w:del w:id="123" w:author="PR Preview" w:date="2026-01-01T00:00:00Z">
-        <w:r>
-          <w:rPr>
-            <w:b/>
-            <w:bCs/>
-          </w:rPr>
-          <w:delText xml:space="preserve">Theorem 3 (Rao–Blackwell theorem)</w:delText>
-        </w:r>
-      </w:del>
-      <w:del w:id="124" w:author="PR Preview" w:date="2026-01-01T00:00:00Z">
-        <w:r>
-          <w:delText xml:space="preserve"> </w:delText>
-        </w:r>
-      </w:del>
-      <w:del w:id="125" w:author="PR Preview" w:date="2026-01-01T00:00:00Z">
-        <w:r>
-          <w:delText xml:space="preserve">Let</w:delText>
-        </w:r>
-      </w:del>
-      <w:del w:id="126" w:author="PR Preview" w:date="2026-01-01T00:00:00Z">
-        <w:r>
-          <w:delText xml:space="preserve"> </w:delText>
-        </w:r>
-      </w:del>
+      <w:r>
+        <w:rPr>
+          <w:b/>
+          <w:bCs/>
+        </w:rPr>
+        <w:t xml:space="preserve">Theorem 3 (Rao–Blackwell theorem)</w:t>
+      </w:r>
+      <w:r>
+        <w:t xml:space="preserve"> </w:t>
+      </w:r>
+      <w:r>
+        <w:t xml:space="preserve">Let</w:t>
+      </w:r>
+      <w:r>
+        <w:t xml:space="preserve"> </w:t>
+      </w:r>
       <m:oMath>
         <m:acc>
           <m:accPr>
@@ -3235,181 +2742,121 @@
           </m:e>
         </m:acc>
       </m:oMath>
-      <w:del w:id="127" w:author="PR Preview" w:date="2026-01-01T00:00:00Z">
+      <w:r>
+        <w:t xml:space="preserve"> </w:t>
+      </w:r>
+      <w:r>
+        <w:t xml:space="preserve">be an</w:t>
+      </w:r>
+      <w:r>
+        <w:t xml:space="preserve"> </w:t>
+      </w:r>
+      <w:hyperlink r:id="rId28">
         <w:r>
-          <w:delText xml:space="preserve"> </w:delText>
+          <w:rPr>
+            <w:rStyle w:val="Hyperlink"/>
+          </w:rPr>
+          <w:t xml:space="preserve">unbiased</w:t>
         </w:r>
-      </w:del>
-      <w:del w:id="128" w:author="PR Preview" w:date="2026-01-01T00:00:00Z">
+      </w:hyperlink>
+      <w:r>
+        <w:t xml:space="preserve"> </w:t>
+      </w:r>
+      <w:r>
+        <w:t xml:space="preserve">estimator of</w:t>
+      </w:r>
+      <w:r>
+        <w:t xml:space="preserve"> </w:t>
+      </w:r>
+      <m:oMath>
+        <m:r>
+          <m:t>θ</m:t>
+        </m:r>
+      </m:oMath>
+      <w:r>
+        <w:t xml:space="preserve"> </w:t>
+      </w:r>
+      <w:r>
+        <w:t xml:space="preserve">with finite variance,</w:t>
+      </w:r>
+      <w:r>
+        <w:t xml:space="preserve"> </w:t>
+      </w:r>
+      <w:r>
+        <w:t xml:space="preserve">and let</w:t>
+      </w:r>
+      <w:r>
+        <w:t xml:space="preserve"> </w:t>
+      </w:r>
+      <w:r>
+        <w:t xml:space="preserve">$T\mathopen{}\left(\mathord{\smash[b]{\underset{\raise.3ex\hbox{$\scriptstyle\sim$}}{X}}\vphantom{X}}\right)\mathclose{}$</w:t>
+      </w:r>
+      <w:r>
+        <w:t xml:space="preserve"> </w:t>
+      </w:r>
+      <w:r>
+        <w:t xml:space="preserve">be a</w:t>
+      </w:r>
+      <w:r>
+        <w:t xml:space="preserve"> </w:t>
+      </w:r>
+      <w:hyperlink w:anchor="def-sufficient">
         <w:r>
-          <w:delText xml:space="preserve">be an</w:delText>
+          <w:rPr>
+            <w:rStyle w:val="Hyperlink"/>
+          </w:rPr>
+          <w:t xml:space="preserve">sufficient</w:t>
         </w:r>
-      </w:del>
-      <w:del w:id="129" w:author="PR Preview" w:date="2026-01-01T00:00:00Z">
+      </w:hyperlink>
+      <w:r>
+        <w:t xml:space="preserve"> </w:t>
+      </w:r>
+      <w:r>
+        <w:t xml:space="preserve">statistic for</w:t>
+      </w:r>
+      <w:r>
+        <w:t xml:space="preserve"> </w:t>
+      </w:r>
+      <m:oMath>
+        <m:r>
+          <m:t>θ</m:t>
+        </m:r>
+      </m:oMath>
+      <w:r>
+        <w:t xml:space="preserve">.</w:t>
+      </w:r>
+      <w:r>
+        <w:t xml:space="preserve"> </w:t>
+      </w:r>
+      <w:r>
+        <w:t xml:space="preserve">Then the</w:t>
+      </w:r>
+      <w:r>
+        <w:t xml:space="preserve"> </w:t>
+      </w:r>
+      <w:hyperlink w:anchor="def-rao-blackwellized">
         <w:r>
-          <w:delText xml:space="preserve"> </w:delText>
+          <w:rPr>
+            <w:rStyle w:val="Hyperlink"/>
+          </w:rPr>
+          <w:t xml:space="preserve">Rao–Blackwellized estimator</w:t>
         </w:r>
-      </w:del>
-      <w:hyperlink r:id="rId28">
-        <w:del w:id="130" w:author="PR Preview" w:date="2026-01-01T00:00:00Z">
-          <w:r>
-            <w:rPr>
-              <w:rStyle w:val="Hyperlink"/>
-            </w:rPr>
-            <w:delText xml:space="preserve">unbiased</w:delText>
-          </w:r>
-        </w:del>
       </w:hyperlink>
-      <w:del w:id="131" w:author="PR Preview" w:date="2026-01-01T00:00:00Z">
-        <w:r>
-          <w:delText xml:space="preserve"> </w:delText>
-        </w:r>
-      </w:del>
-      <w:del w:id="132" w:author="PR Preview" w:date="2026-01-01T00:00:00Z">
-        <w:r>
-          <w:delText xml:space="preserve">estimator of</w:delText>
-        </w:r>
-      </w:del>
-      <w:del w:id="133" w:author="PR Preview" w:date="2026-01-01T00:00:00Z">
-        <w:r>
-          <w:delText xml:space="preserve"> </w:delText>
-        </w:r>
-      </w:del>
-      <m:oMath>
-        <m:r>
-          <m:t>θ</m:t>
-        </m:r>
-      </m:oMath>
-      <w:del w:id="134" w:author="PR Preview" w:date="2026-01-01T00:00:00Z">
-        <w:r>
-          <w:delText xml:space="preserve"> </w:delText>
-        </w:r>
-      </w:del>
-      <w:del w:id="135" w:author="PR Preview" w:date="2026-01-01T00:00:00Z">
-        <w:r>
-          <w:delText xml:space="preserve">with finite variance,</w:delText>
-        </w:r>
-      </w:del>
-      <w:del w:id="136" w:author="PR Preview" w:date="2026-01-01T00:00:00Z">
-        <w:r>
-          <w:delText xml:space="preserve"> </w:delText>
-        </w:r>
-      </w:del>
-      <w:del w:id="137" w:author="PR Preview" w:date="2026-01-01T00:00:00Z">
-        <w:r>
-          <w:delText xml:space="preserve">and let</w:delText>
-        </w:r>
-      </w:del>
-      <w:del w:id="138" w:author="PR Preview" w:date="2026-01-01T00:00:00Z">
-        <w:r>
-          <w:delText xml:space="preserve"> </w:delText>
-        </w:r>
-      </w:del>
-      <w:del w:id="139" w:author="PR Preview" w:date="2026-01-01T00:00:00Z">
-        <w:r>
-          <w:delText xml:space="preserve">$T\mathopen{}\left(\mathord{\smash[b]{\underset{\raise.3ex\hbox{$\scriptstyle\sim$}}{X}}\vphantom{X}}\right)\mathclose{}$</w:delText>
-        </w:r>
-      </w:del>
-      <w:del w:id="140" w:author="PR Preview" w:date="2026-01-01T00:00:00Z">
-        <w:r>
-          <w:delText xml:space="preserve"> </w:delText>
-        </w:r>
-      </w:del>
-      <w:del w:id="141" w:author="PR Preview" w:date="2026-01-01T00:00:00Z">
-        <w:r>
-          <w:delText xml:space="preserve">be a</w:delText>
-        </w:r>
-      </w:del>
-      <w:del w:id="142" w:author="PR Preview" w:date="2026-01-01T00:00:00Z">
-        <w:r>
-          <w:delText xml:space="preserve"> </w:delText>
-        </w:r>
-      </w:del>
-      <w:hyperlink w:anchor="def-sufficient">
-        <w:del w:id="143" w:author="PR Preview" w:date="2026-01-01T00:00:00Z">
-          <w:r>
-            <w:rPr>
-              <w:rStyle w:val="Hyperlink"/>
-            </w:rPr>
-            <w:delText xml:space="preserve">sufficient</w:delText>
-          </w:r>
-        </w:del>
-      </w:hyperlink>
-      <w:del w:id="144" w:author="PR Preview" w:date="2026-01-01T00:00:00Z">
-        <w:r>
-          <w:delText xml:space="preserve"> </w:delText>
-        </w:r>
-      </w:del>
-      <w:del w:id="145" w:author="PR Preview" w:date="2026-01-01T00:00:00Z">
-        <w:r>
-          <w:delText xml:space="preserve">statistic for</w:delText>
-        </w:r>
-      </w:del>
-      <w:del w:id="146" w:author="PR Preview" w:date="2026-01-01T00:00:00Z">
-        <w:r>
-          <w:delText xml:space="preserve"> </w:delText>
-        </w:r>
-      </w:del>
-      <m:oMath>
-        <m:r>
-          <m:t>θ</m:t>
-        </m:r>
-      </m:oMath>
-      <w:del w:id="147" w:author="PR Preview" w:date="2026-01-01T00:00:00Z">
-        <w:r>
-          <w:delText xml:space="preserve">.</w:delText>
-        </w:r>
-      </w:del>
-      <w:del w:id="148" w:author="PR Preview" w:date="2026-01-01T00:00:00Z">
-        <w:r>
-          <w:delText xml:space="preserve"> </w:delText>
-        </w:r>
-      </w:del>
-      <w:del w:id="149" w:author="PR Preview" w:date="2026-01-01T00:00:00Z">
-        <w:r>
-          <w:delText xml:space="preserve">Then the</w:delText>
-        </w:r>
-      </w:del>
-      <w:del w:id="150" w:author="PR Preview" w:date="2026-01-01T00:00:00Z">
-        <w:r>
-          <w:delText xml:space="preserve"> </w:delText>
-        </w:r>
-      </w:del>
-      <w:hyperlink w:anchor="def-rao-blackwellized">
-        <w:del w:id="151" w:author="PR Preview" w:date="2026-01-01T00:00:00Z">
-          <w:r>
-            <w:rPr>
-              <w:rStyle w:val="Hyperlink"/>
-            </w:rPr>
-            <w:delText xml:space="preserve">Rao–Blackwellized estimator</w:delText>
-          </w:r>
-        </w:del>
-      </w:hyperlink>
-      <w:del w:id="152" w:author="PR Preview" w:date="2026-01-01T00:00:00Z">
-        <w:r>
-          <w:delText xml:space="preserve"> </w:delText>
-        </w:r>
-      </w:del>
-      <w:del w:id="153" w:author="PR Preview" w:date="2026-01-01T00:00:00Z">
-        <w:r>
-          <w:delText xml:space="preserve">is unbiased</w:delText>
-        </w:r>
-      </w:del>
-      <w:del w:id="154" w:author="PR Preview" w:date="2026-01-01T00:00:00Z">
-        <w:r>
-          <w:delText xml:space="preserve"> </w:delText>
-        </w:r>
-      </w:del>
-      <w:del w:id="155" w:author="PR Preview" w:date="2026-01-01T00:00:00Z">
-        <w:r>
-          <w:delText xml:space="preserve">and has variance no larger than that of</w:delText>
-        </w:r>
-      </w:del>
-      <w:del w:id="156" w:author="PR Preview" w:date="2026-01-01T00:00:00Z">
-        <w:r>
-          <w:delText xml:space="preserve"> </w:delText>
-        </w:r>
-      </w:del>
+      <w:r>
+        <w:t xml:space="preserve"> </w:t>
+      </w:r>
+      <w:r>
+        <w:t xml:space="preserve">is unbiased</w:t>
+      </w:r>
+      <w:r>
+        <w:t xml:space="preserve"> </w:t>
+      </w:r>
+      <w:r>
+        <w:t xml:space="preserve">and has variance no larger than that of</w:t>
+      </w:r>
+      <w:r>
+        <w:t xml:space="preserve"> </w:t>
+      </w:r>
       <m:oMath>
         <m:acc>
           <m:accPr>
@@ -3422,284 +2869,20 @@
           </m:e>
         </m:acc>
       </m:oMath>
-      <w:del w:id="157" w:author="PR Preview" w:date="2026-01-01T00:00:00Z">
-        <w:r>
-          <w:delText xml:space="preserve">, for every</w:delText>
-        </w:r>
-      </w:del>
-      <w:del w:id="158" w:author="PR Preview" w:date="2026-01-01T00:00:00Z">
-        <w:r>
-          <w:delText xml:space="preserve"> </w:delText>
-        </w:r>
-      </w:del>
+      <w:r>
+        <w:t xml:space="preserve">, for every</w:t>
+      </w:r>
+      <w:r>
+        <w:t xml:space="preserve"> </w:t>
+      </w:r>
       <m:oMath>
         <m:r>
           <m:t>θ</m:t>
         </m:r>
       </m:oMath>
-      <w:del w:id="159" w:author="PR Preview" w:date="2026-01-01T00:00:00Z">
-        <w:r>
-          <w:delText xml:space="preserve"> </w:delText>
-        </w:r>
-      </w:del>
-      <w:del w:id="160" w:author="PR Preview" w:date="2026-01-01T00:00:00Z">
-        <w:r>
-          <w:delText xml:space="preserve">[6]</w:delText>
-        </w:r>
-      </w:del>
-      <w:del w:id="161" w:author="PR Preview" w:date="2026-01-01T00:00:00Z">
-        <w:r>
-          <w:delText xml:space="preserve">:</w:delText>
-        </w:r>
-      </w:del>
-    </w:p>
-    <w:p>
-      <w:pPr>
-        <w:pStyle w:val="FirstParagraph"/>
-      </w:pPr>
-      <w:ins w:id="162" w:author="PR Preview" w:date="2026-01-01T00:00:00Z">
-        <w:r>
-          <w:rPr>
-            <w:b/>
-            <w:bCs/>
-          </w:rPr>
-          <w:t xml:space="preserve">Theorem 3 (Rao–Blackwell theorem)</w:t>
-        </w:r>
-      </w:ins>
-      <w:ins w:id="163" w:author="PR Preview" w:date="2026-01-01T00:00:00Z">
-        <w:r>
-          <w:t xml:space="preserve"> </w:t>
-        </w:r>
-      </w:ins>
-      <w:ins w:id="164" w:author="PR Preview" w:date="2026-01-01T00:00:00Z">
-        <w:r>
-          <w:t xml:space="preserve">Let</w:t>
-        </w:r>
-      </w:ins>
-      <w:ins w:id="165" w:author="PR Preview" w:date="2026-01-01T00:00:00Z">
-        <w:r>
-          <w:t xml:space="preserve"> </w:t>
-        </w:r>
-      </w:ins>
-      <m:oMath>
-        <m:acc>
-          <m:accPr>
-            <m:chr m:val="̂"/>
-          </m:accPr>
-          <m:e>
-            <m:r>
-              <m:t>θ</m:t>
-            </m:r>
-          </m:e>
-        </m:acc>
-      </m:oMath>
-      <w:ins w:id="166" w:author="PR Preview" w:date="2026-01-01T00:00:00Z">
-        <w:r>
-          <w:t xml:space="preserve"> </w:t>
-        </w:r>
-      </w:ins>
-      <w:ins w:id="167" w:author="PR Preview" w:date="2026-01-01T00:00:00Z">
-        <w:r>
-          <w:t xml:space="preserve">be an</w:t>
-        </w:r>
-      </w:ins>
-      <w:ins w:id="168" w:author="PR Preview" w:date="2026-01-01T00:00:00Z">
-        <w:r>
-          <w:t xml:space="preserve"> </w:t>
-        </w:r>
-      </w:ins>
-      <w:hyperlink r:id="rId28">
-        <w:ins w:id="169" w:author="PR Preview" w:date="2026-01-01T00:00:00Z">
-          <w:r>
-            <w:rPr>
-              <w:rStyle w:val="Hyperlink"/>
-            </w:rPr>
-            <w:t xml:space="preserve">unbiased</w:t>
-          </w:r>
-        </w:ins>
-      </w:hyperlink>
-      <w:ins w:id="170" w:author="PR Preview" w:date="2026-01-01T00:00:00Z">
-        <w:r>
-          <w:t xml:space="preserve"> </w:t>
-        </w:r>
-      </w:ins>
-      <w:ins w:id="171" w:author="PR Preview" w:date="2026-01-01T00:00:00Z">
-        <w:r>
-          <w:t xml:space="preserve">estimator of</w:t>
-        </w:r>
-      </w:ins>
-      <w:ins w:id="172" w:author="PR Preview" w:date="2026-01-01T00:00:00Z">
-        <w:r>
-          <w:t xml:space="preserve"> </w:t>
-        </w:r>
-      </w:ins>
-      <m:oMath>
-        <m:r>
-          <m:t>θ</m:t>
-        </m:r>
-      </m:oMath>
-      <w:ins w:id="173" w:author="PR Preview" w:date="2026-01-01T00:00:00Z">
-        <w:r>
-          <w:t xml:space="preserve"> </w:t>
-        </w:r>
-      </w:ins>
-      <w:ins w:id="174" w:author="PR Preview" w:date="2026-01-01T00:00:00Z">
-        <w:r>
-          <w:t xml:space="preserve">with finite variance,</w:t>
-        </w:r>
-      </w:ins>
-      <w:ins w:id="175" w:author="PR Preview" w:date="2026-01-01T00:00:00Z">
-        <w:r>
-          <w:t xml:space="preserve"> </w:t>
-        </w:r>
-      </w:ins>
-      <w:ins w:id="176" w:author="PR Preview" w:date="2026-01-01T00:00:00Z">
-        <w:r>
-          <w:t xml:space="preserve">and let</w:t>
-        </w:r>
-      </w:ins>
-      <w:ins w:id="177" w:author="PR Preview" w:date="2026-01-01T00:00:00Z">
-        <w:r>
-          <w:t xml:space="preserve"> </w:t>
-        </w:r>
-      </w:ins>
-      <w:ins w:id="178" w:author="PR Preview" w:date="2026-01-01T00:00:00Z">
-        <w:r>
-          <w:t xml:space="preserve">$T\mathopen{}\left(\mathord{\smash[b]{\underset{\raise.3ex\hbox{$\scriptstyle\sim$}}{X}}\vphantom{X}}\right)\mathclose{}$</w:t>
-        </w:r>
-      </w:ins>
-      <w:ins w:id="179" w:author="PR Preview" w:date="2026-01-01T00:00:00Z">
-        <w:r>
-          <w:t xml:space="preserve"> </w:t>
-        </w:r>
-      </w:ins>
-      <w:ins w:id="180" w:author="PR Preview" w:date="2026-01-01T00:00:00Z">
-        <w:r>
-          <w:t xml:space="preserve">be a</w:t>
-        </w:r>
-      </w:ins>
-      <w:ins w:id="181" w:author="PR Preview" w:date="2026-01-01T00:00:00Z">
-        <w:r>
-          <w:t xml:space="preserve"> </w:t>
-        </w:r>
-      </w:ins>
-      <w:hyperlink w:anchor="def-sufficient">
-        <w:ins w:id="182" w:author="PR Preview" w:date="2026-01-01T00:00:00Z">
-          <w:r>
-            <w:rPr>
-              <w:rStyle w:val="Hyperlink"/>
-            </w:rPr>
-            <w:t xml:space="preserve">sufficient</w:t>
-          </w:r>
-        </w:ins>
-      </w:hyperlink>
-      <w:ins w:id="183" w:author="PR Preview" w:date="2026-01-01T00:00:00Z">
-        <w:r>
-          <w:t xml:space="preserve"> </w:t>
-        </w:r>
-      </w:ins>
-      <w:ins w:id="184" w:author="PR Preview" w:date="2026-01-01T00:00:00Z">
-        <w:r>
-          <w:t xml:space="preserve">statistic for</w:t>
-        </w:r>
-      </w:ins>
-      <w:ins w:id="185" w:author="PR Preview" w:date="2026-01-01T00:00:00Z">
-        <w:r>
-          <w:t xml:space="preserve"> </w:t>
-        </w:r>
-      </w:ins>
-      <m:oMath>
-        <m:r>
-          <m:t>θ</m:t>
-        </m:r>
-      </m:oMath>
-      <w:ins w:id="186" w:author="PR Preview" w:date="2026-01-01T00:00:00Z">
-        <w:r>
-          <w:t xml:space="preserve">.</w:t>
-        </w:r>
-      </w:ins>
-      <w:ins w:id="187" w:author="PR Preview" w:date="2026-01-01T00:00:00Z">
-        <w:r>
-          <w:t xml:space="preserve"> </w:t>
-        </w:r>
-      </w:ins>
-      <w:ins w:id="188" w:author="PR Preview" w:date="2026-01-01T00:00:00Z">
-        <w:r>
-          <w:t xml:space="preserve">Then the</w:t>
-        </w:r>
-      </w:ins>
-      <w:ins w:id="189" w:author="PR Preview" w:date="2026-01-01T00:00:00Z">
-        <w:r>
-          <w:t xml:space="preserve"> </w:t>
-        </w:r>
-      </w:ins>
-      <w:hyperlink w:anchor="def-rao-blackwellized">
-        <w:ins w:id="190" w:author="PR Preview" w:date="2026-01-01T00:00:00Z">
-          <w:r>
-            <w:rPr>
-              <w:rStyle w:val="Hyperlink"/>
-            </w:rPr>
-            <w:t xml:space="preserve">Rao–Blackwellized estimator</w:t>
-          </w:r>
-        </w:ins>
-      </w:hyperlink>
-      <w:ins w:id="191" w:author="PR Preview" w:date="2026-01-01T00:00:00Z">
-        <w:r>
-          <w:t xml:space="preserve"> </w:t>
-        </w:r>
-      </w:ins>
-      <w:ins w:id="192" w:author="PR Preview" w:date="2026-01-01T00:00:00Z">
-        <w:r>
-          <w:t xml:space="preserve">is unbiased</w:t>
-        </w:r>
-      </w:ins>
-      <w:ins w:id="193" w:author="PR Preview" w:date="2026-01-01T00:00:00Z">
-        <w:r>
-          <w:t xml:space="preserve"> </w:t>
-        </w:r>
-      </w:ins>
-      <w:ins w:id="194" w:author="PR Preview" w:date="2026-01-01T00:00:00Z">
-        <w:r>
-          <w:t xml:space="preserve">and has variance no larger than that of</w:t>
-        </w:r>
-      </w:ins>
-      <w:ins w:id="195" w:author="PR Preview" w:date="2026-01-01T00:00:00Z">
-        <w:r>
-          <w:t xml:space="preserve"> </w:t>
-        </w:r>
-      </w:ins>
-      <m:oMath>
-        <m:acc>
-          <m:accPr>
-            <m:chr m:val="̂"/>
-          </m:accPr>
-          <m:e>
-            <m:r>
-              <m:t>θ</m:t>
-            </m:r>
-          </m:e>
-        </m:acc>
-      </m:oMath>
-      <w:ins w:id="196" w:author="PR Preview" w:date="2026-01-01T00:00:00Z">
-        <w:r>
-          <w:t xml:space="preserve">, for every</w:t>
-        </w:r>
-      </w:ins>
-      <w:ins w:id="197" w:author="PR Preview" w:date="2026-01-01T00:00:00Z">
-        <w:r>
-          <w:t xml:space="preserve"> </w:t>
-        </w:r>
-      </w:ins>
-      <m:oMath>
-        <m:r>
-          <m:t>θ</m:t>
-        </m:r>
-      </m:oMath>
-      <w:ins w:id="198" w:author="PR Preview" w:date="2026-01-01T00:00:00Z">
-        <w:r>
-          <w:t xml:space="preserve">:</w:t>
-        </w:r>
-      </w:ins>
+      <w:r>
+        <w:t xml:space="preserve">:</w:t>
+      </w:r>
     </w:p>
     <w:p>
       <w:pPr>
@@ -3717,51 +2900,18 @@
       <w:pPr>
         <w:pStyle w:val="FirstParagraph"/>
       </w:pPr>
-      <w:del w:id="199" w:author="PR Preview" w:date="2026-01-01T00:00:00Z">
-        <w:r>
-          <w:delText xml:space="preserve">Source:</w:delText>
-        </w:r>
-      </w:del>
-      <w:del w:id="200" w:author="PR Preview" w:date="2026-01-01T00:00:00Z">
-        <w:r>
-          <w:delText xml:space="preserve"> </w:delText>
-        </w:r>
-      </w:del>
-      <w:del w:id="201" w:author="PR Preview" w:date="2026-01-01T00:00:00Z">
-        <w:r>
-          <w:delText xml:space="preserve">[7], [8], [4], Thm. 7.3.17, p. 342, [6]</w:delText>
-        </w:r>
-      </w:del>
-      <w:del w:id="202" w:author="PR Preview" w:date="2026-01-01T00:00:00Z">
-        <w:r>
-          <w:delText xml:space="preserve">.</w:delText>
-        </w:r>
-      </w:del>
-    </w:p>
-    <w:p>
-      <w:pPr>
-        <w:pStyle w:val="FirstParagraph"/>
-      </w:pPr>
-      <w:ins w:id="203" w:author="PR Preview" w:date="2026-01-01T00:00:00Z">
-        <w:r>
-          <w:t xml:space="preserve">Source:</w:t>
-        </w:r>
-      </w:ins>
-      <w:ins w:id="204" w:author="PR Preview" w:date="2026-01-01T00:00:00Z">
-        <w:r>
-          <w:t xml:space="preserve"> </w:t>
-        </w:r>
-      </w:ins>
-      <w:ins w:id="205" w:author="PR Preview" w:date="2026-01-01T00:00:00Z">
-        <w:r>
-          <w:t xml:space="preserve">[6], [7], [4], Thm. 7.3.17, p. 342, [8]</w:t>
-        </w:r>
-      </w:ins>
-      <w:ins w:id="206" w:author="PR Preview" w:date="2026-01-01T00:00:00Z">
-        <w:r>
-          <w:t xml:space="preserve">.</w:t>
-        </w:r>
-      </w:ins>
+      <w:r>
+        <w:t xml:space="preserve">Source:</w:t>
+      </w:r>
+      <w:r>
+        <w:t xml:space="preserve"> </w:t>
+      </w:r>
+      <w:r>
+        <w:t xml:space="preserve">[6], [7], [4], Thm. 7.3.17, p. 342, [8]</w:t>
+      </w:r>
+      <w:r>
+        <w:t xml:space="preserve">.</w:t>
+      </w:r>
     </w:p>
     <w:bookmarkEnd w:id="32"/>
     <w:p>
@@ -9688,268 +8838,37 @@
       <w:pPr>
         <w:pStyle w:val="Bibliography"/>
       </w:pPr>
-      <w:del w:id="207" w:author="PR Preview" w:date="2026-01-01T00:00:00Z">
-        <w:r>
-          <w:delText xml:space="preserve">[6]</w:delText>
-        </w:r>
-      </w:del>
-      <w:del w:id="208" w:author="PR Preview" w:date="2026-01-01T00:00:00Z">
-        <w:r>
-          <w:delText xml:space="preserve"> </w:delText>
-        </w:r>
-      </w:del>
-      <w:del w:id="209" w:author="PR Preview" w:date="2026-01-01T00:00:00Z">
-        <w:r>
-          <w:delText xml:space="preserve">	</w:delText>
-        </w:r>
-      </w:del>
-      <w:del w:id="210" w:author="PR Preview" w:date="2026-01-01T00:00:00Z">
-        <w:r>
-          <w:delText xml:space="preserve">Wikipedia contributors,</w:delText>
-        </w:r>
-      </w:del>
-      <w:del w:id="211" w:author="PR Preview" w:date="2026-01-01T00:00:00Z">
-        <w:r>
-          <w:delText xml:space="preserve"> </w:delText>
-        </w:r>
-      </w:del>
-      <w:del w:id="212" w:author="PR Preview" w:date="2026-01-01T00:00:00Z">
-        <w:r>
-          <w:delText xml:space="preserve">“Rao–blackwell theorem —</w:delText>
-        </w:r>
-      </w:del>
-      <w:del w:id="213" w:author="PR Preview" w:date="2026-01-01T00:00:00Z">
-        <w:r>
-          <w:delText xml:space="preserve"> </w:delText>
-        </w:r>
-      </w:del>
-      <w:del w:id="214" w:author="PR Preview" w:date="2026-01-01T00:00:00Z">
-        <w:r>
-          <w:delText xml:space="preserve">Wikipedia</w:delText>
-        </w:r>
-      </w:del>
-      <w:del w:id="215" w:author="PR Preview" w:date="2026-01-01T00:00:00Z">
-        <w:r>
-          <w:delText xml:space="preserve">,</w:delText>
-        </w:r>
-      </w:del>
-      <w:del w:id="216" w:author="PR Preview" w:date="2026-01-01T00:00:00Z">
-        <w:r>
-          <w:delText xml:space="preserve"> </w:delText>
-        </w:r>
-      </w:del>
-      <w:del w:id="217" w:author="PR Preview" w:date="2026-01-01T00:00:00Z">
-        <w:r>
-          <w:delText xml:space="preserve">the free encyclopedia.”</w:delText>
-        </w:r>
-      </w:del>
-      <w:del w:id="218" w:author="PR Preview" w:date="2026-01-01T00:00:00Z">
-        <w:r>
-          <w:delText xml:space="preserve"> </w:delText>
-        </w:r>
-      </w:del>
-      <w:del w:id="219" w:author="PR Preview" w:date="2026-01-01T00:00:00Z">
-        <w:r>
-          <w:delText xml:space="preserve">2026. Available:</w:delText>
-        </w:r>
-      </w:del>
-      <w:del w:id="220" w:author="PR Preview" w:date="2026-01-01T00:00:00Z">
-        <w:r>
-          <w:delText xml:space="preserve"> </w:delText>
-        </w:r>
-      </w:del>
-      <w:hyperlink r:id="rId63">
-        <w:del w:id="221" w:author="PR Preview" w:date="2026-01-01T00:00:00Z">
-          <w:r>
-            <w:rPr>
-              <w:rStyle w:val="Hyperlink"/>
-            </w:rPr>
-            <w:delText xml:space="preserve">https://en.wikipedia.org/wiki/Rao%E2%80%93Blackwell_theorem</w:delText>
-          </w:r>
-        </w:del>
-      </w:hyperlink>
-    </w:p>
-    <w:p>
-      <w:pPr>
-        <w:pStyle w:val="Bibliography"/>
-      </w:pPr>
-      <w:del w:id="222" w:author="PR Preview" w:date="2026-01-01T00:00:00Z">
-        <w:r>
-          <w:delText xml:space="preserve">[7]</w:delText>
-        </w:r>
-      </w:del>
-      <w:del w:id="223" w:author="PR Preview" w:date="2026-01-01T00:00:00Z">
-        <w:r>
-          <w:delText xml:space="preserve"> </w:delText>
-        </w:r>
-      </w:del>
-      <w:del w:id="224" w:author="PR Preview" w:date="2026-01-01T00:00:00Z">
-        <w:r>
-          <w:delText xml:space="preserve">	</w:delText>
-        </w:r>
-      </w:del>
-      <w:del w:id="225" w:author="PR Preview" w:date="2026-01-01T00:00:00Z">
-        <w:r>
-          <w:delText xml:space="preserve">C. R. Rao,</w:delText>
-        </w:r>
-      </w:del>
-      <w:del w:id="226" w:author="PR Preview" w:date="2026-01-01T00:00:00Z">
-        <w:r>
-          <w:delText xml:space="preserve"> </w:delText>
-        </w:r>
-      </w:del>
-      <w:del w:id="227" w:author="PR Preview" w:date="2026-01-01T00:00:00Z">
-        <w:r>
-          <w:delText xml:space="preserve">“Information and the accuracy attainable in the estimation of statistical parameters,”</w:delText>
-        </w:r>
-      </w:del>
-      <w:del w:id="228" w:author="PR Preview" w:date="2026-01-01T00:00:00Z">
-        <w:r>
-          <w:delText xml:space="preserve"> </w:delText>
-        </w:r>
-      </w:del>
-      <w:del w:id="229" w:author="PR Preview" w:date="2026-01-01T00:00:00Z">
-        <w:r>
-          <w:rPr>
-            <w:i/>
-            <w:iCs/>
-          </w:rPr>
-          <w:delText xml:space="preserve">Bulletin of the Calcutta Mathematical Society</w:delText>
-        </w:r>
-      </w:del>
-      <w:del w:id="230" w:author="PR Preview" w:date="2026-01-01T00:00:00Z">
-        <w:r>
-          <w:delText xml:space="preserve">, vol. 37, pp. 81–91, 1945.</w:delText>
-        </w:r>
-      </w:del>
-    </w:p>
-    <w:p>
-      <w:pPr>
-        <w:pStyle w:val="Bibliography"/>
-      </w:pPr>
-      <w:del w:id="231" w:author="PR Preview" w:date="2026-01-01T00:00:00Z">
-        <w:r>
-          <w:delText xml:space="preserve">[8]</w:delText>
-        </w:r>
-      </w:del>
-      <w:del w:id="232" w:author="PR Preview" w:date="2026-01-01T00:00:00Z">
-        <w:r>
-          <w:delText xml:space="preserve"> </w:delText>
-        </w:r>
-      </w:del>
-      <w:del w:id="233" w:author="PR Preview" w:date="2026-01-01T00:00:00Z">
-        <w:r>
-          <w:delText xml:space="preserve">	</w:delText>
-        </w:r>
-      </w:del>
-      <w:del w:id="234" w:author="PR Preview" w:date="2026-01-01T00:00:00Z">
-        <w:r>
-          <w:delText xml:space="preserve">D. Blackwell,</w:delText>
-        </w:r>
-      </w:del>
-      <w:del w:id="235" w:author="PR Preview" w:date="2026-01-01T00:00:00Z">
-        <w:r>
-          <w:delText xml:space="preserve"> </w:delText>
-        </w:r>
-      </w:del>
-      <w:del w:id="236" w:author="PR Preview" w:date="2026-01-01T00:00:00Z">
-        <w:r>
-          <w:delText xml:space="preserve">“Conditional expectation and unbiased sequential estimation,”</w:delText>
-        </w:r>
-      </w:del>
-      <w:del w:id="237" w:author="PR Preview" w:date="2026-01-01T00:00:00Z">
-        <w:r>
-          <w:delText xml:space="preserve"> </w:delText>
-        </w:r>
-      </w:del>
-      <w:del w:id="238" w:author="PR Preview" w:date="2026-01-01T00:00:00Z">
-        <w:r>
-          <w:rPr>
-            <w:i/>
-            <w:iCs/>
-          </w:rPr>
-          <w:delText xml:space="preserve">The Annals of Mathematical Statistics</w:delText>
-        </w:r>
-      </w:del>
-      <w:del w:id="239" w:author="PR Preview" w:date="2026-01-01T00:00:00Z">
-        <w:r>
-          <w:delText xml:space="preserve">, vol. 18, no. 1, pp. 105–110, 1947, doi:</w:delText>
-        </w:r>
-      </w:del>
-      <w:del w:id="240" w:author="PR Preview" w:date="2026-01-01T00:00:00Z">
-        <w:r>
-          <w:delText xml:space="preserve"> </w:delText>
-        </w:r>
-      </w:del>
-      <w:hyperlink r:id="rId61">
-        <w:del w:id="241" w:author="PR Preview" w:date="2026-01-01T00:00:00Z">
-          <w:r>
-            <w:rPr>
-              <w:rStyle w:val="Hyperlink"/>
-            </w:rPr>
-            <w:delText xml:space="preserve">10.1214/aoms/1177730497</w:delText>
-          </w:r>
-        </w:del>
-      </w:hyperlink>
-      <w:del w:id="242" w:author="PR Preview" w:date="2026-01-01T00:00:00Z">
-        <w:r>
-          <w:delText xml:space="preserve">.</w:delText>
-        </w:r>
-      </w:del>
-    </w:p>
-    <w:p>
-      <w:pPr>
-        <w:pStyle w:val="Bibliography"/>
-      </w:pPr>
-      <w:ins w:id="243" w:author="PR Preview" w:date="2026-01-01T00:00:00Z">
-        <w:r>
-          <w:t xml:space="preserve">[6]</w:t>
-        </w:r>
-      </w:ins>
-      <w:ins w:id="244" w:author="PR Preview" w:date="2026-01-01T00:00:00Z">
-        <w:r>
-          <w:t xml:space="preserve"> </w:t>
-        </w:r>
-      </w:ins>
-      <w:ins w:id="245" w:author="PR Preview" w:date="2026-01-01T00:00:00Z">
-        <w:r>
-          <w:t xml:space="preserve">	</w:t>
-        </w:r>
-      </w:ins>
-      <w:ins w:id="246" w:author="PR Preview" w:date="2026-01-01T00:00:00Z">
-        <w:r>
-          <w:t xml:space="preserve">C. R. Rao,</w:t>
-        </w:r>
-      </w:ins>
-      <w:ins w:id="247" w:author="PR Preview" w:date="2026-01-01T00:00:00Z">
-        <w:r>
-          <w:t xml:space="preserve"> </w:t>
-        </w:r>
-      </w:ins>
-      <w:ins w:id="248" w:author="PR Preview" w:date="2026-01-01T00:00:00Z">
-        <w:r>
-          <w:t xml:space="preserve">“Information and the accuracy attainable in the estimation of statistical parameters,”</w:t>
-        </w:r>
-      </w:ins>
-      <w:ins w:id="249" w:author="PR Preview" w:date="2026-01-01T00:00:00Z">
-        <w:r>
-          <w:t xml:space="preserve"> </w:t>
-        </w:r>
-      </w:ins>
-      <w:ins w:id="250" w:author="PR Preview" w:date="2026-01-01T00:00:00Z">
-        <w:r>
-          <w:rPr>
-            <w:i/>
-            <w:iCs/>
-          </w:rPr>
-          <w:t xml:space="preserve">Bulletin of the Calcutta Mathematical Society</w:t>
-        </w:r>
-      </w:ins>
-      <w:ins w:id="251" w:author="PR Preview" w:date="2026-01-01T00:00:00Z">
-        <w:r>
-          <w:t xml:space="preserve">, vol. 37, pp. 81–91, 1945.</w:t>
-        </w:r>
-      </w:ins>
+      <w:r>
+        <w:t xml:space="preserve">[6]</w:t>
+      </w:r>
+      <w:r>
+        <w:t xml:space="preserve"> </w:t>
+      </w:r>
+      <w:r>
+        <w:t xml:space="preserve">	</w:t>
+      </w:r>
+      <w:r>
+        <w:t xml:space="preserve">C. R. Rao,</w:t>
+      </w:r>
+      <w:r>
+        <w:t xml:space="preserve"> </w:t>
+      </w:r>
+      <w:r>
+        <w:t xml:space="preserve">“Information and the accuracy attainable in the estimation of statistical parameters,”</w:t>
+      </w:r>
+      <w:r>
+        <w:t xml:space="preserve"> </w:t>
+      </w:r>
+      <w:r>
+        <w:rPr>
+          <w:i/>
+          <w:iCs/>
+        </w:rPr>
+        <w:t xml:space="preserve">Bulletin of the Calcutta Mathematical Society</w:t>
+      </w:r>
+      <w:r>
+        <w:t xml:space="preserve">, vol. 37, pp. 81–91, 1945.</w:t>
+      </w:r>
     </w:p>
     <w:bookmarkEnd w:id="60"/>
     <w:bookmarkStart w:id="62" w:name="ref-blackwell1947conditional"/>
@@ -9957,75 +8876,51 @@
       <w:pPr>
         <w:pStyle w:val="Bibliography"/>
       </w:pPr>
-      <w:ins w:id="252" w:author="PR Preview" w:date="2026-01-01T00:00:00Z">
-        <w:r>
-          <w:t xml:space="preserve">[7]</w:t>
-        </w:r>
-      </w:ins>
-      <w:ins w:id="253" w:author="PR Preview" w:date="2026-01-01T00:00:00Z">
-        <w:r>
-          <w:t xml:space="preserve"> </w:t>
-        </w:r>
-      </w:ins>
-      <w:ins w:id="254" w:author="PR Preview" w:date="2026-01-01T00:00:00Z">
-        <w:r>
-          <w:t xml:space="preserve">	</w:t>
-        </w:r>
-      </w:ins>
-      <w:ins w:id="255" w:author="PR Preview" w:date="2026-01-01T00:00:00Z">
-        <w:r>
-          <w:t xml:space="preserve">D. Blackwell,</w:t>
-        </w:r>
-      </w:ins>
-      <w:ins w:id="256" w:author="PR Preview" w:date="2026-01-01T00:00:00Z">
-        <w:r>
-          <w:t xml:space="preserve"> </w:t>
-        </w:r>
-      </w:ins>
-      <w:ins w:id="257" w:author="PR Preview" w:date="2026-01-01T00:00:00Z">
-        <w:r>
-          <w:t xml:space="preserve">“Conditional expectation and unbiased sequential estimation,”</w:t>
-        </w:r>
-      </w:ins>
-      <w:ins w:id="258" w:author="PR Preview" w:date="2026-01-01T00:00:00Z">
-        <w:r>
-          <w:t xml:space="preserve"> </w:t>
-        </w:r>
-      </w:ins>
-      <w:ins w:id="259" w:author="PR Preview" w:date="2026-01-01T00:00:00Z">
+      <w:r>
+        <w:t xml:space="preserve">[7]</w:t>
+      </w:r>
+      <w:r>
+        <w:t xml:space="preserve"> </w:t>
+      </w:r>
+      <w:r>
+        <w:t xml:space="preserve">	</w:t>
+      </w:r>
+      <w:r>
+        <w:t xml:space="preserve">D. Blackwell,</w:t>
+      </w:r>
+      <w:r>
+        <w:t xml:space="preserve"> </w:t>
+      </w:r>
+      <w:r>
+        <w:t xml:space="preserve">“Conditional expectation and unbiased sequential estimation,”</w:t>
+      </w:r>
+      <w:r>
+        <w:t xml:space="preserve"> </w:t>
+      </w:r>
+      <w:r>
+        <w:rPr>
+          <w:i/>
+          <w:iCs/>
+        </w:rPr>
+        <w:t xml:space="preserve">The Annals of Mathematical Statistics</w:t>
+      </w:r>
+      <w:r>
+        <w:t xml:space="preserve">, vol. 18, no. 1, pp. 105–110, 1947, doi:</w:t>
+      </w:r>
+      <w:r>
+        <w:t xml:space="preserve"> </w:t>
+      </w:r>
+      <w:hyperlink r:id="rId61">
         <w:r>
           <w:rPr>
-            <w:i/>
-            <w:iCs/>
+            <w:rStyle w:val="Hyperlink"/>
           </w:rPr>
-          <w:t xml:space="preserve">The Annals of Mathematical Statistics</w:t>
+          <w:t xml:space="preserve">10.1214/aoms/1177730497</w:t>
         </w:r>
-      </w:ins>
-      <w:ins w:id="260" w:author="PR Preview" w:date="2026-01-01T00:00:00Z">
-        <w:r>
-          <w:t xml:space="preserve">, vol. 18, no. 1, pp. 105–110, 1947, doi:</w:t>
-        </w:r>
-      </w:ins>
-      <w:ins w:id="261" w:author="PR Preview" w:date="2026-01-01T00:00:00Z">
-        <w:r>
-          <w:t xml:space="preserve"> </w:t>
-        </w:r>
-      </w:ins>
-      <w:hyperlink r:id="rId61">
-        <w:ins w:id="262" w:author="PR Preview" w:date="2026-01-01T00:00:00Z">
-          <w:r>
-            <w:rPr>
-              <w:rStyle w:val="Hyperlink"/>
-            </w:rPr>
-            <w:t xml:space="preserve">10.1214/aoms/1177730497</w:t>
-          </w:r>
-        </w:ins>
       </w:hyperlink>
-      <w:ins w:id="263" w:author="PR Preview" w:date="2026-01-01T00:00:00Z">
-        <w:r>
-          <w:t xml:space="preserve">.</w:t>
-        </w:r>
-      </w:ins>
+      <w:r>
+        <w:t xml:space="preserve">.</w:t>
+      </w:r>
     </w:p>
     <w:bookmarkEnd w:id="62"/>
     <w:bookmarkStart w:id="64" w:name="ref-wikipedia_rao_blackwell_theorem"/>
@@ -10033,85 +8928,55 @@
       <w:pPr>
         <w:pStyle w:val="Bibliography"/>
       </w:pPr>
-      <w:ins w:id="264" w:author="PR Preview" w:date="2026-01-01T00:00:00Z">
+      <w:r>
+        <w:t xml:space="preserve">[8]</w:t>
+      </w:r>
+      <w:r>
+        <w:t xml:space="preserve"> </w:t>
+      </w:r>
+      <w:r>
+        <w:t xml:space="preserve">	</w:t>
+      </w:r>
+      <w:r>
+        <w:t xml:space="preserve">Wikipedia contributors,</w:t>
+      </w:r>
+      <w:r>
+        <w:t xml:space="preserve"> </w:t>
+      </w:r>
+      <w:r>
+        <w:t xml:space="preserve">“Rao–blackwell theorem —</w:t>
+      </w:r>
+      <w:r>
+        <w:t xml:space="preserve"> </w:t>
+      </w:r>
+      <w:r>
+        <w:t xml:space="preserve">Wikipedia</w:t>
+      </w:r>
+      <w:r>
+        <w:t xml:space="preserve">,</w:t>
+      </w:r>
+      <w:r>
+        <w:t xml:space="preserve"> </w:t>
+      </w:r>
+      <w:r>
+        <w:t xml:space="preserve">the free encyclopedia.”</w:t>
+      </w:r>
+      <w:r>
+        <w:t xml:space="preserve"> </w:t>
+      </w:r>
+      <w:r>
+        <w:t xml:space="preserve">2026. Available:</w:t>
+      </w:r>
+      <w:r>
+        <w:t xml:space="preserve"> </w:t>
+      </w:r>
+      <w:hyperlink r:id="rId63">
         <w:r>
-          <w:t xml:space="preserve">[8]</w:t>
+          <w:rPr>
+            <w:rStyle w:val="Hyperlink"/>
+          </w:rPr>
+          <w:t xml:space="preserve">https://en.wikipedia.org/wiki/Rao%E2%80%93Blackwell_theorem</w:t>
         </w:r>
-      </w:ins>
-      <w:ins w:id="265" w:author="PR Preview" w:date="2026-01-01T00:00:00Z">
-        <w:r>
-          <w:t xml:space="preserve"> </w:t>
-        </w:r>
-      </w:ins>
-      <w:ins w:id="266" w:author="PR Preview" w:date="2026-01-01T00:00:00Z">
-        <w:r>
-          <w:t xml:space="preserve">	</w:t>
-        </w:r>
-      </w:ins>
-      <w:ins w:id="267" w:author="PR Preview" w:date="2026-01-01T00:00:00Z">
-        <w:r>
-          <w:t xml:space="preserve">Wikipedia contributors,</w:t>
-        </w:r>
-      </w:ins>
-      <w:ins w:id="268" w:author="PR Preview" w:date="2026-01-01T00:00:00Z">
-        <w:r>
-          <w:t xml:space="preserve"> </w:t>
-        </w:r>
-      </w:ins>
-      <w:ins w:id="269" w:author="PR Preview" w:date="2026-01-01T00:00:00Z">
-        <w:r>
-          <w:t xml:space="preserve">“Rao–blackwell theorem —</w:t>
-        </w:r>
-      </w:ins>
-      <w:ins w:id="270" w:author="PR Preview" w:date="2026-01-01T00:00:00Z">
-        <w:r>
-          <w:t xml:space="preserve"> </w:t>
-        </w:r>
-      </w:ins>
-      <w:ins w:id="271" w:author="PR Preview" w:date="2026-01-01T00:00:00Z">
-        <w:r>
-          <w:t xml:space="preserve">Wikipedia</w:t>
-        </w:r>
-      </w:ins>
-      <w:ins w:id="272" w:author="PR Preview" w:date="2026-01-01T00:00:00Z">
-        <w:r>
-          <w:t xml:space="preserve">,</w:t>
-        </w:r>
-      </w:ins>
-      <w:ins w:id="273" w:author="PR Preview" w:date="2026-01-01T00:00:00Z">
-        <w:r>
-          <w:t xml:space="preserve"> </w:t>
-        </w:r>
-      </w:ins>
-      <w:ins w:id="274" w:author="PR Preview" w:date="2026-01-01T00:00:00Z">
-        <w:r>
-          <w:t xml:space="preserve">the free encyclopedia.”</w:t>
-        </w:r>
-      </w:ins>
-      <w:ins w:id="275" w:author="PR Preview" w:date="2026-01-01T00:00:00Z">
-        <w:r>
-          <w:t xml:space="preserve"> </w:t>
-        </w:r>
-      </w:ins>
-      <w:ins w:id="276" w:author="PR Preview" w:date="2026-01-01T00:00:00Z">
-        <w:r>
-          <w:t xml:space="preserve">2026. Available:</w:t>
-        </w:r>
-      </w:ins>
-      <w:ins w:id="277" w:author="PR Preview" w:date="2026-01-01T00:00:00Z">
-        <w:r>
-          <w:t xml:space="preserve"> </w:t>
-        </w:r>
-      </w:ins>
-      <w:hyperlink r:id="rId63">
-        <w:ins w:id="278" w:author="PR Preview" w:date="2026-01-01T00:00:00Z">
-          <w:r>
-            <w:rPr>
-              <w:rStyle w:val="Hyperlink"/>
-            </w:rPr>
-            <w:t xml:space="preserve">https://en.wikipedia.org/wiki/Rao%E2%80%93Blackwell_theorem</w:t>
-          </w:r>
-        </w:ins>
       </w:hyperlink>
     </w:p>
     <w:bookmarkEnd w:id="64"/>

--- a/pr-preview/pr-341/sufficiency-handout-tracked-changes.docx
+++ b/pr-preview/pr-341/sufficiency-handout-tracked-changes.docx
@@ -16,7 +16,7 @@
       </w:pPr>
       <w:del w:id="1" w:author="PR Preview" w:date="2026-01-01T00:00:00Z">
         <w:r>
-          <w:delText xml:space="preserve">Last modified: 2026-10-19 01:42:24 (PDT)</w:delText>
+          <w:delText xml:space="preserve">Last modified: 2026-10-19 03:33:48 (PDT)</w:delText>
         </w:r>
       </w:del>
     </w:p>
@@ -26,7 +26,7 @@
       </w:pPr>
       <w:ins w:id="2" w:author="PR Preview" w:date="2026-01-01T00:00:00Z">
         <w:r>
-          <w:t xml:space="preserve">Last modified: 2026-10-19 01:55:24 (PDT)</w:t>
+          <w:t xml:space="preserve">Last modified: 2026-10-19 03:40:46 (PDT)</w:t>
         </w:r>
       </w:ins>
     </w:p>
@@ -93,65 +93,197 @@
       <w:pPr>
         <w:pStyle w:val="FirstParagraph"/>
       </w:pPr>
-      <w:r>
-        <w:rPr>
-          <w:b/>
-          <w:bCs/>
-        </w:rPr>
-        <w:t xml:space="preserve">Definition 1 (Statistic)</w:t>
-      </w:r>
-      <w:r>
-        <w:t xml:space="preserve"> </w:t>
-      </w:r>
-      <w:r>
-        <w:t xml:space="preserve">A</w:t>
-      </w:r>
-      <w:r>
-        <w:t xml:space="preserve"> </w:t>
-      </w:r>
-      <w:r>
-        <w:rPr>
-          <w:b/>
-          <w:bCs/>
-        </w:rPr>
-        <w:t xml:space="preserve">statistic</w:t>
-      </w:r>
-      <w:r>
-        <w:t xml:space="preserve"> </w:t>
-      </w:r>
-      <w:r>
-        <w:t xml:space="preserve">is a function of the sample,</w:t>
-      </w:r>
-      <w:r>
-        <w:t xml:space="preserve"> </w:t>
-      </w:r>
-      <w:r>
-        <w:t xml:space="preserve">$T\mathopen{}\left(\mathord{\smash[b]{\underset{\raise.3ex\hbox{$\scriptstyle\sim$}}{X}}\vphantom{X}}\right)\mathclose{}$</w:t>
-      </w:r>
-      <w:r>
-        <w:t xml:space="preserve">,</w:t>
-      </w:r>
-      <w:r>
-        <w:t xml:space="preserve"> </w:t>
-      </w:r>
-      <w:r>
-        <w:t xml:space="preserve">that does not depend on any unknown parameter.</w:t>
-      </w:r>
-      <w:r>
-        <w:t xml:space="preserve"> </w:t>
-      </w:r>
-      <w:r>
-        <w:t xml:space="preserve">Its value at the observed data,</w:t>
-      </w:r>
-      <w:r>
-        <w:t xml:space="preserve"> </w:t>
-      </w:r>
-      <w:r>
-        <w:t xml:space="preserve">$T\mathopen{}\left(\mathord{\smash[b]{\underset{\raise.3ex\hbox{$\scriptstyle\sim$}}{x}}\vphantom{x}}\right)\mathclose{}$</w:t>
-      </w:r>
-      <w:r>
-        <w:t xml:space="preserve">, is a number or vector we can compute.</w:t>
-      </w:r>
+      <w:del w:id="3" w:author="PR Preview" w:date="2026-01-01T00:00:00Z">
+        <w:r>
+          <w:rPr>
+            <w:b/>
+            <w:bCs/>
+          </w:rPr>
+          <w:delText xml:space="preserve">Definition 1 (Statistic)</w:delText>
+        </w:r>
+      </w:del>
+      <w:del w:id="4" w:author="PR Preview" w:date="2026-01-01T00:00:00Z">
+        <w:r>
+          <w:delText xml:space="preserve"> </w:delText>
+        </w:r>
+      </w:del>
+      <w:del w:id="5" w:author="PR Preview" w:date="2026-01-01T00:00:00Z">
+        <w:r>
+          <w:delText xml:space="preserve">A</w:delText>
+        </w:r>
+      </w:del>
+      <w:del w:id="6" w:author="PR Preview" w:date="2026-01-01T00:00:00Z">
+        <w:r>
+          <w:delText xml:space="preserve"> </w:delText>
+        </w:r>
+      </w:del>
+      <w:del w:id="7" w:author="PR Preview" w:date="2026-01-01T00:00:00Z">
+        <w:r>
+          <w:rPr>
+            <w:b/>
+            <w:bCs/>
+          </w:rPr>
+          <w:delText xml:space="preserve">statistic</w:delText>
+        </w:r>
+      </w:del>
+      <w:del w:id="8" w:author="PR Preview" w:date="2026-01-01T00:00:00Z">
+        <w:r>
+          <w:delText xml:space="preserve"> </w:delText>
+        </w:r>
+      </w:del>
+      <w:del w:id="9" w:author="PR Preview" w:date="2026-01-01T00:00:00Z">
+        <w:r>
+          <w:delText xml:space="preserve">is a function of the sample,</w:delText>
+        </w:r>
+      </w:del>
+      <w:del w:id="10" w:author="PR Preview" w:date="2026-01-01T00:00:00Z">
+        <w:r>
+          <w:delText xml:space="preserve"> </w:delText>
+        </w:r>
+      </w:del>
+      <w:del w:id="11" w:author="PR Preview" w:date="2026-01-01T00:00:00Z">
+        <w:r>
+          <w:delText xml:space="preserve">$T\mathopen{}\left(\mathord{\smash[b]{\underset{\raise.3ex\hbox{$\scriptstyle\sim$}}{X}}\vphantom{X}}\right)\mathclose{}$</w:delText>
+        </w:r>
+      </w:del>
+      <w:del w:id="12" w:author="PR Preview" w:date="2026-01-01T00:00:00Z">
+        <w:r>
+          <w:delText xml:space="preserve">,</w:delText>
+        </w:r>
+      </w:del>
+      <w:del w:id="13" w:author="PR Preview" w:date="2026-01-01T00:00:00Z">
+        <w:r>
+          <w:delText xml:space="preserve"> </w:delText>
+        </w:r>
+      </w:del>
+      <w:del w:id="14" w:author="PR Preview" w:date="2026-01-01T00:00:00Z">
+        <w:r>
+          <w:delText xml:space="preserve">that does not depend on any unknown parameter.</w:delText>
+        </w:r>
+      </w:del>
+      <w:del w:id="15" w:author="PR Preview" w:date="2026-01-01T00:00:00Z">
+        <w:r>
+          <w:delText xml:space="preserve"> </w:delText>
+        </w:r>
+      </w:del>
+      <w:del w:id="16" w:author="PR Preview" w:date="2026-01-01T00:00:00Z">
+        <w:r>
+          <w:delText xml:space="preserve">Its value at the observed data,</w:delText>
+        </w:r>
+      </w:del>
+      <w:del w:id="17" w:author="PR Preview" w:date="2026-01-01T00:00:00Z">
+        <w:r>
+          <w:delText xml:space="preserve"> </w:delText>
+        </w:r>
+      </w:del>
+      <w:del w:id="18" w:author="PR Preview" w:date="2026-01-01T00:00:00Z">
+        <w:r>
+          <w:delText xml:space="preserve">$T\mathopen{}\left(\mathord{\smash[b]{\underset{\raise.3ex\hbox{$\scriptstyle\sim$}}{x}}\vphantom{x}}\right)\mathclose{}$</w:delText>
+        </w:r>
+      </w:del>
+      <w:del w:id="19" w:author="PR Preview" w:date="2026-01-01T00:00:00Z">
+        <w:r>
+          <w:delText xml:space="preserve">, is a number or vector we can compute.</w:delText>
+        </w:r>
+      </w:del>
+    </w:p>
+    <w:p>
+      <w:pPr>
+        <w:pStyle w:val="FirstParagraph"/>
+      </w:pPr>
+      <w:ins w:id="20" w:author="PR Preview" w:date="2026-01-01T00:00:00Z">
+        <w:r>
+          <w:rPr>
+            <w:b/>
+            <w:bCs/>
+          </w:rPr>
+          <w:t xml:space="preserve">Definition 1 (Statistic)</w:t>
+        </w:r>
+      </w:ins>
+      <w:ins w:id="21" w:author="PR Preview" w:date="2026-01-01T00:00:00Z">
+        <w:r>
+          <w:t xml:space="preserve"> </w:t>
+        </w:r>
+      </w:ins>
+      <w:ins w:id="22" w:author="PR Preview" w:date="2026-01-01T00:00:00Z">
+        <w:r>
+          <w:t xml:space="preserve">A</w:t>
+        </w:r>
+      </w:ins>
+      <w:ins w:id="23" w:author="PR Preview" w:date="2026-01-01T00:00:00Z">
+        <w:r>
+          <w:t xml:space="preserve"> </w:t>
+        </w:r>
+      </w:ins>
+      <w:ins w:id="24" w:author="PR Preview" w:date="2026-01-01T00:00:00Z">
+        <w:r>
+          <w:rPr>
+            <w:b/>
+            <w:bCs/>
+          </w:rPr>
+          <w:t xml:space="preserve">statistic</w:t>
+        </w:r>
+      </w:ins>
+      <w:ins w:id="25" w:author="PR Preview" w:date="2026-01-01T00:00:00Z">
+        <w:r>
+          <w:t xml:space="preserve"> </w:t>
+        </w:r>
+      </w:ins>
+      <w:ins w:id="26" w:author="PR Preview" w:date="2026-01-01T00:00:00Z">
+        <w:r>
+          <w:t xml:space="preserve">is a function of the sample,</w:t>
+        </w:r>
+      </w:ins>
+      <w:ins w:id="27" w:author="PR Preview" w:date="2026-01-01T00:00:00Z">
+        <w:r>
+          <w:t xml:space="preserve"> </w:t>
+        </w:r>
+      </w:ins>
+      <w:ins w:id="28" w:author="PR Preview" w:date="2026-01-01T00:00:00Z">
+        <w:r>
+          <w:t xml:space="preserve">${T\mathopen{}\left(\mathord{\smash[b]{\underset{\raise.3ex\hbox{$\scriptstyle\sim$}}{X}}\vphantom{X}}\right)\mathclose{}}$</w:t>
+        </w:r>
+      </w:ins>
+      <w:ins w:id="29" w:author="PR Preview" w:date="2026-01-01T00:00:00Z">
+        <w:r>
+          <w:t xml:space="preserve">,</w:t>
+        </w:r>
+      </w:ins>
+      <w:ins w:id="30" w:author="PR Preview" w:date="2026-01-01T00:00:00Z">
+        <w:r>
+          <w:t xml:space="preserve"> </w:t>
+        </w:r>
+      </w:ins>
+      <w:ins w:id="31" w:author="PR Preview" w:date="2026-01-01T00:00:00Z">
+        <w:r>
+          <w:t xml:space="preserve">that does not depend on any unknown parameter.</w:t>
+        </w:r>
+      </w:ins>
+      <w:ins w:id="32" w:author="PR Preview" w:date="2026-01-01T00:00:00Z">
+        <w:r>
+          <w:t xml:space="preserve"> </w:t>
+        </w:r>
+      </w:ins>
+      <w:ins w:id="33" w:author="PR Preview" w:date="2026-01-01T00:00:00Z">
+        <w:r>
+          <w:t xml:space="preserve">Its value at the observed data,</w:t>
+        </w:r>
+      </w:ins>
+      <w:ins w:id="34" w:author="PR Preview" w:date="2026-01-01T00:00:00Z">
+        <w:r>
+          <w:t xml:space="preserve"> </w:t>
+        </w:r>
+      </w:ins>
+      <w:ins w:id="35" w:author="PR Preview" w:date="2026-01-01T00:00:00Z">
+        <w:r>
+          <w:t xml:space="preserve">${T\mathopen{}\left(\mathord{\smash[b]{\underset{\raise.3ex\hbox{$\scriptstyle\sim$}}{x}}\vphantom{x}}\right)\mathclose{}}$</w:t>
+        </w:r>
+      </w:ins>
+      <w:ins w:id="36" w:author="PR Preview" w:date="2026-01-01T00:00:00Z">
+        <w:r>
+          <w:t xml:space="preserve">, is a number or vector we can compute.</w:t>
+        </w:r>
+      </w:ins>
     </w:p>
     <w:p>
       <w:pPr>
@@ -245,177 +377,518 @@
       <w:pPr>
         <w:pStyle w:val="BodyText"/>
       </w:pPr>
-      <w:r>
-        <w:rPr>
-          <w:b/>
-          <w:bCs/>
-        </w:rPr>
-        <w:t xml:space="preserve">Definition 2 (Sufficient statistic)</w:t>
-      </w:r>
-      <w:r>
-        <w:t xml:space="preserve"> </w:t>
-      </w:r>
-      <w:r>
-        <w:t xml:space="preserve">Let</w:t>
-      </w:r>
-      <w:r>
-        <w:t xml:space="preserve"> </w:t>
-      </w:r>
-      <w:r>
-        <w:t xml:space="preserve">$\mathord{\smash[b]{\underset{\raise.3ex\hbox{$\scriptstyle\sim$}}{X}}\vphantom{X}}$</w:t>
-      </w:r>
-      <w:r>
-        <w:t xml:space="preserve"> </w:t>
-      </w:r>
-      <w:r>
-        <w:t xml:space="preserve">be a discrete sample whose distribution depends on a parameter</w:t>
-      </w:r>
-      <w:r>
-        <w:t xml:space="preserve"> </w:t>
-      </w:r>
+      <w:del w:id="37" w:author="PR Preview" w:date="2026-01-01T00:00:00Z">
+        <w:r>
+          <w:rPr>
+            <w:b/>
+            <w:bCs/>
+          </w:rPr>
+          <w:delText xml:space="preserve">Definition 2 (Sufficient statistic)</w:delText>
+        </w:r>
+      </w:del>
+      <w:del w:id="38" w:author="PR Preview" w:date="2026-01-01T00:00:00Z">
+        <w:r>
+          <w:delText xml:space="preserve"> </w:delText>
+        </w:r>
+      </w:del>
+      <w:del w:id="39" w:author="PR Preview" w:date="2026-01-01T00:00:00Z">
+        <w:r>
+          <w:delText xml:space="preserve">Let</w:delText>
+        </w:r>
+      </w:del>
+      <w:del w:id="40" w:author="PR Preview" w:date="2026-01-01T00:00:00Z">
+        <w:r>
+          <w:delText xml:space="preserve"> </w:delText>
+        </w:r>
+      </w:del>
+      <w:del w:id="41" w:author="PR Preview" w:date="2026-01-01T00:00:00Z">
+        <w:r>
+          <w:delText xml:space="preserve">$\mathord{\smash[b]{\underset{\raise.3ex\hbox{$\scriptstyle\sim$}}{X}}\vphantom{X}}$</w:delText>
+        </w:r>
+      </w:del>
+      <w:del w:id="42" w:author="PR Preview" w:date="2026-01-01T00:00:00Z">
+        <w:r>
+          <w:delText xml:space="preserve"> </w:delText>
+        </w:r>
+      </w:del>
+      <w:del w:id="43" w:author="PR Preview" w:date="2026-01-01T00:00:00Z">
+        <w:r>
+          <w:delText xml:space="preserve">be a discrete sample whose distribution depends on a parameter</w:delText>
+        </w:r>
+      </w:del>
+      <w:del w:id="44" w:author="PR Preview" w:date="2026-01-01T00:00:00Z">
+        <w:r>
+          <w:delText xml:space="preserve"> </w:delText>
+        </w:r>
+      </w:del>
       <m:oMath>
         <m:r>
           <m:t>θ</m:t>
         </m:r>
       </m:oMath>
-      <w:r>
-        <w:t xml:space="preserve">.</w:t>
-      </w:r>
-      <w:r>
-        <w:t xml:space="preserve"> </w:t>
-      </w:r>
-      <w:r>
-        <w:t xml:space="preserve">A</w:t>
-      </w:r>
-      <w:r>
-        <w:t xml:space="preserve"> </w:t>
-      </w:r>
+      <w:del w:id="45" w:author="PR Preview" w:date="2026-01-01T00:00:00Z">
+        <w:r>
+          <w:delText xml:space="preserve">.</w:delText>
+        </w:r>
+      </w:del>
+      <w:del w:id="46" w:author="PR Preview" w:date="2026-01-01T00:00:00Z">
+        <w:r>
+          <w:delText xml:space="preserve"> </w:delText>
+        </w:r>
+      </w:del>
+      <w:del w:id="47" w:author="PR Preview" w:date="2026-01-01T00:00:00Z">
+        <w:r>
+          <w:delText xml:space="preserve">A</w:delText>
+        </w:r>
+      </w:del>
+      <w:del w:id="48" w:author="PR Preview" w:date="2026-01-01T00:00:00Z">
+        <w:r>
+          <w:delText xml:space="preserve"> </w:delText>
+        </w:r>
+      </w:del>
       <w:hyperlink w:anchor="def-statistic">
+        <w:del w:id="49" w:author="PR Preview" w:date="2026-01-01T00:00:00Z">
+          <w:r>
+            <w:rPr>
+              <w:rStyle w:val="Hyperlink"/>
+            </w:rPr>
+            <w:delText xml:space="preserve">statistic</w:delText>
+          </w:r>
+        </w:del>
+      </w:hyperlink>
+      <w:del w:id="50" w:author="PR Preview" w:date="2026-01-01T00:00:00Z">
+        <w:r>
+          <w:delText xml:space="preserve"> </w:delText>
+        </w:r>
+      </w:del>
+      <w:del w:id="51" w:author="PR Preview" w:date="2026-01-01T00:00:00Z">
+        <w:r>
+          <w:delText xml:space="preserve">$T\mathopen{}\left(\mathord{\smash[b]{\underset{\raise.3ex\hbox{$\scriptstyle\sim$}}{X}}\vphantom{X}}\right)\mathclose{}$</w:delText>
+        </w:r>
+      </w:del>
+      <w:del w:id="52" w:author="PR Preview" w:date="2026-01-01T00:00:00Z">
+        <w:r>
+          <w:delText xml:space="preserve"> </w:delText>
+        </w:r>
+      </w:del>
+      <w:del w:id="53" w:author="PR Preview" w:date="2026-01-01T00:00:00Z">
+        <w:r>
+          <w:delText xml:space="preserve">is</w:delText>
+        </w:r>
+      </w:del>
+      <w:del w:id="54" w:author="PR Preview" w:date="2026-01-01T00:00:00Z">
+        <w:r>
+          <w:delText xml:space="preserve"> </w:delText>
+        </w:r>
+      </w:del>
+      <w:del w:id="55" w:author="PR Preview" w:date="2026-01-01T00:00:00Z">
         <w:r>
           <w:rPr>
-            <w:rStyle w:val="Hyperlink"/>
+            <w:b/>
+            <w:bCs/>
           </w:rPr>
-          <w:t xml:space="preserve">statistic</w:t>
-        </w:r>
-      </w:hyperlink>
-      <w:r>
-        <w:t xml:space="preserve"> </w:t>
-      </w:r>
-      <w:r>
-        <w:t xml:space="preserve">$T\mathopen{}\left(\mathord{\smash[b]{\underset{\raise.3ex\hbox{$\scriptstyle\sim$}}{X}}\vphantom{X}}\right)\mathclose{}$</w:t>
-      </w:r>
-      <w:r>
-        <w:t xml:space="preserve"> </w:t>
-      </w:r>
-      <w:r>
-        <w:t xml:space="preserve">is</w:t>
-      </w:r>
-      <w:r>
-        <w:t xml:space="preserve"> </w:t>
-      </w:r>
-      <w:r>
-        <w:rPr>
-          <w:b/>
-          <w:bCs/>
-        </w:rPr>
-        <w:t xml:space="preserve">sufficient</w:t>
-      </w:r>
-      <w:r>
-        <w:t xml:space="preserve"> </w:t>
-      </w:r>
-      <w:r>
-        <w:t xml:space="preserve">for</w:t>
-      </w:r>
-      <w:r>
-        <w:t xml:space="preserve"> </w:t>
-      </w:r>
+          <w:delText xml:space="preserve">sufficient</w:delText>
+        </w:r>
+      </w:del>
+      <w:del w:id="56" w:author="PR Preview" w:date="2026-01-01T00:00:00Z">
+        <w:r>
+          <w:delText xml:space="preserve"> </w:delText>
+        </w:r>
+      </w:del>
+      <w:del w:id="57" w:author="PR Preview" w:date="2026-01-01T00:00:00Z">
+        <w:r>
+          <w:delText xml:space="preserve">for</w:delText>
+        </w:r>
+      </w:del>
+      <w:del w:id="58" w:author="PR Preview" w:date="2026-01-01T00:00:00Z">
+        <w:r>
+          <w:delText xml:space="preserve"> </w:delText>
+        </w:r>
+      </w:del>
       <m:oMath>
         <m:r>
           <m:t>θ</m:t>
         </m:r>
       </m:oMath>
-      <w:r>
-        <w:t xml:space="preserve"> </w:t>
-      </w:r>
-      <w:r>
-        <w:t xml:space="preserve">if, for every sample</w:t>
-      </w:r>
-      <w:r>
-        <w:t xml:space="preserve"> </w:t>
-      </w:r>
-      <w:r>
-        <w:t xml:space="preserve">$\mathord{\smash[b]{\underset{\raise.3ex\hbox{$\scriptstyle\sim$}}{x}}\vphantom{x}}$</w:t>
-      </w:r>
-      <w:r>
-        <w:t xml:space="preserve"> </w:t>
-      </w:r>
-      <w:r>
-        <w:t xml:space="preserve">and every value</w:t>
-      </w:r>
-      <w:r>
-        <w:t xml:space="preserve"> </w:t>
-      </w:r>
+      <w:del w:id="59" w:author="PR Preview" w:date="2026-01-01T00:00:00Z">
+        <w:r>
+          <w:delText xml:space="preserve"> </w:delText>
+        </w:r>
+      </w:del>
+      <w:del w:id="60" w:author="PR Preview" w:date="2026-01-01T00:00:00Z">
+        <w:r>
+          <w:delText xml:space="preserve">if, for every sample</w:delText>
+        </w:r>
+      </w:del>
+      <w:del w:id="61" w:author="PR Preview" w:date="2026-01-01T00:00:00Z">
+        <w:r>
+          <w:delText xml:space="preserve"> </w:delText>
+        </w:r>
+      </w:del>
+      <w:del w:id="62" w:author="PR Preview" w:date="2026-01-01T00:00:00Z">
+        <w:r>
+          <w:delText xml:space="preserve">$\mathord{\smash[b]{\underset{\raise.3ex\hbox{$\scriptstyle\sim$}}{x}}\vphantom{x}}$</w:delText>
+        </w:r>
+      </w:del>
+      <w:del w:id="63" w:author="PR Preview" w:date="2026-01-01T00:00:00Z">
+        <w:r>
+          <w:delText xml:space="preserve"> </w:delText>
+        </w:r>
+      </w:del>
+      <w:del w:id="64" w:author="PR Preview" w:date="2026-01-01T00:00:00Z">
+        <w:r>
+          <w:delText xml:space="preserve">and every value</w:delText>
+        </w:r>
+      </w:del>
+      <w:del w:id="65" w:author="PR Preview" w:date="2026-01-01T00:00:00Z">
+        <w:r>
+          <w:delText xml:space="preserve"> </w:delText>
+        </w:r>
+      </w:del>
       <m:oMath>
         <m:r>
           <m:t>t</m:t>
         </m:r>
       </m:oMath>
-      <w:r>
-        <w:t xml:space="preserve">,</w:t>
-      </w:r>
-      <w:r>
-        <w:t xml:space="preserve"> </w:t>
-      </w:r>
-      <w:r>
-        <w:t xml:space="preserve">the conditional probability of the sample given the statistic</w:t>
-      </w:r>
-      <w:r>
-        <w:t xml:space="preserve"> </w:t>
-      </w:r>
-      <w:r>
-        <w:t xml:space="preserve">is the same for every value of</w:t>
-      </w:r>
-      <w:r>
-        <w:t xml:space="preserve"> </w:t>
-      </w:r>
+      <w:del w:id="66" w:author="PR Preview" w:date="2026-01-01T00:00:00Z">
+        <w:r>
+          <w:delText xml:space="preserve">,</w:delText>
+        </w:r>
+      </w:del>
+      <w:del w:id="67" w:author="PR Preview" w:date="2026-01-01T00:00:00Z">
+        <w:r>
+          <w:delText xml:space="preserve"> </w:delText>
+        </w:r>
+      </w:del>
+      <w:del w:id="68" w:author="PR Preview" w:date="2026-01-01T00:00:00Z">
+        <w:r>
+          <w:delText xml:space="preserve">the conditional probability of the sample given the statistic</w:delText>
+        </w:r>
+      </w:del>
+      <w:del w:id="69" w:author="PR Preview" w:date="2026-01-01T00:00:00Z">
+        <w:r>
+          <w:delText xml:space="preserve"> </w:delText>
+        </w:r>
+      </w:del>
+      <w:del w:id="70" w:author="PR Preview" w:date="2026-01-01T00:00:00Z">
+        <w:r>
+          <w:delText xml:space="preserve">is the same for every value of</w:delText>
+        </w:r>
+      </w:del>
+      <w:del w:id="71" w:author="PR Preview" w:date="2026-01-01T00:00:00Z">
+        <w:r>
+          <w:delText xml:space="preserve"> </w:delText>
+        </w:r>
+      </w:del>
       <m:oMath>
         <m:r>
           <m:t>θ</m:t>
         </m:r>
       </m:oMath>
-      <w:r>
-        <w:t xml:space="preserve"> </w:t>
-      </w:r>
-      <w:r>
-        <w:t xml:space="preserve">at which the statistic takes the value</w:t>
-      </w:r>
-      <w:r>
-        <w:t xml:space="preserve"> </w:t>
-      </w:r>
+      <w:del w:id="72" w:author="PR Preview" w:date="2026-01-01T00:00:00Z">
+        <w:r>
+          <w:delText xml:space="preserve"> </w:delText>
+        </w:r>
+      </w:del>
+      <w:del w:id="73" w:author="PR Preview" w:date="2026-01-01T00:00:00Z">
+        <w:r>
+          <w:delText xml:space="preserve">at which the statistic takes the value</w:delText>
+        </w:r>
+      </w:del>
+      <w:del w:id="74" w:author="PR Preview" w:date="2026-01-01T00:00:00Z">
+        <w:r>
+          <w:delText xml:space="preserve"> </w:delText>
+        </w:r>
+      </w:del>
       <m:oMath>
         <m:r>
           <m:t>t</m:t>
         </m:r>
       </m:oMath>
-      <w:r>
-        <w:t xml:space="preserve"> </w:t>
-      </w:r>
-      <w:r>
-        <w:t xml:space="preserve">with positive probability:</w:t>
-      </w:r>
+      <w:del w:id="75" w:author="PR Preview" w:date="2026-01-01T00:00:00Z">
+        <w:r>
+          <w:delText xml:space="preserve"> </w:delText>
+        </w:r>
+      </w:del>
+      <w:del w:id="76" w:author="PR Preview" w:date="2026-01-01T00:00:00Z">
+        <w:r>
+          <w:delText xml:space="preserve">with positive probability:</w:delText>
+        </w:r>
+      </w:del>
     </w:p>
     <w:p>
       <w:pPr>
         <w:pStyle w:val="BodyText"/>
       </w:pPr>
       <w:bookmarkStart w:id="13" w:name="eq-sufficient"/>
-      <w:r>
-        <w:t xml:space="preserve">$$
+      <w:del w:id="77" w:author="PR Preview" w:date="2026-01-01T00:00:00Z">
+        <w:r>
+          <w:delText xml:space="preserve">$$
     \Pr_{\theta}\mathopen{}\left(\mathord{\smash[b]{\underset{\raise.3ex\hbox{$\scriptstyle\sim$}}{X}}\vphantom{X}}= \mathord{\smash[b]{\underset{\raise.3ex\hbox{$\scriptstyle\sim$}}{x}}\vphantom{x}}\mid T\mathopen{}\left(\mathord{\smash[b]{\underset{\raise.3ex\hbox{$\scriptstyle\sim$}}{X}}\vphantom{X}}\right)\mathclose{} = t\right)\mathclose{}
     \text{ does not depend on } \theta
     \quad \text{wherever } \Pr_{\theta}\mathopen{}\left(T\mathopen{}\left(\mathord{\smash[b]{\underset{\raise.3ex\hbox{$\scriptstyle\sim$}}{X}}\vphantom{X}}\right)\mathclose{} = t\right)\mathclose{} &gt; 0
+     \qquad(1)$$</w:delText>
+        </w:r>
+      </w:del>
+      <w:bookmarkEnd w:id="13"/>
+    </w:p>
+    <w:p>
+      <w:pPr>
+        <w:pStyle w:val="BodyText"/>
+      </w:pPr>
+      <w:ins w:id="78" w:author="PR Preview" w:date="2026-01-01T00:00:00Z">
+        <w:r>
+          <w:rPr>
+            <w:b/>
+            <w:bCs/>
+          </w:rPr>
+          <w:t xml:space="preserve">Definition 2 (Sufficient statistic)</w:t>
+        </w:r>
+      </w:ins>
+      <w:ins w:id="79" w:author="PR Preview" w:date="2026-01-01T00:00:00Z">
+        <w:r>
+          <w:t xml:space="preserve"> </w:t>
+        </w:r>
+      </w:ins>
+      <w:ins w:id="80" w:author="PR Preview" w:date="2026-01-01T00:00:00Z">
+        <w:r>
+          <w:t xml:space="preserve">Let</w:t>
+        </w:r>
+      </w:ins>
+      <w:ins w:id="81" w:author="PR Preview" w:date="2026-01-01T00:00:00Z">
+        <w:r>
+          <w:t xml:space="preserve"> </w:t>
+        </w:r>
+      </w:ins>
+      <w:ins w:id="82" w:author="PR Preview" w:date="2026-01-01T00:00:00Z">
+        <w:r>
+          <w:t xml:space="preserve">$\mathord{\smash[b]{\underset{\raise.3ex\hbox{$\scriptstyle\sim$}}{X}}\vphantom{X}}$</w:t>
+        </w:r>
+      </w:ins>
+      <w:ins w:id="83" w:author="PR Preview" w:date="2026-01-01T00:00:00Z">
+        <w:r>
+          <w:t xml:space="preserve"> </w:t>
+        </w:r>
+      </w:ins>
+      <w:ins w:id="84" w:author="PR Preview" w:date="2026-01-01T00:00:00Z">
+        <w:r>
+          <w:t xml:space="preserve">be a discrete sample whose distribution depends on a parameter</w:t>
+        </w:r>
+      </w:ins>
+      <w:ins w:id="85" w:author="PR Preview" w:date="2026-01-01T00:00:00Z">
+        <w:r>
+          <w:t xml:space="preserve"> </w:t>
+        </w:r>
+      </w:ins>
+      <m:oMath>
+        <m:r>
+          <m:t>θ</m:t>
+        </m:r>
+      </m:oMath>
+      <w:ins w:id="86" w:author="PR Preview" w:date="2026-01-01T00:00:00Z">
+        <w:r>
+          <w:t xml:space="preserve">.</w:t>
+        </w:r>
+      </w:ins>
+      <w:ins w:id="87" w:author="PR Preview" w:date="2026-01-01T00:00:00Z">
+        <w:r>
+          <w:t xml:space="preserve"> </w:t>
+        </w:r>
+      </w:ins>
+      <w:ins w:id="88" w:author="PR Preview" w:date="2026-01-01T00:00:00Z">
+        <w:r>
+          <w:t xml:space="preserve">A</w:t>
+        </w:r>
+      </w:ins>
+      <w:ins w:id="89" w:author="PR Preview" w:date="2026-01-01T00:00:00Z">
+        <w:r>
+          <w:t xml:space="preserve"> </w:t>
+        </w:r>
+      </w:ins>
+      <w:hyperlink w:anchor="def-statistic">
+        <w:ins w:id="90" w:author="PR Preview" w:date="2026-01-01T00:00:00Z">
+          <w:r>
+            <w:rPr>
+              <w:rStyle w:val="Hyperlink"/>
+            </w:rPr>
+            <w:t xml:space="preserve">statistic</w:t>
+          </w:r>
+        </w:ins>
+      </w:hyperlink>
+      <w:ins w:id="91" w:author="PR Preview" w:date="2026-01-01T00:00:00Z">
+        <w:r>
+          <w:t xml:space="preserve"> </w:t>
+        </w:r>
+      </w:ins>
+      <w:ins w:id="92" w:author="PR Preview" w:date="2026-01-01T00:00:00Z">
+        <w:r>
+          <w:t xml:space="preserve">${T\mathopen{}\left(\mathord{\smash[b]{\underset{\raise.3ex\hbox{$\scriptstyle\sim$}}{X}}\vphantom{X}}\right)\mathclose{}}$</w:t>
+        </w:r>
+      </w:ins>
+      <w:ins w:id="93" w:author="PR Preview" w:date="2026-01-01T00:00:00Z">
+        <w:r>
+          <w:t xml:space="preserve"> </w:t>
+        </w:r>
+      </w:ins>
+      <w:ins w:id="94" w:author="PR Preview" w:date="2026-01-01T00:00:00Z">
+        <w:r>
+          <w:t xml:space="preserve">is</w:t>
+        </w:r>
+      </w:ins>
+      <w:ins w:id="95" w:author="PR Preview" w:date="2026-01-01T00:00:00Z">
+        <w:r>
+          <w:t xml:space="preserve"> </w:t>
+        </w:r>
+      </w:ins>
+      <w:ins w:id="96" w:author="PR Preview" w:date="2026-01-01T00:00:00Z">
+        <w:r>
+          <w:rPr>
+            <w:b/>
+            <w:bCs/>
+          </w:rPr>
+          <w:t xml:space="preserve">sufficient</w:t>
+        </w:r>
+      </w:ins>
+      <w:ins w:id="97" w:author="PR Preview" w:date="2026-01-01T00:00:00Z">
+        <w:r>
+          <w:t xml:space="preserve"> </w:t>
+        </w:r>
+      </w:ins>
+      <w:ins w:id="98" w:author="PR Preview" w:date="2026-01-01T00:00:00Z">
+        <w:r>
+          <w:t xml:space="preserve">for</w:t>
+        </w:r>
+      </w:ins>
+      <w:ins w:id="99" w:author="PR Preview" w:date="2026-01-01T00:00:00Z">
+        <w:r>
+          <w:t xml:space="preserve"> </w:t>
+        </w:r>
+      </w:ins>
+      <m:oMath>
+        <m:r>
+          <m:t>θ</m:t>
+        </m:r>
+      </m:oMath>
+      <w:ins w:id="100" w:author="PR Preview" w:date="2026-01-01T00:00:00Z">
+        <w:r>
+          <w:t xml:space="preserve"> </w:t>
+        </w:r>
+      </w:ins>
+      <w:ins w:id="101" w:author="PR Preview" w:date="2026-01-01T00:00:00Z">
+        <w:r>
+          <w:t xml:space="preserve">if, for every sample</w:t>
+        </w:r>
+      </w:ins>
+      <w:ins w:id="102" w:author="PR Preview" w:date="2026-01-01T00:00:00Z">
+        <w:r>
+          <w:t xml:space="preserve"> </w:t>
+        </w:r>
+      </w:ins>
+      <w:ins w:id="103" w:author="PR Preview" w:date="2026-01-01T00:00:00Z">
+        <w:r>
+          <w:t xml:space="preserve">$\mathord{\smash[b]{\underset{\raise.3ex\hbox{$\scriptstyle\sim$}}{x}}\vphantom{x}}$</w:t>
+        </w:r>
+      </w:ins>
+      <w:ins w:id="104" w:author="PR Preview" w:date="2026-01-01T00:00:00Z">
+        <w:r>
+          <w:t xml:space="preserve"> </w:t>
+        </w:r>
+      </w:ins>
+      <w:ins w:id="105" w:author="PR Preview" w:date="2026-01-01T00:00:00Z">
+        <w:r>
+          <w:t xml:space="preserve">and every value</w:t>
+        </w:r>
+      </w:ins>
+      <w:ins w:id="106" w:author="PR Preview" w:date="2026-01-01T00:00:00Z">
+        <w:r>
+          <w:t xml:space="preserve"> </w:t>
+        </w:r>
+      </w:ins>
+      <m:oMath>
+        <m:r>
+          <m:t>t</m:t>
+        </m:r>
+      </m:oMath>
+      <w:ins w:id="107" w:author="PR Preview" w:date="2026-01-01T00:00:00Z">
+        <w:r>
+          <w:t xml:space="preserve">,</w:t>
+        </w:r>
+      </w:ins>
+      <w:ins w:id="108" w:author="PR Preview" w:date="2026-01-01T00:00:00Z">
+        <w:r>
+          <w:t xml:space="preserve"> </w:t>
+        </w:r>
+      </w:ins>
+      <w:ins w:id="109" w:author="PR Preview" w:date="2026-01-01T00:00:00Z">
+        <w:r>
+          <w:t xml:space="preserve">the conditional probability of the sample given the statistic</w:t>
+        </w:r>
+      </w:ins>
+      <w:ins w:id="110" w:author="PR Preview" w:date="2026-01-01T00:00:00Z">
+        <w:r>
+          <w:t xml:space="preserve"> </w:t>
+        </w:r>
+      </w:ins>
+      <w:ins w:id="111" w:author="PR Preview" w:date="2026-01-01T00:00:00Z">
+        <w:r>
+          <w:t xml:space="preserve">is the same for every value of</w:t>
+        </w:r>
+      </w:ins>
+      <w:ins w:id="112" w:author="PR Preview" w:date="2026-01-01T00:00:00Z">
+        <w:r>
+          <w:t xml:space="preserve"> </w:t>
+        </w:r>
+      </w:ins>
+      <m:oMath>
+        <m:r>
+          <m:t>θ</m:t>
+        </m:r>
+      </m:oMath>
+      <w:ins w:id="113" w:author="PR Preview" w:date="2026-01-01T00:00:00Z">
+        <w:r>
+          <w:t xml:space="preserve"> </w:t>
+        </w:r>
+      </w:ins>
+      <w:ins w:id="114" w:author="PR Preview" w:date="2026-01-01T00:00:00Z">
+        <w:r>
+          <w:t xml:space="preserve">at which the statistic takes the value</w:t>
+        </w:r>
+      </w:ins>
+      <w:ins w:id="115" w:author="PR Preview" w:date="2026-01-01T00:00:00Z">
+        <w:r>
+          <w:t xml:space="preserve"> </w:t>
+        </w:r>
+      </w:ins>
+      <m:oMath>
+        <m:r>
+          <m:t>t</m:t>
+        </m:r>
+      </m:oMath>
+      <w:ins w:id="116" w:author="PR Preview" w:date="2026-01-01T00:00:00Z">
+        <w:r>
+          <w:t xml:space="preserve"> </w:t>
+        </w:r>
+      </w:ins>
+      <w:ins w:id="117" w:author="PR Preview" w:date="2026-01-01T00:00:00Z">
+        <w:r>
+          <w:t xml:space="preserve">with positive probability:</w:t>
+        </w:r>
+      </w:ins>
+    </w:p>
+    <w:p>
+      <w:pPr>
+        <w:pStyle w:val="BodyText"/>
+      </w:pPr>
+      <w:bookmarkStart w:id="13" w:name="eq-sufficient"/>
+      <w:ins w:id="118" w:author="PR Preview" w:date="2026-01-01T00:00:00Z">
+        <w:r>
+          <w:t xml:space="preserve">$$
+    \Pr_{\theta}\mathopen{}\left(\mathord{\smash[b]{\underset{\raise.3ex\hbox{$\scriptstyle\sim$}}{X}}\vphantom{X}}= \mathord{\smash[b]{\underset{\raise.3ex\hbox{$\scriptstyle\sim$}}{x}}\vphantom{x}}\mid{T\mathopen{}\left(\mathord{\smash[b]{\underset{\raise.3ex\hbox{$\scriptstyle\sim$}}{X}}\vphantom{X}}\right)\mathclose{}} = t\right)\mathclose{}
+    \text{ does not depend on } \theta
+    \quad \text{wherever } \Pr_{\theta}\mathopen{}\left({T\mathopen{}\left(\mathord{\smash[b]{\underset{\raise.3ex\hbox{$\scriptstyle\sim$}}{X}}\vphantom{X}}\right)\mathclose{}} = t\right)\mathclose{} &gt; 0
      \qquad(1)$$</w:t>
-      </w:r>
+        </w:r>
+      </w:ins>
       <w:bookmarkEnd w:id="13"/>
     </w:p>
     <w:p>
@@ -476,109 +949,329 @@
       <w:pPr>
         <w:pStyle w:val="BodyText"/>
       </w:pPr>
-      <w:r>
-        <w:rPr>
-          <w:i/>
-          <w:iCs/>
-        </w:rPr>
-        <w:t xml:space="preserve">Remark 3</w:t>
-      </w:r>
-      <w:r>
-        <w:t xml:space="preserve"> (What sufficiency says). </w:t>
-      </w:r>
-      <w:r>
-        <w:t xml:space="preserve">Once we know</w:t>
-      </w:r>
-      <w:r>
-        <w:t xml:space="preserve"> </w:t>
-      </w:r>
-      <w:r>
-        <w:t xml:space="preserve">$T\mathopen{}\left(\mathord{\smash[b]{\underset{\raise.3ex\hbox{$\scriptstyle\sim$}}{X}}\vphantom{X}}\right)\mathclose{}$</w:t>
-      </w:r>
-      <w:r>
-        <w:t xml:space="preserve">, the remaining randomness in the sample</w:t>
-      </w:r>
-      <w:r>
-        <w:t xml:space="preserve"> </w:t>
-      </w:r>
-      <w:r>
-        <w:t xml:space="preserve">has the same distribution whatever the parameter is,</w:t>
-      </w:r>
-      <w:r>
-        <w:t xml:space="preserve"> </w:t>
-      </w:r>
-      <w:r>
-        <w:t xml:space="preserve">so the sample carries no further information about</w:t>
-      </w:r>
-      <w:r>
-        <w:t xml:space="preserve"> </w:t>
-      </w:r>
+      <w:del w:id="119" w:author="PR Preview" w:date="2026-01-01T00:00:00Z">
+        <w:r>
+          <w:rPr>
+            <w:i/>
+            <w:iCs/>
+          </w:rPr>
+          <w:delText xml:space="preserve">Remark 3</w:delText>
+        </w:r>
+      </w:del>
+      <w:del w:id="120" w:author="PR Preview" w:date="2026-01-01T00:00:00Z">
+        <w:r>
+          <w:delText xml:space="preserve"> (What sufficiency says). </w:delText>
+        </w:r>
+      </w:del>
+      <w:del w:id="121" w:author="PR Preview" w:date="2026-01-01T00:00:00Z">
+        <w:r>
+          <w:delText xml:space="preserve">Once we know</w:delText>
+        </w:r>
+      </w:del>
+      <w:del w:id="122" w:author="PR Preview" w:date="2026-01-01T00:00:00Z">
+        <w:r>
+          <w:delText xml:space="preserve"> </w:delText>
+        </w:r>
+      </w:del>
+      <w:del w:id="123" w:author="PR Preview" w:date="2026-01-01T00:00:00Z">
+        <w:r>
+          <w:delText xml:space="preserve">$T\mathopen{}\left(\mathord{\smash[b]{\underset{\raise.3ex\hbox{$\scriptstyle\sim$}}{X}}\vphantom{X}}\right)\mathclose{}$</w:delText>
+        </w:r>
+      </w:del>
+      <w:del w:id="124" w:author="PR Preview" w:date="2026-01-01T00:00:00Z">
+        <w:r>
+          <w:delText xml:space="preserve">, the remaining randomness in the sample</w:delText>
+        </w:r>
+      </w:del>
+      <w:del w:id="125" w:author="PR Preview" w:date="2026-01-01T00:00:00Z">
+        <w:r>
+          <w:delText xml:space="preserve"> </w:delText>
+        </w:r>
+      </w:del>
+      <w:del w:id="126" w:author="PR Preview" w:date="2026-01-01T00:00:00Z">
+        <w:r>
+          <w:delText xml:space="preserve">has the same distribution whatever the parameter is,</w:delText>
+        </w:r>
+      </w:del>
+      <w:del w:id="127" w:author="PR Preview" w:date="2026-01-01T00:00:00Z">
+        <w:r>
+          <w:delText xml:space="preserve"> </w:delText>
+        </w:r>
+      </w:del>
+      <w:del w:id="128" w:author="PR Preview" w:date="2026-01-01T00:00:00Z">
+        <w:r>
+          <w:delText xml:space="preserve">so the sample carries no further information about</w:delText>
+        </w:r>
+      </w:del>
+      <w:del w:id="129" w:author="PR Preview" w:date="2026-01-01T00:00:00Z">
+        <w:r>
+          <w:delText xml:space="preserve"> </w:delText>
+        </w:r>
+      </w:del>
       <m:oMath>
         <m:r>
           <m:t>θ</m:t>
         </m:r>
       </m:oMath>
-      <w:r>
-        <w:t xml:space="preserve"> </w:t>
-      </w:r>
-      <w:r>
-        <w:t xml:space="preserve">beyond</w:t>
-      </w:r>
-      <w:r>
-        <w:t xml:space="preserve"> </w:t>
-      </w:r>
-      <w:r>
-        <w:t xml:space="preserve">$T\mathopen{}\left(\mathord{\smash[b]{\underset{\raise.3ex\hbox{$\scriptstyle\sim$}}{X}}\vphantom{X}}\right)\mathclose{}$</w:t>
-      </w:r>
-      <w:r>
-        <w:t xml:space="preserve">.</w:t>
-      </w:r>
-      <w:r>
-        <w:t xml:space="preserve"> </w:t>
-      </w:r>
-      <w:r>
-        <w:t xml:space="preserve">A statistic can therefore stand in for the whole sample when we estimate</w:t>
-      </w:r>
-      <w:r>
-        <w:t xml:space="preserve"> </w:t>
-      </w:r>
+      <w:del w:id="130" w:author="PR Preview" w:date="2026-01-01T00:00:00Z">
+        <w:r>
+          <w:delText xml:space="preserve"> </w:delText>
+        </w:r>
+      </w:del>
+      <w:del w:id="131" w:author="PR Preview" w:date="2026-01-01T00:00:00Z">
+        <w:r>
+          <w:delText xml:space="preserve">beyond</w:delText>
+        </w:r>
+      </w:del>
+      <w:del w:id="132" w:author="PR Preview" w:date="2026-01-01T00:00:00Z">
+        <w:r>
+          <w:delText xml:space="preserve"> </w:delText>
+        </w:r>
+      </w:del>
+      <w:del w:id="133" w:author="PR Preview" w:date="2026-01-01T00:00:00Z">
+        <w:r>
+          <w:delText xml:space="preserve">$T\mathopen{}\left(\mathord{\smash[b]{\underset{\raise.3ex\hbox{$\scriptstyle\sim$}}{X}}\vphantom{X}}\right)\mathclose{}$</w:delText>
+        </w:r>
+      </w:del>
+      <w:del w:id="134" w:author="PR Preview" w:date="2026-01-01T00:00:00Z">
+        <w:r>
+          <w:delText xml:space="preserve">.</w:delText>
+        </w:r>
+      </w:del>
+      <w:del w:id="135" w:author="PR Preview" w:date="2026-01-01T00:00:00Z">
+        <w:r>
+          <w:delText xml:space="preserve"> </w:delText>
+        </w:r>
+      </w:del>
+      <w:del w:id="136" w:author="PR Preview" w:date="2026-01-01T00:00:00Z">
+        <w:r>
+          <w:delText xml:space="preserve">A statistic can therefore stand in for the whole sample when we estimate</w:delText>
+        </w:r>
+      </w:del>
+      <w:del w:id="137" w:author="PR Preview" w:date="2026-01-01T00:00:00Z">
+        <w:r>
+          <w:delText xml:space="preserve"> </w:delText>
+        </w:r>
+      </w:del>
       <m:oMath>
         <m:r>
           <m:t>θ</m:t>
         </m:r>
       </m:oMath>
-      <w:r>
-        <w:t xml:space="preserve">.</w:t>
-      </w:r>
+      <w:del w:id="138" w:author="PR Preview" w:date="2026-01-01T00:00:00Z">
+        <w:r>
+          <w:delText xml:space="preserve">.</w:delText>
+        </w:r>
+      </w:del>
     </w:p>
     <w:p>
       <w:pPr>
         <w:pStyle w:val="BodyText"/>
       </w:pPr>
-      <w:r>
-        <w:t xml:space="preserve">The sample itself, taking</w:t>
-      </w:r>
-      <w:r>
-        <w:t xml:space="preserve"> </w:t>
-      </w:r>
-      <w:r>
-        <w:t xml:space="preserve">$T\mathopen{}\left(\mathord{\smash[b]{\underset{\raise.3ex\hbox{$\scriptstyle\sim$}}{X}}\vphantom{X}}\right)\mathclose{} = \mathord{\smash[b]{\underset{\raise.3ex\hbox{$\scriptstyle\sim$}}{X}}\vphantom{X}}$</w:t>
-      </w:r>
-      <w:r>
-        <w:t xml:space="preserve">, is always sufficient but does not reduce the data;</w:t>
-      </w:r>
-      <w:r>
-        <w:t xml:space="preserve"> </w:t>
-      </w:r>
-      <w:r>
-        <w:t xml:space="preserve">a useful sufficient statistic is a much shorter summary,</w:t>
-      </w:r>
-      <w:r>
-        <w:t xml:space="preserve"> </w:t>
-      </w:r>
-      <w:r>
-        <w:t xml:space="preserve">such as a sum or a mean.</w:t>
-      </w:r>
+      <w:del w:id="139" w:author="PR Preview" w:date="2026-01-01T00:00:00Z">
+        <w:r>
+          <w:delText xml:space="preserve">The sample itself, taking</w:delText>
+        </w:r>
+      </w:del>
+      <w:del w:id="140" w:author="PR Preview" w:date="2026-01-01T00:00:00Z">
+        <w:r>
+          <w:delText xml:space="preserve"> </w:delText>
+        </w:r>
+      </w:del>
+      <w:del w:id="141" w:author="PR Preview" w:date="2026-01-01T00:00:00Z">
+        <w:r>
+          <w:delText xml:space="preserve">$T\mathopen{}\left(\mathord{\smash[b]{\underset{\raise.3ex\hbox{$\scriptstyle\sim$}}{X}}\vphantom{X}}\right)\mathclose{} = \mathord{\smash[b]{\underset{\raise.3ex\hbox{$\scriptstyle\sim$}}{X}}\vphantom{X}}$</w:delText>
+        </w:r>
+      </w:del>
+      <w:del w:id="142" w:author="PR Preview" w:date="2026-01-01T00:00:00Z">
+        <w:r>
+          <w:delText xml:space="preserve">, is always sufficient but does not reduce the data;</w:delText>
+        </w:r>
+      </w:del>
+      <w:del w:id="143" w:author="PR Preview" w:date="2026-01-01T00:00:00Z">
+        <w:r>
+          <w:delText xml:space="preserve"> </w:delText>
+        </w:r>
+      </w:del>
+      <w:del w:id="144" w:author="PR Preview" w:date="2026-01-01T00:00:00Z">
+        <w:r>
+          <w:delText xml:space="preserve">a useful sufficient statistic is a much shorter summary,</w:delText>
+        </w:r>
+      </w:del>
+      <w:del w:id="145" w:author="PR Preview" w:date="2026-01-01T00:00:00Z">
+        <w:r>
+          <w:delText xml:space="preserve"> </w:delText>
+        </w:r>
+      </w:del>
+      <w:del w:id="146" w:author="PR Preview" w:date="2026-01-01T00:00:00Z">
+        <w:r>
+          <w:delText xml:space="preserve">such as a sum or a mean.</w:delText>
+        </w:r>
+      </w:del>
+    </w:p>
+    <w:p>
+      <w:pPr>
+        <w:pStyle w:val="BodyText"/>
+      </w:pPr>
+      <w:ins w:id="147" w:author="PR Preview" w:date="2026-01-01T00:00:00Z">
+        <w:r>
+          <w:rPr>
+            <w:i/>
+            <w:iCs/>
+          </w:rPr>
+          <w:t xml:space="preserve">Remark 3</w:t>
+        </w:r>
+      </w:ins>
+      <w:ins w:id="148" w:author="PR Preview" w:date="2026-01-01T00:00:00Z">
+        <w:r>
+          <w:t xml:space="preserve"> (What sufficiency says). </w:t>
+        </w:r>
+      </w:ins>
+      <w:ins w:id="149" w:author="PR Preview" w:date="2026-01-01T00:00:00Z">
+        <w:r>
+          <w:t xml:space="preserve">Once we know</w:t>
+        </w:r>
+      </w:ins>
+      <w:ins w:id="150" w:author="PR Preview" w:date="2026-01-01T00:00:00Z">
+        <w:r>
+          <w:t xml:space="preserve"> </w:t>
+        </w:r>
+      </w:ins>
+      <w:ins w:id="151" w:author="PR Preview" w:date="2026-01-01T00:00:00Z">
+        <w:r>
+          <w:t xml:space="preserve">${T\mathopen{}\left(\mathord{\smash[b]{\underset{\raise.3ex\hbox{$\scriptstyle\sim$}}{X}}\vphantom{X}}\right)\mathclose{}}$</w:t>
+        </w:r>
+      </w:ins>
+      <w:ins w:id="152" w:author="PR Preview" w:date="2026-01-01T00:00:00Z">
+        <w:r>
+          <w:t xml:space="preserve">, the remaining randomness in the sample</w:t>
+        </w:r>
+      </w:ins>
+      <w:ins w:id="153" w:author="PR Preview" w:date="2026-01-01T00:00:00Z">
+        <w:r>
+          <w:t xml:space="preserve"> </w:t>
+        </w:r>
+      </w:ins>
+      <w:ins w:id="154" w:author="PR Preview" w:date="2026-01-01T00:00:00Z">
+        <w:r>
+          <w:t xml:space="preserve">has the same distribution whatever the parameter is,</w:t>
+        </w:r>
+      </w:ins>
+      <w:ins w:id="155" w:author="PR Preview" w:date="2026-01-01T00:00:00Z">
+        <w:r>
+          <w:t xml:space="preserve"> </w:t>
+        </w:r>
+      </w:ins>
+      <w:ins w:id="156" w:author="PR Preview" w:date="2026-01-01T00:00:00Z">
+        <w:r>
+          <w:t xml:space="preserve">so the sample carries no further information about</w:t>
+        </w:r>
+      </w:ins>
+      <w:ins w:id="157" w:author="PR Preview" w:date="2026-01-01T00:00:00Z">
+        <w:r>
+          <w:t xml:space="preserve"> </w:t>
+        </w:r>
+      </w:ins>
+      <m:oMath>
+        <m:r>
+          <m:t>θ</m:t>
+        </m:r>
+      </m:oMath>
+      <w:ins w:id="158" w:author="PR Preview" w:date="2026-01-01T00:00:00Z">
+        <w:r>
+          <w:t xml:space="preserve"> </w:t>
+        </w:r>
+      </w:ins>
+      <w:ins w:id="159" w:author="PR Preview" w:date="2026-01-01T00:00:00Z">
+        <w:r>
+          <w:t xml:space="preserve">beyond</w:t>
+        </w:r>
+      </w:ins>
+      <w:ins w:id="160" w:author="PR Preview" w:date="2026-01-01T00:00:00Z">
+        <w:r>
+          <w:t xml:space="preserve"> </w:t>
+        </w:r>
+      </w:ins>
+      <w:ins w:id="161" w:author="PR Preview" w:date="2026-01-01T00:00:00Z">
+        <w:r>
+          <w:t xml:space="preserve">${T\mathopen{}\left(\mathord{\smash[b]{\underset{\raise.3ex\hbox{$\scriptstyle\sim$}}{X}}\vphantom{X}}\right)\mathclose{}}$</w:t>
+        </w:r>
+      </w:ins>
+      <w:ins w:id="162" w:author="PR Preview" w:date="2026-01-01T00:00:00Z">
+        <w:r>
+          <w:t xml:space="preserve">.</w:t>
+        </w:r>
+      </w:ins>
+      <w:ins w:id="163" w:author="PR Preview" w:date="2026-01-01T00:00:00Z">
+        <w:r>
+          <w:t xml:space="preserve"> </w:t>
+        </w:r>
+      </w:ins>
+      <w:ins w:id="164" w:author="PR Preview" w:date="2026-01-01T00:00:00Z">
+        <w:r>
+          <w:t xml:space="preserve">A statistic can therefore stand in for the whole sample when we estimate</w:t>
+        </w:r>
+      </w:ins>
+      <w:ins w:id="165" w:author="PR Preview" w:date="2026-01-01T00:00:00Z">
+        <w:r>
+          <w:t xml:space="preserve"> </w:t>
+        </w:r>
+      </w:ins>
+      <m:oMath>
+        <m:r>
+          <m:t>θ</m:t>
+        </m:r>
+      </m:oMath>
+      <w:ins w:id="166" w:author="PR Preview" w:date="2026-01-01T00:00:00Z">
+        <w:r>
+          <w:t xml:space="preserve">.</w:t>
+        </w:r>
+      </w:ins>
+    </w:p>
+    <w:p>
+      <w:pPr>
+        <w:pStyle w:val="BodyText"/>
+      </w:pPr>
+      <w:ins w:id="167" w:author="PR Preview" w:date="2026-01-01T00:00:00Z">
+        <w:r>
+          <w:t xml:space="preserve">The sample itself, taking</w:t>
+        </w:r>
+      </w:ins>
+      <w:ins w:id="168" w:author="PR Preview" w:date="2026-01-01T00:00:00Z">
+        <w:r>
+          <w:t xml:space="preserve"> </w:t>
+        </w:r>
+      </w:ins>
+      <w:ins w:id="169" w:author="PR Preview" w:date="2026-01-01T00:00:00Z">
+        <w:r>
+          <w:t xml:space="preserve">${T\mathopen{}\left(\mathord{\smash[b]{\underset{\raise.3ex\hbox{$\scriptstyle\sim$}}{X}}\vphantom{X}}\right)\mathclose{}} = \mathord{\smash[b]{\underset{\raise.3ex\hbox{$\scriptstyle\sim$}}{X}}\vphantom{X}}$</w:t>
+        </w:r>
+      </w:ins>
+      <w:ins w:id="170" w:author="PR Preview" w:date="2026-01-01T00:00:00Z">
+        <w:r>
+          <w:t xml:space="preserve">, is always sufficient but does not reduce the data;</w:t>
+        </w:r>
+      </w:ins>
+      <w:ins w:id="171" w:author="PR Preview" w:date="2026-01-01T00:00:00Z">
+        <w:r>
+          <w:t xml:space="preserve"> </w:t>
+        </w:r>
+      </w:ins>
+      <w:ins w:id="172" w:author="PR Preview" w:date="2026-01-01T00:00:00Z">
+        <w:r>
+          <w:t xml:space="preserve">a useful sufficient statistic is a much shorter summary,</w:t>
+        </w:r>
+      </w:ins>
+      <w:ins w:id="173" w:author="PR Preview" w:date="2026-01-01T00:00:00Z">
+        <w:r>
+          <w:t xml:space="preserve"> </w:t>
+        </w:r>
+      </w:ins>
+      <w:ins w:id="174" w:author="PR Preview" w:date="2026-01-01T00:00:00Z">
+        <w:r>
+          <w:t xml:space="preserve">such as a sum or a mean.</w:t>
+        </w:r>
+      </w:ins>
     </w:p>
     <w:p>
       <w:pPr>
@@ -620,189 +1313,557 @@
       <w:pPr>
         <w:pStyle w:val="BodyText"/>
       </w:pPr>
-      <w:r>
-        <w:rPr>
-          <w:b/>
-          <w:bCs/>
-        </w:rPr>
-        <w:t xml:space="preserve">Theorem 1 (Factorization theorem)</w:t>
-      </w:r>
-      <w:r>
-        <w:t xml:space="preserve"> </w:t>
-      </w:r>
-      <w:r>
-        <w:t xml:space="preserve">Let</w:t>
-      </w:r>
-      <w:r>
-        <w:t xml:space="preserve"> </w:t>
-      </w:r>
-      <w:r>
-        <w:t xml:space="preserve">$\operatorname{f}\mathopen{}\left(\mathord{\smash[b]{\underset{\raise.3ex\hbox{$\scriptstyle\sim$}}{x}}\vphantom{x}}; \theta\right)\mathclose{}$</w:t>
-      </w:r>
-      <w:r>
-        <w:t xml:space="preserve"> </w:t>
-      </w:r>
-      <w:r>
-        <w:t xml:space="preserve">be the joint probability mass function of a discrete sample</w:t>
-      </w:r>
-      <w:r>
-        <w:t xml:space="preserve"> </w:t>
-      </w:r>
-      <w:r>
-        <w:t xml:space="preserve">$\mathord{\smash[b]{\underset{\raise.3ex\hbox{$\scriptstyle\sim$}}{X}}\vphantom{X}}$</w:t>
-      </w:r>
-      <w:r>
-        <w:t xml:space="preserve">.</w:t>
-      </w:r>
-      <w:r>
-        <w:t xml:space="preserve"> </w:t>
-      </w:r>
-      <w:r>
-        <w:t xml:space="preserve">A statistic</w:t>
-      </w:r>
-      <w:r>
-        <w:t xml:space="preserve"> </w:t>
-      </w:r>
-      <w:r>
-        <w:t xml:space="preserve">$T\mathopen{}\left(\mathord{\smash[b]{\underset{\raise.3ex\hbox{$\scriptstyle\sim$}}{X}}\vphantom{X}}\right)\mathclose{}$</w:t>
-      </w:r>
-      <w:r>
-        <w:t xml:space="preserve"> </w:t>
-      </w:r>
-      <w:r>
-        <w:t xml:space="preserve">is</w:t>
-      </w:r>
-      <w:r>
-        <w:t xml:space="preserve"> </w:t>
-      </w:r>
+      <w:del w:id="175" w:author="PR Preview" w:date="2026-01-01T00:00:00Z">
+        <w:r>
+          <w:rPr>
+            <w:b/>
+            <w:bCs/>
+          </w:rPr>
+          <w:delText xml:space="preserve">Theorem 1 (Factorization theorem)</w:delText>
+        </w:r>
+      </w:del>
+      <w:del w:id="176" w:author="PR Preview" w:date="2026-01-01T00:00:00Z">
+        <w:r>
+          <w:delText xml:space="preserve"> </w:delText>
+        </w:r>
+      </w:del>
+      <w:del w:id="177" w:author="PR Preview" w:date="2026-01-01T00:00:00Z">
+        <w:r>
+          <w:delText xml:space="preserve">Let</w:delText>
+        </w:r>
+      </w:del>
+      <w:del w:id="178" w:author="PR Preview" w:date="2026-01-01T00:00:00Z">
+        <w:r>
+          <w:delText xml:space="preserve"> </w:delText>
+        </w:r>
+      </w:del>
+      <w:del w:id="179" w:author="PR Preview" w:date="2026-01-01T00:00:00Z">
+        <w:r>
+          <w:delText xml:space="preserve">$\operatorname{f}\mathopen{}\left(\mathord{\smash[b]{\underset{\raise.3ex\hbox{$\scriptstyle\sim$}}{x}}\vphantom{x}}; \theta\right)\mathclose{}$</w:delText>
+        </w:r>
+      </w:del>
+      <w:del w:id="180" w:author="PR Preview" w:date="2026-01-01T00:00:00Z">
+        <w:r>
+          <w:delText xml:space="preserve"> </w:delText>
+        </w:r>
+      </w:del>
+      <w:del w:id="181" w:author="PR Preview" w:date="2026-01-01T00:00:00Z">
+        <w:r>
+          <w:delText xml:space="preserve">be the joint probability mass function of a discrete sample</w:delText>
+        </w:r>
+      </w:del>
+      <w:del w:id="182" w:author="PR Preview" w:date="2026-01-01T00:00:00Z">
+        <w:r>
+          <w:delText xml:space="preserve"> </w:delText>
+        </w:r>
+      </w:del>
+      <w:del w:id="183" w:author="PR Preview" w:date="2026-01-01T00:00:00Z">
+        <w:r>
+          <w:delText xml:space="preserve">$\mathord{\smash[b]{\underset{\raise.3ex\hbox{$\scriptstyle\sim$}}{X}}\vphantom{X}}$</w:delText>
+        </w:r>
+      </w:del>
+      <w:del w:id="184" w:author="PR Preview" w:date="2026-01-01T00:00:00Z">
+        <w:r>
+          <w:delText xml:space="preserve">.</w:delText>
+        </w:r>
+      </w:del>
+      <w:del w:id="185" w:author="PR Preview" w:date="2026-01-01T00:00:00Z">
+        <w:r>
+          <w:delText xml:space="preserve"> </w:delText>
+        </w:r>
+      </w:del>
+      <w:del w:id="186" w:author="PR Preview" w:date="2026-01-01T00:00:00Z">
+        <w:r>
+          <w:delText xml:space="preserve">A statistic</w:delText>
+        </w:r>
+      </w:del>
+      <w:del w:id="187" w:author="PR Preview" w:date="2026-01-01T00:00:00Z">
+        <w:r>
+          <w:delText xml:space="preserve"> </w:delText>
+        </w:r>
+      </w:del>
+      <w:del w:id="188" w:author="PR Preview" w:date="2026-01-01T00:00:00Z">
+        <w:r>
+          <w:delText xml:space="preserve">$T\mathopen{}\left(\mathord{\smash[b]{\underset{\raise.3ex\hbox{$\scriptstyle\sim$}}{X}}\vphantom{X}}\right)\mathclose{}$</w:delText>
+        </w:r>
+      </w:del>
+      <w:del w:id="189" w:author="PR Preview" w:date="2026-01-01T00:00:00Z">
+        <w:r>
+          <w:delText xml:space="preserve"> </w:delText>
+        </w:r>
+      </w:del>
+      <w:del w:id="190" w:author="PR Preview" w:date="2026-01-01T00:00:00Z">
+        <w:r>
+          <w:delText xml:space="preserve">is</w:delText>
+        </w:r>
+      </w:del>
+      <w:del w:id="191" w:author="PR Preview" w:date="2026-01-01T00:00:00Z">
+        <w:r>
+          <w:delText xml:space="preserve"> </w:delText>
+        </w:r>
+      </w:del>
       <w:hyperlink w:anchor="def-sufficient">
-        <w:r>
-          <w:rPr>
-            <w:rStyle w:val="Hyperlink"/>
-          </w:rPr>
-          <w:t xml:space="preserve">sufficient</w:t>
-        </w:r>
+        <w:del w:id="192" w:author="PR Preview" w:date="2026-01-01T00:00:00Z">
+          <w:r>
+            <w:rPr>
+              <w:rStyle w:val="Hyperlink"/>
+            </w:rPr>
+            <w:delText xml:space="preserve">sufficient</w:delText>
+          </w:r>
+        </w:del>
       </w:hyperlink>
-      <w:r>
-        <w:t xml:space="preserve"> </w:t>
-      </w:r>
-      <w:r>
-        <w:t xml:space="preserve">for</w:t>
-      </w:r>
-      <w:r>
-        <w:t xml:space="preserve"> </w:t>
-      </w:r>
+      <w:del w:id="193" w:author="PR Preview" w:date="2026-01-01T00:00:00Z">
+        <w:r>
+          <w:delText xml:space="preserve"> </w:delText>
+        </w:r>
+      </w:del>
+      <w:del w:id="194" w:author="PR Preview" w:date="2026-01-01T00:00:00Z">
+        <w:r>
+          <w:delText xml:space="preserve">for</w:delText>
+        </w:r>
+      </w:del>
+      <w:del w:id="195" w:author="PR Preview" w:date="2026-01-01T00:00:00Z">
+        <w:r>
+          <w:delText xml:space="preserve"> </w:delText>
+        </w:r>
+      </w:del>
       <m:oMath>
         <m:r>
           <m:t>θ</m:t>
         </m:r>
       </m:oMath>
-      <w:r>
-        <w:t xml:space="preserve"> </w:t>
-      </w:r>
-      <w:r>
-        <w:t xml:space="preserve">if and only if there are nonnegative functions</w:t>
-      </w:r>
-      <w:r>
-        <w:t xml:space="preserve"> </w:t>
-      </w:r>
+      <w:del w:id="196" w:author="PR Preview" w:date="2026-01-01T00:00:00Z">
+        <w:r>
+          <w:delText xml:space="preserve"> </w:delText>
+        </w:r>
+      </w:del>
+      <w:del w:id="197" w:author="PR Preview" w:date="2026-01-01T00:00:00Z">
+        <w:r>
+          <w:delText xml:space="preserve">if and only if there are nonnegative functions</w:delText>
+        </w:r>
+      </w:del>
+      <w:del w:id="198" w:author="PR Preview" w:date="2026-01-01T00:00:00Z">
+        <w:r>
+          <w:delText xml:space="preserve"> </w:delText>
+        </w:r>
+      </w:del>
       <m:oMath>
         <m:r>
           <m:t>g</m:t>
         </m:r>
       </m:oMath>
-      <w:r>
-        <w:t xml:space="preserve"> </w:t>
-      </w:r>
-      <w:r>
-        <w:t xml:space="preserve">and</w:t>
-      </w:r>
-      <w:r>
-        <w:t xml:space="preserve"> </w:t>
-      </w:r>
+      <w:del w:id="199" w:author="PR Preview" w:date="2026-01-01T00:00:00Z">
+        <w:r>
+          <w:delText xml:space="preserve"> </w:delText>
+        </w:r>
+      </w:del>
+      <w:del w:id="200" w:author="PR Preview" w:date="2026-01-01T00:00:00Z">
+        <w:r>
+          <w:delText xml:space="preserve">and</w:delText>
+        </w:r>
+      </w:del>
+      <w:del w:id="201" w:author="PR Preview" w:date="2026-01-01T00:00:00Z">
+        <w:r>
+          <w:delText xml:space="preserve"> </w:delText>
+        </w:r>
+      </w:del>
       <m:oMath>
         <m:r>
           <m:t>h</m:t>
         </m:r>
       </m:oMath>
-      <w:r>
-        <w:t xml:space="preserve"> </w:t>
-      </w:r>
-      <w:r>
-        <w:t xml:space="preserve">such that,</w:t>
-      </w:r>
-      <w:r>
-        <w:t xml:space="preserve"> </w:t>
-      </w:r>
-      <w:r>
-        <w:t xml:space="preserve">for every sample</w:t>
-      </w:r>
-      <w:r>
-        <w:t xml:space="preserve"> </w:t>
-      </w:r>
-      <w:r>
-        <w:t xml:space="preserve">$\mathord{\smash[b]{\underset{\raise.3ex\hbox{$\scriptstyle\sim$}}{x}}\vphantom{x}}$</w:t>
-      </w:r>
-      <w:r>
-        <w:t xml:space="preserve"> </w:t>
-      </w:r>
-      <w:r>
-        <w:t xml:space="preserve">and every</w:t>
-      </w:r>
-      <w:r>
-        <w:t xml:space="preserve"> </w:t>
-      </w:r>
+      <w:del w:id="202" w:author="PR Preview" w:date="2026-01-01T00:00:00Z">
+        <w:r>
+          <w:delText xml:space="preserve"> </w:delText>
+        </w:r>
+      </w:del>
+      <w:del w:id="203" w:author="PR Preview" w:date="2026-01-01T00:00:00Z">
+        <w:r>
+          <w:delText xml:space="preserve">such that,</w:delText>
+        </w:r>
+      </w:del>
+      <w:del w:id="204" w:author="PR Preview" w:date="2026-01-01T00:00:00Z">
+        <w:r>
+          <w:delText xml:space="preserve"> </w:delText>
+        </w:r>
+      </w:del>
+      <w:del w:id="205" w:author="PR Preview" w:date="2026-01-01T00:00:00Z">
+        <w:r>
+          <w:delText xml:space="preserve">for every sample</w:delText>
+        </w:r>
+      </w:del>
+      <w:del w:id="206" w:author="PR Preview" w:date="2026-01-01T00:00:00Z">
+        <w:r>
+          <w:delText xml:space="preserve"> </w:delText>
+        </w:r>
+      </w:del>
+      <w:del w:id="207" w:author="PR Preview" w:date="2026-01-01T00:00:00Z">
+        <w:r>
+          <w:delText xml:space="preserve">$\mathord{\smash[b]{\underset{\raise.3ex\hbox{$\scriptstyle\sim$}}{x}}\vphantom{x}}$</w:delText>
+        </w:r>
+      </w:del>
+      <w:del w:id="208" w:author="PR Preview" w:date="2026-01-01T00:00:00Z">
+        <w:r>
+          <w:delText xml:space="preserve"> </w:delText>
+        </w:r>
+      </w:del>
+      <w:del w:id="209" w:author="PR Preview" w:date="2026-01-01T00:00:00Z">
+        <w:r>
+          <w:delText xml:space="preserve">and every</w:delText>
+        </w:r>
+      </w:del>
+      <w:del w:id="210" w:author="PR Preview" w:date="2026-01-01T00:00:00Z">
+        <w:r>
+          <w:delText xml:space="preserve"> </w:delText>
+        </w:r>
+      </w:del>
       <m:oMath>
         <m:r>
           <m:t>θ</m:t>
         </m:r>
       </m:oMath>
-      <w:r>
-        <w:t xml:space="preserve">,</w:t>
-      </w:r>
+      <w:del w:id="211" w:author="PR Preview" w:date="2026-01-01T00:00:00Z">
+        <w:r>
+          <w:delText xml:space="preserve">,</w:delText>
+        </w:r>
+      </w:del>
     </w:p>
     <w:p>
       <w:pPr>
         <w:pStyle w:val="BodyText"/>
       </w:pPr>
       <w:bookmarkStart w:id="17" w:name="eq-factorization"/>
-      <w:r>
-        <w:t xml:space="preserve">$$
+      <w:del w:id="212" w:author="PR Preview" w:date="2026-01-01T00:00:00Z">
+        <w:r>
+          <w:delText xml:space="preserve">$$
     \operatorname{f}\mathopen{}\left(\mathord{\smash[b]{\underset{\raise.3ex\hbox{$\scriptstyle\sim$}}{x}}\vphantom{x}}; \theta\right)\mathclose{} = g\mathopen{}\left(T\mathopen{}\left(\mathord{\smash[b]{\underset{\raise.3ex\hbox{$\scriptstyle\sim$}}{x}}\vphantom{x}}\right)\mathclose{} ; \theta\right)\mathclose{} \, h\mathopen{}\left(\mathord{\smash[b]{\underset{\raise.3ex\hbox{$\scriptstyle\sim$}}{x}}\vphantom{x}}\right)\mathclose{}
-     \qquad(2)$$</w:t>
-      </w:r>
+     \qquad(2)$$</w:delText>
+        </w:r>
+      </w:del>
       <w:bookmarkEnd w:id="17"/>
     </w:p>
     <w:p>
       <w:pPr>
         <w:pStyle w:val="FirstParagraph"/>
       </w:pPr>
-      <w:r>
-        <w:t xml:space="preserve">where</w:t>
-      </w:r>
-      <w:r>
-        <w:t xml:space="preserve"> </w:t>
-      </w:r>
-      <w:r>
-        <w:t xml:space="preserve">$h\mathopen{}\left(\mathord{\smash[b]{\underset{\raise.3ex\hbox{$\scriptstyle\sim$}}{x}}\vphantom{x}}\right)\mathclose{}$</w:t>
-      </w:r>
-      <w:r>
-        <w:t xml:space="preserve"> </w:t>
-      </w:r>
-      <w:r>
-        <w:t xml:space="preserve">does not depend on</w:t>
-      </w:r>
-      <w:r>
-        <w:t xml:space="preserve"> </w:t>
-      </w:r>
+      <w:del w:id="213" w:author="PR Preview" w:date="2026-01-01T00:00:00Z">
+        <w:r>
+          <w:delText xml:space="preserve">where</w:delText>
+        </w:r>
+      </w:del>
+      <w:del w:id="214" w:author="PR Preview" w:date="2026-01-01T00:00:00Z">
+        <w:r>
+          <w:delText xml:space="preserve"> </w:delText>
+        </w:r>
+      </w:del>
+      <w:del w:id="215" w:author="PR Preview" w:date="2026-01-01T00:00:00Z">
+        <w:r>
+          <w:delText xml:space="preserve">$h\mathopen{}\left(\mathord{\smash[b]{\underset{\raise.3ex\hbox{$\scriptstyle\sim$}}{x}}\vphantom{x}}\right)\mathclose{}$</w:delText>
+        </w:r>
+      </w:del>
+      <w:del w:id="216" w:author="PR Preview" w:date="2026-01-01T00:00:00Z">
+        <w:r>
+          <w:delText xml:space="preserve"> </w:delText>
+        </w:r>
+      </w:del>
+      <w:del w:id="217" w:author="PR Preview" w:date="2026-01-01T00:00:00Z">
+        <w:r>
+          <w:delText xml:space="preserve">does not depend on</w:delText>
+        </w:r>
+      </w:del>
+      <w:del w:id="218" w:author="PR Preview" w:date="2026-01-01T00:00:00Z">
+        <w:r>
+          <w:delText xml:space="preserve"> </w:delText>
+        </w:r>
+      </w:del>
       <m:oMath>
         <m:r>
           <m:t>θ</m:t>
         </m:r>
       </m:oMath>
-      <w:r>
-        <w:t xml:space="preserve">.</w:t>
-      </w:r>
+      <w:del w:id="219" w:author="PR Preview" w:date="2026-01-01T00:00:00Z">
+        <w:r>
+          <w:delText xml:space="preserve">.</w:delText>
+        </w:r>
+      </w:del>
+    </w:p>
+    <w:p>
+      <w:pPr>
+        <w:pStyle w:val="BodyText"/>
+      </w:pPr>
+      <w:ins w:id="220" w:author="PR Preview" w:date="2026-01-01T00:00:00Z">
+        <w:r>
+          <w:rPr>
+            <w:b/>
+            <w:bCs/>
+          </w:rPr>
+          <w:t xml:space="preserve">Theorem 1 (Factorization theorem)</w:t>
+        </w:r>
+      </w:ins>
+      <w:ins w:id="221" w:author="PR Preview" w:date="2026-01-01T00:00:00Z">
+        <w:r>
+          <w:t xml:space="preserve"> </w:t>
+        </w:r>
+      </w:ins>
+      <w:ins w:id="222" w:author="PR Preview" w:date="2026-01-01T00:00:00Z">
+        <w:r>
+          <w:t xml:space="preserve">Let</w:t>
+        </w:r>
+      </w:ins>
+      <w:ins w:id="223" w:author="PR Preview" w:date="2026-01-01T00:00:00Z">
+        <w:r>
+          <w:t xml:space="preserve"> </w:t>
+        </w:r>
+      </w:ins>
+      <w:ins w:id="224" w:author="PR Preview" w:date="2026-01-01T00:00:00Z">
+        <w:r>
+          <w:t xml:space="preserve">$\operatorname{f}\mathopen{}\left(\mathord{\smash[b]{\underset{\raise.3ex\hbox{$\scriptstyle\sim$}}{x}}\vphantom{x}}; \theta\right)\mathclose{}$</w:t>
+        </w:r>
+      </w:ins>
+      <w:ins w:id="225" w:author="PR Preview" w:date="2026-01-01T00:00:00Z">
+        <w:r>
+          <w:t xml:space="preserve"> </w:t>
+        </w:r>
+      </w:ins>
+      <w:ins w:id="226" w:author="PR Preview" w:date="2026-01-01T00:00:00Z">
+        <w:r>
+          <w:t xml:space="preserve">be the joint probability mass function of a discrete sample</w:t>
+        </w:r>
+      </w:ins>
+      <w:ins w:id="227" w:author="PR Preview" w:date="2026-01-01T00:00:00Z">
+        <w:r>
+          <w:t xml:space="preserve"> </w:t>
+        </w:r>
+      </w:ins>
+      <w:ins w:id="228" w:author="PR Preview" w:date="2026-01-01T00:00:00Z">
+        <w:r>
+          <w:t xml:space="preserve">$\mathord{\smash[b]{\underset{\raise.3ex\hbox{$\scriptstyle\sim$}}{X}}\vphantom{X}}$</w:t>
+        </w:r>
+      </w:ins>
+      <w:ins w:id="229" w:author="PR Preview" w:date="2026-01-01T00:00:00Z">
+        <w:r>
+          <w:t xml:space="preserve">.</w:t>
+        </w:r>
+      </w:ins>
+      <w:ins w:id="230" w:author="PR Preview" w:date="2026-01-01T00:00:00Z">
+        <w:r>
+          <w:t xml:space="preserve"> </w:t>
+        </w:r>
+      </w:ins>
+      <w:ins w:id="231" w:author="PR Preview" w:date="2026-01-01T00:00:00Z">
+        <w:r>
+          <w:t xml:space="preserve">A statistic</w:t>
+        </w:r>
+      </w:ins>
+      <w:ins w:id="232" w:author="PR Preview" w:date="2026-01-01T00:00:00Z">
+        <w:r>
+          <w:t xml:space="preserve"> </w:t>
+        </w:r>
+      </w:ins>
+      <w:ins w:id="233" w:author="PR Preview" w:date="2026-01-01T00:00:00Z">
+        <w:r>
+          <w:t xml:space="preserve">${T\mathopen{}\left(\mathord{\smash[b]{\underset{\raise.3ex\hbox{$\scriptstyle\sim$}}{X}}\vphantom{X}}\right)\mathclose{}}$</w:t>
+        </w:r>
+      </w:ins>
+      <w:ins w:id="234" w:author="PR Preview" w:date="2026-01-01T00:00:00Z">
+        <w:r>
+          <w:t xml:space="preserve"> </w:t>
+        </w:r>
+      </w:ins>
+      <w:ins w:id="235" w:author="PR Preview" w:date="2026-01-01T00:00:00Z">
+        <w:r>
+          <w:t xml:space="preserve">is</w:t>
+        </w:r>
+      </w:ins>
+      <w:ins w:id="236" w:author="PR Preview" w:date="2026-01-01T00:00:00Z">
+        <w:r>
+          <w:t xml:space="preserve"> </w:t>
+        </w:r>
+      </w:ins>
+      <w:hyperlink w:anchor="def-sufficient">
+        <w:ins w:id="237" w:author="PR Preview" w:date="2026-01-01T00:00:00Z">
+          <w:r>
+            <w:rPr>
+              <w:rStyle w:val="Hyperlink"/>
+            </w:rPr>
+            <w:t xml:space="preserve">sufficient</w:t>
+          </w:r>
+        </w:ins>
+      </w:hyperlink>
+      <w:ins w:id="238" w:author="PR Preview" w:date="2026-01-01T00:00:00Z">
+        <w:r>
+          <w:t xml:space="preserve"> </w:t>
+        </w:r>
+      </w:ins>
+      <w:ins w:id="239" w:author="PR Preview" w:date="2026-01-01T00:00:00Z">
+        <w:r>
+          <w:t xml:space="preserve">for</w:t>
+        </w:r>
+      </w:ins>
+      <w:ins w:id="240" w:author="PR Preview" w:date="2026-01-01T00:00:00Z">
+        <w:r>
+          <w:t xml:space="preserve"> </w:t>
+        </w:r>
+      </w:ins>
+      <m:oMath>
+        <m:r>
+          <m:t>θ</m:t>
+        </m:r>
+      </m:oMath>
+      <w:ins w:id="241" w:author="PR Preview" w:date="2026-01-01T00:00:00Z">
+        <w:r>
+          <w:t xml:space="preserve"> </w:t>
+        </w:r>
+      </w:ins>
+      <w:ins w:id="242" w:author="PR Preview" w:date="2026-01-01T00:00:00Z">
+        <w:r>
+          <w:t xml:space="preserve">if and only if there are nonnegative functions</w:t>
+        </w:r>
+      </w:ins>
+      <w:ins w:id="243" w:author="PR Preview" w:date="2026-01-01T00:00:00Z">
+        <w:r>
+          <w:t xml:space="preserve"> </w:t>
+        </w:r>
+      </w:ins>
+      <m:oMath>
+        <m:r>
+          <m:t>g</m:t>
+        </m:r>
+      </m:oMath>
+      <w:ins w:id="244" w:author="PR Preview" w:date="2026-01-01T00:00:00Z">
+        <w:r>
+          <w:t xml:space="preserve"> </w:t>
+        </w:r>
+      </w:ins>
+      <w:ins w:id="245" w:author="PR Preview" w:date="2026-01-01T00:00:00Z">
+        <w:r>
+          <w:t xml:space="preserve">and</w:t>
+        </w:r>
+      </w:ins>
+      <w:ins w:id="246" w:author="PR Preview" w:date="2026-01-01T00:00:00Z">
+        <w:r>
+          <w:t xml:space="preserve"> </w:t>
+        </w:r>
+      </w:ins>
+      <m:oMath>
+        <m:r>
+          <m:t>h</m:t>
+        </m:r>
+      </m:oMath>
+      <w:ins w:id="247" w:author="PR Preview" w:date="2026-01-01T00:00:00Z">
+        <w:r>
+          <w:t xml:space="preserve"> </w:t>
+        </w:r>
+      </w:ins>
+      <w:ins w:id="248" w:author="PR Preview" w:date="2026-01-01T00:00:00Z">
+        <w:r>
+          <w:t xml:space="preserve">such that,</w:t>
+        </w:r>
+      </w:ins>
+      <w:ins w:id="249" w:author="PR Preview" w:date="2026-01-01T00:00:00Z">
+        <w:r>
+          <w:t xml:space="preserve"> </w:t>
+        </w:r>
+      </w:ins>
+      <w:ins w:id="250" w:author="PR Preview" w:date="2026-01-01T00:00:00Z">
+        <w:r>
+          <w:t xml:space="preserve">for every sample</w:t>
+        </w:r>
+      </w:ins>
+      <w:ins w:id="251" w:author="PR Preview" w:date="2026-01-01T00:00:00Z">
+        <w:r>
+          <w:t xml:space="preserve"> </w:t>
+        </w:r>
+      </w:ins>
+      <w:ins w:id="252" w:author="PR Preview" w:date="2026-01-01T00:00:00Z">
+        <w:r>
+          <w:t xml:space="preserve">$\mathord{\smash[b]{\underset{\raise.3ex\hbox{$\scriptstyle\sim$}}{x}}\vphantom{x}}$</w:t>
+        </w:r>
+      </w:ins>
+      <w:ins w:id="253" w:author="PR Preview" w:date="2026-01-01T00:00:00Z">
+        <w:r>
+          <w:t xml:space="preserve"> </w:t>
+        </w:r>
+      </w:ins>
+      <w:ins w:id="254" w:author="PR Preview" w:date="2026-01-01T00:00:00Z">
+        <w:r>
+          <w:t xml:space="preserve">and every</w:t>
+        </w:r>
+      </w:ins>
+      <w:ins w:id="255" w:author="PR Preview" w:date="2026-01-01T00:00:00Z">
+        <w:r>
+          <w:t xml:space="preserve"> </w:t>
+        </w:r>
+      </w:ins>
+      <m:oMath>
+        <m:r>
+          <m:t>θ</m:t>
+        </m:r>
+      </m:oMath>
+      <w:ins w:id="256" w:author="PR Preview" w:date="2026-01-01T00:00:00Z">
+        <w:r>
+          <w:t xml:space="preserve">,</w:t>
+        </w:r>
+      </w:ins>
+    </w:p>
+    <w:p>
+      <w:pPr>
+        <w:pStyle w:val="BodyText"/>
+      </w:pPr>
+      <w:bookmarkStart w:id="17" w:name="eq-factorization"/>
+      <w:ins w:id="257" w:author="PR Preview" w:date="2026-01-01T00:00:00Z">
+        <w:r>
+          <w:t xml:space="preserve">$$
+    \operatorname{f}\mathopen{}\left(\mathord{\smash[b]{\underset{\raise.3ex\hbox{$\scriptstyle\sim$}}{x}}\vphantom{x}}; \theta\right)\mathclose{} = {g\mathopen{}\left({T\mathopen{}\left(\mathord{\smash[b]{\underset{\raise.3ex\hbox{$\scriptstyle\sim$}}{x}}\vphantom{x}}\right)\mathclose{}} ; \theta\right)\mathclose{}} \, {h\mathopen{}\left(\mathord{\smash[b]{\underset{\raise.3ex\hbox{$\scriptstyle\sim$}}{x}}\vphantom{x}}\right)\mathclose{}}
+     \qquad(2)$$</w:t>
+        </w:r>
+      </w:ins>
+      <w:bookmarkEnd w:id="17"/>
+    </w:p>
+    <w:p>
+      <w:pPr>
+        <w:pStyle w:val="FirstParagraph"/>
+      </w:pPr>
+      <w:ins w:id="258" w:author="PR Preview" w:date="2026-01-01T00:00:00Z">
+        <w:r>
+          <w:t xml:space="preserve">where</w:t>
+        </w:r>
+      </w:ins>
+      <w:ins w:id="259" w:author="PR Preview" w:date="2026-01-01T00:00:00Z">
+        <w:r>
+          <w:t xml:space="preserve"> </w:t>
+        </w:r>
+      </w:ins>
+      <w:ins w:id="260" w:author="PR Preview" w:date="2026-01-01T00:00:00Z">
+        <w:r>
+          <w:t xml:space="preserve">${h\mathopen{}\left(\mathord{\smash[b]{\underset{\raise.3ex\hbox{$\scriptstyle\sim$}}{x}}\vphantom{x}}\right)\mathclose{}}$</w:t>
+        </w:r>
+      </w:ins>
+      <w:ins w:id="261" w:author="PR Preview" w:date="2026-01-01T00:00:00Z">
+        <w:r>
+          <w:t xml:space="preserve"> </w:t>
+        </w:r>
+      </w:ins>
+      <w:ins w:id="262" w:author="PR Preview" w:date="2026-01-01T00:00:00Z">
+        <w:r>
+          <w:t xml:space="preserve">does not depend on</w:t>
+        </w:r>
+      </w:ins>
+      <w:ins w:id="263" w:author="PR Preview" w:date="2026-01-01T00:00:00Z">
+        <w:r>
+          <w:t xml:space="preserve"> </w:t>
+        </w:r>
+      </w:ins>
+      <m:oMath>
+        <m:r>
+          <m:t>θ</m:t>
+        </m:r>
+      </m:oMath>
+      <w:ins w:id="264" w:author="PR Preview" w:date="2026-01-01T00:00:00Z">
+        <w:r>
+          <w:t xml:space="preserve">.</w:t>
+        </w:r>
+      </w:ins>
     </w:p>
     <w:p>
       <w:pPr>
@@ -826,345 +1887,532 @@
       <w:pPr>
         <w:pStyle w:val="BodyText"/>
       </w:pPr>
-      <w:r>
-        <w:rPr>
-          <w:i/>
-          <w:iCs/>
-        </w:rPr>
-        <w:t xml:space="preserve">Proof</w:t>
-      </w:r>
-      <w:r>
-        <w:t xml:space="preserve">. </w:t>
-      </w:r>
-      <w:r>
-        <w:t xml:space="preserve">Let</w:t>
-      </w:r>
-      <w:r>
-        <w:t xml:space="preserve"> </w:t>
-      </w:r>
-      <w:r>
-        <w:t xml:space="preserve">$\mathord{\smash[b]{\underset{\raise.3ex\hbox{$\scriptstyle\sim$}}{x}}\vphantom{x}}$</w:t>
-      </w:r>
-      <w:r>
-        <w:t xml:space="preserve"> </w:t>
-      </w:r>
-      <w:r>
-        <w:t xml:space="preserve">be a value of the</w:t>
-      </w:r>
-      <w:r>
-        <w:t xml:space="preserve"> </w:t>
-      </w:r>
+      <w:del w:id="265" w:author="PR Preview" w:date="2026-01-01T00:00:00Z">
+        <w:r>
+          <w:rPr>
+            <w:i/>
+            <w:iCs/>
+          </w:rPr>
+          <w:delText xml:space="preserve">Proof</w:delText>
+        </w:r>
+      </w:del>
+      <w:del w:id="266" w:author="PR Preview" w:date="2026-01-01T00:00:00Z">
+        <w:r>
+          <w:delText xml:space="preserve">. </w:delText>
+        </w:r>
+      </w:del>
+      <w:del w:id="267" w:author="PR Preview" w:date="2026-01-01T00:00:00Z">
+        <w:r>
+          <w:delText xml:space="preserve">Let</w:delText>
+        </w:r>
+      </w:del>
+      <w:del w:id="268" w:author="PR Preview" w:date="2026-01-01T00:00:00Z">
+        <w:r>
+          <w:delText xml:space="preserve"> </w:delText>
+        </w:r>
+      </w:del>
+      <w:del w:id="269" w:author="PR Preview" w:date="2026-01-01T00:00:00Z">
+        <w:r>
+          <w:delText xml:space="preserve">$\mathord{\smash[b]{\underset{\raise.3ex\hbox{$\scriptstyle\sim$}}{x}}\vphantom{x}}$</w:delText>
+        </w:r>
+      </w:del>
+      <w:del w:id="270" w:author="PR Preview" w:date="2026-01-01T00:00:00Z">
+        <w:r>
+          <w:delText xml:space="preserve"> </w:delText>
+        </w:r>
+      </w:del>
+      <w:del w:id="271" w:author="PR Preview" w:date="2026-01-01T00:00:00Z">
+        <w:r>
+          <w:delText xml:space="preserve">be a value of the</w:delText>
+        </w:r>
+      </w:del>
+      <w:del w:id="272" w:author="PR Preview" w:date="2026-01-01T00:00:00Z">
+        <w:r>
+          <w:delText xml:space="preserve"> </w:delText>
+        </w:r>
+      </w:del>
       <w:hyperlink r:id="rId19">
-        <w:r>
-          <w:rPr>
-            <w:rStyle w:val="Hyperlink"/>
-          </w:rPr>
-          <w:t xml:space="preserve">sample</w:t>
-        </w:r>
+        <w:del w:id="273" w:author="PR Preview" w:date="2026-01-01T00:00:00Z">
+          <w:r>
+            <w:rPr>
+              <w:rStyle w:val="Hyperlink"/>
+            </w:rPr>
+            <w:delText xml:space="preserve">sample</w:delText>
+          </w:r>
+        </w:del>
       </w:hyperlink>
-      <w:r>
-        <w:t xml:space="preserve"> </w:t>
-      </w:r>
-      <w:r>
-        <w:t xml:space="preserve">$\mathord{\smash[b]{\underset{\raise.3ex\hbox{$\scriptstyle\sim$}}{X}}\vphantom{X}}$</w:t>
-      </w:r>
-      <w:r>
-        <w:t xml:space="preserve"> </w:t>
-      </w:r>
-      <w:r>
-        <w:t xml:space="preserve">and write</w:t>
-      </w:r>
-      <w:r>
-        <w:t xml:space="preserve"> </w:t>
-      </w:r>
-      <w:r>
-        <w:t xml:space="preserve">$t \stackrel{\text{def}}{=}T\mathopen{}\left(\mathord{\smash[b]{\underset{\raise.3ex\hbox{$\scriptstyle\sim$}}{x}}\vphantom{x}}\right)\mathclose{}$</w:t>
-      </w:r>
-      <w:r>
-        <w:t xml:space="preserve">.</w:t>
-      </w:r>
-      <w:r>
-        <w:t xml:space="preserve"> </w:t>
-      </w:r>
-      <w:r>
-        <w:t xml:space="preserve">The event</w:t>
-      </w:r>
-      <w:r>
-        <w:t xml:space="preserve"> </w:t>
-      </w:r>
-      <w:r>
-        <w:t xml:space="preserve">$\mathord{\smash[b]{\underset{\raise.3ex\hbox{$\scriptstyle\sim$}}{X}}\vphantom{X}}= \mathord{\smash[b]{\underset{\raise.3ex\hbox{$\scriptstyle\sim$}}{x}}\vphantom{x}}$</w:t>
-      </w:r>
-      <w:r>
-        <w:t xml:space="preserve"> </w:t>
-      </w:r>
-      <w:r>
-        <w:t xml:space="preserve">lies inside the event</w:t>
-      </w:r>
-      <w:r>
-        <w:t xml:space="preserve"> </w:t>
-      </w:r>
-      <w:r>
-        <w:t xml:space="preserve">$T\mathopen{}\left(\mathord{\smash[b]{\underset{\raise.3ex\hbox{$\scriptstyle\sim$}}{X}}\vphantom{X}}\right)\mathclose{} = t$</w:t>
-      </w:r>
-      <w:r>
-        <w:t xml:space="preserve">.</w:t>
-      </w:r>
+      <w:del w:id="274" w:author="PR Preview" w:date="2026-01-01T00:00:00Z">
+        <w:r>
+          <w:delText xml:space="preserve"> </w:delText>
+        </w:r>
+      </w:del>
+      <w:del w:id="275" w:author="PR Preview" w:date="2026-01-01T00:00:00Z">
+        <w:r>
+          <w:delText xml:space="preserve">$\mathord{\smash[b]{\underset{\raise.3ex\hbox{$\scriptstyle\sim$}}{X}}\vphantom{X}}$</w:delText>
+        </w:r>
+      </w:del>
+      <w:del w:id="276" w:author="PR Preview" w:date="2026-01-01T00:00:00Z">
+        <w:r>
+          <w:delText xml:space="preserve"> </w:delText>
+        </w:r>
+      </w:del>
+      <w:del w:id="277" w:author="PR Preview" w:date="2026-01-01T00:00:00Z">
+        <w:r>
+          <w:delText xml:space="preserve">and write</w:delText>
+        </w:r>
+      </w:del>
+      <w:del w:id="278" w:author="PR Preview" w:date="2026-01-01T00:00:00Z">
+        <w:r>
+          <w:delText xml:space="preserve"> </w:delText>
+        </w:r>
+      </w:del>
+      <w:del w:id="279" w:author="PR Preview" w:date="2026-01-01T00:00:00Z">
+        <w:r>
+          <w:delText xml:space="preserve">$t \stackrel{\text{def}}{=}T\mathopen{}\left(\mathord{\smash[b]{\underset{\raise.3ex\hbox{$\scriptstyle\sim$}}{x}}\vphantom{x}}\right)\mathclose{}$</w:delText>
+        </w:r>
+      </w:del>
+      <w:del w:id="280" w:author="PR Preview" w:date="2026-01-01T00:00:00Z">
+        <w:r>
+          <w:delText xml:space="preserve">.</w:delText>
+        </w:r>
+      </w:del>
+      <w:del w:id="281" w:author="PR Preview" w:date="2026-01-01T00:00:00Z">
+        <w:r>
+          <w:delText xml:space="preserve"> </w:delText>
+        </w:r>
+      </w:del>
+      <w:del w:id="282" w:author="PR Preview" w:date="2026-01-01T00:00:00Z">
+        <w:r>
+          <w:delText xml:space="preserve">The event</w:delText>
+        </w:r>
+      </w:del>
+      <w:del w:id="283" w:author="PR Preview" w:date="2026-01-01T00:00:00Z">
+        <w:r>
+          <w:delText xml:space="preserve"> </w:delText>
+        </w:r>
+      </w:del>
+      <w:del w:id="284" w:author="PR Preview" w:date="2026-01-01T00:00:00Z">
+        <w:r>
+          <w:delText xml:space="preserve">$\mathord{\smash[b]{\underset{\raise.3ex\hbox{$\scriptstyle\sim$}}{X}}\vphantom{X}}= \mathord{\smash[b]{\underset{\raise.3ex\hbox{$\scriptstyle\sim$}}{x}}\vphantom{x}}$</w:delText>
+        </w:r>
+      </w:del>
+      <w:del w:id="285" w:author="PR Preview" w:date="2026-01-01T00:00:00Z">
+        <w:r>
+          <w:delText xml:space="preserve"> </w:delText>
+        </w:r>
+      </w:del>
+      <w:del w:id="286" w:author="PR Preview" w:date="2026-01-01T00:00:00Z">
+        <w:r>
+          <w:delText xml:space="preserve">lies inside the event</w:delText>
+        </w:r>
+      </w:del>
+      <w:del w:id="287" w:author="PR Preview" w:date="2026-01-01T00:00:00Z">
+        <w:r>
+          <w:delText xml:space="preserve"> </w:delText>
+        </w:r>
+      </w:del>
+      <w:del w:id="288" w:author="PR Preview" w:date="2026-01-01T00:00:00Z">
+        <w:r>
+          <w:delText xml:space="preserve">$T\mathopen{}\left(\mathord{\smash[b]{\underset{\raise.3ex\hbox{$\scriptstyle\sim$}}{X}}\vphantom{X}}\right)\mathclose{} = t$</w:delText>
+        </w:r>
+      </w:del>
+      <w:del w:id="289" w:author="PR Preview" w:date="2026-01-01T00:00:00Z">
+        <w:r>
+          <w:delText xml:space="preserve">.</w:delText>
+        </w:r>
+      </w:del>
     </w:p>
     <w:p>
       <w:pPr>
         <w:pStyle w:val="BodyText"/>
       </w:pPr>
-      <w:r>
-        <w:rPr>
-          <w:b/>
-          <w:bCs/>
-        </w:rPr>
-        <w:t xml:space="preserve">Sufficient implies a factorization.</w:t>
-      </w:r>
-      <w:r>
-        <w:t xml:space="preserve"> </w:t>
-      </w:r>
-      <w:r>
-        <w:t xml:space="preserve">Define</w:t>
-      </w:r>
-      <w:r>
-        <w:t xml:space="preserve"> </w:t>
-      </w:r>
-      <w:r>
-        <w:t xml:space="preserve">$g\mathopen{}\left(t ; \theta\right)\mathclose{} \stackrel{\text{def}}{=}\Pr_{\theta}\mathopen{}\left(T\mathopen{}\left(\mathord{\smash[b]{\underset{\raise.3ex\hbox{$\scriptstyle\sim$}}{X}}\vphantom{X}}\right)\mathclose{} = t\right)\mathclose{}$</w:t>
-      </w:r>
-      <w:r>
-        <w:t xml:space="preserve"> </w:t>
-      </w:r>
-      <w:r>
-        <w:t xml:space="preserve">and let</w:t>
-      </w:r>
-      <w:r>
-        <w:t xml:space="preserve"> </w:t>
-      </w:r>
-      <w:r>
-        <w:t xml:space="preserve">$h\mathopen{}\left(\mathord{\smash[b]{\underset{\raise.3ex\hbox{$\scriptstyle\sim$}}{x}}\vphantom{x}}\right)\mathclose{}$</w:t>
-      </w:r>
-      <w:r>
-        <w:t xml:space="preserve"> </w:t>
-      </w:r>
-      <w:r>
-        <w:t xml:space="preserve">be the conditional probability</w:t>
-      </w:r>
-      <w:r>
-        <w:t xml:space="preserve"> </w:t>
-      </w:r>
-      <w:r>
-        <w:t xml:space="preserve">$\Pr_{\theta}\mathopen{}\left(\mathord{\smash[b]{\underset{\raise.3ex\hbox{$\scriptstyle\sim$}}{X}}\vphantom{X}}= \mathord{\smash[b]{\underset{\raise.3ex\hbox{$\scriptstyle\sim$}}{x}}\vphantom{x}}\mid T\mathopen{}\left(\mathord{\smash[b]{\underset{\raise.3ex\hbox{$\scriptstyle\sim$}}{X}}\vphantom{X}}\right)\mathclose{} = t\right)\mathclose{}$</w:t>
-      </w:r>
-      <w:r>
-        <w:t xml:space="preserve"> </w:t>
-      </w:r>
-      <w:r>
-        <w:t xml:space="preserve">at any</w:t>
-      </w:r>
-      <w:r>
-        <w:t xml:space="preserve"> </w:t>
-      </w:r>
+      <w:del w:id="290" w:author="PR Preview" w:date="2026-01-01T00:00:00Z">
+        <w:r>
+          <w:rPr>
+            <w:b/>
+            <w:bCs/>
+          </w:rPr>
+          <w:delText xml:space="preserve">Sufficient implies a factorization.</w:delText>
+        </w:r>
+      </w:del>
+      <w:del w:id="291" w:author="PR Preview" w:date="2026-01-01T00:00:00Z">
+        <w:r>
+          <w:delText xml:space="preserve"> </w:delText>
+        </w:r>
+      </w:del>
+      <w:del w:id="292" w:author="PR Preview" w:date="2026-01-01T00:00:00Z">
+        <w:r>
+          <w:delText xml:space="preserve">Define</w:delText>
+        </w:r>
+      </w:del>
+      <w:del w:id="293" w:author="PR Preview" w:date="2026-01-01T00:00:00Z">
+        <w:r>
+          <w:delText xml:space="preserve"> </w:delText>
+        </w:r>
+      </w:del>
+      <w:del w:id="294" w:author="PR Preview" w:date="2026-01-01T00:00:00Z">
+        <w:r>
+          <w:delText xml:space="preserve">$g\mathopen{}\left(t ; \theta\right)\mathclose{} \stackrel{\text{def}}{=}\Pr_{\theta}\mathopen{}\left(T\mathopen{}\left(\mathord{\smash[b]{\underset{\raise.3ex\hbox{$\scriptstyle\sim$}}{X}}\vphantom{X}}\right)\mathclose{} = t\right)\mathclose{}$</w:delText>
+        </w:r>
+      </w:del>
+      <w:del w:id="295" w:author="PR Preview" w:date="2026-01-01T00:00:00Z">
+        <w:r>
+          <w:delText xml:space="preserve"> </w:delText>
+        </w:r>
+      </w:del>
+      <w:del w:id="296" w:author="PR Preview" w:date="2026-01-01T00:00:00Z">
+        <w:r>
+          <w:delText xml:space="preserve">and let</w:delText>
+        </w:r>
+      </w:del>
+      <w:del w:id="297" w:author="PR Preview" w:date="2026-01-01T00:00:00Z">
+        <w:r>
+          <w:delText xml:space="preserve"> </w:delText>
+        </w:r>
+      </w:del>
+      <w:del w:id="298" w:author="PR Preview" w:date="2026-01-01T00:00:00Z">
+        <w:r>
+          <w:delText xml:space="preserve">$h\mathopen{}\left(\mathord{\smash[b]{\underset{\raise.3ex\hbox{$\scriptstyle\sim$}}{x}}\vphantom{x}}\right)\mathclose{}$</w:delText>
+        </w:r>
+      </w:del>
+      <w:del w:id="299" w:author="PR Preview" w:date="2026-01-01T00:00:00Z">
+        <w:r>
+          <w:delText xml:space="preserve"> </w:delText>
+        </w:r>
+      </w:del>
+      <w:del w:id="300" w:author="PR Preview" w:date="2026-01-01T00:00:00Z">
+        <w:r>
+          <w:delText xml:space="preserve">be the conditional probability</w:delText>
+        </w:r>
+      </w:del>
+      <w:del w:id="301" w:author="PR Preview" w:date="2026-01-01T00:00:00Z">
+        <w:r>
+          <w:delText xml:space="preserve"> </w:delText>
+        </w:r>
+      </w:del>
+      <w:del w:id="302" w:author="PR Preview" w:date="2026-01-01T00:00:00Z">
+        <w:r>
+          <w:delText xml:space="preserve">$\Pr_{\theta}\mathopen{}\left(\mathord{\smash[b]{\underset{\raise.3ex\hbox{$\scriptstyle\sim$}}{X}}\vphantom{X}}= \mathord{\smash[b]{\underset{\raise.3ex\hbox{$\scriptstyle\sim$}}{x}}\vphantom{x}}\mid T\mathopen{}\left(\mathord{\smash[b]{\underset{\raise.3ex\hbox{$\scriptstyle\sim$}}{X}}\vphantom{X}}\right)\mathclose{} = t\right)\mathclose{}$</w:delText>
+        </w:r>
+      </w:del>
+      <w:del w:id="303" w:author="PR Preview" w:date="2026-01-01T00:00:00Z">
+        <w:r>
+          <w:delText xml:space="preserve"> </w:delText>
+        </w:r>
+      </w:del>
+      <w:del w:id="304" w:author="PR Preview" w:date="2026-01-01T00:00:00Z">
+        <w:r>
+          <w:delText xml:space="preserve">at any</w:delText>
+        </w:r>
+      </w:del>
+      <w:del w:id="305" w:author="PR Preview" w:date="2026-01-01T00:00:00Z">
+        <w:r>
+          <w:delText xml:space="preserve"> </w:delText>
+        </w:r>
+      </w:del>
       <m:oMath>
         <m:r>
           <m:t>θ</m:t>
         </m:r>
       </m:oMath>
-      <w:r>
-        <w:t xml:space="preserve"> </w:t>
-      </w:r>
-      <w:r>
-        <w:t xml:space="preserve">with</w:t>
-      </w:r>
-      <w:r>
-        <w:t xml:space="preserve"> </w:t>
-      </w:r>
-      <w:r>
-        <w:t xml:space="preserve">$\Pr_{\theta}\mathopen{}\left(T\mathopen{}\left(\mathord{\smash[b]{\underset{\raise.3ex\hbox{$\scriptstyle\sim$}}{X}}\vphantom{X}}\right)\mathclose{} = t\right)\mathclose{} &gt; 0$</w:t>
-      </w:r>
-      <w:r>
-        <w:t xml:space="preserve">.</w:t>
-      </w:r>
-      <w:r>
-        <w:t xml:space="preserve"> </w:t>
-      </w:r>
-      <w:r>
-        <w:t xml:space="preserve">By</w:t>
-      </w:r>
-      <w:r>
-        <w:t xml:space="preserve"> </w:t>
-      </w:r>
+      <w:del w:id="306" w:author="PR Preview" w:date="2026-01-01T00:00:00Z">
+        <w:r>
+          <w:delText xml:space="preserve"> </w:delText>
+        </w:r>
+      </w:del>
+      <w:del w:id="307" w:author="PR Preview" w:date="2026-01-01T00:00:00Z">
+        <w:r>
+          <w:delText xml:space="preserve">with</w:delText>
+        </w:r>
+      </w:del>
+      <w:del w:id="308" w:author="PR Preview" w:date="2026-01-01T00:00:00Z">
+        <w:r>
+          <w:delText xml:space="preserve"> </w:delText>
+        </w:r>
+      </w:del>
+      <w:del w:id="309" w:author="PR Preview" w:date="2026-01-01T00:00:00Z">
+        <w:r>
+          <w:delText xml:space="preserve">$\Pr_{\theta}\mathopen{}\left(T\mathopen{}\left(\mathord{\smash[b]{\underset{\raise.3ex\hbox{$\scriptstyle\sim$}}{X}}\vphantom{X}}\right)\mathclose{} = t\right)\mathclose{} &gt; 0$</w:delText>
+        </w:r>
+      </w:del>
+      <w:del w:id="310" w:author="PR Preview" w:date="2026-01-01T00:00:00Z">
+        <w:r>
+          <w:delText xml:space="preserve">.</w:delText>
+        </w:r>
+      </w:del>
+      <w:del w:id="311" w:author="PR Preview" w:date="2026-01-01T00:00:00Z">
+        <w:r>
+          <w:delText xml:space="preserve"> </w:delText>
+        </w:r>
+      </w:del>
+      <w:del w:id="312" w:author="PR Preview" w:date="2026-01-01T00:00:00Z">
+        <w:r>
+          <w:delText xml:space="preserve">By</w:delText>
+        </w:r>
+      </w:del>
+      <w:del w:id="313" w:author="PR Preview" w:date="2026-01-01T00:00:00Z">
+        <w:r>
+          <w:delText xml:space="preserve"> </w:delText>
+        </w:r>
+      </w:del>
       <w:hyperlink w:anchor="eq-sufficient">
-        <w:r>
-          <w:rPr>
-            <w:rStyle w:val="Hyperlink"/>
-          </w:rPr>
-          <w:t xml:space="preserve">sufficiency</w:t>
-        </w:r>
+        <w:del w:id="314" w:author="PR Preview" w:date="2026-01-01T00:00:00Z">
+          <w:r>
+            <w:rPr>
+              <w:rStyle w:val="Hyperlink"/>
+            </w:rPr>
+            <w:delText xml:space="preserve">sufficiency</w:delText>
+          </w:r>
+        </w:del>
       </w:hyperlink>
-      <w:r>
-        <w:t xml:space="preserve">,</w:t>
-      </w:r>
-      <w:r>
-        <w:t xml:space="preserve"> </w:t>
-      </w:r>
-      <w:r>
-        <w:t xml:space="preserve">$h\mathopen{}\left(\mathord{\smash[b]{\underset{\raise.3ex\hbox{$\scriptstyle\sim$}}{x}}\vphantom{x}}\right)\mathclose{}$</w:t>
-      </w:r>
-      <w:r>
-        <w:t xml:space="preserve"> </w:t>
-      </w:r>
-      <w:r>
-        <w:t xml:space="preserve">does not depend on which such</w:t>
-      </w:r>
-      <w:r>
-        <w:t xml:space="preserve"> </w:t>
-      </w:r>
+      <w:del w:id="315" w:author="PR Preview" w:date="2026-01-01T00:00:00Z">
+        <w:r>
+          <w:delText xml:space="preserve">,</w:delText>
+        </w:r>
+      </w:del>
+      <w:del w:id="316" w:author="PR Preview" w:date="2026-01-01T00:00:00Z">
+        <w:r>
+          <w:delText xml:space="preserve"> </w:delText>
+        </w:r>
+      </w:del>
+      <w:del w:id="317" w:author="PR Preview" w:date="2026-01-01T00:00:00Z">
+        <w:r>
+          <w:delText xml:space="preserve">$h\mathopen{}\left(\mathord{\smash[b]{\underset{\raise.3ex\hbox{$\scriptstyle\sim$}}{x}}\vphantom{x}}\right)\mathclose{}$</w:delText>
+        </w:r>
+      </w:del>
+      <w:del w:id="318" w:author="PR Preview" w:date="2026-01-01T00:00:00Z">
+        <w:r>
+          <w:delText xml:space="preserve"> </w:delText>
+        </w:r>
+      </w:del>
+      <w:del w:id="319" w:author="PR Preview" w:date="2026-01-01T00:00:00Z">
+        <w:r>
+          <w:delText xml:space="preserve">does not depend on which such</w:delText>
+        </w:r>
+      </w:del>
+      <w:del w:id="320" w:author="PR Preview" w:date="2026-01-01T00:00:00Z">
+        <w:r>
+          <w:delText xml:space="preserve"> </w:delText>
+        </w:r>
+      </w:del>
       <m:oMath>
         <m:r>
           <m:t>θ</m:t>
         </m:r>
       </m:oMath>
-      <w:r>
-        <w:t xml:space="preserve"> </w:t>
-      </w:r>
-      <w:r>
-        <w:t xml:space="preserve">we use.</w:t>
-      </w:r>
-      <w:r>
-        <w:t xml:space="preserve"> </w:t>
-      </w:r>
-      <w:r>
-        <w:t xml:space="preserve">(If</w:t>
-      </w:r>
-      <w:r>
-        <w:t xml:space="preserve"> </w:t>
-      </w:r>
-      <w:r>
-        <w:t xml:space="preserve">$\Pr_{\theta}\mathopen{}\left(T\mathopen{}\left(\mathord{\smash[b]{\underset{\raise.3ex\hbox{$\scriptstyle\sim$}}{X}}\vphantom{X}}\right)\mathclose{} = t\right)\mathclose{} = 0$</w:t>
-      </w:r>
-      <w:r>
-        <w:t xml:space="preserve"> </w:t>
-      </w:r>
-      <w:r>
-        <w:t xml:space="preserve">for every</w:t>
-      </w:r>
-      <w:r>
-        <w:t xml:space="preserve"> </w:t>
-      </w:r>
+      <w:del w:id="321" w:author="PR Preview" w:date="2026-01-01T00:00:00Z">
+        <w:r>
+          <w:delText xml:space="preserve"> </w:delText>
+        </w:r>
+      </w:del>
+      <w:del w:id="322" w:author="PR Preview" w:date="2026-01-01T00:00:00Z">
+        <w:r>
+          <w:delText xml:space="preserve">we use.</w:delText>
+        </w:r>
+      </w:del>
+      <w:del w:id="323" w:author="PR Preview" w:date="2026-01-01T00:00:00Z">
+        <w:r>
+          <w:delText xml:space="preserve"> </w:delText>
+        </w:r>
+      </w:del>
+      <w:del w:id="324" w:author="PR Preview" w:date="2026-01-01T00:00:00Z">
+        <w:r>
+          <w:delText xml:space="preserve">(If</w:delText>
+        </w:r>
+      </w:del>
+      <w:del w:id="325" w:author="PR Preview" w:date="2026-01-01T00:00:00Z">
+        <w:r>
+          <w:delText xml:space="preserve"> </w:delText>
+        </w:r>
+      </w:del>
+      <w:del w:id="326" w:author="PR Preview" w:date="2026-01-01T00:00:00Z">
+        <w:r>
+          <w:delText xml:space="preserve">$\Pr_{\theta}\mathopen{}\left(T\mathopen{}\left(\mathord{\smash[b]{\underset{\raise.3ex\hbox{$\scriptstyle\sim$}}{X}}\vphantom{X}}\right)\mathclose{} = t\right)\mathclose{} = 0$</w:delText>
+        </w:r>
+      </w:del>
+      <w:del w:id="327" w:author="PR Preview" w:date="2026-01-01T00:00:00Z">
+        <w:r>
+          <w:delText xml:space="preserve"> </w:delText>
+        </w:r>
+      </w:del>
+      <w:del w:id="328" w:author="PR Preview" w:date="2026-01-01T00:00:00Z">
+        <w:r>
+          <w:delText xml:space="preserve">for every</w:delText>
+        </w:r>
+      </w:del>
+      <w:del w:id="329" w:author="PR Preview" w:date="2026-01-01T00:00:00Z">
+        <w:r>
+          <w:delText xml:space="preserve"> </w:delText>
+        </w:r>
+      </w:del>
       <m:oMath>
         <m:r>
           <m:t>θ</m:t>
         </m:r>
       </m:oMath>
-      <w:r>
-        <w:t xml:space="preserve">, set</w:t>
-      </w:r>
-      <w:r>
-        <w:t xml:space="preserve"> </w:t>
-      </w:r>
-      <w:r>
-        <w:t xml:space="preserve">$h\mathopen{}\left(\mathord{\smash[b]{\underset{\raise.3ex\hbox{$\scriptstyle\sim$}}{x}}\vphantom{x}}\right)\mathclose{} \stackrel{\text{def}}{=}0$</w:t>
-      </w:r>
-      <w:r>
-        <w:t xml:space="preserve">.)</w:t>
-      </w:r>
-      <w:r>
-        <w:t xml:space="preserve"> </w:t>
-      </w:r>
-      <w:r>
-        <w:t xml:space="preserve">Both functions are nonnegative, and at a</w:t>
-      </w:r>
-      <w:r>
-        <w:t xml:space="preserve"> </w:t>
-      </w:r>
+      <w:del w:id="330" w:author="PR Preview" w:date="2026-01-01T00:00:00Z">
+        <w:r>
+          <w:delText xml:space="preserve">, set</w:delText>
+        </w:r>
+      </w:del>
+      <w:del w:id="331" w:author="PR Preview" w:date="2026-01-01T00:00:00Z">
+        <w:r>
+          <w:delText xml:space="preserve"> </w:delText>
+        </w:r>
+      </w:del>
+      <w:del w:id="332" w:author="PR Preview" w:date="2026-01-01T00:00:00Z">
+        <w:r>
+          <w:delText xml:space="preserve">$h\mathopen{}\left(\mathord{\smash[b]{\underset{\raise.3ex\hbox{$\scriptstyle\sim$}}{x}}\vphantom{x}}\right)\mathclose{} \stackrel{\text{def}}{=}0$</w:delText>
+        </w:r>
+      </w:del>
+      <w:del w:id="333" w:author="PR Preview" w:date="2026-01-01T00:00:00Z">
+        <w:r>
+          <w:delText xml:space="preserve">.)</w:delText>
+        </w:r>
+      </w:del>
+      <w:del w:id="334" w:author="PR Preview" w:date="2026-01-01T00:00:00Z">
+        <w:r>
+          <w:delText xml:space="preserve"> </w:delText>
+        </w:r>
+      </w:del>
+      <w:del w:id="335" w:author="PR Preview" w:date="2026-01-01T00:00:00Z">
+        <w:r>
+          <w:delText xml:space="preserve">Both functions are nonnegative, and at a</w:delText>
+        </w:r>
+      </w:del>
+      <w:del w:id="336" w:author="PR Preview" w:date="2026-01-01T00:00:00Z">
+        <w:r>
+          <w:delText xml:space="preserve"> </w:delText>
+        </w:r>
+      </w:del>
       <m:oMath>
         <m:r>
           <m:t>θ</m:t>
         </m:r>
       </m:oMath>
-      <w:r>
-        <w:t xml:space="preserve"> </w:t>
-      </w:r>
-      <w:r>
-        <w:t xml:space="preserve">with</w:t>
-      </w:r>
-      <w:r>
-        <w:t xml:space="preserve"> </w:t>
-      </w:r>
-      <w:r>
-        <w:t xml:space="preserve">$\Pr_{\theta}\mathopen{}\left(T\mathopen{}\left(\mathord{\smash[b]{\underset{\raise.3ex\hbox{$\scriptstyle\sim$}}{X}}\vphantom{X}}\right)\mathclose{} = t\right)\mathclose{} = 0$</w:t>
-      </w:r>
-      <w:r>
-        <w:t xml:space="preserve"> </w:t>
-      </w:r>
-      <w:r>
-        <w:t xml:space="preserve">both sides of</w:t>
-      </w:r>
-      <w:r>
-        <w:t xml:space="preserve"> </w:t>
-      </w:r>
+      <w:del w:id="337" w:author="PR Preview" w:date="2026-01-01T00:00:00Z">
+        <w:r>
+          <w:delText xml:space="preserve"> </w:delText>
+        </w:r>
+      </w:del>
+      <w:del w:id="338" w:author="PR Preview" w:date="2026-01-01T00:00:00Z">
+        <w:r>
+          <w:delText xml:space="preserve">with</w:delText>
+        </w:r>
+      </w:del>
+      <w:del w:id="339" w:author="PR Preview" w:date="2026-01-01T00:00:00Z">
+        <w:r>
+          <w:delText xml:space="preserve"> </w:delText>
+        </w:r>
+      </w:del>
+      <w:del w:id="340" w:author="PR Preview" w:date="2026-01-01T00:00:00Z">
+        <w:r>
+          <w:delText xml:space="preserve">$\Pr_{\theta}\mathopen{}\left(T\mathopen{}\left(\mathord{\smash[b]{\underset{\raise.3ex\hbox{$\scriptstyle\sim$}}{X}}\vphantom{X}}\right)\mathclose{} = t\right)\mathclose{} = 0$</w:delText>
+        </w:r>
+      </w:del>
+      <w:del w:id="341" w:author="PR Preview" w:date="2026-01-01T00:00:00Z">
+        <w:r>
+          <w:delText xml:space="preserve"> </w:delText>
+        </w:r>
+      </w:del>
+      <w:del w:id="342" w:author="PR Preview" w:date="2026-01-01T00:00:00Z">
+        <w:r>
+          <w:delText xml:space="preserve">both sides of</w:delText>
+        </w:r>
+      </w:del>
+      <w:del w:id="343" w:author="PR Preview" w:date="2026-01-01T00:00:00Z">
+        <w:r>
+          <w:delText xml:space="preserve"> </w:delText>
+        </w:r>
+      </w:del>
       <w:hyperlink w:anchor="eq-factorization">
-        <w:r>
-          <w:rPr>
-            <w:rStyle w:val="Hyperlink"/>
-          </w:rPr>
-          <w:t xml:space="preserve">Equation 2</w:t>
-        </w:r>
+        <w:del w:id="344" w:author="PR Preview" w:date="2026-01-01T00:00:00Z">
+          <w:r>
+            <w:rPr>
+              <w:rStyle w:val="Hyperlink"/>
+            </w:rPr>
+            <w:delText xml:space="preserve">Equation 2</w:delText>
+          </w:r>
+        </w:del>
       </w:hyperlink>
-      <w:r>
-        <w:t xml:space="preserve"> </w:t>
-      </w:r>
-      <w:r>
-        <w:t xml:space="preserve">are zero, because the event</w:t>
-      </w:r>
-      <w:r>
-        <w:t xml:space="preserve"> </w:t>
-      </w:r>
-      <w:r>
-        <w:t xml:space="preserve">$\mathord{\smash[b]{\underset{\raise.3ex\hbox{$\scriptstyle\sim$}}{X}}\vphantom{X}}= \mathord{\smash[b]{\underset{\raise.3ex\hbox{$\scriptstyle\sim$}}{x}}\vphantom{x}}$</w:t>
-      </w:r>
-      <w:r>
-        <w:t xml:space="preserve"> </w:t>
-      </w:r>
-      <w:r>
-        <w:t xml:space="preserve">lies inside the event</w:t>
-      </w:r>
-      <w:r>
-        <w:t xml:space="preserve"> </w:t>
-      </w:r>
-      <w:r>
-        <w:t xml:space="preserve">$T\mathopen{}\left(\mathord{\smash[b]{\underset{\raise.3ex\hbox{$\scriptstyle\sim$}}{X}}\vphantom{X}}\right)\mathclose{} = t$</w:t>
-      </w:r>
-      <w:r>
-        <w:t xml:space="preserve">.</w:t>
-      </w:r>
-      <w:r>
-        <w:t xml:space="preserve"> </w:t>
-      </w:r>
-      <w:r>
-        <w:t xml:space="preserve">At every other</w:t>
-      </w:r>
-      <w:r>
-        <w:t xml:space="preserve"> </w:t>
-      </w:r>
+      <w:del w:id="345" w:author="PR Preview" w:date="2026-01-01T00:00:00Z">
+        <w:r>
+          <w:delText xml:space="preserve"> </w:delText>
+        </w:r>
+      </w:del>
+      <w:del w:id="346" w:author="PR Preview" w:date="2026-01-01T00:00:00Z">
+        <w:r>
+          <w:delText xml:space="preserve">are zero, because the event</w:delText>
+        </w:r>
+      </w:del>
+      <w:del w:id="347" w:author="PR Preview" w:date="2026-01-01T00:00:00Z">
+        <w:r>
+          <w:delText xml:space="preserve"> </w:delText>
+        </w:r>
+      </w:del>
+      <w:del w:id="348" w:author="PR Preview" w:date="2026-01-01T00:00:00Z">
+        <w:r>
+          <w:delText xml:space="preserve">$\mathord{\smash[b]{\underset{\raise.3ex\hbox{$\scriptstyle\sim$}}{X}}\vphantom{X}}= \mathord{\smash[b]{\underset{\raise.3ex\hbox{$\scriptstyle\sim$}}{x}}\vphantom{x}}$</w:delText>
+        </w:r>
+      </w:del>
+      <w:del w:id="349" w:author="PR Preview" w:date="2026-01-01T00:00:00Z">
+        <w:r>
+          <w:delText xml:space="preserve"> </w:delText>
+        </w:r>
+      </w:del>
+      <w:del w:id="350" w:author="PR Preview" w:date="2026-01-01T00:00:00Z">
+        <w:r>
+          <w:delText xml:space="preserve">lies inside the event</w:delText>
+        </w:r>
+      </w:del>
+      <w:del w:id="351" w:author="PR Preview" w:date="2026-01-01T00:00:00Z">
+        <w:r>
+          <w:delText xml:space="preserve"> </w:delText>
+        </w:r>
+      </w:del>
+      <w:del w:id="352" w:author="PR Preview" w:date="2026-01-01T00:00:00Z">
+        <w:r>
+          <w:delText xml:space="preserve">$T\mathopen{}\left(\mathord{\smash[b]{\underset{\raise.3ex\hbox{$\scriptstyle\sim$}}{X}}\vphantom{X}}\right)\mathclose{} = t$</w:delText>
+        </w:r>
+      </w:del>
+      <w:del w:id="353" w:author="PR Preview" w:date="2026-01-01T00:00:00Z">
+        <w:r>
+          <w:delText xml:space="preserve">.</w:delText>
+        </w:r>
+      </w:del>
+      <w:del w:id="354" w:author="PR Preview" w:date="2026-01-01T00:00:00Z">
+        <w:r>
+          <w:delText xml:space="preserve"> </w:delText>
+        </w:r>
+      </w:del>
+      <w:del w:id="355" w:author="PR Preview" w:date="2026-01-01T00:00:00Z">
+        <w:r>
+          <w:delText xml:space="preserve">At every other</w:delText>
+        </w:r>
+      </w:del>
+      <w:del w:id="356" w:author="PR Preview" w:date="2026-01-01T00:00:00Z">
+        <w:r>
+          <w:delText xml:space="preserve"> </w:delText>
+        </w:r>
+      </w:del>
       <m:oMath>
         <m:r>
           <m:t>θ</m:t>
         </m:r>
       </m:oMath>
-      <w:r>
-        <w:t xml:space="preserve">,</w:t>
-      </w:r>
+      <w:del w:id="357" w:author="PR Preview" w:date="2026-01-01T00:00:00Z">
+        <w:r>
+          <w:delText xml:space="preserve">,</w:delText>
+        </w:r>
+      </w:del>
     </w:p>
     <w:p>
       <w:pPr>
         <w:pStyle w:val="BodyText"/>
       </w:pPr>
-      <w:r>
-        <w:t xml:space="preserve">$$
+      <w:del w:id="358" w:author="PR Preview" w:date="2026-01-01T00:00:00Z">
+        <w:r>
+          <w:delText xml:space="preserve">$$
     \begin{aligned}
     \operatorname{f}\mathopen{}\left(\mathord{\smash[b]{\underset{\raise.3ex\hbox{$\scriptstyle\sim$}}{x}}\vphantom{x}}; \theta\right)\mathclose{}
     &amp;= \Pr_{\theta}\mathopen{}\left(\mathord{\smash[b]{\underset{\raise.3ex\hbox{$\scriptstyle\sim$}}{X}}\vphantom{X}}= \mathord{\smash[b]{\underset{\raise.3ex\hbox{$\scriptstyle\sim$}}{x}}\vphantom{x}}\right)\mathclose{}
@@ -1177,124 +2425,186 @@
     &amp;= g\mathopen{}\left(t ; \theta\right)\mathclose{} \, h\mathopen{}\left(\mathord{\smash[b]{\underset{\raise.3ex\hbox{$\scriptstyle\sim$}}{x}}\vphantom{x}}\right)\mathclose{}
     &amp;&amp; \text{(definitions of $g$ and $h$)}
     \end{aligned}
-    $$</w:t>
-      </w:r>
+    $$</w:delText>
+        </w:r>
+      </w:del>
     </w:p>
     <w:p>
       <w:pPr>
         <w:pStyle w:val="FirstParagraph"/>
       </w:pPr>
-      <w:r>
-        <w:rPr>
-          <w:b/>
-          <w:bCs/>
-        </w:rPr>
-        <w:t xml:space="preserve">A factorization implies sufficient.</w:t>
-      </w:r>
-      <w:r>
-        <w:t xml:space="preserve"> </w:t>
-      </w:r>
-      <w:r>
-        <w:t xml:space="preserve">Suppose</w:t>
-      </w:r>
-      <w:r>
-        <w:t xml:space="preserve"> </w:t>
-      </w:r>
+      <w:del w:id="359" w:author="PR Preview" w:date="2026-01-01T00:00:00Z">
+        <w:r>
+          <w:rPr>
+            <w:b/>
+            <w:bCs/>
+          </w:rPr>
+          <w:delText xml:space="preserve">A factorization implies sufficient.</w:delText>
+        </w:r>
+      </w:del>
+      <w:del w:id="360" w:author="PR Preview" w:date="2026-01-01T00:00:00Z">
+        <w:r>
+          <w:delText xml:space="preserve"> </w:delText>
+        </w:r>
+      </w:del>
+      <w:del w:id="361" w:author="PR Preview" w:date="2026-01-01T00:00:00Z">
+        <w:r>
+          <w:delText xml:space="preserve">Suppose</w:delText>
+        </w:r>
+      </w:del>
+      <w:del w:id="362" w:author="PR Preview" w:date="2026-01-01T00:00:00Z">
+        <w:r>
+          <w:delText xml:space="preserve"> </w:delText>
+        </w:r>
+      </w:del>
       <w:hyperlink w:anchor="eq-factorization">
-        <w:r>
-          <w:rPr>
-            <w:rStyle w:val="Hyperlink"/>
-          </w:rPr>
-          <w:t xml:space="preserve">Equation 2</w:t>
-        </w:r>
+        <w:del w:id="363" w:author="PR Preview" w:date="2026-01-01T00:00:00Z">
+          <w:r>
+            <w:rPr>
+              <w:rStyle w:val="Hyperlink"/>
+            </w:rPr>
+            <w:delText xml:space="preserve">Equation 2</w:delText>
+          </w:r>
+        </w:del>
       </w:hyperlink>
-      <w:r>
-        <w:t xml:space="preserve"> </w:t>
-      </w:r>
-      <w:r>
-        <w:t xml:space="preserve">holds, and let</w:t>
-      </w:r>
-      <w:r>
-        <w:t xml:space="preserve"> </w:t>
-      </w:r>
+      <w:del w:id="364" w:author="PR Preview" w:date="2026-01-01T00:00:00Z">
+        <w:r>
+          <w:delText xml:space="preserve"> </w:delText>
+        </w:r>
+      </w:del>
+      <w:del w:id="365" w:author="PR Preview" w:date="2026-01-01T00:00:00Z">
+        <w:r>
+          <w:delText xml:space="preserve">holds, and let</w:delText>
+        </w:r>
+      </w:del>
+      <w:del w:id="366" w:author="PR Preview" w:date="2026-01-01T00:00:00Z">
+        <w:r>
+          <w:delText xml:space="preserve"> </w:delText>
+        </w:r>
+      </w:del>
       <m:oMath>
         <m:r>
           <m:t>t</m:t>
         </m:r>
       </m:oMath>
-      <w:r>
-        <w:t xml:space="preserve"> </w:t>
-      </w:r>
-      <w:r>
-        <w:t xml:space="preserve">be a value with</w:t>
-      </w:r>
-      <w:r>
-        <w:t xml:space="preserve"> </w:t>
-      </w:r>
-      <w:r>
-        <w:t xml:space="preserve">$\Pr_{\theta}\mathopen{}\left(T\mathopen{}\left(\mathord{\smash[b]{\underset{\raise.3ex\hbox{$\scriptstyle\sim$}}{X}}\vphantom{X}}\right)\mathclose{} = t\right)\mathclose{} &gt; 0$</w:t>
-      </w:r>
-      <w:r>
-        <w:t xml:space="preserve">.</w:t>
-      </w:r>
-      <w:r>
-        <w:t xml:space="preserve"> </w:t>
-      </w:r>
-      <w:r>
-        <w:t xml:space="preserve">The event</w:t>
-      </w:r>
-      <w:r>
-        <w:t xml:space="preserve"> </w:t>
-      </w:r>
-      <w:r>
-        <w:t xml:space="preserve">$T\mathopen{}\left(\mathord{\smash[b]{\underset{\raise.3ex\hbox{$\scriptstyle\sim$}}{X}}\vphantom{X}}\right)\mathclose{} = t$</w:t>
-      </w:r>
-      <w:r>
-        <w:t xml:space="preserve"> </w:t>
-      </w:r>
-      <w:r>
-        <w:t xml:space="preserve">is the union of the disjoint events</w:t>
-      </w:r>
-      <w:r>
-        <w:t xml:space="preserve"> </w:t>
-      </w:r>
-      <w:r>
-        <w:t xml:space="preserve">$\mathord{\smash[b]{\underset{\raise.3ex\hbox{$\scriptstyle\sim$}}{X}}\vphantom{X}}= \mathord{\smash[b]{\underset{\raise.3ex\hbox{$\scriptstyle\sim$}}{y}}\vphantom{y}}$</w:t>
-      </w:r>
-      <w:r>
-        <w:t xml:space="preserve"> </w:t>
-      </w:r>
-      <w:r>
-        <w:t xml:space="preserve">over the samples</w:t>
-      </w:r>
-      <w:r>
-        <w:t xml:space="preserve"> </w:t>
-      </w:r>
-      <w:r>
-        <w:t xml:space="preserve">$\mathord{\smash[b]{\underset{\raise.3ex\hbox{$\scriptstyle\sim$}}{y}}\vphantom{y}}$</w:t>
-      </w:r>
-      <w:r>
-        <w:t xml:space="preserve"> </w:t>
-      </w:r>
-      <w:r>
-        <w:t xml:space="preserve">with</w:t>
-      </w:r>
-      <w:r>
-        <w:t xml:space="preserve"> </w:t>
-      </w:r>
-      <w:r>
-        <w:t xml:space="preserve">$T\mathopen{}\left(\mathord{\smash[b]{\underset{\raise.3ex\hbox{$\scriptstyle\sim$}}{y}}\vphantom{y}}\right)\mathclose{} = t$</w:t>
-      </w:r>
-      <w:r>
-        <w:t xml:space="preserve">, so</w:t>
-      </w:r>
+      <w:del w:id="367" w:author="PR Preview" w:date="2026-01-01T00:00:00Z">
+        <w:r>
+          <w:delText xml:space="preserve"> </w:delText>
+        </w:r>
+      </w:del>
+      <w:del w:id="368" w:author="PR Preview" w:date="2026-01-01T00:00:00Z">
+        <w:r>
+          <w:delText xml:space="preserve">be a value with</w:delText>
+        </w:r>
+      </w:del>
+      <w:del w:id="369" w:author="PR Preview" w:date="2026-01-01T00:00:00Z">
+        <w:r>
+          <w:delText xml:space="preserve"> </w:delText>
+        </w:r>
+      </w:del>
+      <w:del w:id="370" w:author="PR Preview" w:date="2026-01-01T00:00:00Z">
+        <w:r>
+          <w:delText xml:space="preserve">$\Pr_{\theta}\mathopen{}\left(T\mathopen{}\left(\mathord{\smash[b]{\underset{\raise.3ex\hbox{$\scriptstyle\sim$}}{X}}\vphantom{X}}\right)\mathclose{} = t\right)\mathclose{} &gt; 0$</w:delText>
+        </w:r>
+      </w:del>
+      <w:del w:id="371" w:author="PR Preview" w:date="2026-01-01T00:00:00Z">
+        <w:r>
+          <w:delText xml:space="preserve">.</w:delText>
+        </w:r>
+      </w:del>
+      <w:del w:id="372" w:author="PR Preview" w:date="2026-01-01T00:00:00Z">
+        <w:r>
+          <w:delText xml:space="preserve"> </w:delText>
+        </w:r>
+      </w:del>
+      <w:del w:id="373" w:author="PR Preview" w:date="2026-01-01T00:00:00Z">
+        <w:r>
+          <w:delText xml:space="preserve">The event</w:delText>
+        </w:r>
+      </w:del>
+      <w:del w:id="374" w:author="PR Preview" w:date="2026-01-01T00:00:00Z">
+        <w:r>
+          <w:delText xml:space="preserve"> </w:delText>
+        </w:r>
+      </w:del>
+      <w:del w:id="375" w:author="PR Preview" w:date="2026-01-01T00:00:00Z">
+        <w:r>
+          <w:delText xml:space="preserve">$T\mathopen{}\left(\mathord{\smash[b]{\underset{\raise.3ex\hbox{$\scriptstyle\sim$}}{X}}\vphantom{X}}\right)\mathclose{} = t$</w:delText>
+        </w:r>
+      </w:del>
+      <w:del w:id="376" w:author="PR Preview" w:date="2026-01-01T00:00:00Z">
+        <w:r>
+          <w:delText xml:space="preserve"> </w:delText>
+        </w:r>
+      </w:del>
+      <w:del w:id="377" w:author="PR Preview" w:date="2026-01-01T00:00:00Z">
+        <w:r>
+          <w:delText xml:space="preserve">is the union of the disjoint events</w:delText>
+        </w:r>
+      </w:del>
+      <w:del w:id="378" w:author="PR Preview" w:date="2026-01-01T00:00:00Z">
+        <w:r>
+          <w:delText xml:space="preserve"> </w:delText>
+        </w:r>
+      </w:del>
+      <w:del w:id="379" w:author="PR Preview" w:date="2026-01-01T00:00:00Z">
+        <w:r>
+          <w:delText xml:space="preserve">$\mathord{\smash[b]{\underset{\raise.3ex\hbox{$\scriptstyle\sim$}}{X}}\vphantom{X}}= \mathord{\smash[b]{\underset{\raise.3ex\hbox{$\scriptstyle\sim$}}{y}}\vphantom{y}}$</w:delText>
+        </w:r>
+      </w:del>
+      <w:del w:id="380" w:author="PR Preview" w:date="2026-01-01T00:00:00Z">
+        <w:r>
+          <w:delText xml:space="preserve"> </w:delText>
+        </w:r>
+      </w:del>
+      <w:del w:id="381" w:author="PR Preview" w:date="2026-01-01T00:00:00Z">
+        <w:r>
+          <w:delText xml:space="preserve">over the samples</w:delText>
+        </w:r>
+      </w:del>
+      <w:del w:id="382" w:author="PR Preview" w:date="2026-01-01T00:00:00Z">
+        <w:r>
+          <w:delText xml:space="preserve"> </w:delText>
+        </w:r>
+      </w:del>
+      <w:del w:id="383" w:author="PR Preview" w:date="2026-01-01T00:00:00Z">
+        <w:r>
+          <w:delText xml:space="preserve">$\mathord{\smash[b]{\underset{\raise.3ex\hbox{$\scriptstyle\sim$}}{y}}\vphantom{y}}$</w:delText>
+        </w:r>
+      </w:del>
+      <w:del w:id="384" w:author="PR Preview" w:date="2026-01-01T00:00:00Z">
+        <w:r>
+          <w:delText xml:space="preserve"> </w:delText>
+        </w:r>
+      </w:del>
+      <w:del w:id="385" w:author="PR Preview" w:date="2026-01-01T00:00:00Z">
+        <w:r>
+          <w:delText xml:space="preserve">with</w:delText>
+        </w:r>
+      </w:del>
+      <w:del w:id="386" w:author="PR Preview" w:date="2026-01-01T00:00:00Z">
+        <w:r>
+          <w:delText xml:space="preserve"> </w:delText>
+        </w:r>
+      </w:del>
+      <w:del w:id="387" w:author="PR Preview" w:date="2026-01-01T00:00:00Z">
+        <w:r>
+          <w:delText xml:space="preserve">$T\mathopen{}\left(\mathord{\smash[b]{\underset{\raise.3ex\hbox{$\scriptstyle\sim$}}{y}}\vphantom{y}}\right)\mathclose{} = t$</w:delText>
+        </w:r>
+      </w:del>
+      <w:del w:id="388" w:author="PR Preview" w:date="2026-01-01T00:00:00Z">
+        <w:r>
+          <w:delText xml:space="preserve">, so</w:delText>
+        </w:r>
+      </w:del>
     </w:p>
     <w:p>
       <w:pPr>
         <w:pStyle w:val="BodyText"/>
       </w:pPr>
-      <w:r>
-        <w:t xml:space="preserve">$$
+      <w:del w:id="389" w:author="PR Preview" w:date="2026-01-01T00:00:00Z">
+        <w:r>
+          <w:delText xml:space="preserve">$$
     \begin{aligned}
     \Pr_{\theta}\mathopen{}\left(T\mathopen{}\left(\mathord{\smash[b]{\underset{\raise.3ex\hbox{$\scriptstyle\sim$}}{X}}\vphantom{X}}\right)\mathclose{} = t\right)\mathclose{}
     &amp;= \sum_{\mathord{\smash[b]{\underset{\raise.3ex\hbox{$\scriptstyle\sim$}}{y}}\vphantom{y}}:\, T\mathopen{}\left(\mathord{\smash[b]{\underset{\raise.3ex\hbox{$\scriptstyle\sim$}}{y}}\vphantom{y}}\right)\mathclose{} = t} \operatorname{f}\mathopen{}\left(\mathord{\smash[b]{\underset{\raise.3ex\hbox{$\scriptstyle\sim$}}{y}}\vphantom{y}}; \theta\right)\mathclose{}
@@ -1306,19 +2616,24 @@
     &amp;= g\mathopen{}\left(t ; \theta\right)\mathclose{} \sum_{\mathord{\smash[b]{\underset{\raise.3ex\hbox{$\scriptstyle\sim$}}{y}}\vphantom{y}}:\, T\mathopen{}\left(\mathord{\smash[b]{\underset{\raise.3ex\hbox{$\scriptstyle\sim$}}{y}}\vphantom{y}}\right)\mathclose{} = t} h\mathopen{}\left(\mathord{\smash[b]{\underset{\raise.3ex\hbox{$\scriptstyle\sim$}}{y}}\vphantom{y}}\right)\mathclose{}
     &amp;&amp; \text{(factor out the common term)}
     \end{aligned}
-    $$</w:t>
-      </w:r>
+    $$</w:delText>
+        </w:r>
+      </w:del>
     </w:p>
     <w:p>
       <w:pPr>
         <w:pStyle w:val="FirstParagraph"/>
       </w:pPr>
-      <w:r>
-        <w:t xml:space="preserve">This is positive, so</w:t>
-      </w:r>
-      <w:r>
-        <w:t xml:space="preserve"> </w:t>
-      </w:r>
+      <w:del w:id="390" w:author="PR Preview" w:date="2026-01-01T00:00:00Z">
+        <w:r>
+          <w:delText xml:space="preserve">This is positive, so</w:delText>
+        </w:r>
+      </w:del>
+      <w:del w:id="391" w:author="PR Preview" w:date="2026-01-01T00:00:00Z">
+        <w:r>
+          <w:delText xml:space="preserve"> </w:delText>
+        </w:r>
+      </w:del>
       <m:oMath>
         <m:r>
           <m:t>g</m:t>
@@ -1361,43 +2676,64 @@
           <m:t>0</m:t>
         </m:r>
       </m:oMath>
-      <w:r>
-        <w:t xml:space="preserve">.</w:t>
-      </w:r>
-      <w:r>
-        <w:t xml:space="preserve"> </w:t>
-      </w:r>
-      <w:r>
-        <w:t xml:space="preserve">For a sample</w:t>
-      </w:r>
-      <w:r>
-        <w:t xml:space="preserve"> </w:t>
-      </w:r>
-      <w:r>
-        <w:t xml:space="preserve">$\mathord{\smash[b]{\underset{\raise.3ex\hbox{$\scriptstyle\sim$}}{x}}\vphantom{x}}$</w:t>
-      </w:r>
-      <w:r>
-        <w:t xml:space="preserve"> </w:t>
-      </w:r>
-      <w:r>
-        <w:t xml:space="preserve">with</w:t>
-      </w:r>
-      <w:r>
-        <w:t xml:space="preserve"> </w:t>
-      </w:r>
-      <w:r>
-        <w:t xml:space="preserve">$T\mathopen{}\left(\mathord{\smash[b]{\underset{\raise.3ex\hbox{$\scriptstyle\sim$}}{x}}\vphantom{x}}\right)\mathclose{} = t$</w:t>
-      </w:r>
-      <w:r>
-        <w:t xml:space="preserve">,</w:t>
-      </w:r>
+      <w:del w:id="392" w:author="PR Preview" w:date="2026-01-01T00:00:00Z">
+        <w:r>
+          <w:delText xml:space="preserve">.</w:delText>
+        </w:r>
+      </w:del>
+      <w:del w:id="393" w:author="PR Preview" w:date="2026-01-01T00:00:00Z">
+        <w:r>
+          <w:delText xml:space="preserve"> </w:delText>
+        </w:r>
+      </w:del>
+      <w:del w:id="394" w:author="PR Preview" w:date="2026-01-01T00:00:00Z">
+        <w:r>
+          <w:delText xml:space="preserve">For a sample</w:delText>
+        </w:r>
+      </w:del>
+      <w:del w:id="395" w:author="PR Preview" w:date="2026-01-01T00:00:00Z">
+        <w:r>
+          <w:delText xml:space="preserve"> </w:delText>
+        </w:r>
+      </w:del>
+      <w:del w:id="396" w:author="PR Preview" w:date="2026-01-01T00:00:00Z">
+        <w:r>
+          <w:delText xml:space="preserve">$\mathord{\smash[b]{\underset{\raise.3ex\hbox{$\scriptstyle\sim$}}{x}}\vphantom{x}}$</w:delText>
+        </w:r>
+      </w:del>
+      <w:del w:id="397" w:author="PR Preview" w:date="2026-01-01T00:00:00Z">
+        <w:r>
+          <w:delText xml:space="preserve"> </w:delText>
+        </w:r>
+      </w:del>
+      <w:del w:id="398" w:author="PR Preview" w:date="2026-01-01T00:00:00Z">
+        <w:r>
+          <w:delText xml:space="preserve">with</w:delText>
+        </w:r>
+      </w:del>
+      <w:del w:id="399" w:author="PR Preview" w:date="2026-01-01T00:00:00Z">
+        <w:r>
+          <w:delText xml:space="preserve"> </w:delText>
+        </w:r>
+      </w:del>
+      <w:del w:id="400" w:author="PR Preview" w:date="2026-01-01T00:00:00Z">
+        <w:r>
+          <w:delText xml:space="preserve">$T\mathopen{}\left(\mathord{\smash[b]{\underset{\raise.3ex\hbox{$\scriptstyle\sim$}}{x}}\vphantom{x}}\right)\mathclose{} = t$</w:delText>
+        </w:r>
+      </w:del>
+      <w:del w:id="401" w:author="PR Preview" w:date="2026-01-01T00:00:00Z">
+        <w:r>
+          <w:delText xml:space="preserve">,</w:delText>
+        </w:r>
+      </w:del>
     </w:p>
     <w:p>
       <w:pPr>
         <w:pStyle w:val="BodyText"/>
       </w:pPr>
-      <w:r>
-        <w:t xml:space="preserve">$$
+      <w:del w:id="402" w:author="PR Preview" w:date="2026-01-01T00:00:00Z">
+        <w:r>
+          <w:delText xml:space="preserve">$$
     \begin{aligned}
     \Pr_{\theta}\mathopen{}\left(\mathord{\smash[b]{\underset{\raise.3ex\hbox{$\scriptstyle\sim$}}{X}}\vphantom{X}}= \mathord{\smash[b]{\underset{\raise.3ex\hbox{$\scriptstyle\sim$}}{x}}\vphantom{x}}\mid T\mathopen{}\left(\mathord{\smash[b]{\underset{\raise.3ex\hbox{$\scriptstyle\sim$}}{X}}\vphantom{X}}\right)\mathclose{} = t\right)\mathclose{}
     &amp;= \frac{\operatorname{f}\mathopen{}\left(\mathord{\smash[b]{\underset{\raise.3ex\hbox{$\scriptstyle\sim$}}{x}}\vphantom{x}}; \theta\right)\mathclose{}}{\Pr_{\theta}\mathopen{}\left(T\mathopen{}\left(\mathord{\smash[b]{\underset{\raise.3ex\hbox{$\scriptstyle\sim$}}{X}}\vphantom{X}}\right)\mathclose{} = t\right)\mathclose{}}
@@ -1408,95 +2744,1144 @@
     &amp;= \frac{h\mathopen{}\left(\mathord{\smash[b]{\underset{\raise.3ex\hbox{$\scriptstyle\sim$}}{x}}\vphantom{x}}\right)\mathclose{}}{\sum_{\mathord{\smash[b]{\underset{\raise.3ex\hbox{$\scriptstyle\sim$}}{y}}\vphantom{y}}:\, T\mathopen{}\left(\mathord{\smash[b]{\underset{\raise.3ex\hbox{$\scriptstyle\sim$}}{y}}\vphantom{y}}\right)\mathclose{} = t} h\mathopen{}\left(\mathord{\smash[b]{\underset{\raise.3ex\hbox{$\scriptstyle\sim$}}{y}}\vphantom{y}}\right)\mathclose{}}
     &amp;&amp; \text{(divide by $g\mathopen{}\left(t ; \theta\right)\mathclose{} &gt; 0$)}
     \end{aligned}
-    $$</w:t>
-      </w:r>
+    $$</w:delText>
+        </w:r>
+      </w:del>
     </w:p>
     <w:p>
       <w:pPr>
         <w:pStyle w:val="FirstParagraph"/>
       </w:pPr>
-      <w:r>
-        <w:t xml:space="preserve">which does not depend on</w:t>
-      </w:r>
-      <w:r>
-        <w:t xml:space="preserve"> </w:t>
-      </w:r>
+      <w:del w:id="403" w:author="PR Preview" w:date="2026-01-01T00:00:00Z">
+        <w:r>
+          <w:delText xml:space="preserve">which does not depend on</w:delText>
+        </w:r>
+      </w:del>
+      <w:del w:id="404" w:author="PR Preview" w:date="2026-01-01T00:00:00Z">
+        <w:r>
+          <w:delText xml:space="preserve"> </w:delText>
+        </w:r>
+      </w:del>
       <m:oMath>
         <m:r>
           <m:t>θ</m:t>
         </m:r>
       </m:oMath>
-      <w:r>
-        <w:t xml:space="preserve">.</w:t>
-      </w:r>
-      <w:r>
-        <w:t xml:space="preserve"> </w:t>
-      </w:r>
-      <w:r>
-        <w:t xml:space="preserve">For a sample</w:t>
-      </w:r>
-      <w:r>
-        <w:t xml:space="preserve"> </w:t>
-      </w:r>
-      <w:r>
-        <w:t xml:space="preserve">$\mathord{\smash[b]{\underset{\raise.3ex\hbox{$\scriptstyle\sim$}}{x}}\vphantom{x}}$</w:t>
-      </w:r>
-      <w:r>
-        <w:t xml:space="preserve"> </w:t>
-      </w:r>
-      <w:r>
-        <w:t xml:space="preserve">with</w:t>
-      </w:r>
-      <w:r>
-        <w:t xml:space="preserve"> </w:t>
-      </w:r>
-      <w:r>
-        <w:t xml:space="preserve">$T\mathopen{}\left(\mathord{\smash[b]{\underset{\raise.3ex\hbox{$\scriptstyle\sim$}}{x}}\vphantom{x}}\right)\mathclose{} \neq t$</w:t>
-      </w:r>
-      <w:r>
-        <w:t xml:space="preserve"> </w:t>
-      </w:r>
-      <w:r>
-        <w:t xml:space="preserve">the conditional probability is zero,</w:t>
-      </w:r>
-      <w:r>
-        <w:t xml:space="preserve"> </w:t>
-      </w:r>
-      <w:r>
-        <w:t xml:space="preserve">which does not depend on</w:t>
-      </w:r>
-      <w:r>
-        <w:t xml:space="preserve"> </w:t>
-      </w:r>
+      <w:del w:id="405" w:author="PR Preview" w:date="2026-01-01T00:00:00Z">
+        <w:r>
+          <w:delText xml:space="preserve">.</w:delText>
+        </w:r>
+      </w:del>
+      <w:del w:id="406" w:author="PR Preview" w:date="2026-01-01T00:00:00Z">
+        <w:r>
+          <w:delText xml:space="preserve"> </w:delText>
+        </w:r>
+      </w:del>
+      <w:del w:id="407" w:author="PR Preview" w:date="2026-01-01T00:00:00Z">
+        <w:r>
+          <w:delText xml:space="preserve">For a sample</w:delText>
+        </w:r>
+      </w:del>
+      <w:del w:id="408" w:author="PR Preview" w:date="2026-01-01T00:00:00Z">
+        <w:r>
+          <w:delText xml:space="preserve"> </w:delText>
+        </w:r>
+      </w:del>
+      <w:del w:id="409" w:author="PR Preview" w:date="2026-01-01T00:00:00Z">
+        <w:r>
+          <w:delText xml:space="preserve">$\mathord{\smash[b]{\underset{\raise.3ex\hbox{$\scriptstyle\sim$}}{x}}\vphantom{x}}$</w:delText>
+        </w:r>
+      </w:del>
+      <w:del w:id="410" w:author="PR Preview" w:date="2026-01-01T00:00:00Z">
+        <w:r>
+          <w:delText xml:space="preserve"> </w:delText>
+        </w:r>
+      </w:del>
+      <w:del w:id="411" w:author="PR Preview" w:date="2026-01-01T00:00:00Z">
+        <w:r>
+          <w:delText xml:space="preserve">with</w:delText>
+        </w:r>
+      </w:del>
+      <w:del w:id="412" w:author="PR Preview" w:date="2026-01-01T00:00:00Z">
+        <w:r>
+          <w:delText xml:space="preserve"> </w:delText>
+        </w:r>
+      </w:del>
+      <w:del w:id="413" w:author="PR Preview" w:date="2026-01-01T00:00:00Z">
+        <w:r>
+          <w:delText xml:space="preserve">$T\mathopen{}\left(\mathord{\smash[b]{\underset{\raise.3ex\hbox{$\scriptstyle\sim$}}{x}}\vphantom{x}}\right)\mathclose{} \neq t$</w:delText>
+        </w:r>
+      </w:del>
+      <w:del w:id="414" w:author="PR Preview" w:date="2026-01-01T00:00:00Z">
+        <w:r>
+          <w:delText xml:space="preserve"> </w:delText>
+        </w:r>
+      </w:del>
+      <w:del w:id="415" w:author="PR Preview" w:date="2026-01-01T00:00:00Z">
+        <w:r>
+          <w:delText xml:space="preserve">the conditional probability is zero,</w:delText>
+        </w:r>
+      </w:del>
+      <w:del w:id="416" w:author="PR Preview" w:date="2026-01-01T00:00:00Z">
+        <w:r>
+          <w:delText xml:space="preserve"> </w:delText>
+        </w:r>
+      </w:del>
+      <w:del w:id="417" w:author="PR Preview" w:date="2026-01-01T00:00:00Z">
+        <w:r>
+          <w:delText xml:space="preserve">which does not depend on</w:delText>
+        </w:r>
+      </w:del>
+      <w:del w:id="418" w:author="PR Preview" w:date="2026-01-01T00:00:00Z">
+        <w:r>
+          <w:delText xml:space="preserve"> </w:delText>
+        </w:r>
+      </w:del>
       <m:oMath>
         <m:r>
           <m:t>θ</m:t>
         </m:r>
       </m:oMath>
-      <w:r>
-        <w:t xml:space="preserve"> </w:t>
-      </w:r>
-      <w:r>
-        <w:t xml:space="preserve">either.</w:t>
-      </w:r>
-      <w:r>
-        <w:t xml:space="preserve"> </w:t>
-      </w:r>
-      <w:r>
-        <w:t xml:space="preserve">So</w:t>
-      </w:r>
-      <w:r>
-        <w:t xml:space="preserve"> </w:t>
-      </w:r>
-      <w:r>
-        <w:t xml:space="preserve">$T\mathopen{}\left(\mathord{\smash[b]{\underset{\raise.3ex\hbox{$\scriptstyle\sim$}}{X}}\vphantom{X}}\right)\mathclose{}$</w:t>
-      </w:r>
-      <w:r>
-        <w:t xml:space="preserve"> </w:t>
-      </w:r>
-      <w:r>
-        <w:t xml:space="preserve">is sufficient.</w:t>
-      </w:r>
+      <w:del w:id="419" w:author="PR Preview" w:date="2026-01-01T00:00:00Z">
+        <w:r>
+          <w:delText xml:space="preserve"> </w:delText>
+        </w:r>
+      </w:del>
+      <w:del w:id="420" w:author="PR Preview" w:date="2026-01-01T00:00:00Z">
+        <w:r>
+          <w:delText xml:space="preserve">either.</w:delText>
+        </w:r>
+      </w:del>
+      <w:del w:id="421" w:author="PR Preview" w:date="2026-01-01T00:00:00Z">
+        <w:r>
+          <w:delText xml:space="preserve"> </w:delText>
+        </w:r>
+      </w:del>
+      <w:del w:id="422" w:author="PR Preview" w:date="2026-01-01T00:00:00Z">
+        <w:r>
+          <w:delText xml:space="preserve">So</w:delText>
+        </w:r>
+      </w:del>
+      <w:del w:id="423" w:author="PR Preview" w:date="2026-01-01T00:00:00Z">
+        <w:r>
+          <w:delText xml:space="preserve"> </w:delText>
+        </w:r>
+      </w:del>
+      <w:del w:id="424" w:author="PR Preview" w:date="2026-01-01T00:00:00Z">
+        <w:r>
+          <w:delText xml:space="preserve">$T\mathopen{}\left(\mathord{\smash[b]{\underset{\raise.3ex\hbox{$\scriptstyle\sim$}}{X}}\vphantom{X}}\right)\mathclose{}$</w:delText>
+        </w:r>
+      </w:del>
+      <w:del w:id="425" w:author="PR Preview" w:date="2026-01-01T00:00:00Z">
+        <w:r>
+          <w:delText xml:space="preserve"> </w:delText>
+        </w:r>
+      </w:del>
+      <w:del w:id="426" w:author="PR Preview" w:date="2026-01-01T00:00:00Z">
+        <w:r>
+          <w:delText xml:space="preserve">is sufficient.</w:delText>
+        </w:r>
+      </w:del>
+    </w:p>
+    <w:p>
+      <w:pPr>
+        <w:pStyle w:val="BodyText"/>
+      </w:pPr>
+      <w:ins w:id="427" w:author="PR Preview" w:date="2026-01-01T00:00:00Z">
+        <w:r>
+          <w:rPr>
+            <w:i/>
+            <w:iCs/>
+          </w:rPr>
+          <w:t xml:space="preserve">Proof</w:t>
+        </w:r>
+      </w:ins>
+      <w:ins w:id="428" w:author="PR Preview" w:date="2026-01-01T00:00:00Z">
+        <w:r>
+          <w:t xml:space="preserve">. </w:t>
+        </w:r>
+      </w:ins>
+      <w:ins w:id="429" w:author="PR Preview" w:date="2026-01-01T00:00:00Z">
+        <w:r>
+          <w:t xml:space="preserve">Let</w:t>
+        </w:r>
+      </w:ins>
+      <w:ins w:id="430" w:author="PR Preview" w:date="2026-01-01T00:00:00Z">
+        <w:r>
+          <w:t xml:space="preserve"> </w:t>
+        </w:r>
+      </w:ins>
+      <w:ins w:id="431" w:author="PR Preview" w:date="2026-01-01T00:00:00Z">
+        <w:r>
+          <w:t xml:space="preserve">$\mathord{\smash[b]{\underset{\raise.3ex\hbox{$\scriptstyle\sim$}}{x}}\vphantom{x}}$</w:t>
+        </w:r>
+      </w:ins>
+      <w:ins w:id="432" w:author="PR Preview" w:date="2026-01-01T00:00:00Z">
+        <w:r>
+          <w:t xml:space="preserve"> </w:t>
+        </w:r>
+      </w:ins>
+      <w:ins w:id="433" w:author="PR Preview" w:date="2026-01-01T00:00:00Z">
+        <w:r>
+          <w:t xml:space="preserve">be a value of the</w:t>
+        </w:r>
+      </w:ins>
+      <w:ins w:id="434" w:author="PR Preview" w:date="2026-01-01T00:00:00Z">
+        <w:r>
+          <w:t xml:space="preserve"> </w:t>
+        </w:r>
+      </w:ins>
+      <w:hyperlink r:id="rId19">
+        <w:ins w:id="435" w:author="PR Preview" w:date="2026-01-01T00:00:00Z">
+          <w:r>
+            <w:rPr>
+              <w:rStyle w:val="Hyperlink"/>
+            </w:rPr>
+            <w:t xml:space="preserve">sample</w:t>
+          </w:r>
+        </w:ins>
+      </w:hyperlink>
+      <w:ins w:id="436" w:author="PR Preview" w:date="2026-01-01T00:00:00Z">
+        <w:r>
+          <w:t xml:space="preserve"> </w:t>
+        </w:r>
+      </w:ins>
+      <w:ins w:id="437" w:author="PR Preview" w:date="2026-01-01T00:00:00Z">
+        <w:r>
+          <w:t xml:space="preserve">$\mathord{\smash[b]{\underset{\raise.3ex\hbox{$\scriptstyle\sim$}}{X}}\vphantom{X}}$</w:t>
+        </w:r>
+      </w:ins>
+      <w:ins w:id="438" w:author="PR Preview" w:date="2026-01-01T00:00:00Z">
+        <w:r>
+          <w:t xml:space="preserve"> </w:t>
+        </w:r>
+      </w:ins>
+      <w:ins w:id="439" w:author="PR Preview" w:date="2026-01-01T00:00:00Z">
+        <w:r>
+          <w:t xml:space="preserve">and write</w:t>
+        </w:r>
+      </w:ins>
+      <w:ins w:id="440" w:author="PR Preview" w:date="2026-01-01T00:00:00Z">
+        <w:r>
+          <w:t xml:space="preserve"> </w:t>
+        </w:r>
+      </w:ins>
+      <w:ins w:id="441" w:author="PR Preview" w:date="2026-01-01T00:00:00Z">
+        <w:r>
+          <w:t xml:space="preserve">$t \stackrel{\text{def}}{=}{T\mathopen{}\left(\mathord{\smash[b]{\underset{\raise.3ex\hbox{$\scriptstyle\sim$}}{x}}\vphantom{x}}\right)\mathclose{}}$</w:t>
+        </w:r>
+      </w:ins>
+      <w:ins w:id="442" w:author="PR Preview" w:date="2026-01-01T00:00:00Z">
+        <w:r>
+          <w:t xml:space="preserve">.</w:t>
+        </w:r>
+      </w:ins>
+      <w:ins w:id="443" w:author="PR Preview" w:date="2026-01-01T00:00:00Z">
+        <w:r>
+          <w:t xml:space="preserve"> </w:t>
+        </w:r>
+      </w:ins>
+      <w:ins w:id="444" w:author="PR Preview" w:date="2026-01-01T00:00:00Z">
+        <w:r>
+          <w:t xml:space="preserve">The event</w:t>
+        </w:r>
+      </w:ins>
+      <w:ins w:id="445" w:author="PR Preview" w:date="2026-01-01T00:00:00Z">
+        <w:r>
+          <w:t xml:space="preserve"> </w:t>
+        </w:r>
+      </w:ins>
+      <w:ins w:id="446" w:author="PR Preview" w:date="2026-01-01T00:00:00Z">
+        <w:r>
+          <w:t xml:space="preserve">$\mathord{\smash[b]{\underset{\raise.3ex\hbox{$\scriptstyle\sim$}}{X}}\vphantom{X}}= \mathord{\smash[b]{\underset{\raise.3ex\hbox{$\scriptstyle\sim$}}{x}}\vphantom{x}}$</w:t>
+        </w:r>
+      </w:ins>
+      <w:ins w:id="447" w:author="PR Preview" w:date="2026-01-01T00:00:00Z">
+        <w:r>
+          <w:t xml:space="preserve"> </w:t>
+        </w:r>
+      </w:ins>
+      <w:ins w:id="448" w:author="PR Preview" w:date="2026-01-01T00:00:00Z">
+        <w:r>
+          <w:t xml:space="preserve">lies inside the event</w:t>
+        </w:r>
+      </w:ins>
+      <w:ins w:id="449" w:author="PR Preview" w:date="2026-01-01T00:00:00Z">
+        <w:r>
+          <w:t xml:space="preserve"> </w:t>
+        </w:r>
+      </w:ins>
+      <w:ins w:id="450" w:author="PR Preview" w:date="2026-01-01T00:00:00Z">
+        <w:r>
+          <w:t xml:space="preserve">${T\mathopen{}\left(\mathord{\smash[b]{\underset{\raise.3ex\hbox{$\scriptstyle\sim$}}{X}}\vphantom{X}}\right)\mathclose{}} = t$</w:t>
+        </w:r>
+      </w:ins>
+      <w:ins w:id="451" w:author="PR Preview" w:date="2026-01-01T00:00:00Z">
+        <w:r>
+          <w:t xml:space="preserve">.</w:t>
+        </w:r>
+      </w:ins>
+    </w:p>
+    <w:p>
+      <w:pPr>
+        <w:pStyle w:val="BodyText"/>
+      </w:pPr>
+      <w:ins w:id="452" w:author="PR Preview" w:date="2026-01-01T00:00:00Z">
+        <w:r>
+          <w:rPr>
+            <w:b/>
+            <w:bCs/>
+          </w:rPr>
+          <w:t xml:space="preserve">Sufficient implies a factorization.</w:t>
+        </w:r>
+      </w:ins>
+      <w:ins w:id="453" w:author="PR Preview" w:date="2026-01-01T00:00:00Z">
+        <w:r>
+          <w:t xml:space="preserve"> </w:t>
+        </w:r>
+      </w:ins>
+      <w:ins w:id="454" w:author="PR Preview" w:date="2026-01-01T00:00:00Z">
+        <w:r>
+          <w:t xml:space="preserve">Define</w:t>
+        </w:r>
+      </w:ins>
+      <w:ins w:id="455" w:author="PR Preview" w:date="2026-01-01T00:00:00Z">
+        <w:r>
+          <w:t xml:space="preserve"> </w:t>
+        </w:r>
+      </w:ins>
+      <w:ins w:id="456" w:author="PR Preview" w:date="2026-01-01T00:00:00Z">
+        <w:r>
+          <w:t xml:space="preserve">${g\mathopen{}\left(t ; \theta\right)\mathclose{}} \stackrel{\text{def}}{=}\Pr_{\theta}\mathopen{}\left({T\mathopen{}\left(\mathord{\smash[b]{\underset{\raise.3ex\hbox{$\scriptstyle\sim$}}{X}}\vphantom{X}}\right)\mathclose{}} = t\right)\mathclose{}$</w:t>
+        </w:r>
+      </w:ins>
+      <w:ins w:id="457" w:author="PR Preview" w:date="2026-01-01T00:00:00Z">
+        <w:r>
+          <w:t xml:space="preserve"> </w:t>
+        </w:r>
+      </w:ins>
+      <w:ins w:id="458" w:author="PR Preview" w:date="2026-01-01T00:00:00Z">
+        <w:r>
+          <w:t xml:space="preserve">and let</w:t>
+        </w:r>
+      </w:ins>
+      <w:ins w:id="459" w:author="PR Preview" w:date="2026-01-01T00:00:00Z">
+        <w:r>
+          <w:t xml:space="preserve"> </w:t>
+        </w:r>
+      </w:ins>
+      <w:ins w:id="460" w:author="PR Preview" w:date="2026-01-01T00:00:00Z">
+        <w:r>
+          <w:t xml:space="preserve">${h\mathopen{}\left(\mathord{\smash[b]{\underset{\raise.3ex\hbox{$\scriptstyle\sim$}}{x}}\vphantom{x}}\right)\mathclose{}}$</w:t>
+        </w:r>
+      </w:ins>
+      <w:ins w:id="461" w:author="PR Preview" w:date="2026-01-01T00:00:00Z">
+        <w:r>
+          <w:t xml:space="preserve"> </w:t>
+        </w:r>
+      </w:ins>
+      <w:ins w:id="462" w:author="PR Preview" w:date="2026-01-01T00:00:00Z">
+        <w:r>
+          <w:t xml:space="preserve">be the conditional probability</w:t>
+        </w:r>
+      </w:ins>
+      <w:ins w:id="463" w:author="PR Preview" w:date="2026-01-01T00:00:00Z">
+        <w:r>
+          <w:t xml:space="preserve"> </w:t>
+        </w:r>
+      </w:ins>
+      <w:ins w:id="464" w:author="PR Preview" w:date="2026-01-01T00:00:00Z">
+        <w:r>
+          <w:t xml:space="preserve">$\Pr_{\theta}\mathopen{}\left(\mathord{\smash[b]{\underset{\raise.3ex\hbox{$\scriptstyle\sim$}}{X}}\vphantom{X}}= \mathord{\smash[b]{\underset{\raise.3ex\hbox{$\scriptstyle\sim$}}{x}}\vphantom{x}}\mid{T\mathopen{}\left(\mathord{\smash[b]{\underset{\raise.3ex\hbox{$\scriptstyle\sim$}}{X}}\vphantom{X}}\right)\mathclose{}} = t\right)\mathclose{}$</w:t>
+        </w:r>
+      </w:ins>
+      <w:ins w:id="465" w:author="PR Preview" w:date="2026-01-01T00:00:00Z">
+        <w:r>
+          <w:t xml:space="preserve"> </w:t>
+        </w:r>
+      </w:ins>
+      <w:ins w:id="466" w:author="PR Preview" w:date="2026-01-01T00:00:00Z">
+        <w:r>
+          <w:t xml:space="preserve">at any</w:t>
+        </w:r>
+      </w:ins>
+      <w:ins w:id="467" w:author="PR Preview" w:date="2026-01-01T00:00:00Z">
+        <w:r>
+          <w:t xml:space="preserve"> </w:t>
+        </w:r>
+      </w:ins>
+      <m:oMath>
+        <m:r>
+          <m:t>θ</m:t>
+        </m:r>
+      </m:oMath>
+      <w:ins w:id="468" w:author="PR Preview" w:date="2026-01-01T00:00:00Z">
+        <w:r>
+          <w:t xml:space="preserve"> </w:t>
+        </w:r>
+      </w:ins>
+      <w:ins w:id="469" w:author="PR Preview" w:date="2026-01-01T00:00:00Z">
+        <w:r>
+          <w:t xml:space="preserve">with</w:t>
+        </w:r>
+      </w:ins>
+      <w:ins w:id="470" w:author="PR Preview" w:date="2026-01-01T00:00:00Z">
+        <w:r>
+          <w:t xml:space="preserve"> </w:t>
+        </w:r>
+      </w:ins>
+      <w:ins w:id="471" w:author="PR Preview" w:date="2026-01-01T00:00:00Z">
+        <w:r>
+          <w:t xml:space="preserve">$\Pr_{\theta}\mathopen{}\left({T\mathopen{}\left(\mathord{\smash[b]{\underset{\raise.3ex\hbox{$\scriptstyle\sim$}}{X}}\vphantom{X}}\right)\mathclose{}} = t\right)\mathclose{} &gt; 0$</w:t>
+        </w:r>
+      </w:ins>
+      <w:ins w:id="472" w:author="PR Preview" w:date="2026-01-01T00:00:00Z">
+        <w:r>
+          <w:t xml:space="preserve">.</w:t>
+        </w:r>
+      </w:ins>
+      <w:ins w:id="473" w:author="PR Preview" w:date="2026-01-01T00:00:00Z">
+        <w:r>
+          <w:t xml:space="preserve"> </w:t>
+        </w:r>
+      </w:ins>
+      <w:ins w:id="474" w:author="PR Preview" w:date="2026-01-01T00:00:00Z">
+        <w:r>
+          <w:t xml:space="preserve">By</w:t>
+        </w:r>
+      </w:ins>
+      <w:ins w:id="475" w:author="PR Preview" w:date="2026-01-01T00:00:00Z">
+        <w:r>
+          <w:t xml:space="preserve"> </w:t>
+        </w:r>
+      </w:ins>
+      <w:hyperlink w:anchor="eq-sufficient">
+        <w:ins w:id="476" w:author="PR Preview" w:date="2026-01-01T00:00:00Z">
+          <w:r>
+            <w:rPr>
+              <w:rStyle w:val="Hyperlink"/>
+            </w:rPr>
+            <w:t xml:space="preserve">sufficiency</w:t>
+          </w:r>
+        </w:ins>
+      </w:hyperlink>
+      <w:ins w:id="477" w:author="PR Preview" w:date="2026-01-01T00:00:00Z">
+        <w:r>
+          <w:t xml:space="preserve">,</w:t>
+        </w:r>
+      </w:ins>
+      <w:ins w:id="478" w:author="PR Preview" w:date="2026-01-01T00:00:00Z">
+        <w:r>
+          <w:t xml:space="preserve"> </w:t>
+        </w:r>
+      </w:ins>
+      <w:ins w:id="479" w:author="PR Preview" w:date="2026-01-01T00:00:00Z">
+        <w:r>
+          <w:t xml:space="preserve">${h\mathopen{}\left(\mathord{\smash[b]{\underset{\raise.3ex\hbox{$\scriptstyle\sim$}}{x}}\vphantom{x}}\right)\mathclose{}}$</w:t>
+        </w:r>
+      </w:ins>
+      <w:ins w:id="480" w:author="PR Preview" w:date="2026-01-01T00:00:00Z">
+        <w:r>
+          <w:t xml:space="preserve"> </w:t>
+        </w:r>
+      </w:ins>
+      <w:ins w:id="481" w:author="PR Preview" w:date="2026-01-01T00:00:00Z">
+        <w:r>
+          <w:t xml:space="preserve">does not depend on which such</w:t>
+        </w:r>
+      </w:ins>
+      <w:ins w:id="482" w:author="PR Preview" w:date="2026-01-01T00:00:00Z">
+        <w:r>
+          <w:t xml:space="preserve"> </w:t>
+        </w:r>
+      </w:ins>
+      <m:oMath>
+        <m:r>
+          <m:t>θ</m:t>
+        </m:r>
+      </m:oMath>
+      <w:ins w:id="483" w:author="PR Preview" w:date="2026-01-01T00:00:00Z">
+        <w:r>
+          <w:t xml:space="preserve"> </w:t>
+        </w:r>
+      </w:ins>
+      <w:ins w:id="484" w:author="PR Preview" w:date="2026-01-01T00:00:00Z">
+        <w:r>
+          <w:t xml:space="preserve">we use.</w:t>
+        </w:r>
+      </w:ins>
+      <w:ins w:id="485" w:author="PR Preview" w:date="2026-01-01T00:00:00Z">
+        <w:r>
+          <w:t xml:space="preserve"> </w:t>
+        </w:r>
+      </w:ins>
+      <w:ins w:id="486" w:author="PR Preview" w:date="2026-01-01T00:00:00Z">
+        <w:r>
+          <w:t xml:space="preserve">(If</w:t>
+        </w:r>
+      </w:ins>
+      <w:ins w:id="487" w:author="PR Preview" w:date="2026-01-01T00:00:00Z">
+        <w:r>
+          <w:t xml:space="preserve"> </w:t>
+        </w:r>
+      </w:ins>
+      <w:ins w:id="488" w:author="PR Preview" w:date="2026-01-01T00:00:00Z">
+        <w:r>
+          <w:t xml:space="preserve">$\Pr_{\theta}\mathopen{}\left({T\mathopen{}\left(\mathord{\smash[b]{\underset{\raise.3ex\hbox{$\scriptstyle\sim$}}{X}}\vphantom{X}}\right)\mathclose{}} = t\right)\mathclose{} = 0$</w:t>
+        </w:r>
+      </w:ins>
+      <w:ins w:id="489" w:author="PR Preview" w:date="2026-01-01T00:00:00Z">
+        <w:r>
+          <w:t xml:space="preserve"> </w:t>
+        </w:r>
+      </w:ins>
+      <w:ins w:id="490" w:author="PR Preview" w:date="2026-01-01T00:00:00Z">
+        <w:r>
+          <w:t xml:space="preserve">for every</w:t>
+        </w:r>
+      </w:ins>
+      <w:ins w:id="491" w:author="PR Preview" w:date="2026-01-01T00:00:00Z">
+        <w:r>
+          <w:t xml:space="preserve"> </w:t>
+        </w:r>
+      </w:ins>
+      <m:oMath>
+        <m:r>
+          <m:t>θ</m:t>
+        </m:r>
+      </m:oMath>
+      <w:ins w:id="492" w:author="PR Preview" w:date="2026-01-01T00:00:00Z">
+        <w:r>
+          <w:t xml:space="preserve">, set</w:t>
+        </w:r>
+      </w:ins>
+      <w:ins w:id="493" w:author="PR Preview" w:date="2026-01-01T00:00:00Z">
+        <w:r>
+          <w:t xml:space="preserve"> </w:t>
+        </w:r>
+      </w:ins>
+      <w:ins w:id="494" w:author="PR Preview" w:date="2026-01-01T00:00:00Z">
+        <w:r>
+          <w:t xml:space="preserve">${h\mathopen{}\left(\mathord{\smash[b]{\underset{\raise.3ex\hbox{$\scriptstyle\sim$}}{x}}\vphantom{x}}\right)\mathclose{}} \stackrel{\text{def}}{=}0$</w:t>
+        </w:r>
+      </w:ins>
+      <w:ins w:id="495" w:author="PR Preview" w:date="2026-01-01T00:00:00Z">
+        <w:r>
+          <w:t xml:space="preserve">.)</w:t>
+        </w:r>
+      </w:ins>
+      <w:ins w:id="496" w:author="PR Preview" w:date="2026-01-01T00:00:00Z">
+        <w:r>
+          <w:t xml:space="preserve"> </w:t>
+        </w:r>
+      </w:ins>
+      <w:ins w:id="497" w:author="PR Preview" w:date="2026-01-01T00:00:00Z">
+        <w:r>
+          <w:t xml:space="preserve">Both functions are nonnegative, and at a</w:t>
+        </w:r>
+      </w:ins>
+      <w:ins w:id="498" w:author="PR Preview" w:date="2026-01-01T00:00:00Z">
+        <w:r>
+          <w:t xml:space="preserve"> </w:t>
+        </w:r>
+      </w:ins>
+      <m:oMath>
+        <m:r>
+          <m:t>θ</m:t>
+        </m:r>
+      </m:oMath>
+      <w:ins w:id="499" w:author="PR Preview" w:date="2026-01-01T00:00:00Z">
+        <w:r>
+          <w:t xml:space="preserve"> </w:t>
+        </w:r>
+      </w:ins>
+      <w:ins w:id="500" w:author="PR Preview" w:date="2026-01-01T00:00:00Z">
+        <w:r>
+          <w:t xml:space="preserve">with</w:t>
+        </w:r>
+      </w:ins>
+      <w:ins w:id="501" w:author="PR Preview" w:date="2026-01-01T00:00:00Z">
+        <w:r>
+          <w:t xml:space="preserve"> </w:t>
+        </w:r>
+      </w:ins>
+      <w:ins w:id="502" w:author="PR Preview" w:date="2026-01-01T00:00:00Z">
+        <w:r>
+          <w:t xml:space="preserve">$\Pr_{\theta}\mathopen{}\left({T\mathopen{}\left(\mathord{\smash[b]{\underset{\raise.3ex\hbox{$\scriptstyle\sim$}}{X}}\vphantom{X}}\right)\mathclose{}} = t\right)\mathclose{} = 0$</w:t>
+        </w:r>
+      </w:ins>
+      <w:ins w:id="503" w:author="PR Preview" w:date="2026-01-01T00:00:00Z">
+        <w:r>
+          <w:t xml:space="preserve"> </w:t>
+        </w:r>
+      </w:ins>
+      <w:ins w:id="504" w:author="PR Preview" w:date="2026-01-01T00:00:00Z">
+        <w:r>
+          <w:t xml:space="preserve">both sides of</w:t>
+        </w:r>
+      </w:ins>
+      <w:ins w:id="505" w:author="PR Preview" w:date="2026-01-01T00:00:00Z">
+        <w:r>
+          <w:t xml:space="preserve"> </w:t>
+        </w:r>
+      </w:ins>
+      <w:hyperlink w:anchor="eq-factorization">
+        <w:ins w:id="506" w:author="PR Preview" w:date="2026-01-01T00:00:00Z">
+          <w:r>
+            <w:rPr>
+              <w:rStyle w:val="Hyperlink"/>
+            </w:rPr>
+            <w:t xml:space="preserve">Equation 2</w:t>
+          </w:r>
+        </w:ins>
+      </w:hyperlink>
+      <w:ins w:id="507" w:author="PR Preview" w:date="2026-01-01T00:00:00Z">
+        <w:r>
+          <w:t xml:space="preserve"> </w:t>
+        </w:r>
+      </w:ins>
+      <w:ins w:id="508" w:author="PR Preview" w:date="2026-01-01T00:00:00Z">
+        <w:r>
+          <w:t xml:space="preserve">are zero, because the event</w:t>
+        </w:r>
+      </w:ins>
+      <w:ins w:id="509" w:author="PR Preview" w:date="2026-01-01T00:00:00Z">
+        <w:r>
+          <w:t xml:space="preserve"> </w:t>
+        </w:r>
+      </w:ins>
+      <w:ins w:id="510" w:author="PR Preview" w:date="2026-01-01T00:00:00Z">
+        <w:r>
+          <w:t xml:space="preserve">$\mathord{\smash[b]{\underset{\raise.3ex\hbox{$\scriptstyle\sim$}}{X}}\vphantom{X}}= \mathord{\smash[b]{\underset{\raise.3ex\hbox{$\scriptstyle\sim$}}{x}}\vphantom{x}}$</w:t>
+        </w:r>
+      </w:ins>
+      <w:ins w:id="511" w:author="PR Preview" w:date="2026-01-01T00:00:00Z">
+        <w:r>
+          <w:t xml:space="preserve"> </w:t>
+        </w:r>
+      </w:ins>
+      <w:ins w:id="512" w:author="PR Preview" w:date="2026-01-01T00:00:00Z">
+        <w:r>
+          <w:t xml:space="preserve">lies inside the event</w:t>
+        </w:r>
+      </w:ins>
+      <w:ins w:id="513" w:author="PR Preview" w:date="2026-01-01T00:00:00Z">
+        <w:r>
+          <w:t xml:space="preserve"> </w:t>
+        </w:r>
+      </w:ins>
+      <w:ins w:id="514" w:author="PR Preview" w:date="2026-01-01T00:00:00Z">
+        <w:r>
+          <w:t xml:space="preserve">${T\mathopen{}\left(\mathord{\smash[b]{\underset{\raise.3ex\hbox{$\scriptstyle\sim$}}{X}}\vphantom{X}}\right)\mathclose{}} = t$</w:t>
+        </w:r>
+      </w:ins>
+      <w:ins w:id="515" w:author="PR Preview" w:date="2026-01-01T00:00:00Z">
+        <w:r>
+          <w:t xml:space="preserve">.</w:t>
+        </w:r>
+      </w:ins>
+      <w:ins w:id="516" w:author="PR Preview" w:date="2026-01-01T00:00:00Z">
+        <w:r>
+          <w:t xml:space="preserve"> </w:t>
+        </w:r>
+      </w:ins>
+      <w:ins w:id="517" w:author="PR Preview" w:date="2026-01-01T00:00:00Z">
+        <w:r>
+          <w:t xml:space="preserve">At every other</w:t>
+        </w:r>
+      </w:ins>
+      <w:ins w:id="518" w:author="PR Preview" w:date="2026-01-01T00:00:00Z">
+        <w:r>
+          <w:t xml:space="preserve"> </w:t>
+        </w:r>
+      </w:ins>
+      <m:oMath>
+        <m:r>
+          <m:t>θ</m:t>
+        </m:r>
+      </m:oMath>
+      <w:ins w:id="519" w:author="PR Preview" w:date="2026-01-01T00:00:00Z">
+        <w:r>
+          <w:t xml:space="preserve">,</w:t>
+        </w:r>
+      </w:ins>
+    </w:p>
+    <w:p>
+      <w:pPr>
+        <w:pStyle w:val="BodyText"/>
+      </w:pPr>
+      <w:ins w:id="520" w:author="PR Preview" w:date="2026-01-01T00:00:00Z">
+        <w:r>
+          <w:t xml:space="preserve">$$
+    \begin{aligned}
+    \operatorname{f}\mathopen{}\left(\mathord{\smash[b]{\underset{\raise.3ex\hbox{$\scriptstyle\sim$}}{x}}\vphantom{x}}; \theta\right)\mathclose{}
+    &amp;= \Pr_{\theta}\mathopen{}\left(\mathord{\smash[b]{\underset{\raise.3ex\hbox{$\scriptstyle\sim$}}{X}}\vphantom{X}}= \mathord{\smash[b]{\underset{\raise.3ex\hbox{$\scriptstyle\sim$}}{x}}\vphantom{x}}\right)\mathclose{}
+    &amp;&amp; \text{(definition of the joint mass function)}\\
+    &amp;= \Pr_{\theta}\mathopen{}\left(\mathord{\smash[b]{\underset{\raise.3ex\hbox{$\scriptstyle\sim$}}{X}}\vphantom{X}}= \mathord{\smash[b]{\underset{\raise.3ex\hbox{$\scriptstyle\sim$}}{x}}\vphantom{x}},\ {T\mathopen{}\left(\mathord{\smash[b]{\underset{\raise.3ex\hbox{$\scriptstyle\sim$}}{X}}\vphantom{X}}\right)\mathclose{}} = t\right)\mathclose{}
+    &amp;&amp; \text{(the first event is inside the second)}\\
+    &amp;= \Pr_{\theta}\mathopen{}\left({T\mathopen{}\left(\mathord{\smash[b]{\underset{\raise.3ex\hbox{$\scriptstyle\sim$}}{X}}\vphantom{X}}\right)\mathclose{}} = t\right)\mathclose{} \,
+       \Pr_{\theta}\mathopen{}\left(\mathord{\smash[b]{\underset{\raise.3ex\hbox{$\scriptstyle\sim$}}{X}}\vphantom{X}}= \mathord{\smash[b]{\underset{\raise.3ex\hbox{$\scriptstyle\sim$}}{x}}\vphantom{x}}\mid{T\mathopen{}\left(\mathord{\smash[b]{\underset{\raise.3ex\hbox{$\scriptstyle\sim$}}{X}}\vphantom{X}}\right)\mathclose{}} = t\right)\mathclose{}
+    &amp;&amp; \text{(conditional probability)}\\
+    &amp;= {g\mathopen{}\left(t ; \theta\right)\mathclose{}} \, {h\mathopen{}\left(\mathord{\smash[b]{\underset{\raise.3ex\hbox{$\scriptstyle\sim$}}{x}}\vphantom{x}}\right)\mathclose{}}
+    &amp;&amp; \text{(definitions of $g$ and $h$)}
+    \end{aligned}
+    $$</w:t>
+        </w:r>
+      </w:ins>
+    </w:p>
+    <w:p>
+      <w:pPr>
+        <w:pStyle w:val="FirstParagraph"/>
+      </w:pPr>
+      <w:ins w:id="521" w:author="PR Preview" w:date="2026-01-01T00:00:00Z">
+        <w:r>
+          <w:rPr>
+            <w:b/>
+            <w:bCs/>
+          </w:rPr>
+          <w:t xml:space="preserve">A factorization implies sufficient.</w:t>
+        </w:r>
+      </w:ins>
+      <w:ins w:id="522" w:author="PR Preview" w:date="2026-01-01T00:00:00Z">
+        <w:r>
+          <w:t xml:space="preserve"> </w:t>
+        </w:r>
+      </w:ins>
+      <w:ins w:id="523" w:author="PR Preview" w:date="2026-01-01T00:00:00Z">
+        <w:r>
+          <w:t xml:space="preserve">Suppose</w:t>
+        </w:r>
+      </w:ins>
+      <w:ins w:id="524" w:author="PR Preview" w:date="2026-01-01T00:00:00Z">
+        <w:r>
+          <w:t xml:space="preserve"> </w:t>
+        </w:r>
+      </w:ins>
+      <w:hyperlink w:anchor="eq-factorization">
+        <w:ins w:id="525" w:author="PR Preview" w:date="2026-01-01T00:00:00Z">
+          <w:r>
+            <w:rPr>
+              <w:rStyle w:val="Hyperlink"/>
+            </w:rPr>
+            <w:t xml:space="preserve">Equation 2</w:t>
+          </w:r>
+        </w:ins>
+      </w:hyperlink>
+      <w:ins w:id="526" w:author="PR Preview" w:date="2026-01-01T00:00:00Z">
+        <w:r>
+          <w:t xml:space="preserve"> </w:t>
+        </w:r>
+      </w:ins>
+      <w:ins w:id="527" w:author="PR Preview" w:date="2026-01-01T00:00:00Z">
+        <w:r>
+          <w:t xml:space="preserve">holds, and let</w:t>
+        </w:r>
+      </w:ins>
+      <w:ins w:id="528" w:author="PR Preview" w:date="2026-01-01T00:00:00Z">
+        <w:r>
+          <w:t xml:space="preserve"> </w:t>
+        </w:r>
+      </w:ins>
+      <m:oMath>
+        <m:r>
+          <m:t>t</m:t>
+        </m:r>
+      </m:oMath>
+      <w:ins w:id="529" w:author="PR Preview" w:date="2026-01-01T00:00:00Z">
+        <w:r>
+          <w:t xml:space="preserve"> </w:t>
+        </w:r>
+      </w:ins>
+      <w:ins w:id="530" w:author="PR Preview" w:date="2026-01-01T00:00:00Z">
+        <w:r>
+          <w:t xml:space="preserve">be a value with</w:t>
+        </w:r>
+      </w:ins>
+      <w:ins w:id="531" w:author="PR Preview" w:date="2026-01-01T00:00:00Z">
+        <w:r>
+          <w:t xml:space="preserve"> </w:t>
+        </w:r>
+      </w:ins>
+      <w:ins w:id="532" w:author="PR Preview" w:date="2026-01-01T00:00:00Z">
+        <w:r>
+          <w:t xml:space="preserve">$\Pr_{\theta}\mathopen{}\left({T\mathopen{}\left(\mathord{\smash[b]{\underset{\raise.3ex\hbox{$\scriptstyle\sim$}}{X}}\vphantom{X}}\right)\mathclose{}} = t\right)\mathclose{} &gt; 0$</w:t>
+        </w:r>
+      </w:ins>
+      <w:ins w:id="533" w:author="PR Preview" w:date="2026-01-01T00:00:00Z">
+        <w:r>
+          <w:t xml:space="preserve">.</w:t>
+        </w:r>
+      </w:ins>
+      <w:ins w:id="534" w:author="PR Preview" w:date="2026-01-01T00:00:00Z">
+        <w:r>
+          <w:t xml:space="preserve"> </w:t>
+        </w:r>
+      </w:ins>
+      <w:ins w:id="535" w:author="PR Preview" w:date="2026-01-01T00:00:00Z">
+        <w:r>
+          <w:t xml:space="preserve">The event</w:t>
+        </w:r>
+      </w:ins>
+      <w:ins w:id="536" w:author="PR Preview" w:date="2026-01-01T00:00:00Z">
+        <w:r>
+          <w:t xml:space="preserve"> </w:t>
+        </w:r>
+      </w:ins>
+      <w:ins w:id="537" w:author="PR Preview" w:date="2026-01-01T00:00:00Z">
+        <w:r>
+          <w:t xml:space="preserve">${T\mathopen{}\left(\mathord{\smash[b]{\underset{\raise.3ex\hbox{$\scriptstyle\sim$}}{X}}\vphantom{X}}\right)\mathclose{}} = t$</w:t>
+        </w:r>
+      </w:ins>
+      <w:ins w:id="538" w:author="PR Preview" w:date="2026-01-01T00:00:00Z">
+        <w:r>
+          <w:t xml:space="preserve"> </w:t>
+        </w:r>
+      </w:ins>
+      <w:ins w:id="539" w:author="PR Preview" w:date="2026-01-01T00:00:00Z">
+        <w:r>
+          <w:t xml:space="preserve">is the union of the disjoint events</w:t>
+        </w:r>
+      </w:ins>
+      <w:ins w:id="540" w:author="PR Preview" w:date="2026-01-01T00:00:00Z">
+        <w:r>
+          <w:t xml:space="preserve"> </w:t>
+        </w:r>
+      </w:ins>
+      <w:ins w:id="541" w:author="PR Preview" w:date="2026-01-01T00:00:00Z">
+        <w:r>
+          <w:t xml:space="preserve">$\mathord{\smash[b]{\underset{\raise.3ex\hbox{$\scriptstyle\sim$}}{X}}\vphantom{X}}= \mathord{\smash[b]{\underset{\raise.3ex\hbox{$\scriptstyle\sim$}}{y}}\vphantom{y}}$</w:t>
+        </w:r>
+      </w:ins>
+      <w:ins w:id="542" w:author="PR Preview" w:date="2026-01-01T00:00:00Z">
+        <w:r>
+          <w:t xml:space="preserve"> </w:t>
+        </w:r>
+      </w:ins>
+      <w:ins w:id="543" w:author="PR Preview" w:date="2026-01-01T00:00:00Z">
+        <w:r>
+          <w:t xml:space="preserve">over the samples</w:t>
+        </w:r>
+      </w:ins>
+      <w:ins w:id="544" w:author="PR Preview" w:date="2026-01-01T00:00:00Z">
+        <w:r>
+          <w:t xml:space="preserve"> </w:t>
+        </w:r>
+      </w:ins>
+      <w:ins w:id="545" w:author="PR Preview" w:date="2026-01-01T00:00:00Z">
+        <w:r>
+          <w:t xml:space="preserve">$\mathord{\smash[b]{\underset{\raise.3ex\hbox{$\scriptstyle\sim$}}{y}}\vphantom{y}}$</w:t>
+        </w:r>
+      </w:ins>
+      <w:ins w:id="546" w:author="PR Preview" w:date="2026-01-01T00:00:00Z">
+        <w:r>
+          <w:t xml:space="preserve"> </w:t>
+        </w:r>
+      </w:ins>
+      <w:ins w:id="547" w:author="PR Preview" w:date="2026-01-01T00:00:00Z">
+        <w:r>
+          <w:t xml:space="preserve">with</w:t>
+        </w:r>
+      </w:ins>
+      <w:ins w:id="548" w:author="PR Preview" w:date="2026-01-01T00:00:00Z">
+        <w:r>
+          <w:t xml:space="preserve"> </w:t>
+        </w:r>
+      </w:ins>
+      <w:ins w:id="549" w:author="PR Preview" w:date="2026-01-01T00:00:00Z">
+        <w:r>
+          <w:t xml:space="preserve">${T\mathopen{}\left(\mathord{\smash[b]{\underset{\raise.3ex\hbox{$\scriptstyle\sim$}}{y}}\vphantom{y}}\right)\mathclose{}} = t$</w:t>
+        </w:r>
+      </w:ins>
+      <w:ins w:id="550" w:author="PR Preview" w:date="2026-01-01T00:00:00Z">
+        <w:r>
+          <w:t xml:space="preserve">, so</w:t>
+        </w:r>
+      </w:ins>
+    </w:p>
+    <w:p>
+      <w:pPr>
+        <w:pStyle w:val="BodyText"/>
+      </w:pPr>
+      <w:ins w:id="551" w:author="PR Preview" w:date="2026-01-01T00:00:00Z">
+        <w:r>
+          <w:t xml:space="preserve">$$
+    \begin{aligned}
+    \Pr_{\theta}\mathopen{}\left({T\mathopen{}\left(\mathord{\smash[b]{\underset{\raise.3ex\hbox{$\scriptstyle\sim$}}{X}}\vphantom{X}}\right)\mathclose{}} = t\right)\mathclose{}
+    &amp;= \sum_{\mathord{\smash[b]{\underset{\raise.3ex\hbox{$\scriptstyle\sim$}}{y}}\vphantom{y}}:\, {T\mathopen{}\left(\mathord{\smash[b]{\underset{\raise.3ex\hbox{$\scriptstyle\sim$}}{y}}\vphantom{y}}\right)\mathclose{}} = t} \operatorname{f}\mathopen{}\left(\mathord{\smash[b]{\underset{\raise.3ex\hbox{$\scriptstyle\sim$}}{y}}\vphantom{y}}; \theta\right)\mathclose{}
+    &amp;&amp; \text{(disjoint events add)}\\
+    &amp;= \sum_{\mathord{\smash[b]{\underset{\raise.3ex\hbox{$\scriptstyle\sim$}}{y}}\vphantom{y}}:\, {T\mathopen{}\left(\mathord{\smash[b]{\underset{\raise.3ex\hbox{$\scriptstyle\sim$}}{y}}\vphantom{y}}\right)\mathclose{}} = t} {g\mathopen{}\left({T\mathopen{}\left(\mathord{\smash[b]{\underset{\raise.3ex\hbox{$\scriptstyle\sim$}}{y}}\vphantom{y}}\right)\mathclose{}} ; \theta\right)\mathclose{}} \, {h\mathopen{}\left(\mathord{\smash[b]{\underset{\raise.3ex\hbox{$\scriptstyle\sim$}}{y}}\vphantom{y}}\right)\mathclose{}}
+    &amp;&amp; \text{(factorization)}\\
+    &amp;= \sum_{\mathord{\smash[b]{\underset{\raise.3ex\hbox{$\scriptstyle\sim$}}{y}}\vphantom{y}}:\, {T\mathopen{}\left(\mathord{\smash[b]{\underset{\raise.3ex\hbox{$\scriptstyle\sim$}}{y}}\vphantom{y}}\right)\mathclose{}} = t} {g\mathopen{}\left(t ; \theta\right)\mathclose{}} \, {h\mathopen{}\left(\mathord{\smash[b]{\underset{\raise.3ex\hbox{$\scriptstyle\sim$}}{y}}\vphantom{y}}\right)\mathclose{}}
+    &amp;&amp; \text{(each term has ${T\mathopen{}\left(\mathord{\smash[b]{\underset{\raise.3ex\hbox{$\scriptstyle\sim$}}{y}}\vphantom{y}}\right)\mathclose{}} = t$)}\\
+    &amp;= {g\mathopen{}\left(t ; \theta\right)\mathclose{}} \sum_{\mathord{\smash[b]{\underset{\raise.3ex\hbox{$\scriptstyle\sim$}}{y}}\vphantom{y}}:\, {T\mathopen{}\left(\mathord{\smash[b]{\underset{\raise.3ex\hbox{$\scriptstyle\sim$}}{y}}\vphantom{y}}\right)\mathclose{}} = t} {h\mathopen{}\left(\mathord{\smash[b]{\underset{\raise.3ex\hbox{$\scriptstyle\sim$}}{y}}\vphantom{y}}\right)\mathclose{}}
+    &amp;&amp; \text{(factor out the common term)}
+    \end{aligned}
+    $$</w:t>
+        </w:r>
+      </w:ins>
+    </w:p>
+    <w:p>
+      <w:pPr>
+        <w:pStyle w:val="FirstParagraph"/>
+      </w:pPr>
+      <w:ins w:id="552" w:author="PR Preview" w:date="2026-01-01T00:00:00Z">
+        <w:r>
+          <w:t xml:space="preserve">This is positive, so</w:t>
+        </w:r>
+      </w:ins>
+      <w:ins w:id="553" w:author="PR Preview" w:date="2026-01-01T00:00:00Z">
+        <w:r>
+          <w:t xml:space="preserve"> </w:t>
+        </w:r>
+      </w:ins>
+      <m:oMath>
+        <m:r>
+          <m:t>g</m:t>
+        </m:r>
+        <m:r>
+          <m:t>​</m:t>
+        </m:r>
+        <m:d>
+          <m:dPr>
+            <m:begChr m:val="("/>
+            <m:sepChr m:val=""/>
+            <m:endChr m:val=")"/>
+            <m:grow/>
+          </m:dPr>
+          <m:e>
+            <m:r>
+              <m:t>t</m:t>
+            </m:r>
+            <m:r>
+              <m:rPr>
+                <m:sty m:val="p"/>
+              </m:rPr>
+              <m:t>;</m:t>
+            </m:r>
+            <m:r>
+              <m:t>θ</m:t>
+            </m:r>
+          </m:e>
+        </m:d>
+        <m:r>
+          <m:t>​</m:t>
+        </m:r>
+        <m:r>
+          <m:rPr>
+            <m:sty m:val="p"/>
+          </m:rPr>
+          <m:t>&gt;</m:t>
+        </m:r>
+        <m:r>
+          <m:t>0</m:t>
+        </m:r>
+      </m:oMath>
+      <w:ins w:id="554" w:author="PR Preview" w:date="2026-01-01T00:00:00Z">
+        <w:r>
+          <w:t xml:space="preserve">.</w:t>
+        </w:r>
+      </w:ins>
+      <w:ins w:id="555" w:author="PR Preview" w:date="2026-01-01T00:00:00Z">
+        <w:r>
+          <w:t xml:space="preserve"> </w:t>
+        </w:r>
+      </w:ins>
+      <w:ins w:id="556" w:author="PR Preview" w:date="2026-01-01T00:00:00Z">
+        <w:r>
+          <w:t xml:space="preserve">For a sample</w:t>
+        </w:r>
+      </w:ins>
+      <w:ins w:id="557" w:author="PR Preview" w:date="2026-01-01T00:00:00Z">
+        <w:r>
+          <w:t xml:space="preserve"> </w:t>
+        </w:r>
+      </w:ins>
+      <w:ins w:id="558" w:author="PR Preview" w:date="2026-01-01T00:00:00Z">
+        <w:r>
+          <w:t xml:space="preserve">$\mathord{\smash[b]{\underset{\raise.3ex\hbox{$\scriptstyle\sim$}}{x}}\vphantom{x}}$</w:t>
+        </w:r>
+      </w:ins>
+      <w:ins w:id="559" w:author="PR Preview" w:date="2026-01-01T00:00:00Z">
+        <w:r>
+          <w:t xml:space="preserve"> </w:t>
+        </w:r>
+      </w:ins>
+      <w:ins w:id="560" w:author="PR Preview" w:date="2026-01-01T00:00:00Z">
+        <w:r>
+          <w:t xml:space="preserve">with</w:t>
+        </w:r>
+      </w:ins>
+      <w:ins w:id="561" w:author="PR Preview" w:date="2026-01-01T00:00:00Z">
+        <w:r>
+          <w:t xml:space="preserve"> </w:t>
+        </w:r>
+      </w:ins>
+      <w:ins w:id="562" w:author="PR Preview" w:date="2026-01-01T00:00:00Z">
+        <w:r>
+          <w:t xml:space="preserve">${T\mathopen{}\left(\mathord{\smash[b]{\underset{\raise.3ex\hbox{$\scriptstyle\sim$}}{x}}\vphantom{x}}\right)\mathclose{}} = t$</w:t>
+        </w:r>
+      </w:ins>
+      <w:ins w:id="563" w:author="PR Preview" w:date="2026-01-01T00:00:00Z">
+        <w:r>
+          <w:t xml:space="preserve">,</w:t>
+        </w:r>
+      </w:ins>
+    </w:p>
+    <w:p>
+      <w:pPr>
+        <w:pStyle w:val="BodyText"/>
+      </w:pPr>
+      <w:ins w:id="564" w:author="PR Preview" w:date="2026-01-01T00:00:00Z">
+        <w:r>
+          <w:t xml:space="preserve">$$
+    \begin{aligned}
+    \Pr_{\theta}\mathopen{}\left(\mathord{\smash[b]{\underset{\raise.3ex\hbox{$\scriptstyle\sim$}}{X}}\vphantom{X}}= \mathord{\smash[b]{\underset{\raise.3ex\hbox{$\scriptstyle\sim$}}{x}}\vphantom{x}}\mid{T\mathopen{}\left(\mathord{\smash[b]{\underset{\raise.3ex\hbox{$\scriptstyle\sim$}}{X}}\vphantom{X}}\right)\mathclose{}} = t\right)\mathclose{}
+    &amp;= \frac{\operatorname{f}\mathopen{}\left(\mathord{\smash[b]{\underset{\raise.3ex\hbox{$\scriptstyle\sim$}}{x}}\vphantom{x}}; \theta\right)\mathclose{}}{\Pr_{\theta}\mathopen{}\left({T\mathopen{}\left(\mathord{\smash[b]{\underset{\raise.3ex\hbox{$\scriptstyle\sim$}}{X}}\vphantom{X}}\right)\mathclose{}} = t\right)\mathclose{}}
+    &amp;&amp; \text{(conditional probability)}\\
+    &amp;= \frac{{g\mathopen{}\left(t ; \theta\right)\mathclose{}} \, {h\mathopen{}\left(\mathord{\smash[b]{\underset{\raise.3ex\hbox{$\scriptstyle\sim$}}{x}}\vphantom{x}}\right)\mathclose{}}}
+            {{g\mathopen{}\left(t ; \theta\right)\mathclose{}} \sum_{\mathord{\smash[b]{\underset{\raise.3ex\hbox{$\scriptstyle\sim$}}{y}}\vphantom{y}}:\, {T\mathopen{}\left(\mathord{\smash[b]{\underset{\raise.3ex\hbox{$\scriptstyle\sim$}}{y}}\vphantom{y}}\right)\mathclose{}} = t} {h\mathopen{}\left(\mathord{\smash[b]{\underset{\raise.3ex\hbox{$\scriptstyle\sim$}}{y}}\vphantom{y}}\right)\mathclose{}}}
+    &amp;&amp; \text{(factorization, and the display above)}\\
+    &amp;= \frac{{h\mathopen{}\left(\mathord{\smash[b]{\underset{\raise.3ex\hbox{$\scriptstyle\sim$}}{x}}\vphantom{x}}\right)\mathclose{}}}{\sum_{\mathord{\smash[b]{\underset{\raise.3ex\hbox{$\scriptstyle\sim$}}{y}}\vphantom{y}}:\, {T\mathopen{}\left(\mathord{\smash[b]{\underset{\raise.3ex\hbox{$\scriptstyle\sim$}}{y}}\vphantom{y}}\right)\mathclose{}} = t} {h\mathopen{}\left(\mathord{\smash[b]{\underset{\raise.3ex\hbox{$\scriptstyle\sim$}}{y}}\vphantom{y}}\right)\mathclose{}}}
+    &amp;&amp; \text{(divide by ${g\mathopen{}\left(t ; \theta\right)\mathclose{}} &gt; 0$)}
+    \end{aligned}
+    $$</w:t>
+        </w:r>
+      </w:ins>
+    </w:p>
+    <w:p>
+      <w:pPr>
+        <w:pStyle w:val="FirstParagraph"/>
+      </w:pPr>
+      <w:ins w:id="565" w:author="PR Preview" w:date="2026-01-01T00:00:00Z">
+        <w:r>
+          <w:t xml:space="preserve">which does not depend on</w:t>
+        </w:r>
+      </w:ins>
+      <w:ins w:id="566" w:author="PR Preview" w:date="2026-01-01T00:00:00Z">
+        <w:r>
+          <w:t xml:space="preserve"> </w:t>
+        </w:r>
+      </w:ins>
+      <m:oMath>
+        <m:r>
+          <m:t>θ</m:t>
+        </m:r>
+      </m:oMath>
+      <w:ins w:id="567" w:author="PR Preview" w:date="2026-01-01T00:00:00Z">
+        <w:r>
+          <w:t xml:space="preserve">.</w:t>
+        </w:r>
+      </w:ins>
+      <w:ins w:id="568" w:author="PR Preview" w:date="2026-01-01T00:00:00Z">
+        <w:r>
+          <w:t xml:space="preserve"> </w:t>
+        </w:r>
+      </w:ins>
+      <w:ins w:id="569" w:author="PR Preview" w:date="2026-01-01T00:00:00Z">
+        <w:r>
+          <w:t xml:space="preserve">For a sample</w:t>
+        </w:r>
+      </w:ins>
+      <w:ins w:id="570" w:author="PR Preview" w:date="2026-01-01T00:00:00Z">
+        <w:r>
+          <w:t xml:space="preserve"> </w:t>
+        </w:r>
+      </w:ins>
+      <w:ins w:id="571" w:author="PR Preview" w:date="2026-01-01T00:00:00Z">
+        <w:r>
+          <w:t xml:space="preserve">$\mathord{\smash[b]{\underset{\raise.3ex\hbox{$\scriptstyle\sim$}}{x}}\vphantom{x}}$</w:t>
+        </w:r>
+      </w:ins>
+      <w:ins w:id="572" w:author="PR Preview" w:date="2026-01-01T00:00:00Z">
+        <w:r>
+          <w:t xml:space="preserve"> </w:t>
+        </w:r>
+      </w:ins>
+      <w:ins w:id="573" w:author="PR Preview" w:date="2026-01-01T00:00:00Z">
+        <w:r>
+          <w:t xml:space="preserve">with</w:t>
+        </w:r>
+      </w:ins>
+      <w:ins w:id="574" w:author="PR Preview" w:date="2026-01-01T00:00:00Z">
+        <w:r>
+          <w:t xml:space="preserve"> </w:t>
+        </w:r>
+      </w:ins>
+      <w:ins w:id="575" w:author="PR Preview" w:date="2026-01-01T00:00:00Z">
+        <w:r>
+          <w:t xml:space="preserve">${T\mathopen{}\left(\mathord{\smash[b]{\underset{\raise.3ex\hbox{$\scriptstyle\sim$}}{x}}\vphantom{x}}\right)\mathclose{}} \neq t$</w:t>
+        </w:r>
+      </w:ins>
+      <w:ins w:id="576" w:author="PR Preview" w:date="2026-01-01T00:00:00Z">
+        <w:r>
+          <w:t xml:space="preserve"> </w:t>
+        </w:r>
+      </w:ins>
+      <w:ins w:id="577" w:author="PR Preview" w:date="2026-01-01T00:00:00Z">
+        <w:r>
+          <w:t xml:space="preserve">the conditional probability is zero,</w:t>
+        </w:r>
+      </w:ins>
+      <w:ins w:id="578" w:author="PR Preview" w:date="2026-01-01T00:00:00Z">
+        <w:r>
+          <w:t xml:space="preserve"> </w:t>
+        </w:r>
+      </w:ins>
+      <w:ins w:id="579" w:author="PR Preview" w:date="2026-01-01T00:00:00Z">
+        <w:r>
+          <w:t xml:space="preserve">which does not depend on</w:t>
+        </w:r>
+      </w:ins>
+      <w:ins w:id="580" w:author="PR Preview" w:date="2026-01-01T00:00:00Z">
+        <w:r>
+          <w:t xml:space="preserve"> </w:t>
+        </w:r>
+      </w:ins>
+      <m:oMath>
+        <m:r>
+          <m:t>θ</m:t>
+        </m:r>
+      </m:oMath>
+      <w:ins w:id="581" w:author="PR Preview" w:date="2026-01-01T00:00:00Z">
+        <w:r>
+          <w:t xml:space="preserve"> </w:t>
+        </w:r>
+      </w:ins>
+      <w:ins w:id="582" w:author="PR Preview" w:date="2026-01-01T00:00:00Z">
+        <w:r>
+          <w:t xml:space="preserve">either.</w:t>
+        </w:r>
+      </w:ins>
+      <w:ins w:id="583" w:author="PR Preview" w:date="2026-01-01T00:00:00Z">
+        <w:r>
+          <w:t xml:space="preserve"> </w:t>
+        </w:r>
+      </w:ins>
+      <w:ins w:id="584" w:author="PR Preview" w:date="2026-01-01T00:00:00Z">
+        <w:r>
+          <w:t xml:space="preserve">So</w:t>
+        </w:r>
+      </w:ins>
+      <w:ins w:id="585" w:author="PR Preview" w:date="2026-01-01T00:00:00Z">
+        <w:r>
+          <w:t xml:space="preserve"> </w:t>
+        </w:r>
+      </w:ins>
+      <w:ins w:id="586" w:author="PR Preview" w:date="2026-01-01T00:00:00Z">
+        <w:r>
+          <w:t xml:space="preserve">${T\mathopen{}\left(\mathord{\smash[b]{\underset{\raise.3ex\hbox{$\scriptstyle\sim$}}{X}}\vphantom{X}}\right)\mathclose{}}$</w:t>
+        </w:r>
+      </w:ins>
+      <w:ins w:id="587" w:author="PR Preview" w:date="2026-01-01T00:00:00Z">
+        <w:r>
+          <w:t xml:space="preserve"> </w:t>
+        </w:r>
+      </w:ins>
+      <w:ins w:id="588" w:author="PR Preview" w:date="2026-01-01T00:00:00Z">
+        <w:r>
+          <w:t xml:space="preserve">is sufficient.</w:t>
+        </w:r>
+      </w:ins>
     </w:p>
     <w:bookmarkStart w:id="20" w:name="rem-source-factorization"/>
     <w:p>
@@ -1747,29 +4132,41 @@
       <w:pPr>
         <w:pStyle w:val="FirstParagraph"/>
       </w:pPr>
-      <w:r>
-        <w:t xml:space="preserve">This has the form of</w:t>
-      </w:r>
-      <w:r>
-        <w:t xml:space="preserve"> </w:t>
-      </w:r>
+      <w:del w:id="589" w:author="PR Preview" w:date="2026-01-01T00:00:00Z">
+        <w:r>
+          <w:delText xml:space="preserve">This has the form of</w:delText>
+        </w:r>
+      </w:del>
+      <w:del w:id="590" w:author="PR Preview" w:date="2026-01-01T00:00:00Z">
+        <w:r>
+          <w:delText xml:space="preserve"> </w:delText>
+        </w:r>
+      </w:del>
       <w:hyperlink w:anchor="eq-factorization">
-        <w:r>
-          <w:rPr>
-            <w:rStyle w:val="Hyperlink"/>
-          </w:rPr>
-          <w:t xml:space="preserve">Equation 2</w:t>
-        </w:r>
+        <w:del w:id="591" w:author="PR Preview" w:date="2026-01-01T00:00:00Z">
+          <w:r>
+            <w:rPr>
+              <w:rStyle w:val="Hyperlink"/>
+            </w:rPr>
+            <w:delText xml:space="preserve">Equation 2</w:delText>
+          </w:r>
+        </w:del>
       </w:hyperlink>
-      <w:r>
-        <w:t xml:space="preserve"> </w:t>
-      </w:r>
-      <w:r>
-        <w:t xml:space="preserve">with</w:t>
-      </w:r>
-      <w:r>
-        <w:t xml:space="preserve"> </w:t>
-      </w:r>
+      <w:del w:id="592" w:author="PR Preview" w:date="2026-01-01T00:00:00Z">
+        <w:r>
+          <w:delText xml:space="preserve"> </w:delText>
+        </w:r>
+      </w:del>
+      <w:del w:id="593" w:author="PR Preview" w:date="2026-01-01T00:00:00Z">
+        <w:r>
+          <w:delText xml:space="preserve">with</w:delText>
+        </w:r>
+      </w:del>
+      <w:del w:id="594" w:author="PR Preview" w:date="2026-01-01T00:00:00Z">
+        <w:r>
+          <w:delText xml:space="preserve"> </w:delText>
+        </w:r>
+      </w:del>
       <m:oMath>
         <m:r>
           <m:t>g</m:t>
@@ -1842,30 +4239,46 @@
           </m:sup>
         </m:sSup>
       </m:oMath>
-      <w:r>
-        <w:t xml:space="preserve"> </w:t>
-      </w:r>
-      <w:r>
-        <w:t xml:space="preserve">and</w:t>
-      </w:r>
-      <w:r>
-        <w:t xml:space="preserve"> </w:t>
-      </w:r>
-      <w:r>
-        <w:t xml:space="preserve">$h\mathopen{}\left(\mathord{\smash[b]{\underset{\raise.3ex\hbox{$\scriptstyle\sim$}}{x}}\vphantom{x}}\right)\mathclose{} = \prod_{i=1}^n 1 / x_i!$</w:t>
-      </w:r>
-      <w:r>
-        <w:t xml:space="preserve">,</w:t>
-      </w:r>
-      <w:r>
-        <w:t xml:space="preserve"> </w:t>
-      </w:r>
-      <w:r>
-        <w:t xml:space="preserve">where</w:t>
-      </w:r>
-      <w:r>
-        <w:t xml:space="preserve"> </w:t>
-      </w:r>
+      <w:del w:id="595" w:author="PR Preview" w:date="2026-01-01T00:00:00Z">
+        <w:r>
+          <w:delText xml:space="preserve"> </w:delText>
+        </w:r>
+      </w:del>
+      <w:del w:id="596" w:author="PR Preview" w:date="2026-01-01T00:00:00Z">
+        <w:r>
+          <w:delText xml:space="preserve">and</w:delText>
+        </w:r>
+      </w:del>
+      <w:del w:id="597" w:author="PR Preview" w:date="2026-01-01T00:00:00Z">
+        <w:r>
+          <w:delText xml:space="preserve"> </w:delText>
+        </w:r>
+      </w:del>
+      <w:del w:id="598" w:author="PR Preview" w:date="2026-01-01T00:00:00Z">
+        <w:r>
+          <w:delText xml:space="preserve">$h\mathopen{}\left(\mathord{\smash[b]{\underset{\raise.3ex\hbox{$\scriptstyle\sim$}}{x}}\vphantom{x}}\right)\mathclose{} = \prod_{i=1}^n 1 / x_i!$</w:delText>
+        </w:r>
+      </w:del>
+      <w:del w:id="599" w:author="PR Preview" w:date="2026-01-01T00:00:00Z">
+        <w:r>
+          <w:delText xml:space="preserve">,</w:delText>
+        </w:r>
+      </w:del>
+      <w:del w:id="600" w:author="PR Preview" w:date="2026-01-01T00:00:00Z">
+        <w:r>
+          <w:delText xml:space="preserve"> </w:delText>
+        </w:r>
+      </w:del>
+      <w:del w:id="601" w:author="PR Preview" w:date="2026-01-01T00:00:00Z">
+        <w:r>
+          <w:delText xml:space="preserve">where</w:delText>
+        </w:r>
+      </w:del>
+      <w:del w:id="602" w:author="PR Preview" w:date="2026-01-01T00:00:00Z">
+        <w:r>
+          <w:delText xml:space="preserve"> </w:delText>
+        </w:r>
+      </w:del>
       <m:oMath>
         <m:r>
           <m:t>t</m:t>
@@ -1918,74 +4331,410 @@
           </m:e>
         </m:nary>
       </m:oMath>
-      <w:r>
-        <w:t xml:space="preserve">.</w:t>
-      </w:r>
-      <w:r>
-        <w:t xml:space="preserve"> </w:t>
-      </w:r>
-      <w:r>
-        <w:t xml:space="preserve">So the sum</w:t>
-      </w:r>
-      <w:r>
-        <w:t xml:space="preserve"> </w:t>
-      </w:r>
+      <w:del w:id="603" w:author="PR Preview" w:date="2026-01-01T00:00:00Z">
+        <w:r>
+          <w:delText xml:space="preserve">.</w:delText>
+        </w:r>
+      </w:del>
+      <w:del w:id="604" w:author="PR Preview" w:date="2026-01-01T00:00:00Z">
+        <w:r>
+          <w:delText xml:space="preserve"> </w:delText>
+        </w:r>
+      </w:del>
+      <w:del w:id="605" w:author="PR Preview" w:date="2026-01-01T00:00:00Z">
+        <w:r>
+          <w:delText xml:space="preserve">So the sum</w:delText>
+        </w:r>
+      </w:del>
+      <w:del w:id="606" w:author="PR Preview" w:date="2026-01-01T00:00:00Z">
+        <w:r>
+          <w:delText xml:space="preserve"> </w:delText>
+        </w:r>
+      </w:del>
       <m:oMath>
         <m:r>
           <m:t>S</m:t>
         </m:r>
       </m:oMath>
-      <w:r>
-        <w:t xml:space="preserve"> </w:t>
-      </w:r>
-      <w:r>
-        <w:t xml:space="preserve">is</w:t>
-      </w:r>
-      <w:r>
-        <w:t xml:space="preserve"> </w:t>
-      </w:r>
+      <w:del w:id="607" w:author="PR Preview" w:date="2026-01-01T00:00:00Z">
+        <w:r>
+          <w:delText xml:space="preserve"> </w:delText>
+        </w:r>
+      </w:del>
+      <w:del w:id="608" w:author="PR Preview" w:date="2026-01-01T00:00:00Z">
+        <w:r>
+          <w:delText xml:space="preserve">is</w:delText>
+        </w:r>
+      </w:del>
+      <w:del w:id="609" w:author="PR Preview" w:date="2026-01-01T00:00:00Z">
+        <w:r>
+          <w:delText xml:space="preserve"> </w:delText>
+        </w:r>
+      </w:del>
       <w:hyperlink w:anchor="def-sufficient">
-        <w:r>
-          <w:rPr>
-            <w:rStyle w:val="Hyperlink"/>
-          </w:rPr>
-          <w:t xml:space="preserve">sufficient</w:t>
-        </w:r>
+        <w:del w:id="610" w:author="PR Preview" w:date="2026-01-01T00:00:00Z">
+          <w:r>
+            <w:rPr>
+              <w:rStyle w:val="Hyperlink"/>
+            </w:rPr>
+            <w:delText xml:space="preserve">sufficient</w:delText>
+          </w:r>
+        </w:del>
       </w:hyperlink>
-      <w:r>
-        <w:t xml:space="preserve"> </w:t>
-      </w:r>
-      <w:r>
-        <w:t xml:space="preserve">for</w:t>
-      </w:r>
-      <w:r>
-        <w:t xml:space="preserve"> </w:t>
-      </w:r>
+      <w:del w:id="611" w:author="PR Preview" w:date="2026-01-01T00:00:00Z">
+        <w:r>
+          <w:delText xml:space="preserve"> </w:delText>
+        </w:r>
+      </w:del>
+      <w:del w:id="612" w:author="PR Preview" w:date="2026-01-01T00:00:00Z">
+        <w:r>
+          <w:delText xml:space="preserve">for</w:delText>
+        </w:r>
+      </w:del>
+      <w:del w:id="613" w:author="PR Preview" w:date="2026-01-01T00:00:00Z">
+        <w:r>
+          <w:delText xml:space="preserve"> </w:delText>
+        </w:r>
+      </w:del>
       <m:oMath>
         <m:r>
           <m:t>λ</m:t>
         </m:r>
       </m:oMath>
-      <w:r>
-        <w:t xml:space="preserve"> </w:t>
-      </w:r>
-      <w:r>
-        <w:t xml:space="preserve">by</w:t>
-      </w:r>
-      <w:r>
-        <w:t xml:space="preserve"> </w:t>
-      </w:r>
+      <w:del w:id="614" w:author="PR Preview" w:date="2026-01-01T00:00:00Z">
+        <w:r>
+          <w:delText xml:space="preserve"> </w:delText>
+        </w:r>
+      </w:del>
+      <w:del w:id="615" w:author="PR Preview" w:date="2026-01-01T00:00:00Z">
+        <w:r>
+          <w:delText xml:space="preserve">by</w:delText>
+        </w:r>
+      </w:del>
+      <w:del w:id="616" w:author="PR Preview" w:date="2026-01-01T00:00:00Z">
+        <w:r>
+          <w:delText xml:space="preserve"> </w:delText>
+        </w:r>
+      </w:del>
       <w:hyperlink w:anchor="thm-factorization">
-        <w:r>
-          <w:rPr>
-            <w:rStyle w:val="Hyperlink"/>
-          </w:rPr>
-          <w:t xml:space="preserve">Theorem 1</w:t>
-        </w:r>
+        <w:del w:id="617" w:author="PR Preview" w:date="2026-01-01T00:00:00Z">
+          <w:r>
+            <w:rPr>
+              <w:rStyle w:val="Hyperlink"/>
+            </w:rPr>
+            <w:delText xml:space="preserve">Theorem 1</w:delText>
+          </w:r>
+        </w:del>
       </w:hyperlink>
-      <w:r>
-        <w:t xml:space="preserve">.</w:t>
-      </w:r>
+      <w:del w:id="618" w:author="PR Preview" w:date="2026-01-01T00:00:00Z">
+        <w:r>
+          <w:delText xml:space="preserve">.</w:delText>
+        </w:r>
+      </w:del>
+    </w:p>
+    <w:p>
+      <w:pPr>
+        <w:pStyle w:val="FirstParagraph"/>
+      </w:pPr>
+      <w:ins w:id="619" w:author="PR Preview" w:date="2026-01-01T00:00:00Z">
+        <w:r>
+          <w:t xml:space="preserve">This has the form of</w:t>
+        </w:r>
+      </w:ins>
+      <w:ins w:id="620" w:author="PR Preview" w:date="2026-01-01T00:00:00Z">
+        <w:r>
+          <w:t xml:space="preserve"> </w:t>
+        </w:r>
+      </w:ins>
+      <w:hyperlink w:anchor="eq-factorization">
+        <w:ins w:id="621" w:author="PR Preview" w:date="2026-01-01T00:00:00Z">
+          <w:r>
+            <w:rPr>
+              <w:rStyle w:val="Hyperlink"/>
+            </w:rPr>
+            <w:t xml:space="preserve">Equation 2</w:t>
+          </w:r>
+        </w:ins>
+      </w:hyperlink>
+      <w:ins w:id="622" w:author="PR Preview" w:date="2026-01-01T00:00:00Z">
+        <w:r>
+          <w:t xml:space="preserve"> </w:t>
+        </w:r>
+      </w:ins>
+      <w:ins w:id="623" w:author="PR Preview" w:date="2026-01-01T00:00:00Z">
+        <w:r>
+          <w:t xml:space="preserve">with</w:t>
+        </w:r>
+      </w:ins>
+      <w:ins w:id="624" w:author="PR Preview" w:date="2026-01-01T00:00:00Z">
+        <w:r>
+          <w:t xml:space="preserve"> </w:t>
+        </w:r>
+      </w:ins>
+      <m:oMath>
+        <m:r>
+          <m:t>g</m:t>
+        </m:r>
+        <m:r>
+          <m:t>​</m:t>
+        </m:r>
+        <m:d>
+          <m:dPr>
+            <m:begChr m:val="("/>
+            <m:sepChr m:val=""/>
+            <m:endChr m:val=")"/>
+            <m:grow/>
+          </m:dPr>
+          <m:e>
+            <m:r>
+              <m:t>t</m:t>
+            </m:r>
+            <m:r>
+              <m:rPr>
+                <m:sty m:val="p"/>
+              </m:rPr>
+              <m:t>;</m:t>
+            </m:r>
+            <m:r>
+              <m:t>λ</m:t>
+            </m:r>
+          </m:e>
+        </m:d>
+        <m:r>
+          <m:t>​</m:t>
+        </m:r>
+        <m:r>
+          <m:rPr>
+            <m:sty m:val="p"/>
+          </m:rPr>
+          <m:t>=</m:t>
+        </m:r>
+        <m:sSup>
+          <m:e>
+            <m:r>
+              <m:t>e</m:t>
+            </m:r>
+          </m:e>
+          <m:sup>
+            <m:r>
+              <m:rPr>
+                <m:sty m:val="p"/>
+              </m:rPr>
+              <m:t>−</m:t>
+            </m:r>
+            <m:r>
+              <m:t>n</m:t>
+            </m:r>
+            <m:r>
+              <m:t>λ</m:t>
+            </m:r>
+          </m:sup>
+        </m:sSup>
+        <m:sSup>
+          <m:e>
+            <m:r>
+              <m:t>λ</m:t>
+            </m:r>
+          </m:e>
+          <m:sup>
+            <m:r>
+              <m:t>t</m:t>
+            </m:r>
+          </m:sup>
+        </m:sSup>
+      </m:oMath>
+      <w:ins w:id="625" w:author="PR Preview" w:date="2026-01-01T00:00:00Z">
+        <w:r>
+          <w:t xml:space="preserve"> </w:t>
+        </w:r>
+      </w:ins>
+      <w:ins w:id="626" w:author="PR Preview" w:date="2026-01-01T00:00:00Z">
+        <w:r>
+          <w:t xml:space="preserve">and</w:t>
+        </w:r>
+      </w:ins>
+      <w:ins w:id="627" w:author="PR Preview" w:date="2026-01-01T00:00:00Z">
+        <w:r>
+          <w:t xml:space="preserve"> </w:t>
+        </w:r>
+      </w:ins>
+      <w:ins w:id="628" w:author="PR Preview" w:date="2026-01-01T00:00:00Z">
+        <w:r>
+          <w:t xml:space="preserve">${h\mathopen{}\left(\mathord{\smash[b]{\underset{\raise.3ex\hbox{$\scriptstyle\sim$}}{x}}\vphantom{x}}\right)\mathclose{}} = \prod_{i=1}^n 1 / x_i!$</w:t>
+        </w:r>
+      </w:ins>
+      <w:ins w:id="629" w:author="PR Preview" w:date="2026-01-01T00:00:00Z">
+        <w:r>
+          <w:t xml:space="preserve">,</w:t>
+        </w:r>
+      </w:ins>
+      <w:ins w:id="630" w:author="PR Preview" w:date="2026-01-01T00:00:00Z">
+        <w:r>
+          <w:t xml:space="preserve"> </w:t>
+        </w:r>
+      </w:ins>
+      <w:ins w:id="631" w:author="PR Preview" w:date="2026-01-01T00:00:00Z">
+        <w:r>
+          <w:t xml:space="preserve">where</w:t>
+        </w:r>
+      </w:ins>
+      <w:ins w:id="632" w:author="PR Preview" w:date="2026-01-01T00:00:00Z">
+        <w:r>
+          <w:t xml:space="preserve"> </w:t>
+        </w:r>
+      </w:ins>
+      <m:oMath>
+        <m:r>
+          <m:t>t</m:t>
+        </m:r>
+        <m:r>
+          <m:rPr>
+            <m:sty m:val="p"/>
+          </m:rPr>
+          <m:t>=</m:t>
+        </m:r>
+        <m:nary>
+          <m:naryPr>
+            <m:chr m:val="∑"/>
+            <m:limLoc m:val="undOvr"/>
+            <m:subHide m:val="off"/>
+            <m:supHide m:val="off"/>
+          </m:naryPr>
+          <m:sub>
+            <m:r>
+              <m:t>i</m:t>
+            </m:r>
+            <m:r>
+              <m:rPr>
+                <m:sty m:val="p"/>
+              </m:rPr>
+              <m:t>=</m:t>
+            </m:r>
+            <m:r>
+              <m:t>1</m:t>
+            </m:r>
+          </m:sub>
+          <m:sup>
+            <m:r>
+              <m:t>n</m:t>
+            </m:r>
+          </m:sup>
+          <m:e>
+            <m:sSub>
+              <m:e>
+                <m:r>
+                  <m:t>x</m:t>
+                </m:r>
+              </m:e>
+              <m:sub>
+                <m:r>
+                  <m:t>i</m:t>
+                </m:r>
+              </m:sub>
+            </m:sSub>
+          </m:e>
+        </m:nary>
+      </m:oMath>
+      <w:ins w:id="633" w:author="PR Preview" w:date="2026-01-01T00:00:00Z">
+        <w:r>
+          <w:t xml:space="preserve">.</w:t>
+        </w:r>
+      </w:ins>
+      <w:ins w:id="634" w:author="PR Preview" w:date="2026-01-01T00:00:00Z">
+        <w:r>
+          <w:t xml:space="preserve"> </w:t>
+        </w:r>
+      </w:ins>
+      <w:ins w:id="635" w:author="PR Preview" w:date="2026-01-01T00:00:00Z">
+        <w:r>
+          <w:t xml:space="preserve">So the sum</w:t>
+        </w:r>
+      </w:ins>
+      <w:ins w:id="636" w:author="PR Preview" w:date="2026-01-01T00:00:00Z">
+        <w:r>
+          <w:t xml:space="preserve"> </w:t>
+        </w:r>
+      </w:ins>
+      <m:oMath>
+        <m:r>
+          <m:t>S</m:t>
+        </m:r>
+      </m:oMath>
+      <w:ins w:id="637" w:author="PR Preview" w:date="2026-01-01T00:00:00Z">
+        <w:r>
+          <w:t xml:space="preserve"> </w:t>
+        </w:r>
+      </w:ins>
+      <w:ins w:id="638" w:author="PR Preview" w:date="2026-01-01T00:00:00Z">
+        <w:r>
+          <w:t xml:space="preserve">is</w:t>
+        </w:r>
+      </w:ins>
+      <w:ins w:id="639" w:author="PR Preview" w:date="2026-01-01T00:00:00Z">
+        <w:r>
+          <w:t xml:space="preserve"> </w:t>
+        </w:r>
+      </w:ins>
+      <w:hyperlink w:anchor="def-sufficient">
+        <w:ins w:id="640" w:author="PR Preview" w:date="2026-01-01T00:00:00Z">
+          <w:r>
+            <w:rPr>
+              <w:rStyle w:val="Hyperlink"/>
+            </w:rPr>
+            <w:t xml:space="preserve">sufficient</w:t>
+          </w:r>
+        </w:ins>
+      </w:hyperlink>
+      <w:ins w:id="641" w:author="PR Preview" w:date="2026-01-01T00:00:00Z">
+        <w:r>
+          <w:t xml:space="preserve"> </w:t>
+        </w:r>
+      </w:ins>
+      <w:ins w:id="642" w:author="PR Preview" w:date="2026-01-01T00:00:00Z">
+        <w:r>
+          <w:t xml:space="preserve">for</w:t>
+        </w:r>
+      </w:ins>
+      <w:ins w:id="643" w:author="PR Preview" w:date="2026-01-01T00:00:00Z">
+        <w:r>
+          <w:t xml:space="preserve"> </w:t>
+        </w:r>
+      </w:ins>
+      <m:oMath>
+        <m:r>
+          <m:t>λ</m:t>
+        </m:r>
+      </m:oMath>
+      <w:ins w:id="644" w:author="PR Preview" w:date="2026-01-01T00:00:00Z">
+        <w:r>
+          <w:t xml:space="preserve"> </w:t>
+        </w:r>
+      </w:ins>
+      <w:ins w:id="645" w:author="PR Preview" w:date="2026-01-01T00:00:00Z">
+        <w:r>
+          <w:t xml:space="preserve">by</w:t>
+        </w:r>
+      </w:ins>
+      <w:ins w:id="646" w:author="PR Preview" w:date="2026-01-01T00:00:00Z">
+        <w:r>
+          <w:t xml:space="preserve"> </w:t>
+        </w:r>
+      </w:ins>
+      <w:hyperlink w:anchor="thm-factorization">
+        <w:ins w:id="647" w:author="PR Preview" w:date="2026-01-01T00:00:00Z">
+          <w:r>
+            <w:rPr>
+              <w:rStyle w:val="Hyperlink"/>
+            </w:rPr>
+            <w:t xml:space="preserve">Theorem 1</w:t>
+          </w:r>
+        </w:ins>
+      </w:hyperlink>
+      <w:ins w:id="648" w:author="PR Preview" w:date="2026-01-01T00:00:00Z">
+        <w:r>
+          <w:t xml:space="preserve">.</w:t>
+        </w:r>
+      </w:ins>
     </w:p>
     <w:bookmarkEnd w:id="21"/>
     <w:bookmarkEnd w:id="22"/>
@@ -2003,22 +4752,30 @@
       <w:pPr>
         <w:pStyle w:val="FirstParagraph"/>
       </w:pPr>
-      <w:r>
-        <w:rPr>
-          <w:b/>
-          <w:bCs/>
-        </w:rPr>
-        <w:t xml:space="preserve">Definition 3 (Rao–Blackwellized estimator)</w:t>
-      </w:r>
-      <w:r>
-        <w:t xml:space="preserve"> </w:t>
-      </w:r>
-      <w:r>
-        <w:t xml:space="preserve">Let</w:t>
-      </w:r>
-      <w:r>
-        <w:t xml:space="preserve"> </w:t>
-      </w:r>
+      <w:del w:id="649" w:author="PR Preview" w:date="2026-01-01T00:00:00Z">
+        <w:r>
+          <w:rPr>
+            <w:b/>
+            <w:bCs/>
+          </w:rPr>
+          <w:delText xml:space="preserve">Definition 3 (Rao–Blackwellized estimator)</w:delText>
+        </w:r>
+      </w:del>
+      <w:del w:id="650" w:author="PR Preview" w:date="2026-01-01T00:00:00Z">
+        <w:r>
+          <w:delText xml:space="preserve"> </w:delText>
+        </w:r>
+      </w:del>
+      <w:del w:id="651" w:author="PR Preview" w:date="2026-01-01T00:00:00Z">
+        <w:r>
+          <w:delText xml:space="preserve">Let</w:delText>
+        </w:r>
+      </w:del>
+      <w:del w:id="652" w:author="PR Preview" w:date="2026-01-01T00:00:00Z">
+        <w:r>
+          <w:delText xml:space="preserve"> </w:delText>
+        </w:r>
+      </w:del>
       <m:oMath>
         <m:acc>
           <m:accPr>
@@ -2031,111 +4788,165 @@
           </m:e>
         </m:acc>
       </m:oMath>
-      <w:r>
-        <w:t xml:space="preserve"> </w:t>
-      </w:r>
-      <w:r>
-        <w:t xml:space="preserve">be an</w:t>
-      </w:r>
-      <w:r>
-        <w:t xml:space="preserve"> </w:t>
-      </w:r>
+      <w:del w:id="653" w:author="PR Preview" w:date="2026-01-01T00:00:00Z">
+        <w:r>
+          <w:delText xml:space="preserve"> </w:delText>
+        </w:r>
+      </w:del>
+      <w:del w:id="654" w:author="PR Preview" w:date="2026-01-01T00:00:00Z">
+        <w:r>
+          <w:delText xml:space="preserve">be an</w:delText>
+        </w:r>
+      </w:del>
+      <w:del w:id="655" w:author="PR Preview" w:date="2026-01-01T00:00:00Z">
+        <w:r>
+          <w:delText xml:space="preserve"> </w:delText>
+        </w:r>
+      </w:del>
       <w:hyperlink r:id="rId10">
+        <w:del w:id="656" w:author="PR Preview" w:date="2026-01-01T00:00:00Z">
+          <w:r>
+            <w:rPr>
+              <w:rStyle w:val="Hyperlink"/>
+            </w:rPr>
+            <w:delText xml:space="preserve">estimator</w:delText>
+          </w:r>
+        </w:del>
+      </w:hyperlink>
+      <w:del w:id="657" w:author="PR Preview" w:date="2026-01-01T00:00:00Z">
+        <w:r>
+          <w:delText xml:space="preserve"> </w:delText>
+        </w:r>
+      </w:del>
+      <w:del w:id="658" w:author="PR Preview" w:date="2026-01-01T00:00:00Z">
+        <w:r>
+          <w:delText xml:space="preserve">of</w:delText>
+        </w:r>
+      </w:del>
+      <w:del w:id="659" w:author="PR Preview" w:date="2026-01-01T00:00:00Z">
+        <w:r>
+          <w:delText xml:space="preserve"> </w:delText>
+        </w:r>
+      </w:del>
+      <m:oMath>
+        <m:r>
+          <m:t>θ</m:t>
+        </m:r>
+      </m:oMath>
+      <w:del w:id="660" w:author="PR Preview" w:date="2026-01-01T00:00:00Z">
+        <w:r>
+          <w:delText xml:space="preserve">,</w:delText>
+        </w:r>
+      </w:del>
+      <w:del w:id="661" w:author="PR Preview" w:date="2026-01-01T00:00:00Z">
+        <w:r>
+          <w:delText xml:space="preserve"> </w:delText>
+        </w:r>
+      </w:del>
+      <w:del w:id="662" w:author="PR Preview" w:date="2026-01-01T00:00:00Z">
+        <w:r>
+          <w:delText xml:space="preserve">and let</w:delText>
+        </w:r>
+      </w:del>
+      <w:del w:id="663" w:author="PR Preview" w:date="2026-01-01T00:00:00Z">
+        <w:r>
+          <w:delText xml:space="preserve"> </w:delText>
+        </w:r>
+      </w:del>
+      <w:del w:id="664" w:author="PR Preview" w:date="2026-01-01T00:00:00Z">
+        <w:r>
+          <w:delText xml:space="preserve">$T\mathopen{}\left(\mathord{\smash[b]{\underset{\raise.3ex\hbox{$\scriptstyle\sim$}}{X}}\vphantom{X}}\right)\mathclose{}$</w:delText>
+        </w:r>
+      </w:del>
+      <w:del w:id="665" w:author="PR Preview" w:date="2026-01-01T00:00:00Z">
+        <w:r>
+          <w:delText xml:space="preserve"> </w:delText>
+        </w:r>
+      </w:del>
+      <w:del w:id="666" w:author="PR Preview" w:date="2026-01-01T00:00:00Z">
+        <w:r>
+          <w:delText xml:space="preserve">be a</w:delText>
+        </w:r>
+      </w:del>
+      <w:del w:id="667" w:author="PR Preview" w:date="2026-01-01T00:00:00Z">
+        <w:r>
+          <w:delText xml:space="preserve"> </w:delText>
+        </w:r>
+      </w:del>
+      <w:hyperlink w:anchor="def-sufficient">
+        <w:del w:id="668" w:author="PR Preview" w:date="2026-01-01T00:00:00Z">
+          <w:r>
+            <w:rPr>
+              <w:rStyle w:val="Hyperlink"/>
+            </w:rPr>
+            <w:delText xml:space="preserve">sufficient</w:delText>
+          </w:r>
+        </w:del>
+      </w:hyperlink>
+      <w:del w:id="669" w:author="PR Preview" w:date="2026-01-01T00:00:00Z">
+        <w:r>
+          <w:delText xml:space="preserve"> </w:delText>
+        </w:r>
+      </w:del>
+      <w:del w:id="670" w:author="PR Preview" w:date="2026-01-01T00:00:00Z">
+        <w:r>
+          <w:delText xml:space="preserve">statistic for</w:delText>
+        </w:r>
+      </w:del>
+      <w:del w:id="671" w:author="PR Preview" w:date="2026-01-01T00:00:00Z">
+        <w:r>
+          <w:delText xml:space="preserve"> </w:delText>
+        </w:r>
+      </w:del>
+      <m:oMath>
+        <m:r>
+          <m:t>θ</m:t>
+        </m:r>
+      </m:oMath>
+      <w:del w:id="672" w:author="PR Preview" w:date="2026-01-01T00:00:00Z">
+        <w:r>
+          <w:delText xml:space="preserve">.</w:delText>
+        </w:r>
+      </w:del>
+      <w:del w:id="673" w:author="PR Preview" w:date="2026-01-01T00:00:00Z">
+        <w:r>
+          <w:delText xml:space="preserve"> </w:delText>
+        </w:r>
+      </w:del>
+      <w:del w:id="674" w:author="PR Preview" w:date="2026-01-01T00:00:00Z">
+        <w:r>
+          <w:delText xml:space="preserve">The</w:delText>
+        </w:r>
+      </w:del>
+      <w:del w:id="675" w:author="PR Preview" w:date="2026-01-01T00:00:00Z">
+        <w:r>
+          <w:delText xml:space="preserve"> </w:delText>
+        </w:r>
+      </w:del>
+      <w:del w:id="676" w:author="PR Preview" w:date="2026-01-01T00:00:00Z">
         <w:r>
           <w:rPr>
-            <w:rStyle w:val="Hyperlink"/>
+            <w:b/>
+            <w:bCs/>
           </w:rPr>
-          <w:t xml:space="preserve">estimator</w:t>
-        </w:r>
-      </w:hyperlink>
-      <w:r>
-        <w:t xml:space="preserve"> </w:t>
-      </w:r>
-      <w:r>
-        <w:t xml:space="preserve">of</w:t>
-      </w:r>
-      <w:r>
-        <w:t xml:space="preserve"> </w:t>
-      </w:r>
-      <m:oMath>
-        <m:r>
-          <m:t>θ</m:t>
-        </m:r>
-      </m:oMath>
-      <w:r>
-        <w:t xml:space="preserve">,</w:t>
-      </w:r>
-      <w:r>
-        <w:t xml:space="preserve"> </w:t>
-      </w:r>
-      <w:r>
-        <w:t xml:space="preserve">and let</w:t>
-      </w:r>
-      <w:r>
-        <w:t xml:space="preserve"> </w:t>
-      </w:r>
-      <w:r>
-        <w:t xml:space="preserve">$T\mathopen{}\left(\mathord{\smash[b]{\underset{\raise.3ex\hbox{$\scriptstyle\sim$}}{X}}\vphantom{X}}\right)\mathclose{}$</w:t>
-      </w:r>
-      <w:r>
-        <w:t xml:space="preserve"> </w:t>
-      </w:r>
-      <w:r>
-        <w:t xml:space="preserve">be a</w:t>
-      </w:r>
-      <w:r>
-        <w:t xml:space="preserve"> </w:t>
-      </w:r>
-      <w:hyperlink w:anchor="def-sufficient">
-        <w:r>
-          <w:rPr>
-            <w:rStyle w:val="Hyperlink"/>
-          </w:rPr>
-          <w:t xml:space="preserve">sufficient</w:t>
-        </w:r>
-      </w:hyperlink>
-      <w:r>
-        <w:t xml:space="preserve"> </w:t>
-      </w:r>
-      <w:r>
-        <w:t xml:space="preserve">statistic for</w:t>
-      </w:r>
-      <w:r>
-        <w:t xml:space="preserve"> </w:t>
-      </w:r>
-      <m:oMath>
-        <m:r>
-          <m:t>θ</m:t>
-        </m:r>
-      </m:oMath>
-      <w:r>
-        <w:t xml:space="preserve">.</w:t>
-      </w:r>
-      <w:r>
-        <w:t xml:space="preserve"> </w:t>
-      </w:r>
-      <w:r>
-        <w:t xml:space="preserve">The</w:t>
-      </w:r>
-      <w:r>
-        <w:t xml:space="preserve"> </w:t>
-      </w:r>
-      <w:r>
-        <w:rPr>
-          <w:b/>
-          <w:bCs/>
-        </w:rPr>
-        <w:t xml:space="preserve">Rao–Blackwellized estimator</w:t>
-      </w:r>
-      <w:r>
-        <w:t xml:space="preserve"> </w:t>
-      </w:r>
-      <w:r>
-        <w:t xml:space="preserve">is the conditional expectation of</w:t>
-      </w:r>
-      <w:r>
-        <w:t xml:space="preserve"> </w:t>
-      </w:r>
+          <w:delText xml:space="preserve">Rao–Blackwellized estimator</w:delText>
+        </w:r>
+      </w:del>
+      <w:del w:id="677" w:author="PR Preview" w:date="2026-01-01T00:00:00Z">
+        <w:r>
+          <w:delText xml:space="preserve"> </w:delText>
+        </w:r>
+      </w:del>
+      <w:del w:id="678" w:author="PR Preview" w:date="2026-01-01T00:00:00Z">
+        <w:r>
+          <w:delText xml:space="preserve">is the conditional expectation of</w:delText>
+        </w:r>
+      </w:del>
+      <w:del w:id="679" w:author="PR Preview" w:date="2026-01-01T00:00:00Z">
+        <w:r>
+          <w:delText xml:space="preserve"> </w:delText>
+        </w:r>
+      </w:del>
       <m:oMath>
         <m:acc>
           <m:accPr>
@@ -2148,90 +4959,124 @@
           </m:e>
         </m:acc>
       </m:oMath>
-      <w:r>
-        <w:t xml:space="preserve"> </w:t>
-      </w:r>
-      <w:r>
-        <w:t xml:space="preserve">given the statistic:</w:t>
-      </w:r>
+      <w:del w:id="680" w:author="PR Preview" w:date="2026-01-01T00:00:00Z">
+        <w:r>
+          <w:delText xml:space="preserve"> </w:delText>
+        </w:r>
+      </w:del>
+      <w:del w:id="681" w:author="PR Preview" w:date="2026-01-01T00:00:00Z">
+        <w:r>
+          <w:delText xml:space="preserve">given the statistic:</w:delText>
+        </w:r>
+      </w:del>
     </w:p>
     <w:p>
       <w:pPr>
         <w:pStyle w:val="BodyText"/>
       </w:pPr>
       <w:bookmarkStart w:id="23" w:name="eq-rao-blackwellized"/>
-      <w:r>
-        <w:t xml:space="preserve">$$
+      <w:del w:id="682" w:author="PR Preview" w:date="2026-01-01T00:00:00Z">
+        <w:r>
+          <w:delText xml:space="preserve">$$
     \hat{\theta}_{\mathrm{RB}} \stackrel{\text{def}}{=}{\operatorname{E}\mathopen{}\left[\hat{\theta} \mid T\mathopen{}\left(\mathord{\smash[b]{\underset{\raise.3ex\hbox{$\scriptstyle\sim$}}{X}}\vphantom{X}}\right)\mathclose{}\right]\mathclose{}}
-     \qquad(3)$$</w:t>
-      </w:r>
+     \qquad(3)$$</w:delText>
+        </w:r>
+      </w:del>
       <w:bookmarkEnd w:id="23"/>
     </w:p>
-    <w:bookmarkEnd w:id="24"/>
-    <w:bookmarkStart w:id="25" w:name="lem-rb-statistic"/>
     <w:p>
       <w:pPr>
         <w:pStyle w:val="FirstParagraph"/>
       </w:pPr>
-      <w:r>
-        <w:rPr>
-          <w:b/>
-          <w:bCs/>
-        </w:rPr>
-        <w:t xml:space="preserve">Lemma 1 (The Rao–Blackwellized estimator is a statistic)</w:t>
-      </w:r>
-      <w:r>
-        <w:t xml:space="preserve"> </w:t>
-      </w:r>
-      <w:r>
-        <w:t xml:space="preserve">Let</w:t>
-      </w:r>
-      <w:r>
-        <w:t xml:space="preserve"> </w:t>
-      </w:r>
-      <w:r>
-        <w:t xml:space="preserve">$T\mathopen{}\left(\mathord{\smash[b]{\underset{\raise.3ex\hbox{$\scriptstyle\sim$}}{X}}\vphantom{X}}\right)\mathclose{}$</w:t>
-      </w:r>
-      <w:r>
-        <w:t xml:space="preserve"> </w:t>
-      </w:r>
-      <w:r>
-        <w:t xml:space="preserve">be a</w:t>
-      </w:r>
-      <w:r>
-        <w:t xml:space="preserve"> </w:t>
-      </w:r>
+      <w:del w:id="683" w:author="PR Preview" w:date="2026-01-01T00:00:00Z">
+        <w:r>
+          <w:rPr>
+            <w:b/>
+            <w:bCs/>
+          </w:rPr>
+          <w:delText xml:space="preserve">Lemma 1 (The Rao–Blackwellized estimator is a statistic)</w:delText>
+        </w:r>
+      </w:del>
+      <w:del w:id="684" w:author="PR Preview" w:date="2026-01-01T00:00:00Z">
+        <w:r>
+          <w:delText xml:space="preserve"> </w:delText>
+        </w:r>
+      </w:del>
+      <w:del w:id="685" w:author="PR Preview" w:date="2026-01-01T00:00:00Z">
+        <w:r>
+          <w:delText xml:space="preserve">Let</w:delText>
+        </w:r>
+      </w:del>
+      <w:del w:id="686" w:author="PR Preview" w:date="2026-01-01T00:00:00Z">
+        <w:r>
+          <w:delText xml:space="preserve"> </w:delText>
+        </w:r>
+      </w:del>
+      <w:del w:id="687" w:author="PR Preview" w:date="2026-01-01T00:00:00Z">
+        <w:r>
+          <w:delText xml:space="preserve">$T\mathopen{}\left(\mathord{\smash[b]{\underset{\raise.3ex\hbox{$\scriptstyle\sim$}}{X}}\vphantom{X}}\right)\mathclose{}$</w:delText>
+        </w:r>
+      </w:del>
+      <w:del w:id="688" w:author="PR Preview" w:date="2026-01-01T00:00:00Z">
+        <w:r>
+          <w:delText xml:space="preserve"> </w:delText>
+        </w:r>
+      </w:del>
+      <w:del w:id="689" w:author="PR Preview" w:date="2026-01-01T00:00:00Z">
+        <w:r>
+          <w:delText xml:space="preserve">be a</w:delText>
+        </w:r>
+      </w:del>
+      <w:del w:id="690" w:author="PR Preview" w:date="2026-01-01T00:00:00Z">
+        <w:r>
+          <w:delText xml:space="preserve"> </w:delText>
+        </w:r>
+      </w:del>
       <w:hyperlink w:anchor="def-sufficient">
-        <w:r>
-          <w:rPr>
-            <w:rStyle w:val="Hyperlink"/>
-          </w:rPr>
-          <w:t xml:space="preserve">sufficient</w:t>
-        </w:r>
+        <w:del w:id="691" w:author="PR Preview" w:date="2026-01-01T00:00:00Z">
+          <w:r>
+            <w:rPr>
+              <w:rStyle w:val="Hyperlink"/>
+            </w:rPr>
+            <w:delText xml:space="preserve">sufficient</w:delText>
+          </w:r>
+        </w:del>
       </w:hyperlink>
-      <w:r>
-        <w:t xml:space="preserve"> </w:t>
-      </w:r>
-      <w:r>
-        <w:t xml:space="preserve">statistic for</w:t>
-      </w:r>
-      <w:r>
-        <w:t xml:space="preserve"> </w:t>
-      </w:r>
+      <w:del w:id="692" w:author="PR Preview" w:date="2026-01-01T00:00:00Z">
+        <w:r>
+          <w:delText xml:space="preserve"> </w:delText>
+        </w:r>
+      </w:del>
+      <w:del w:id="693" w:author="PR Preview" w:date="2026-01-01T00:00:00Z">
+        <w:r>
+          <w:delText xml:space="preserve">statistic for</w:delText>
+        </w:r>
+      </w:del>
+      <w:del w:id="694" w:author="PR Preview" w:date="2026-01-01T00:00:00Z">
+        <w:r>
+          <w:delText xml:space="preserve"> </w:delText>
+        </w:r>
+      </w:del>
       <m:oMath>
         <m:r>
           <m:t>θ</m:t>
         </m:r>
       </m:oMath>
-      <w:r>
-        <w:t xml:space="preserve"> </w:t>
-      </w:r>
-      <w:r>
-        <w:t xml:space="preserve">and</w:t>
-      </w:r>
-      <w:r>
-        <w:t xml:space="preserve"> </w:t>
-      </w:r>
+      <w:del w:id="695" w:author="PR Preview" w:date="2026-01-01T00:00:00Z">
+        <w:r>
+          <w:delText xml:space="preserve"> </w:delText>
+        </w:r>
+      </w:del>
+      <w:del w:id="696" w:author="PR Preview" w:date="2026-01-01T00:00:00Z">
+        <w:r>
+          <w:delText xml:space="preserve">and</w:delText>
+        </w:r>
+      </w:del>
+      <w:del w:id="697" w:author="PR Preview" w:date="2026-01-01T00:00:00Z">
+        <w:r>
+          <w:delText xml:space="preserve"> </w:delText>
+        </w:r>
+      </w:del>
       <m:oMath>
         <m:acc>
           <m:accPr>
@@ -2244,303 +5089,320 @@
           </m:e>
         </m:acc>
       </m:oMath>
-      <w:r>
-        <w:t xml:space="preserve"> </w:t>
-      </w:r>
-      <w:r>
-        <w:t xml:space="preserve">an estimator of</w:t>
-      </w:r>
-      <w:r>
-        <w:t xml:space="preserve"> </w:t>
-      </w:r>
+      <w:del w:id="698" w:author="PR Preview" w:date="2026-01-01T00:00:00Z">
+        <w:r>
+          <w:delText xml:space="preserve"> </w:delText>
+        </w:r>
+      </w:del>
+      <w:del w:id="699" w:author="PR Preview" w:date="2026-01-01T00:00:00Z">
+        <w:r>
+          <w:delText xml:space="preserve">an estimator of</w:delText>
+        </w:r>
+      </w:del>
+      <w:del w:id="700" w:author="PR Preview" w:date="2026-01-01T00:00:00Z">
+        <w:r>
+          <w:delText xml:space="preserve"> </w:delText>
+        </w:r>
+      </w:del>
       <m:oMath>
         <m:r>
           <m:t>θ</m:t>
         </m:r>
       </m:oMath>
-      <w:r>
-        <w:t xml:space="preserve"> </w:t>
-      </w:r>
-      <w:r>
-        <w:t xml:space="preserve">with finite expectation.</w:t>
-      </w:r>
-      <w:r>
-        <w:t xml:space="preserve"> </w:t>
-      </w:r>
-      <w:r>
-        <w:t xml:space="preserve">Then</w:t>
-      </w:r>
-      <w:r>
-        <w:t xml:space="preserve"> </w:t>
-      </w:r>
-      <w:r>
-        <w:t xml:space="preserve">${\operatorname{E}\mathopen{}\left[\hat{\theta} \mid T\mathopen{}\left(\mathord{\smash[b]{\underset{\raise.3ex\hbox{$\scriptstyle\sim$}}{X}}\vphantom{X}}\right)\mathclose{}\right]\mathclose{}}$</w:t>
-      </w:r>
-      <w:r>
-        <w:t xml:space="preserve"> </w:t>
-      </w:r>
-      <w:r>
-        <w:t xml:space="preserve">does not depend on</w:t>
-      </w:r>
-      <w:r>
-        <w:t xml:space="preserve"> </w:t>
-      </w:r>
+      <w:del w:id="701" w:author="PR Preview" w:date="2026-01-01T00:00:00Z">
+        <w:r>
+          <w:delText xml:space="preserve"> </w:delText>
+        </w:r>
+      </w:del>
+      <w:del w:id="702" w:author="PR Preview" w:date="2026-01-01T00:00:00Z">
+        <w:r>
+          <w:delText xml:space="preserve">with finite expectation.</w:delText>
+        </w:r>
+      </w:del>
+      <w:del w:id="703" w:author="PR Preview" w:date="2026-01-01T00:00:00Z">
+        <w:r>
+          <w:delText xml:space="preserve"> </w:delText>
+        </w:r>
+      </w:del>
+      <w:del w:id="704" w:author="PR Preview" w:date="2026-01-01T00:00:00Z">
+        <w:r>
+          <w:delText xml:space="preserve">Then</w:delText>
+        </w:r>
+      </w:del>
+      <w:del w:id="705" w:author="PR Preview" w:date="2026-01-01T00:00:00Z">
+        <w:r>
+          <w:delText xml:space="preserve"> </w:delText>
+        </w:r>
+      </w:del>
+      <w:del w:id="706" w:author="PR Preview" w:date="2026-01-01T00:00:00Z">
+        <w:r>
+          <w:delText xml:space="preserve">${\operatorname{E}\mathopen{}\left[\hat{\theta} \mid T\mathopen{}\left(\mathord{\smash[b]{\underset{\raise.3ex\hbox{$\scriptstyle\sim$}}{X}}\vphantom{X}}\right)\mathclose{}\right]\mathclose{}}$</w:delText>
+        </w:r>
+      </w:del>
+      <w:del w:id="707" w:author="PR Preview" w:date="2026-01-01T00:00:00Z">
+        <w:r>
+          <w:delText xml:space="preserve"> </w:delText>
+        </w:r>
+      </w:del>
+      <w:del w:id="708" w:author="PR Preview" w:date="2026-01-01T00:00:00Z">
+        <w:r>
+          <w:delText xml:space="preserve">does not depend on</w:delText>
+        </w:r>
+      </w:del>
+      <w:del w:id="709" w:author="PR Preview" w:date="2026-01-01T00:00:00Z">
+        <w:r>
+          <w:delText xml:space="preserve"> </w:delText>
+        </w:r>
+      </w:del>
       <m:oMath>
         <m:r>
           <m:t>θ</m:t>
         </m:r>
       </m:oMath>
-      <w:r>
-        <w:t xml:space="preserve">,</w:t>
-      </w:r>
-      <w:r>
-        <w:t xml:space="preserve"> </w:t>
-      </w:r>
-      <w:r>
-        <w:t xml:space="preserve">so it is a</w:t>
-      </w:r>
-      <w:r>
-        <w:t xml:space="preserve"> </w:t>
-      </w:r>
+      <w:del w:id="710" w:author="PR Preview" w:date="2026-01-01T00:00:00Z">
+        <w:r>
+          <w:delText xml:space="preserve">,</w:delText>
+        </w:r>
+      </w:del>
+      <w:del w:id="711" w:author="PR Preview" w:date="2026-01-01T00:00:00Z">
+        <w:r>
+          <w:delText xml:space="preserve"> </w:delText>
+        </w:r>
+      </w:del>
+      <w:del w:id="712" w:author="PR Preview" w:date="2026-01-01T00:00:00Z">
+        <w:r>
+          <w:delText xml:space="preserve">so it is a</w:delText>
+        </w:r>
+      </w:del>
+      <w:del w:id="713" w:author="PR Preview" w:date="2026-01-01T00:00:00Z">
+        <w:r>
+          <w:delText xml:space="preserve"> </w:delText>
+        </w:r>
+      </w:del>
       <w:hyperlink w:anchor="def-statistic">
-        <w:r>
-          <w:rPr>
-            <w:rStyle w:val="Hyperlink"/>
-          </w:rPr>
-          <w:t xml:space="preserve">statistic</w:t>
-        </w:r>
+        <w:del w:id="714" w:author="PR Preview" w:date="2026-01-01T00:00:00Z">
+          <w:r>
+            <w:rPr>
+              <w:rStyle w:val="Hyperlink"/>
+            </w:rPr>
+            <w:delText xml:space="preserve">statistic</w:delText>
+          </w:r>
+        </w:del>
       </w:hyperlink>
-      <w:r>
-        <w:t xml:space="preserve"> </w:t>
-      </w:r>
-      <w:r>
-        <w:t xml:space="preserve">and an estimator.</w:t>
-      </w:r>
-    </w:p>
-    <w:bookmarkEnd w:id="25"/>
-    <w:p>
-      <w:pPr>
-        <w:pStyle w:val="BodyText"/>
-      </w:pPr>
-      <w:r>
-        <w:rPr>
-          <w:i/>
-          <w:iCs/>
-        </w:rPr>
-        <w:t xml:space="preserve">Proof</w:t>
-      </w:r>
-      <w:r>
-        <w:t xml:space="preserve">. </w:t>
-      </w:r>
-      <w:r>
-        <w:t xml:space="preserve">Take a</w:t>
-      </w:r>
-      <w:r>
-        <w:t xml:space="preserve"> </w:t>
-      </w:r>
-      <w:hyperlink r:id="rId26">
-        <w:r>
-          <w:rPr>
-            <w:rStyle w:val="Hyperlink"/>
-          </w:rPr>
-          <w:t xml:space="preserve">discrete</w:t>
-        </w:r>
-      </w:hyperlink>
-      <w:r>
-        <w:t xml:space="preserve"> </w:t>
-      </w:r>
-      <w:hyperlink r:id="rId19">
-        <w:r>
-          <w:rPr>
-            <w:rStyle w:val="Hyperlink"/>
-          </w:rPr>
-          <w:t xml:space="preserve">sample</w:t>
-        </w:r>
-      </w:hyperlink>
-      <w:r>
-        <w:t xml:space="preserve">, and choose a value</w:t>
-      </w:r>
-      <w:r>
-        <w:t xml:space="preserve"> </w:t>
-      </w:r>
-      <m:oMath>
-        <m:r>
-          <m:t>t</m:t>
-        </m:r>
-      </m:oMath>
-      <w:r>
-        <w:t xml:space="preserve"> </w:t>
-      </w:r>
-      <w:r>
-        <w:t xml:space="preserve">that the</w:t>
-      </w:r>
-      <w:r>
-        <w:t xml:space="preserve"> </w:t>
-      </w:r>
-      <w:hyperlink w:anchor="def-statistic">
-        <w:r>
-          <w:rPr>
-            <w:rStyle w:val="Hyperlink"/>
-          </w:rPr>
-          <w:t xml:space="preserve">statistic</w:t>
-        </w:r>
-      </w:hyperlink>
-      <w:r>
-        <w:t xml:space="preserve"> </w:t>
-      </w:r>
-      <w:r>
-        <w:t xml:space="preserve">$T\mathopen{}\left(\mathord{\smash[b]{\underset{\raise.3ex\hbox{$\scriptstyle\sim$}}{X}}\vphantom{X}}\right)\mathclose{}$</w:t>
-      </w:r>
-      <w:r>
-        <w:t xml:space="preserve"> </w:t>
-      </w:r>
-      <w:r>
-        <w:t xml:space="preserve">takes with positive</w:t>
-      </w:r>
-      <w:r>
-        <w:t xml:space="preserve"> </w:t>
-      </w:r>
-      <w:hyperlink r:id="rId27">
-        <w:r>
-          <w:rPr>
-            <w:rStyle w:val="Hyperlink"/>
-          </w:rPr>
-          <w:t xml:space="preserve">probability</w:t>
-        </w:r>
-      </w:hyperlink>
-      <w:r>
-        <w:t xml:space="preserve">.</w:t>
-      </w:r>
-      <w:r>
-        <w:t xml:space="preserve"> </w:t>
-      </w:r>
-      <w:r>
-        <w:t xml:space="preserve">Write</w:t>
-      </w:r>
-      <w:r>
-        <w:t xml:space="preserve"> </w:t>
-      </w:r>
-      <w:r>
-        <w:t xml:space="preserve">$\hat{\theta}= \hat{\theta}\mathopen{}\left(\mathord{\smash[b]{\underset{\raise.3ex\hbox{$\scriptstyle\sim$}}{X}}\vphantom{X}}\right)\mathclose{}$</w:t>
-      </w:r>
-      <w:r>
-        <w:t xml:space="preserve">.</w:t>
-      </w:r>
+      <w:del w:id="715" w:author="PR Preview" w:date="2026-01-01T00:00:00Z">
+        <w:r>
+          <w:delText xml:space="preserve"> </w:delText>
+        </w:r>
+      </w:del>
+      <w:del w:id="716" w:author="PR Preview" w:date="2026-01-01T00:00:00Z">
+        <w:r>
+          <w:delText xml:space="preserve">and an estimator.</w:delText>
+        </w:r>
+      </w:del>
     </w:p>
     <w:p>
       <w:pPr>
         <w:pStyle w:val="BodyText"/>
       </w:pPr>
-      <w:r>
-        <w:t xml:space="preserve">$$
+      <w:del w:id="717" w:author="PR Preview" w:date="2026-01-01T00:00:00Z">
+        <w:r>
+          <w:rPr>
+            <w:i/>
+            <w:iCs/>
+          </w:rPr>
+          <w:delText xml:space="preserve">Proof</w:delText>
+        </w:r>
+      </w:del>
+      <w:del w:id="718" w:author="PR Preview" w:date="2026-01-01T00:00:00Z">
+        <w:r>
+          <w:delText xml:space="preserve">. </w:delText>
+        </w:r>
+      </w:del>
+      <w:del w:id="719" w:author="PR Preview" w:date="2026-01-01T00:00:00Z">
+        <w:r>
+          <w:delText xml:space="preserve">Take a</w:delText>
+        </w:r>
+      </w:del>
+      <w:del w:id="720" w:author="PR Preview" w:date="2026-01-01T00:00:00Z">
+        <w:r>
+          <w:delText xml:space="preserve"> </w:delText>
+        </w:r>
+      </w:del>
+      <w:hyperlink r:id="rId26">
+        <w:del w:id="721" w:author="PR Preview" w:date="2026-01-01T00:00:00Z">
+          <w:r>
+            <w:rPr>
+              <w:rStyle w:val="Hyperlink"/>
+            </w:rPr>
+            <w:delText xml:space="preserve">discrete</w:delText>
+          </w:r>
+        </w:del>
+      </w:hyperlink>
+      <w:del w:id="722" w:author="PR Preview" w:date="2026-01-01T00:00:00Z">
+        <w:r>
+          <w:delText xml:space="preserve"> </w:delText>
+        </w:r>
+      </w:del>
+      <w:hyperlink r:id="rId19">
+        <w:del w:id="723" w:author="PR Preview" w:date="2026-01-01T00:00:00Z">
+          <w:r>
+            <w:rPr>
+              <w:rStyle w:val="Hyperlink"/>
+            </w:rPr>
+            <w:delText xml:space="preserve">sample</w:delText>
+          </w:r>
+        </w:del>
+      </w:hyperlink>
+      <w:del w:id="724" w:author="PR Preview" w:date="2026-01-01T00:00:00Z">
+        <w:r>
+          <w:delText xml:space="preserve">, and choose a value</w:delText>
+        </w:r>
+      </w:del>
+      <w:del w:id="725" w:author="PR Preview" w:date="2026-01-01T00:00:00Z">
+        <w:r>
+          <w:delText xml:space="preserve"> </w:delText>
+        </w:r>
+      </w:del>
+      <m:oMath>
+        <m:r>
+          <m:t>t</m:t>
+        </m:r>
+      </m:oMath>
+      <w:del w:id="726" w:author="PR Preview" w:date="2026-01-01T00:00:00Z">
+        <w:r>
+          <w:delText xml:space="preserve"> </w:delText>
+        </w:r>
+      </w:del>
+      <w:del w:id="727" w:author="PR Preview" w:date="2026-01-01T00:00:00Z">
+        <w:r>
+          <w:delText xml:space="preserve">that the</w:delText>
+        </w:r>
+      </w:del>
+      <w:del w:id="728" w:author="PR Preview" w:date="2026-01-01T00:00:00Z">
+        <w:r>
+          <w:delText xml:space="preserve"> </w:delText>
+        </w:r>
+      </w:del>
+      <w:hyperlink w:anchor="def-statistic">
+        <w:del w:id="729" w:author="PR Preview" w:date="2026-01-01T00:00:00Z">
+          <w:r>
+            <w:rPr>
+              <w:rStyle w:val="Hyperlink"/>
+            </w:rPr>
+            <w:delText xml:space="preserve">statistic</w:delText>
+          </w:r>
+        </w:del>
+      </w:hyperlink>
+      <w:del w:id="730" w:author="PR Preview" w:date="2026-01-01T00:00:00Z">
+        <w:r>
+          <w:delText xml:space="preserve"> </w:delText>
+        </w:r>
+      </w:del>
+      <w:del w:id="731" w:author="PR Preview" w:date="2026-01-01T00:00:00Z">
+        <w:r>
+          <w:delText xml:space="preserve">$T\mathopen{}\left(\mathord{\smash[b]{\underset{\raise.3ex\hbox{$\scriptstyle\sim$}}{X}}\vphantom{X}}\right)\mathclose{}$</w:delText>
+        </w:r>
+      </w:del>
+      <w:del w:id="732" w:author="PR Preview" w:date="2026-01-01T00:00:00Z">
+        <w:r>
+          <w:delText xml:space="preserve"> </w:delText>
+        </w:r>
+      </w:del>
+      <w:del w:id="733" w:author="PR Preview" w:date="2026-01-01T00:00:00Z">
+        <w:r>
+          <w:delText xml:space="preserve">takes with positive</w:delText>
+        </w:r>
+      </w:del>
+      <w:del w:id="734" w:author="PR Preview" w:date="2026-01-01T00:00:00Z">
+        <w:r>
+          <w:delText xml:space="preserve"> </w:delText>
+        </w:r>
+      </w:del>
+      <w:hyperlink r:id="rId27">
+        <w:del w:id="735" w:author="PR Preview" w:date="2026-01-01T00:00:00Z">
+          <w:r>
+            <w:rPr>
+              <w:rStyle w:val="Hyperlink"/>
+            </w:rPr>
+            <w:delText xml:space="preserve">probability</w:delText>
+          </w:r>
+        </w:del>
+      </w:hyperlink>
+      <w:del w:id="736" w:author="PR Preview" w:date="2026-01-01T00:00:00Z">
+        <w:r>
+          <w:delText xml:space="preserve">.</w:delText>
+        </w:r>
+      </w:del>
+      <w:del w:id="737" w:author="PR Preview" w:date="2026-01-01T00:00:00Z">
+        <w:r>
+          <w:delText xml:space="preserve"> </w:delText>
+        </w:r>
+      </w:del>
+      <w:del w:id="738" w:author="PR Preview" w:date="2026-01-01T00:00:00Z">
+        <w:r>
+          <w:delText xml:space="preserve">Write</w:delText>
+        </w:r>
+      </w:del>
+      <w:del w:id="739" w:author="PR Preview" w:date="2026-01-01T00:00:00Z">
+        <w:r>
+          <w:delText xml:space="preserve"> </w:delText>
+        </w:r>
+      </w:del>
+      <w:del w:id="740" w:author="PR Preview" w:date="2026-01-01T00:00:00Z">
+        <w:r>
+          <w:delText xml:space="preserve">$\hat{\theta}= \hat{\theta}\mathopen{}\left(\mathord{\smash[b]{\underset{\raise.3ex\hbox{$\scriptstyle\sim$}}{X}}\vphantom{X}}\right)\mathclose{}$</w:delText>
+        </w:r>
+      </w:del>
+      <w:del w:id="741" w:author="PR Preview" w:date="2026-01-01T00:00:00Z">
+        <w:r>
+          <w:delText xml:space="preserve">.</w:delText>
+        </w:r>
+      </w:del>
+    </w:p>
+    <w:p>
+      <w:pPr>
+        <w:pStyle w:val="BodyText"/>
+      </w:pPr>
+      <w:del w:id="742" w:author="PR Preview" w:date="2026-01-01T00:00:00Z">
+        <w:r>
+          <w:delText xml:space="preserve">$$
     \begin{aligned}
     {\operatorname{E}\mathopen{}\left[\hat{\theta} \mid T\mathopen{}\left(\mathord{\smash[b]{\underset{\raise.3ex\hbox{$\scriptstyle\sim$}}{X}}\vphantom{X}}\right)\mathclose{} = t\right]\mathclose{}}
     &amp;= \sum_{\mathord{\smash[b]{\underset{\raise.3ex\hbox{$\scriptstyle\sim$}}{x}}\vphantom{x}}} \hat{\theta}\mathopen{}\left(\mathord{\smash[b]{\underset{\raise.3ex\hbox{$\scriptstyle\sim$}}{x}}\vphantom{x}}\right)\mathclose{} \, \Pr_{\theta}\mathopen{}\left(\mathord{\smash[b]{\underset{\raise.3ex\hbox{$\scriptstyle\sim$}}{X}}\vphantom{X}}= \mathord{\smash[b]{\underset{\raise.3ex\hbox{$\scriptstyle\sim$}}{x}}\vphantom{x}}\mid T\mathopen{}\left(\mathord{\smash[b]{\underset{\raise.3ex\hbox{$\scriptstyle\sim$}}{X}}\vphantom{X}}\right)\mathclose{} = t\right)\mathclose{}
     &amp;&amp; \text{(conditional expectation)}
     \end{aligned}
-    $$</w:t>
-      </w:r>
+    $$</w:delText>
+        </w:r>
+      </w:del>
     </w:p>
     <w:p>
       <w:pPr>
         <w:pStyle w:val="FirstParagraph"/>
       </w:pPr>
-      <w:r>
-        <w:t xml:space="preserve">Each term involves</w:t>
-      </w:r>
-      <w:r>
-        <w:t xml:space="preserve"> </w:t>
-      </w:r>
-      <w:r>
-        <w:t xml:space="preserve">$\hat{\theta}\mathopen{}\left(\mathord{\smash[b]{\underset{\raise.3ex\hbox{$\scriptstyle\sim$}}{x}}\vphantom{x}}\right)\mathclose{}$</w:t>
-      </w:r>
-      <w:r>
-        <w:t xml:space="preserve">, which does not depend on</w:t>
-      </w:r>
-      <w:r>
-        <w:t xml:space="preserve"> </w:t>
-      </w:r>
-      <m:oMath>
-        <m:r>
-          <m:t>θ</m:t>
-        </m:r>
-      </m:oMath>
-      <w:r>
-        <w:t xml:space="preserve">,</w:t>
-      </w:r>
-      <w:r>
-        <w:t xml:space="preserve"> </w:t>
-      </w:r>
-      <w:r>
-        <w:t xml:space="preserve">and the conditional probability, which does not depend on</w:t>
-      </w:r>
-      <w:r>
-        <w:t xml:space="preserve"> </w:t>
-      </w:r>
-      <m:oMath>
-        <m:r>
-          <m:t>θ</m:t>
-        </m:r>
-      </m:oMath>
-      <w:r>
-        <w:t xml:space="preserve"> </w:t>
-      </w:r>
-      <w:r>
-        <w:t xml:space="preserve">by</w:t>
-      </w:r>
-      <w:r>
-        <w:t xml:space="preserve"> </w:t>
-      </w:r>
-      <w:hyperlink w:anchor="eq-sufficient">
+      <w:ins w:id="743" w:author="PR Preview" w:date="2026-01-01T00:00:00Z">
         <w:r>
           <w:rPr>
-            <w:rStyle w:val="Hyperlink"/>
+            <w:b/>
+            <w:bCs/>
           </w:rPr>
-          <w:t xml:space="preserve">Equation 1</w:t>
-        </w:r>
-      </w:hyperlink>
-      <w:r>
-        <w:t xml:space="preserve">.</w:t>
-      </w:r>
-      <w:r>
-        <w:t xml:space="preserve"> </w:t>
-      </w:r>
-      <w:r>
-        <w:t xml:space="preserve">So the sum does not depend on</w:t>
-      </w:r>
-      <w:r>
-        <w:t xml:space="preserve"> </w:t>
-      </w:r>
-      <m:oMath>
-        <m:r>
-          <m:t>θ</m:t>
-        </m:r>
-      </m:oMath>
-      <w:r>
-        <w:t xml:space="preserve">.</w:t>
-      </w:r>
-    </w:p>
-    <w:bookmarkStart w:id="29" w:name="thm-rb-unbiased"/>
-    <w:p>
-      <w:pPr>
-        <w:pStyle w:val="BodyText"/>
-      </w:pPr>
-      <w:r>
-        <w:rPr>
-          <w:b/>
-          <w:bCs/>
-        </w:rPr>
-        <w:t xml:space="preserve">Theorem 2 (Rao–Blackwellizing preserves unbiasedness)</w:t>
-      </w:r>
-      <w:r>
-        <w:t xml:space="preserve"> </w:t>
-      </w:r>
-      <w:r>
-        <w:t xml:space="preserve">If</w:t>
-      </w:r>
-      <w:r>
-        <w:t xml:space="preserve"> </w:t>
-      </w:r>
+          <w:t xml:space="preserve">Definition 3 (Rao–Blackwellized estimator)</w:t>
+        </w:r>
+      </w:ins>
+      <w:ins w:id="744" w:author="PR Preview" w:date="2026-01-01T00:00:00Z">
+        <w:r>
+          <w:t xml:space="preserve"> </w:t>
+        </w:r>
+      </w:ins>
+      <w:ins w:id="745" w:author="PR Preview" w:date="2026-01-01T00:00:00Z">
+        <w:r>
+          <w:t xml:space="preserve">Let</w:t>
+        </w:r>
+      </w:ins>
+      <w:ins w:id="746" w:author="PR Preview" w:date="2026-01-01T00:00:00Z">
+        <w:r>
+          <w:t xml:space="preserve"> </w:t>
+        </w:r>
+      </w:ins>
       <m:oMath>
         <m:acc>
           <m:accPr>
@@ -2553,183 +5415,165 @@
           </m:e>
         </m:acc>
       </m:oMath>
-      <w:r>
-        <w:t xml:space="preserve"> </w:t>
-      </w:r>
-      <w:r>
-        <w:t xml:space="preserve">is an</w:t>
-      </w:r>
-      <w:r>
-        <w:t xml:space="preserve"> </w:t>
-      </w:r>
-      <w:hyperlink r:id="rId28">
+      <w:ins w:id="747" w:author="PR Preview" w:date="2026-01-01T00:00:00Z">
+        <w:r>
+          <w:t xml:space="preserve"> </w:t>
+        </w:r>
+      </w:ins>
+      <w:ins w:id="748" w:author="PR Preview" w:date="2026-01-01T00:00:00Z">
+        <w:r>
+          <w:t xml:space="preserve">be an</w:t>
+        </w:r>
+      </w:ins>
+      <w:ins w:id="749" w:author="PR Preview" w:date="2026-01-01T00:00:00Z">
+        <w:r>
+          <w:t xml:space="preserve"> </w:t>
+        </w:r>
+      </w:ins>
+      <w:hyperlink r:id="rId10">
+        <w:ins w:id="750" w:author="PR Preview" w:date="2026-01-01T00:00:00Z">
+          <w:r>
+            <w:rPr>
+              <w:rStyle w:val="Hyperlink"/>
+            </w:rPr>
+            <w:t xml:space="preserve">estimator</w:t>
+          </w:r>
+        </w:ins>
+      </w:hyperlink>
+      <w:ins w:id="751" w:author="PR Preview" w:date="2026-01-01T00:00:00Z">
+        <w:r>
+          <w:t xml:space="preserve"> </w:t>
+        </w:r>
+      </w:ins>
+      <w:ins w:id="752" w:author="PR Preview" w:date="2026-01-01T00:00:00Z">
+        <w:r>
+          <w:t xml:space="preserve">of</w:t>
+        </w:r>
+      </w:ins>
+      <w:ins w:id="753" w:author="PR Preview" w:date="2026-01-01T00:00:00Z">
+        <w:r>
+          <w:t xml:space="preserve"> </w:t>
+        </w:r>
+      </w:ins>
+      <m:oMath>
+        <m:r>
+          <m:t>θ</m:t>
+        </m:r>
+      </m:oMath>
+      <w:ins w:id="754" w:author="PR Preview" w:date="2026-01-01T00:00:00Z">
+        <w:r>
+          <w:t xml:space="preserve">,</w:t>
+        </w:r>
+      </w:ins>
+      <w:ins w:id="755" w:author="PR Preview" w:date="2026-01-01T00:00:00Z">
+        <w:r>
+          <w:t xml:space="preserve"> </w:t>
+        </w:r>
+      </w:ins>
+      <w:ins w:id="756" w:author="PR Preview" w:date="2026-01-01T00:00:00Z">
+        <w:r>
+          <w:t xml:space="preserve">and let</w:t>
+        </w:r>
+      </w:ins>
+      <w:ins w:id="757" w:author="PR Preview" w:date="2026-01-01T00:00:00Z">
+        <w:r>
+          <w:t xml:space="preserve"> </w:t>
+        </w:r>
+      </w:ins>
+      <w:ins w:id="758" w:author="PR Preview" w:date="2026-01-01T00:00:00Z">
+        <w:r>
+          <w:t xml:space="preserve">${T\mathopen{}\left(\mathord{\smash[b]{\underset{\raise.3ex\hbox{$\scriptstyle\sim$}}{X}}\vphantom{X}}\right)\mathclose{}}$</w:t>
+        </w:r>
+      </w:ins>
+      <w:ins w:id="759" w:author="PR Preview" w:date="2026-01-01T00:00:00Z">
+        <w:r>
+          <w:t xml:space="preserve"> </w:t>
+        </w:r>
+      </w:ins>
+      <w:ins w:id="760" w:author="PR Preview" w:date="2026-01-01T00:00:00Z">
+        <w:r>
+          <w:t xml:space="preserve">be a</w:t>
+        </w:r>
+      </w:ins>
+      <w:ins w:id="761" w:author="PR Preview" w:date="2026-01-01T00:00:00Z">
+        <w:r>
+          <w:t xml:space="preserve"> </w:t>
+        </w:r>
+      </w:ins>
+      <w:hyperlink w:anchor="def-sufficient">
+        <w:ins w:id="762" w:author="PR Preview" w:date="2026-01-01T00:00:00Z">
+          <w:r>
+            <w:rPr>
+              <w:rStyle w:val="Hyperlink"/>
+            </w:rPr>
+            <w:t xml:space="preserve">sufficient</w:t>
+          </w:r>
+        </w:ins>
+      </w:hyperlink>
+      <w:ins w:id="763" w:author="PR Preview" w:date="2026-01-01T00:00:00Z">
+        <w:r>
+          <w:t xml:space="preserve"> </w:t>
+        </w:r>
+      </w:ins>
+      <w:ins w:id="764" w:author="PR Preview" w:date="2026-01-01T00:00:00Z">
+        <w:r>
+          <w:t xml:space="preserve">statistic for</w:t>
+        </w:r>
+      </w:ins>
+      <w:ins w:id="765" w:author="PR Preview" w:date="2026-01-01T00:00:00Z">
+        <w:r>
+          <w:t xml:space="preserve"> </w:t>
+        </w:r>
+      </w:ins>
+      <m:oMath>
+        <m:r>
+          <m:t>θ</m:t>
+        </m:r>
+      </m:oMath>
+      <w:ins w:id="766" w:author="PR Preview" w:date="2026-01-01T00:00:00Z">
+        <w:r>
+          <w:t xml:space="preserve">.</w:t>
+        </w:r>
+      </w:ins>
+      <w:ins w:id="767" w:author="PR Preview" w:date="2026-01-01T00:00:00Z">
+        <w:r>
+          <w:t xml:space="preserve"> </w:t>
+        </w:r>
+      </w:ins>
+      <w:ins w:id="768" w:author="PR Preview" w:date="2026-01-01T00:00:00Z">
+        <w:r>
+          <w:t xml:space="preserve">The</w:t>
+        </w:r>
+      </w:ins>
+      <w:ins w:id="769" w:author="PR Preview" w:date="2026-01-01T00:00:00Z">
+        <w:r>
+          <w:t xml:space="preserve"> </w:t>
+        </w:r>
+      </w:ins>
+      <w:ins w:id="770" w:author="PR Preview" w:date="2026-01-01T00:00:00Z">
         <w:r>
           <w:rPr>
-            <w:rStyle w:val="Hyperlink"/>
+            <w:b/>
+            <w:bCs/>
           </w:rPr>
-          <w:t xml:space="preserve">unbiased</w:t>
-        </w:r>
-      </w:hyperlink>
-      <w:r>
-        <w:t xml:space="preserve"> </w:t>
-      </w:r>
-      <w:r>
-        <w:t xml:space="preserve">estimator of</w:t>
-      </w:r>
-      <w:r>
-        <w:t xml:space="preserve"> </w:t>
-      </w:r>
-      <m:oMath>
-        <m:r>
-          <m:t>θ</m:t>
-        </m:r>
-      </m:oMath>
-      <w:r>
-        <w:t xml:space="preserve"> </w:t>
-      </w:r>
-      <w:r>
-        <w:t xml:space="preserve">and</w:t>
-      </w:r>
-      <w:r>
-        <w:t xml:space="preserve"> </w:t>
-      </w:r>
-      <w:r>
-        <w:t xml:space="preserve">$T\mathopen{}\left(\mathord{\smash[b]{\underset{\raise.3ex\hbox{$\scriptstyle\sim$}}{X}}\vphantom{X}}\right)\mathclose{}$</w:t>
-      </w:r>
-      <w:r>
-        <w:t xml:space="preserve"> </w:t>
-      </w:r>
-      <w:r>
-        <w:t xml:space="preserve">is a</w:t>
-      </w:r>
-      <w:r>
-        <w:t xml:space="preserve"> </w:t>
-      </w:r>
-      <w:hyperlink w:anchor="def-sufficient">
-        <w:r>
-          <w:rPr>
-            <w:rStyle w:val="Hyperlink"/>
-          </w:rPr>
-          <w:t xml:space="preserve">sufficient</w:t>
-        </w:r>
-      </w:hyperlink>
-      <w:r>
-        <w:t xml:space="preserve"> </w:t>
-      </w:r>
-      <w:r>
-        <w:t xml:space="preserve">statistic for</w:t>
-      </w:r>
-      <w:r>
-        <w:t xml:space="preserve"> </w:t>
-      </w:r>
-      <m:oMath>
-        <m:r>
-          <m:t>θ</m:t>
-        </m:r>
-      </m:oMath>
-      <w:r>
-        <w:t xml:space="preserve">,</w:t>
-      </w:r>
-      <w:r>
-        <w:t xml:space="preserve"> </w:t>
-      </w:r>
-      <w:r>
-        <w:t xml:space="preserve">then</w:t>
-      </w:r>
-      <w:r>
-        <w:t xml:space="preserve"> </w:t>
-      </w:r>
-      <w:r>
-        <w:t xml:space="preserve">${\operatorname{E}\mathopen{}\left[\hat{\theta} \mid T\mathopen{}\left(\mathord{\smash[b]{\underset{\raise.3ex\hbox{$\scriptstyle\sim$}}{X}}\vphantom{X}}\right)\mathclose{}\right]\mathclose{}}$</w:t>
-      </w:r>
-      <w:r>
-        <w:t xml:space="preserve"> </w:t>
-      </w:r>
-      <w:r>
-        <w:t xml:space="preserve">is also unbiased for</w:t>
-      </w:r>
-      <w:r>
-        <w:t xml:space="preserve"> </w:t>
-      </w:r>
-      <m:oMath>
-        <m:r>
-          <m:t>θ</m:t>
-        </m:r>
-      </m:oMath>
-      <w:r>
-        <w:t xml:space="preserve">.</w:t>
-      </w:r>
-    </w:p>
-    <w:bookmarkEnd w:id="29"/>
-    <w:p>
-      <w:pPr>
-        <w:pStyle w:val="BodyText"/>
-      </w:pPr>
-      <w:r>
-        <w:rPr>
-          <w:i/>
-          <w:iCs/>
-        </w:rPr>
-        <w:t xml:space="preserve">Proof</w:t>
-      </w:r>
-      <w:r>
-        <w:t xml:space="preserve">. </w:t>
-      </w:r>
-      <w:r>
-        <w:t xml:space="preserve">We use the</w:t>
-      </w:r>
-      <w:r>
-        <w:t xml:space="preserve"> </w:t>
-      </w:r>
-      <w:hyperlink r:id="rId30">
-        <w:r>
-          <w:rPr>
-            <w:rStyle w:val="Hyperlink"/>
-          </w:rPr>
-          <w:t xml:space="preserve">law of iterated expectations</w:t>
-        </w:r>
-      </w:hyperlink>
-      <w:r>
-        <w:t xml:space="preserve">:</w:t>
-      </w:r>
-    </w:p>
-    <w:p>
-      <w:pPr>
-        <w:pStyle w:val="BodyText"/>
-      </w:pPr>
-      <w:r>
-        <w:t xml:space="preserve">$$
-    \begin{aligned}
-    \operatorname{E}\mathopen{}\left[{\operatorname{E}\mathopen{}\left[\hat{\theta} \mid T\mathopen{}\left(\mathord{\smash[b]{\underset{\raise.3ex\hbox{$\scriptstyle\sim$}}{X}}\vphantom{X}}\right)\mathclose{}\right]\mathclose{}}\right]\mathclose{}
-    &amp;= \operatorname{E}\mathopen{}\left[\hat{\theta}\right]\mathclose{}
-    &amp;&amp; \text{(law of iterated expectations)}\\
-    &amp;= \theta
-    &amp;&amp; \text{($\hat{\theta}$ is unbiased)}
-    \end{aligned}
-    $$</w:t>
-      </w:r>
-    </w:p>
-    <w:bookmarkStart w:id="32" w:name="thm-rao-blackwell"/>
-    <w:p>
-      <w:pPr>
-        <w:pStyle w:val="FirstParagraph"/>
-      </w:pPr>
-      <w:r>
-        <w:rPr>
-          <w:b/>
-          <w:bCs/>
-        </w:rPr>
-        <w:t xml:space="preserve">Theorem 3 (Rao–Blackwell theorem)</w:t>
-      </w:r>
-      <w:r>
-        <w:t xml:space="preserve"> </w:t>
-      </w:r>
-      <w:r>
-        <w:t xml:space="preserve">Let</w:t>
-      </w:r>
-      <w:r>
-        <w:t xml:space="preserve"> </w:t>
-      </w:r>
+          <w:t xml:space="preserve">Rao–Blackwellized estimator</w:t>
+        </w:r>
+      </w:ins>
+      <w:ins w:id="771" w:author="PR Preview" w:date="2026-01-01T00:00:00Z">
+        <w:r>
+          <w:t xml:space="preserve"> </w:t>
+        </w:r>
+      </w:ins>
+      <w:ins w:id="772" w:author="PR Preview" w:date="2026-01-01T00:00:00Z">
+        <w:r>
+          <w:t xml:space="preserve">is the conditional expectation of</w:t>
+        </w:r>
+      </w:ins>
+      <w:ins w:id="773" w:author="PR Preview" w:date="2026-01-01T00:00:00Z">
+        <w:r>
+          <w:t xml:space="preserve"> </w:t>
+        </w:r>
+      </w:ins>
       <m:oMath>
         <m:acc>
           <m:accPr>
@@ -2742,121 +5586,126 @@
           </m:e>
         </m:acc>
       </m:oMath>
-      <w:r>
-        <w:t xml:space="preserve"> </w:t>
-      </w:r>
-      <w:r>
-        <w:t xml:space="preserve">be an</w:t>
-      </w:r>
-      <w:r>
-        <w:t xml:space="preserve"> </w:t>
-      </w:r>
-      <w:hyperlink r:id="rId28">
+      <w:ins w:id="774" w:author="PR Preview" w:date="2026-01-01T00:00:00Z">
+        <w:r>
+          <w:t xml:space="preserve"> </w:t>
+        </w:r>
+      </w:ins>
+      <w:ins w:id="775" w:author="PR Preview" w:date="2026-01-01T00:00:00Z">
+        <w:r>
+          <w:t xml:space="preserve">given the statistic:</w:t>
+        </w:r>
+      </w:ins>
+    </w:p>
+    <w:p>
+      <w:pPr>
+        <w:pStyle w:val="BodyText"/>
+      </w:pPr>
+      <w:bookmarkStart w:id="23" w:name="eq-rao-blackwellized"/>
+      <w:ins w:id="776" w:author="PR Preview" w:date="2026-01-01T00:00:00Z">
+        <w:r>
+          <w:t xml:space="preserve">$$
+    \hat{\theta}_{\mathrm{RB}} \stackrel{\text{def}}{=}{{\operatorname{E}\mathopen{}\left[\hat{\theta} \mid{T\mathopen{}\left(\mathord{\smash[b]{\underset{\raise.3ex\hbox{$\scriptstyle\sim$}}{X}}\vphantom{X}}\right)\mathclose{}}\right]\mathclose{}}}
+     \qquad(3)$$</w:t>
+        </w:r>
+      </w:ins>
+      <w:bookmarkEnd w:id="23"/>
+    </w:p>
+    <w:bookmarkEnd w:id="24"/>
+    <w:bookmarkStart w:id="25" w:name="lem-rb-statistic"/>
+    <w:p>
+      <w:pPr>
+        <w:pStyle w:val="FirstParagraph"/>
+      </w:pPr>
+      <w:ins w:id="777" w:author="PR Preview" w:date="2026-01-01T00:00:00Z">
         <w:r>
           <w:rPr>
-            <w:rStyle w:val="Hyperlink"/>
+            <w:b/>
+            <w:bCs/>
           </w:rPr>
-          <w:t xml:space="preserve">unbiased</w:t>
-        </w:r>
+          <w:t xml:space="preserve">Lemma 1 (The Rao–Blackwellized estimator is a statistic)</w:t>
+        </w:r>
+      </w:ins>
+      <w:ins w:id="778" w:author="PR Preview" w:date="2026-01-01T00:00:00Z">
+        <w:r>
+          <w:t xml:space="preserve"> </w:t>
+        </w:r>
+      </w:ins>
+      <w:ins w:id="779" w:author="PR Preview" w:date="2026-01-01T00:00:00Z">
+        <w:r>
+          <w:t xml:space="preserve">Let</w:t>
+        </w:r>
+      </w:ins>
+      <w:ins w:id="780" w:author="PR Preview" w:date="2026-01-01T00:00:00Z">
+        <w:r>
+          <w:t xml:space="preserve"> </w:t>
+        </w:r>
+      </w:ins>
+      <w:ins w:id="781" w:author="PR Preview" w:date="2026-01-01T00:00:00Z">
+        <w:r>
+          <w:t xml:space="preserve">${T\mathopen{}\left(\mathord{\smash[b]{\underset{\raise.3ex\hbox{$\scriptstyle\sim$}}{X}}\vphantom{X}}\right)\mathclose{}}$</w:t>
+        </w:r>
+      </w:ins>
+      <w:ins w:id="782" w:author="PR Preview" w:date="2026-01-01T00:00:00Z">
+        <w:r>
+          <w:t xml:space="preserve"> </w:t>
+        </w:r>
+      </w:ins>
+      <w:ins w:id="783" w:author="PR Preview" w:date="2026-01-01T00:00:00Z">
+        <w:r>
+          <w:t xml:space="preserve">be a</w:t>
+        </w:r>
+      </w:ins>
+      <w:ins w:id="784" w:author="PR Preview" w:date="2026-01-01T00:00:00Z">
+        <w:r>
+          <w:t xml:space="preserve"> </w:t>
+        </w:r>
+      </w:ins>
+      <w:hyperlink w:anchor="def-sufficient">
+        <w:ins w:id="785" w:author="PR Preview" w:date="2026-01-01T00:00:00Z">
+          <w:r>
+            <w:rPr>
+              <w:rStyle w:val="Hyperlink"/>
+            </w:rPr>
+            <w:t xml:space="preserve">sufficient</w:t>
+          </w:r>
+        </w:ins>
       </w:hyperlink>
-      <w:r>
-        <w:t xml:space="preserve"> </w:t>
-      </w:r>
-      <w:r>
-        <w:t xml:space="preserve">estimator of</w:t>
-      </w:r>
-      <w:r>
-        <w:t xml:space="preserve"> </w:t>
-      </w:r>
+      <w:ins w:id="786" w:author="PR Preview" w:date="2026-01-01T00:00:00Z">
+        <w:r>
+          <w:t xml:space="preserve"> </w:t>
+        </w:r>
+      </w:ins>
+      <w:ins w:id="787" w:author="PR Preview" w:date="2026-01-01T00:00:00Z">
+        <w:r>
+          <w:t xml:space="preserve">statistic for</w:t>
+        </w:r>
+      </w:ins>
+      <w:ins w:id="788" w:author="PR Preview" w:date="2026-01-01T00:00:00Z">
+        <w:r>
+          <w:t xml:space="preserve"> </w:t>
+        </w:r>
+      </w:ins>
       <m:oMath>
         <m:r>
           <m:t>θ</m:t>
         </m:r>
       </m:oMath>
-      <w:r>
-        <w:t xml:space="preserve"> </w:t>
-      </w:r>
-      <w:r>
-        <w:t xml:space="preserve">with finite variance,</w:t>
-      </w:r>
-      <w:r>
-        <w:t xml:space="preserve"> </w:t>
-      </w:r>
-      <w:r>
-        <w:t xml:space="preserve">and let</w:t>
-      </w:r>
-      <w:r>
-        <w:t xml:space="preserve"> </w:t>
-      </w:r>
-      <w:r>
-        <w:t xml:space="preserve">$T\mathopen{}\left(\mathord{\smash[b]{\underset{\raise.3ex\hbox{$\scriptstyle\sim$}}{X}}\vphantom{X}}\right)\mathclose{}$</w:t>
-      </w:r>
-      <w:r>
-        <w:t xml:space="preserve"> </w:t>
-      </w:r>
-      <w:r>
-        <w:t xml:space="preserve">be a</w:t>
-      </w:r>
-      <w:r>
-        <w:t xml:space="preserve"> </w:t>
-      </w:r>
-      <w:hyperlink w:anchor="def-sufficient">
-        <w:r>
-          <w:rPr>
-            <w:rStyle w:val="Hyperlink"/>
-          </w:rPr>
-          <w:t xml:space="preserve">sufficient</w:t>
-        </w:r>
-      </w:hyperlink>
-      <w:r>
-        <w:t xml:space="preserve"> </w:t>
-      </w:r>
-      <w:r>
-        <w:t xml:space="preserve">statistic for</w:t>
-      </w:r>
-      <w:r>
-        <w:t xml:space="preserve"> </w:t>
-      </w:r>
-      <m:oMath>
-        <m:r>
-          <m:t>θ</m:t>
-        </m:r>
-      </m:oMath>
-      <w:r>
-        <w:t xml:space="preserve">.</w:t>
-      </w:r>
-      <w:r>
-        <w:t xml:space="preserve"> </w:t>
-      </w:r>
-      <w:r>
-        <w:t xml:space="preserve">Then the</w:t>
-      </w:r>
-      <w:r>
-        <w:t xml:space="preserve"> </w:t>
-      </w:r>
-      <w:hyperlink w:anchor="def-rao-blackwellized">
-        <w:r>
-          <w:rPr>
-            <w:rStyle w:val="Hyperlink"/>
-          </w:rPr>
-          <w:t xml:space="preserve">Rao–Blackwellized estimator</w:t>
-        </w:r>
-      </w:hyperlink>
-      <w:r>
-        <w:t xml:space="preserve"> </w:t>
-      </w:r>
-      <w:r>
-        <w:t xml:space="preserve">is unbiased</w:t>
-      </w:r>
-      <w:r>
-        <w:t xml:space="preserve"> </w:t>
-      </w:r>
-      <w:r>
-        <w:t xml:space="preserve">and has variance no larger than that of</w:t>
-      </w:r>
-      <w:r>
-        <w:t xml:space="preserve"> </w:t>
-      </w:r>
+      <w:ins w:id="789" w:author="PR Preview" w:date="2026-01-01T00:00:00Z">
+        <w:r>
+          <w:t xml:space="preserve"> </w:t>
+        </w:r>
+      </w:ins>
+      <w:ins w:id="790" w:author="PR Preview" w:date="2026-01-01T00:00:00Z">
+        <w:r>
+          <w:t xml:space="preserve">and</w:t>
+        </w:r>
+      </w:ins>
+      <w:ins w:id="791" w:author="PR Preview" w:date="2026-01-01T00:00:00Z">
+        <w:r>
+          <w:t xml:space="preserve"> </w:t>
+        </w:r>
+      </w:ins>
       <m:oMath>
         <m:acc>
           <m:accPr>
@@ -2869,31 +5718,1367 @@
           </m:e>
         </m:acc>
       </m:oMath>
-      <w:r>
-        <w:t xml:space="preserve">, for every</w:t>
-      </w:r>
-      <w:r>
-        <w:t xml:space="preserve"> </w:t>
-      </w:r>
+      <w:ins w:id="792" w:author="PR Preview" w:date="2026-01-01T00:00:00Z">
+        <w:r>
+          <w:t xml:space="preserve"> </w:t>
+        </w:r>
+      </w:ins>
+      <w:ins w:id="793" w:author="PR Preview" w:date="2026-01-01T00:00:00Z">
+        <w:r>
+          <w:t xml:space="preserve">an estimator of</w:t>
+        </w:r>
+      </w:ins>
+      <w:ins w:id="794" w:author="PR Preview" w:date="2026-01-01T00:00:00Z">
+        <w:r>
+          <w:t xml:space="preserve"> </w:t>
+        </w:r>
+      </w:ins>
       <m:oMath>
         <m:r>
           <m:t>θ</m:t>
         </m:r>
       </m:oMath>
+      <w:ins w:id="795" w:author="PR Preview" w:date="2026-01-01T00:00:00Z">
+        <w:r>
+          <w:t xml:space="preserve"> </w:t>
+        </w:r>
+      </w:ins>
+      <w:ins w:id="796" w:author="PR Preview" w:date="2026-01-01T00:00:00Z">
+        <w:r>
+          <w:t xml:space="preserve">with finite expectation.</w:t>
+        </w:r>
+      </w:ins>
+      <w:ins w:id="797" w:author="PR Preview" w:date="2026-01-01T00:00:00Z">
+        <w:r>
+          <w:t xml:space="preserve"> </w:t>
+        </w:r>
+      </w:ins>
+      <w:ins w:id="798" w:author="PR Preview" w:date="2026-01-01T00:00:00Z">
+        <w:r>
+          <w:t xml:space="preserve">Then</w:t>
+        </w:r>
+      </w:ins>
+      <w:ins w:id="799" w:author="PR Preview" w:date="2026-01-01T00:00:00Z">
+        <w:r>
+          <w:t xml:space="preserve"> </w:t>
+        </w:r>
+      </w:ins>
+      <w:ins w:id="800" w:author="PR Preview" w:date="2026-01-01T00:00:00Z">
+        <w:r>
+          <w:t xml:space="preserve">${{\operatorname{E}\mathopen{}\left[\hat{\theta} \mid{T\mathopen{}\left(\mathord{\smash[b]{\underset{\raise.3ex\hbox{$\scriptstyle\sim$}}{X}}\vphantom{X}}\right)\mathclose{}}\right]\mathclose{}}}$</w:t>
+        </w:r>
+      </w:ins>
+      <w:ins w:id="801" w:author="PR Preview" w:date="2026-01-01T00:00:00Z">
+        <w:r>
+          <w:t xml:space="preserve"> </w:t>
+        </w:r>
+      </w:ins>
+      <w:ins w:id="802" w:author="PR Preview" w:date="2026-01-01T00:00:00Z">
+        <w:r>
+          <w:t xml:space="preserve">does not depend on</w:t>
+        </w:r>
+      </w:ins>
+      <w:ins w:id="803" w:author="PR Preview" w:date="2026-01-01T00:00:00Z">
+        <w:r>
+          <w:t xml:space="preserve"> </w:t>
+        </w:r>
+      </w:ins>
+      <m:oMath>
+        <m:r>
+          <m:t>θ</m:t>
+        </m:r>
+      </m:oMath>
+      <w:ins w:id="804" w:author="PR Preview" w:date="2026-01-01T00:00:00Z">
+        <w:r>
+          <w:t xml:space="preserve">,</w:t>
+        </w:r>
+      </w:ins>
+      <w:ins w:id="805" w:author="PR Preview" w:date="2026-01-01T00:00:00Z">
+        <w:r>
+          <w:t xml:space="preserve"> </w:t>
+        </w:r>
+      </w:ins>
+      <w:ins w:id="806" w:author="PR Preview" w:date="2026-01-01T00:00:00Z">
+        <w:r>
+          <w:t xml:space="preserve">so it is a</w:t>
+        </w:r>
+      </w:ins>
+      <w:ins w:id="807" w:author="PR Preview" w:date="2026-01-01T00:00:00Z">
+        <w:r>
+          <w:t xml:space="preserve"> </w:t>
+        </w:r>
+      </w:ins>
+      <w:hyperlink w:anchor="def-statistic">
+        <w:ins w:id="808" w:author="PR Preview" w:date="2026-01-01T00:00:00Z">
+          <w:r>
+            <w:rPr>
+              <w:rStyle w:val="Hyperlink"/>
+            </w:rPr>
+            <w:t xml:space="preserve">statistic</w:t>
+          </w:r>
+        </w:ins>
+      </w:hyperlink>
+      <w:ins w:id="809" w:author="PR Preview" w:date="2026-01-01T00:00:00Z">
+        <w:r>
+          <w:t xml:space="preserve"> </w:t>
+        </w:r>
+      </w:ins>
+      <w:ins w:id="810" w:author="PR Preview" w:date="2026-01-01T00:00:00Z">
+        <w:r>
+          <w:t xml:space="preserve">and an estimator.</w:t>
+        </w:r>
+      </w:ins>
+    </w:p>
+    <w:bookmarkEnd w:id="25"/>
+    <w:p>
+      <w:pPr>
+        <w:pStyle w:val="BodyText"/>
+      </w:pPr>
+      <w:ins w:id="811" w:author="PR Preview" w:date="2026-01-01T00:00:00Z">
+        <w:r>
+          <w:rPr>
+            <w:i/>
+            <w:iCs/>
+          </w:rPr>
+          <w:t xml:space="preserve">Proof</w:t>
+        </w:r>
+      </w:ins>
+      <w:ins w:id="812" w:author="PR Preview" w:date="2026-01-01T00:00:00Z">
+        <w:r>
+          <w:t xml:space="preserve">. </w:t>
+        </w:r>
+      </w:ins>
+      <w:ins w:id="813" w:author="PR Preview" w:date="2026-01-01T00:00:00Z">
+        <w:r>
+          <w:t xml:space="preserve">Take a</w:t>
+        </w:r>
+      </w:ins>
+      <w:ins w:id="814" w:author="PR Preview" w:date="2026-01-01T00:00:00Z">
+        <w:r>
+          <w:t xml:space="preserve"> </w:t>
+        </w:r>
+      </w:ins>
+      <w:hyperlink r:id="rId26">
+        <w:ins w:id="815" w:author="PR Preview" w:date="2026-01-01T00:00:00Z">
+          <w:r>
+            <w:rPr>
+              <w:rStyle w:val="Hyperlink"/>
+            </w:rPr>
+            <w:t xml:space="preserve">discrete</w:t>
+          </w:r>
+        </w:ins>
+      </w:hyperlink>
+      <w:ins w:id="816" w:author="PR Preview" w:date="2026-01-01T00:00:00Z">
+        <w:r>
+          <w:t xml:space="preserve"> </w:t>
+        </w:r>
+      </w:ins>
+      <w:hyperlink r:id="rId19">
+        <w:ins w:id="817" w:author="PR Preview" w:date="2026-01-01T00:00:00Z">
+          <w:r>
+            <w:rPr>
+              <w:rStyle w:val="Hyperlink"/>
+            </w:rPr>
+            <w:t xml:space="preserve">sample</w:t>
+          </w:r>
+        </w:ins>
+      </w:hyperlink>
+      <w:ins w:id="818" w:author="PR Preview" w:date="2026-01-01T00:00:00Z">
+        <w:r>
+          <w:t xml:space="preserve">, and choose a value</w:t>
+        </w:r>
+      </w:ins>
+      <w:ins w:id="819" w:author="PR Preview" w:date="2026-01-01T00:00:00Z">
+        <w:r>
+          <w:t xml:space="preserve"> </w:t>
+        </w:r>
+      </w:ins>
+      <m:oMath>
+        <m:r>
+          <m:t>t</m:t>
+        </m:r>
+      </m:oMath>
+      <w:ins w:id="820" w:author="PR Preview" w:date="2026-01-01T00:00:00Z">
+        <w:r>
+          <w:t xml:space="preserve"> </w:t>
+        </w:r>
+      </w:ins>
+      <w:ins w:id="821" w:author="PR Preview" w:date="2026-01-01T00:00:00Z">
+        <w:r>
+          <w:t xml:space="preserve">that the</w:t>
+        </w:r>
+      </w:ins>
+      <w:ins w:id="822" w:author="PR Preview" w:date="2026-01-01T00:00:00Z">
+        <w:r>
+          <w:t xml:space="preserve"> </w:t>
+        </w:r>
+      </w:ins>
+      <w:hyperlink w:anchor="def-statistic">
+        <w:ins w:id="823" w:author="PR Preview" w:date="2026-01-01T00:00:00Z">
+          <w:r>
+            <w:rPr>
+              <w:rStyle w:val="Hyperlink"/>
+            </w:rPr>
+            <w:t xml:space="preserve">statistic</w:t>
+          </w:r>
+        </w:ins>
+      </w:hyperlink>
+      <w:ins w:id="824" w:author="PR Preview" w:date="2026-01-01T00:00:00Z">
+        <w:r>
+          <w:t xml:space="preserve"> </w:t>
+        </w:r>
+      </w:ins>
+      <w:ins w:id="825" w:author="PR Preview" w:date="2026-01-01T00:00:00Z">
+        <w:r>
+          <w:t xml:space="preserve">${T\mathopen{}\left(\mathord{\smash[b]{\underset{\raise.3ex\hbox{$\scriptstyle\sim$}}{X}}\vphantom{X}}\right)\mathclose{}}$</w:t>
+        </w:r>
+      </w:ins>
+      <w:ins w:id="826" w:author="PR Preview" w:date="2026-01-01T00:00:00Z">
+        <w:r>
+          <w:t xml:space="preserve"> </w:t>
+        </w:r>
+      </w:ins>
+      <w:ins w:id="827" w:author="PR Preview" w:date="2026-01-01T00:00:00Z">
+        <w:r>
+          <w:t xml:space="preserve">takes with positive</w:t>
+        </w:r>
+      </w:ins>
+      <w:ins w:id="828" w:author="PR Preview" w:date="2026-01-01T00:00:00Z">
+        <w:r>
+          <w:t xml:space="preserve"> </w:t>
+        </w:r>
+      </w:ins>
+      <w:hyperlink r:id="rId27">
+        <w:ins w:id="829" w:author="PR Preview" w:date="2026-01-01T00:00:00Z">
+          <w:r>
+            <w:rPr>
+              <w:rStyle w:val="Hyperlink"/>
+            </w:rPr>
+            <w:t xml:space="preserve">probability</w:t>
+          </w:r>
+        </w:ins>
+      </w:hyperlink>
+      <w:ins w:id="830" w:author="PR Preview" w:date="2026-01-01T00:00:00Z">
+        <w:r>
+          <w:t xml:space="preserve">.</w:t>
+        </w:r>
+      </w:ins>
+      <w:ins w:id="831" w:author="PR Preview" w:date="2026-01-01T00:00:00Z">
+        <w:r>
+          <w:t xml:space="preserve"> </w:t>
+        </w:r>
+      </w:ins>
+      <w:ins w:id="832" w:author="PR Preview" w:date="2026-01-01T00:00:00Z">
+        <w:r>
+          <w:t xml:space="preserve">Write</w:t>
+        </w:r>
+      </w:ins>
+      <w:ins w:id="833" w:author="PR Preview" w:date="2026-01-01T00:00:00Z">
+        <w:r>
+          <w:t xml:space="preserve"> </w:t>
+        </w:r>
+      </w:ins>
+      <w:ins w:id="834" w:author="PR Preview" w:date="2026-01-01T00:00:00Z">
+        <w:r>
+          <w:t xml:space="preserve">$\hat{\theta}= \hat{\theta}\mathopen{}\left(\mathord{\smash[b]{\underset{\raise.3ex\hbox{$\scriptstyle\sim$}}{X}}\vphantom{X}}\right)\mathclose{}$</w:t>
+        </w:r>
+      </w:ins>
+      <w:ins w:id="835" w:author="PR Preview" w:date="2026-01-01T00:00:00Z">
+        <w:r>
+          <w:t xml:space="preserve">.</w:t>
+        </w:r>
+      </w:ins>
+    </w:p>
+    <w:p>
+      <w:pPr>
+        <w:pStyle w:val="BodyText"/>
+      </w:pPr>
+      <w:ins w:id="836" w:author="PR Preview" w:date="2026-01-01T00:00:00Z">
+        <w:r>
+          <w:t xml:space="preserve">$$
+    \begin{aligned}
+    {{\operatorname{E}\mathopen{}\left[\hat{\theta} \mid{T\mathopen{}\left(\mathord{\smash[b]{\underset{\raise.3ex\hbox{$\scriptstyle\sim$}}{X}}\vphantom{X}}\right)\mathclose{}} = t\right]\mathclose{}}}
+    &amp;= \sum_{\mathord{\smash[b]{\underset{\raise.3ex\hbox{$\scriptstyle\sim$}}{x}}\vphantom{x}}} \hat{\theta}\mathopen{}\left(\mathord{\smash[b]{\underset{\raise.3ex\hbox{$\scriptstyle\sim$}}{x}}\vphantom{x}}\right)\mathclose{} \, \Pr_{\theta}\mathopen{}\left(\mathord{\smash[b]{\underset{\raise.3ex\hbox{$\scriptstyle\sim$}}{X}}\vphantom{X}}= \mathord{\smash[b]{\underset{\raise.3ex\hbox{$\scriptstyle\sim$}}{x}}\vphantom{x}}\mid{T\mathopen{}\left(\mathord{\smash[b]{\underset{\raise.3ex\hbox{$\scriptstyle\sim$}}{X}}\vphantom{X}}\right)\mathclose{}} = t\right)\mathclose{}
+    &amp;&amp; \text{(conditional expectation)}
+    \end{aligned}
+    $$</w:t>
+        </w:r>
+      </w:ins>
+    </w:p>
+    <w:p>
+      <w:pPr>
+        <w:pStyle w:val="FirstParagraph"/>
+      </w:pPr>
+      <w:r>
+        <w:t xml:space="preserve">Each term involves</w:t>
+      </w:r>
+      <w:r>
+        <w:t xml:space="preserve"> </w:t>
+      </w:r>
+      <w:r>
+        <w:t xml:space="preserve">$\hat{\theta}\mathopen{}\left(\mathord{\smash[b]{\underset{\raise.3ex\hbox{$\scriptstyle\sim$}}{x}}\vphantom{x}}\right)\mathclose{}$</w:t>
+      </w:r>
+      <w:r>
+        <w:t xml:space="preserve">, which does not depend on</w:t>
+      </w:r>
+      <w:r>
+        <w:t xml:space="preserve"> </w:t>
+      </w:r>
+      <m:oMath>
+        <m:r>
+          <m:t>θ</m:t>
+        </m:r>
+      </m:oMath>
+      <w:r>
+        <w:t xml:space="preserve">,</w:t>
+      </w:r>
+      <w:r>
+        <w:t xml:space="preserve"> </w:t>
+      </w:r>
+      <w:r>
+        <w:t xml:space="preserve">and the conditional probability, which does not depend on</w:t>
+      </w:r>
+      <w:r>
+        <w:t xml:space="preserve"> </w:t>
+      </w:r>
+      <m:oMath>
+        <m:r>
+          <m:t>θ</m:t>
+        </m:r>
+      </m:oMath>
+      <w:r>
+        <w:t xml:space="preserve"> </w:t>
+      </w:r>
+      <w:r>
+        <w:t xml:space="preserve">by</w:t>
+      </w:r>
+      <w:r>
+        <w:t xml:space="preserve"> </w:t>
+      </w:r>
+      <w:hyperlink w:anchor="eq-sufficient">
+        <w:r>
+          <w:rPr>
+            <w:rStyle w:val="Hyperlink"/>
+          </w:rPr>
+          <w:t xml:space="preserve">Equation 1</w:t>
+        </w:r>
+      </w:hyperlink>
+      <w:r>
+        <w:t xml:space="preserve">.</w:t>
+      </w:r>
+      <w:r>
+        <w:t xml:space="preserve"> </w:t>
+      </w:r>
+      <w:r>
+        <w:t xml:space="preserve">So the sum does not depend on</w:t>
+      </w:r>
+      <w:r>
+        <w:t xml:space="preserve"> </w:t>
+      </w:r>
+      <m:oMath>
+        <m:r>
+          <m:t>θ</m:t>
+        </m:r>
+      </m:oMath>
+      <w:r>
+        <w:t xml:space="preserve">.</w:t>
+      </w:r>
+    </w:p>
+    <w:bookmarkStart w:id="29" w:name="thm-rb-unbiased"/>
+    <w:p>
+      <w:pPr>
+        <w:pStyle w:val="BodyText"/>
+      </w:pPr>
+      <w:del w:id="837" w:author="PR Preview" w:date="2026-01-01T00:00:00Z">
+        <w:r>
+          <w:rPr>
+            <w:b/>
+            <w:bCs/>
+          </w:rPr>
+          <w:delText xml:space="preserve">Theorem 2 (Rao–Blackwellizing preserves unbiasedness)</w:delText>
+        </w:r>
+      </w:del>
+      <w:del w:id="838" w:author="PR Preview" w:date="2026-01-01T00:00:00Z">
+        <w:r>
+          <w:delText xml:space="preserve"> </w:delText>
+        </w:r>
+      </w:del>
+      <w:del w:id="839" w:author="PR Preview" w:date="2026-01-01T00:00:00Z">
+        <w:r>
+          <w:delText xml:space="preserve">If</w:delText>
+        </w:r>
+      </w:del>
+      <w:del w:id="840" w:author="PR Preview" w:date="2026-01-01T00:00:00Z">
+        <w:r>
+          <w:delText xml:space="preserve"> </w:delText>
+        </w:r>
+      </w:del>
+      <m:oMath>
+        <m:acc>
+          <m:accPr>
+            <m:chr m:val="̂"/>
+          </m:accPr>
+          <m:e>
+            <m:r>
+              <m:t>θ</m:t>
+            </m:r>
+          </m:e>
+        </m:acc>
+      </m:oMath>
+      <w:del w:id="841" w:author="PR Preview" w:date="2026-01-01T00:00:00Z">
+        <w:r>
+          <w:delText xml:space="preserve"> </w:delText>
+        </w:r>
+      </w:del>
+      <w:del w:id="842" w:author="PR Preview" w:date="2026-01-01T00:00:00Z">
+        <w:r>
+          <w:delText xml:space="preserve">is an</w:delText>
+        </w:r>
+      </w:del>
+      <w:del w:id="843" w:author="PR Preview" w:date="2026-01-01T00:00:00Z">
+        <w:r>
+          <w:delText xml:space="preserve"> </w:delText>
+        </w:r>
+      </w:del>
+      <w:hyperlink r:id="rId28">
+        <w:del w:id="844" w:author="PR Preview" w:date="2026-01-01T00:00:00Z">
+          <w:r>
+            <w:rPr>
+              <w:rStyle w:val="Hyperlink"/>
+            </w:rPr>
+            <w:delText xml:space="preserve">unbiased</w:delText>
+          </w:r>
+        </w:del>
+      </w:hyperlink>
+      <w:del w:id="845" w:author="PR Preview" w:date="2026-01-01T00:00:00Z">
+        <w:r>
+          <w:delText xml:space="preserve"> </w:delText>
+        </w:r>
+      </w:del>
+      <w:del w:id="846" w:author="PR Preview" w:date="2026-01-01T00:00:00Z">
+        <w:r>
+          <w:delText xml:space="preserve">estimator of</w:delText>
+        </w:r>
+      </w:del>
+      <w:del w:id="847" w:author="PR Preview" w:date="2026-01-01T00:00:00Z">
+        <w:r>
+          <w:delText xml:space="preserve"> </w:delText>
+        </w:r>
+      </w:del>
+      <m:oMath>
+        <m:r>
+          <m:t>θ</m:t>
+        </m:r>
+      </m:oMath>
+      <w:del w:id="848" w:author="PR Preview" w:date="2026-01-01T00:00:00Z">
+        <w:r>
+          <w:delText xml:space="preserve"> </w:delText>
+        </w:r>
+      </w:del>
+      <w:del w:id="849" w:author="PR Preview" w:date="2026-01-01T00:00:00Z">
+        <w:r>
+          <w:delText xml:space="preserve">and</w:delText>
+        </w:r>
+      </w:del>
+      <w:del w:id="850" w:author="PR Preview" w:date="2026-01-01T00:00:00Z">
+        <w:r>
+          <w:delText xml:space="preserve"> </w:delText>
+        </w:r>
+      </w:del>
+      <w:del w:id="851" w:author="PR Preview" w:date="2026-01-01T00:00:00Z">
+        <w:r>
+          <w:delText xml:space="preserve">$T\mathopen{}\left(\mathord{\smash[b]{\underset{\raise.3ex\hbox{$\scriptstyle\sim$}}{X}}\vphantom{X}}\right)\mathclose{}$</w:delText>
+        </w:r>
+      </w:del>
+      <w:del w:id="852" w:author="PR Preview" w:date="2026-01-01T00:00:00Z">
+        <w:r>
+          <w:delText xml:space="preserve"> </w:delText>
+        </w:r>
+      </w:del>
+      <w:del w:id="853" w:author="PR Preview" w:date="2026-01-01T00:00:00Z">
+        <w:r>
+          <w:delText xml:space="preserve">is a</w:delText>
+        </w:r>
+      </w:del>
+      <w:del w:id="854" w:author="PR Preview" w:date="2026-01-01T00:00:00Z">
+        <w:r>
+          <w:delText xml:space="preserve"> </w:delText>
+        </w:r>
+      </w:del>
+      <w:hyperlink w:anchor="def-sufficient">
+        <w:del w:id="855" w:author="PR Preview" w:date="2026-01-01T00:00:00Z">
+          <w:r>
+            <w:rPr>
+              <w:rStyle w:val="Hyperlink"/>
+            </w:rPr>
+            <w:delText xml:space="preserve">sufficient</w:delText>
+          </w:r>
+        </w:del>
+      </w:hyperlink>
+      <w:del w:id="856" w:author="PR Preview" w:date="2026-01-01T00:00:00Z">
+        <w:r>
+          <w:delText xml:space="preserve"> </w:delText>
+        </w:r>
+      </w:del>
+      <w:del w:id="857" w:author="PR Preview" w:date="2026-01-01T00:00:00Z">
+        <w:r>
+          <w:delText xml:space="preserve">statistic for</w:delText>
+        </w:r>
+      </w:del>
+      <w:del w:id="858" w:author="PR Preview" w:date="2026-01-01T00:00:00Z">
+        <w:r>
+          <w:delText xml:space="preserve"> </w:delText>
+        </w:r>
+      </w:del>
+      <m:oMath>
+        <m:r>
+          <m:t>θ</m:t>
+        </m:r>
+      </m:oMath>
+      <w:del w:id="859" w:author="PR Preview" w:date="2026-01-01T00:00:00Z">
+        <w:r>
+          <w:delText xml:space="preserve">,</w:delText>
+        </w:r>
+      </w:del>
+      <w:del w:id="860" w:author="PR Preview" w:date="2026-01-01T00:00:00Z">
+        <w:r>
+          <w:delText xml:space="preserve"> </w:delText>
+        </w:r>
+      </w:del>
+      <w:del w:id="861" w:author="PR Preview" w:date="2026-01-01T00:00:00Z">
+        <w:r>
+          <w:delText xml:space="preserve">then</w:delText>
+        </w:r>
+      </w:del>
+      <w:del w:id="862" w:author="PR Preview" w:date="2026-01-01T00:00:00Z">
+        <w:r>
+          <w:delText xml:space="preserve"> </w:delText>
+        </w:r>
+      </w:del>
+      <w:del w:id="863" w:author="PR Preview" w:date="2026-01-01T00:00:00Z">
+        <w:r>
+          <w:delText xml:space="preserve">${\operatorname{E}\mathopen{}\left[\hat{\theta} \mid T\mathopen{}\left(\mathord{\smash[b]{\underset{\raise.3ex\hbox{$\scriptstyle\sim$}}{X}}\vphantom{X}}\right)\mathclose{}\right]\mathclose{}}$</w:delText>
+        </w:r>
+      </w:del>
+      <w:del w:id="864" w:author="PR Preview" w:date="2026-01-01T00:00:00Z">
+        <w:r>
+          <w:delText xml:space="preserve"> </w:delText>
+        </w:r>
+      </w:del>
+      <w:del w:id="865" w:author="PR Preview" w:date="2026-01-01T00:00:00Z">
+        <w:r>
+          <w:delText xml:space="preserve">is also unbiased for</w:delText>
+        </w:r>
+      </w:del>
+      <w:del w:id="866" w:author="PR Preview" w:date="2026-01-01T00:00:00Z">
+        <w:r>
+          <w:delText xml:space="preserve"> </w:delText>
+        </w:r>
+      </w:del>
+      <m:oMath>
+        <m:r>
+          <m:t>θ</m:t>
+        </m:r>
+      </m:oMath>
+      <w:del w:id="867" w:author="PR Preview" w:date="2026-01-01T00:00:00Z">
+        <w:r>
+          <w:delText xml:space="preserve">.</w:delText>
+        </w:r>
+      </w:del>
+    </w:p>
+    <w:p>
+      <w:pPr>
+        <w:pStyle w:val="BodyText"/>
+      </w:pPr>
+      <w:ins w:id="868" w:author="PR Preview" w:date="2026-01-01T00:00:00Z">
+        <w:r>
+          <w:rPr>
+            <w:b/>
+            <w:bCs/>
+          </w:rPr>
+          <w:t xml:space="preserve">Theorem 2 (Rao–Blackwellizing preserves unbiasedness)</w:t>
+        </w:r>
+      </w:ins>
+      <w:ins w:id="869" w:author="PR Preview" w:date="2026-01-01T00:00:00Z">
+        <w:r>
+          <w:t xml:space="preserve"> </w:t>
+        </w:r>
+      </w:ins>
+      <w:ins w:id="870" w:author="PR Preview" w:date="2026-01-01T00:00:00Z">
+        <w:r>
+          <w:t xml:space="preserve">If</w:t>
+        </w:r>
+      </w:ins>
+      <w:ins w:id="871" w:author="PR Preview" w:date="2026-01-01T00:00:00Z">
+        <w:r>
+          <w:t xml:space="preserve"> </w:t>
+        </w:r>
+      </w:ins>
+      <m:oMath>
+        <m:acc>
+          <m:accPr>
+            <m:chr m:val="̂"/>
+          </m:accPr>
+          <m:e>
+            <m:r>
+              <m:t>θ</m:t>
+            </m:r>
+          </m:e>
+        </m:acc>
+      </m:oMath>
+      <w:ins w:id="872" w:author="PR Preview" w:date="2026-01-01T00:00:00Z">
+        <w:r>
+          <w:t xml:space="preserve"> </w:t>
+        </w:r>
+      </w:ins>
+      <w:ins w:id="873" w:author="PR Preview" w:date="2026-01-01T00:00:00Z">
+        <w:r>
+          <w:t xml:space="preserve">is an</w:t>
+        </w:r>
+      </w:ins>
+      <w:ins w:id="874" w:author="PR Preview" w:date="2026-01-01T00:00:00Z">
+        <w:r>
+          <w:t xml:space="preserve"> </w:t>
+        </w:r>
+      </w:ins>
+      <w:hyperlink r:id="rId28">
+        <w:ins w:id="875" w:author="PR Preview" w:date="2026-01-01T00:00:00Z">
+          <w:r>
+            <w:rPr>
+              <w:rStyle w:val="Hyperlink"/>
+            </w:rPr>
+            <w:t xml:space="preserve">unbiased</w:t>
+          </w:r>
+        </w:ins>
+      </w:hyperlink>
+      <w:ins w:id="876" w:author="PR Preview" w:date="2026-01-01T00:00:00Z">
+        <w:r>
+          <w:t xml:space="preserve"> </w:t>
+        </w:r>
+      </w:ins>
+      <w:ins w:id="877" w:author="PR Preview" w:date="2026-01-01T00:00:00Z">
+        <w:r>
+          <w:t xml:space="preserve">estimator of</w:t>
+        </w:r>
+      </w:ins>
+      <w:ins w:id="878" w:author="PR Preview" w:date="2026-01-01T00:00:00Z">
+        <w:r>
+          <w:t xml:space="preserve"> </w:t>
+        </w:r>
+      </w:ins>
+      <m:oMath>
+        <m:r>
+          <m:t>θ</m:t>
+        </m:r>
+      </m:oMath>
+      <w:ins w:id="879" w:author="PR Preview" w:date="2026-01-01T00:00:00Z">
+        <w:r>
+          <w:t xml:space="preserve"> </w:t>
+        </w:r>
+      </w:ins>
+      <w:ins w:id="880" w:author="PR Preview" w:date="2026-01-01T00:00:00Z">
+        <w:r>
+          <w:t xml:space="preserve">and</w:t>
+        </w:r>
+      </w:ins>
+      <w:ins w:id="881" w:author="PR Preview" w:date="2026-01-01T00:00:00Z">
+        <w:r>
+          <w:t xml:space="preserve"> </w:t>
+        </w:r>
+      </w:ins>
+      <w:ins w:id="882" w:author="PR Preview" w:date="2026-01-01T00:00:00Z">
+        <w:r>
+          <w:t xml:space="preserve">${T\mathopen{}\left(\mathord{\smash[b]{\underset{\raise.3ex\hbox{$\scriptstyle\sim$}}{X}}\vphantom{X}}\right)\mathclose{}}$</w:t>
+        </w:r>
+      </w:ins>
+      <w:ins w:id="883" w:author="PR Preview" w:date="2026-01-01T00:00:00Z">
+        <w:r>
+          <w:t xml:space="preserve"> </w:t>
+        </w:r>
+      </w:ins>
+      <w:ins w:id="884" w:author="PR Preview" w:date="2026-01-01T00:00:00Z">
+        <w:r>
+          <w:t xml:space="preserve">is a</w:t>
+        </w:r>
+      </w:ins>
+      <w:ins w:id="885" w:author="PR Preview" w:date="2026-01-01T00:00:00Z">
+        <w:r>
+          <w:t xml:space="preserve"> </w:t>
+        </w:r>
+      </w:ins>
+      <w:hyperlink w:anchor="def-sufficient">
+        <w:ins w:id="886" w:author="PR Preview" w:date="2026-01-01T00:00:00Z">
+          <w:r>
+            <w:rPr>
+              <w:rStyle w:val="Hyperlink"/>
+            </w:rPr>
+            <w:t xml:space="preserve">sufficient</w:t>
+          </w:r>
+        </w:ins>
+      </w:hyperlink>
+      <w:ins w:id="887" w:author="PR Preview" w:date="2026-01-01T00:00:00Z">
+        <w:r>
+          <w:t xml:space="preserve"> </w:t>
+        </w:r>
+      </w:ins>
+      <w:ins w:id="888" w:author="PR Preview" w:date="2026-01-01T00:00:00Z">
+        <w:r>
+          <w:t xml:space="preserve">statistic for</w:t>
+        </w:r>
+      </w:ins>
+      <w:ins w:id="889" w:author="PR Preview" w:date="2026-01-01T00:00:00Z">
+        <w:r>
+          <w:t xml:space="preserve"> </w:t>
+        </w:r>
+      </w:ins>
+      <m:oMath>
+        <m:r>
+          <m:t>θ</m:t>
+        </m:r>
+      </m:oMath>
+      <w:ins w:id="890" w:author="PR Preview" w:date="2026-01-01T00:00:00Z">
+        <w:r>
+          <w:t xml:space="preserve">,</w:t>
+        </w:r>
+      </w:ins>
+      <w:ins w:id="891" w:author="PR Preview" w:date="2026-01-01T00:00:00Z">
+        <w:r>
+          <w:t xml:space="preserve"> </w:t>
+        </w:r>
+      </w:ins>
+      <w:ins w:id="892" w:author="PR Preview" w:date="2026-01-01T00:00:00Z">
+        <w:r>
+          <w:t xml:space="preserve">then</w:t>
+        </w:r>
+      </w:ins>
+      <w:ins w:id="893" w:author="PR Preview" w:date="2026-01-01T00:00:00Z">
+        <w:r>
+          <w:t xml:space="preserve"> </w:t>
+        </w:r>
+      </w:ins>
+      <w:ins w:id="894" w:author="PR Preview" w:date="2026-01-01T00:00:00Z">
+        <w:r>
+          <w:t xml:space="preserve">${{\operatorname{E}\mathopen{}\left[\hat{\theta} \mid{T\mathopen{}\left(\mathord{\smash[b]{\underset{\raise.3ex\hbox{$\scriptstyle\sim$}}{X}}\vphantom{X}}\right)\mathclose{}}\right]\mathclose{}}}$</w:t>
+        </w:r>
+      </w:ins>
+      <w:ins w:id="895" w:author="PR Preview" w:date="2026-01-01T00:00:00Z">
+        <w:r>
+          <w:t xml:space="preserve"> </w:t>
+        </w:r>
+      </w:ins>
+      <w:ins w:id="896" w:author="PR Preview" w:date="2026-01-01T00:00:00Z">
+        <w:r>
+          <w:t xml:space="preserve">is also unbiased for</w:t>
+        </w:r>
+      </w:ins>
+      <w:ins w:id="897" w:author="PR Preview" w:date="2026-01-01T00:00:00Z">
+        <w:r>
+          <w:t xml:space="preserve"> </w:t>
+        </w:r>
+      </w:ins>
+      <m:oMath>
+        <m:r>
+          <m:t>θ</m:t>
+        </m:r>
+      </m:oMath>
+      <w:ins w:id="898" w:author="PR Preview" w:date="2026-01-01T00:00:00Z">
+        <w:r>
+          <w:t xml:space="preserve">.</w:t>
+        </w:r>
+      </w:ins>
+    </w:p>
+    <w:bookmarkEnd w:id="29"/>
+    <w:p>
+      <w:pPr>
+        <w:pStyle w:val="BodyText"/>
+      </w:pPr>
+      <w:r>
+        <w:rPr>
+          <w:i/>
+          <w:iCs/>
+        </w:rPr>
+        <w:t xml:space="preserve">Proof</w:t>
+      </w:r>
+      <w:r>
+        <w:t xml:space="preserve">. </w:t>
+      </w:r>
+      <w:r>
+        <w:t xml:space="preserve">We use the</w:t>
+      </w:r>
+      <w:r>
+        <w:t xml:space="preserve"> </w:t>
+      </w:r>
+      <w:hyperlink r:id="rId30">
+        <w:r>
+          <w:rPr>
+            <w:rStyle w:val="Hyperlink"/>
+          </w:rPr>
+          <w:t xml:space="preserve">law of iterated expectations</w:t>
+        </w:r>
+      </w:hyperlink>
       <w:r>
         <w:t xml:space="preserve">:</w:t>
       </w:r>
+    </w:p>
+    <w:p>
+      <w:pPr>
+        <w:pStyle w:val="BodyText"/>
+      </w:pPr>
+      <w:del w:id="899" w:author="PR Preview" w:date="2026-01-01T00:00:00Z">
+        <w:r>
+          <w:delText xml:space="preserve">$$
+    \begin{aligned}
+    \operatorname{E}\mathopen{}\left[{\operatorname{E}\mathopen{}\left[\hat{\theta} \mid T\mathopen{}\left(\mathord{\smash[b]{\underset{\raise.3ex\hbox{$\scriptstyle\sim$}}{X}}\vphantom{X}}\right)\mathclose{}\right]\mathclose{}}\right]\mathclose{}
+    &amp;= \operatorname{E}\mathopen{}\left[\hat{\theta}\right]\mathclose{}
+    &amp;&amp; \text{(law of iterated expectations)}\\
+    &amp;= \theta
+    &amp;&amp; \text{($\hat{\theta}$ is unbiased)}
+    \end{aligned}
+    $$</w:delText>
+        </w:r>
+      </w:del>
+    </w:p>
+    <w:p>
+      <w:pPr>
+        <w:pStyle w:val="FirstParagraph"/>
+      </w:pPr>
+      <w:del w:id="900" w:author="PR Preview" w:date="2026-01-01T00:00:00Z">
+        <w:r>
+          <w:rPr>
+            <w:b/>
+            <w:bCs/>
+          </w:rPr>
+          <w:delText xml:space="preserve">Theorem 3 (Rao–Blackwell theorem)</w:delText>
+        </w:r>
+      </w:del>
+      <w:del w:id="901" w:author="PR Preview" w:date="2026-01-01T00:00:00Z">
+        <w:r>
+          <w:delText xml:space="preserve"> </w:delText>
+        </w:r>
+      </w:del>
+      <w:del w:id="902" w:author="PR Preview" w:date="2026-01-01T00:00:00Z">
+        <w:r>
+          <w:delText xml:space="preserve">Let</w:delText>
+        </w:r>
+      </w:del>
+      <w:del w:id="903" w:author="PR Preview" w:date="2026-01-01T00:00:00Z">
+        <w:r>
+          <w:delText xml:space="preserve"> </w:delText>
+        </w:r>
+      </w:del>
+      <m:oMath>
+        <m:acc>
+          <m:accPr>
+            <m:chr m:val="̂"/>
+          </m:accPr>
+          <m:e>
+            <m:r>
+              <m:t>θ</m:t>
+            </m:r>
+          </m:e>
+        </m:acc>
+      </m:oMath>
+      <w:del w:id="904" w:author="PR Preview" w:date="2026-01-01T00:00:00Z">
+        <w:r>
+          <w:delText xml:space="preserve"> </w:delText>
+        </w:r>
+      </w:del>
+      <w:del w:id="905" w:author="PR Preview" w:date="2026-01-01T00:00:00Z">
+        <w:r>
+          <w:delText xml:space="preserve">be an</w:delText>
+        </w:r>
+      </w:del>
+      <w:del w:id="906" w:author="PR Preview" w:date="2026-01-01T00:00:00Z">
+        <w:r>
+          <w:delText xml:space="preserve"> </w:delText>
+        </w:r>
+      </w:del>
+      <w:hyperlink r:id="rId28">
+        <w:del w:id="907" w:author="PR Preview" w:date="2026-01-01T00:00:00Z">
+          <w:r>
+            <w:rPr>
+              <w:rStyle w:val="Hyperlink"/>
+            </w:rPr>
+            <w:delText xml:space="preserve">unbiased</w:delText>
+          </w:r>
+        </w:del>
+      </w:hyperlink>
+      <w:del w:id="908" w:author="PR Preview" w:date="2026-01-01T00:00:00Z">
+        <w:r>
+          <w:delText xml:space="preserve"> </w:delText>
+        </w:r>
+      </w:del>
+      <w:del w:id="909" w:author="PR Preview" w:date="2026-01-01T00:00:00Z">
+        <w:r>
+          <w:delText xml:space="preserve">estimator of</w:delText>
+        </w:r>
+      </w:del>
+      <w:del w:id="910" w:author="PR Preview" w:date="2026-01-01T00:00:00Z">
+        <w:r>
+          <w:delText xml:space="preserve"> </w:delText>
+        </w:r>
+      </w:del>
+      <m:oMath>
+        <m:r>
+          <m:t>θ</m:t>
+        </m:r>
+      </m:oMath>
+      <w:del w:id="911" w:author="PR Preview" w:date="2026-01-01T00:00:00Z">
+        <w:r>
+          <w:delText xml:space="preserve"> </w:delText>
+        </w:r>
+      </w:del>
+      <w:del w:id="912" w:author="PR Preview" w:date="2026-01-01T00:00:00Z">
+        <w:r>
+          <w:delText xml:space="preserve">with finite variance,</w:delText>
+        </w:r>
+      </w:del>
+      <w:del w:id="913" w:author="PR Preview" w:date="2026-01-01T00:00:00Z">
+        <w:r>
+          <w:delText xml:space="preserve"> </w:delText>
+        </w:r>
+      </w:del>
+      <w:del w:id="914" w:author="PR Preview" w:date="2026-01-01T00:00:00Z">
+        <w:r>
+          <w:delText xml:space="preserve">and let</w:delText>
+        </w:r>
+      </w:del>
+      <w:del w:id="915" w:author="PR Preview" w:date="2026-01-01T00:00:00Z">
+        <w:r>
+          <w:delText xml:space="preserve"> </w:delText>
+        </w:r>
+      </w:del>
+      <w:del w:id="916" w:author="PR Preview" w:date="2026-01-01T00:00:00Z">
+        <w:r>
+          <w:delText xml:space="preserve">$T\mathopen{}\left(\mathord{\smash[b]{\underset{\raise.3ex\hbox{$\scriptstyle\sim$}}{X}}\vphantom{X}}\right)\mathclose{}$</w:delText>
+        </w:r>
+      </w:del>
+      <w:del w:id="917" w:author="PR Preview" w:date="2026-01-01T00:00:00Z">
+        <w:r>
+          <w:delText xml:space="preserve"> </w:delText>
+        </w:r>
+      </w:del>
+      <w:del w:id="918" w:author="PR Preview" w:date="2026-01-01T00:00:00Z">
+        <w:r>
+          <w:delText xml:space="preserve">be a</w:delText>
+        </w:r>
+      </w:del>
+      <w:del w:id="919" w:author="PR Preview" w:date="2026-01-01T00:00:00Z">
+        <w:r>
+          <w:delText xml:space="preserve"> </w:delText>
+        </w:r>
+      </w:del>
+      <w:hyperlink w:anchor="def-sufficient">
+        <w:del w:id="920" w:author="PR Preview" w:date="2026-01-01T00:00:00Z">
+          <w:r>
+            <w:rPr>
+              <w:rStyle w:val="Hyperlink"/>
+            </w:rPr>
+            <w:delText xml:space="preserve">sufficient</w:delText>
+          </w:r>
+        </w:del>
+      </w:hyperlink>
+      <w:del w:id="921" w:author="PR Preview" w:date="2026-01-01T00:00:00Z">
+        <w:r>
+          <w:delText xml:space="preserve"> </w:delText>
+        </w:r>
+      </w:del>
+      <w:del w:id="922" w:author="PR Preview" w:date="2026-01-01T00:00:00Z">
+        <w:r>
+          <w:delText xml:space="preserve">statistic for</w:delText>
+        </w:r>
+      </w:del>
+      <w:del w:id="923" w:author="PR Preview" w:date="2026-01-01T00:00:00Z">
+        <w:r>
+          <w:delText xml:space="preserve"> </w:delText>
+        </w:r>
+      </w:del>
+      <m:oMath>
+        <m:r>
+          <m:t>θ</m:t>
+        </m:r>
+      </m:oMath>
+      <w:del w:id="924" w:author="PR Preview" w:date="2026-01-01T00:00:00Z">
+        <w:r>
+          <w:delText xml:space="preserve">.</w:delText>
+        </w:r>
+      </w:del>
+      <w:del w:id="925" w:author="PR Preview" w:date="2026-01-01T00:00:00Z">
+        <w:r>
+          <w:delText xml:space="preserve"> </w:delText>
+        </w:r>
+      </w:del>
+      <w:del w:id="926" w:author="PR Preview" w:date="2026-01-01T00:00:00Z">
+        <w:r>
+          <w:delText xml:space="preserve">Then the</w:delText>
+        </w:r>
+      </w:del>
+      <w:del w:id="927" w:author="PR Preview" w:date="2026-01-01T00:00:00Z">
+        <w:r>
+          <w:delText xml:space="preserve"> </w:delText>
+        </w:r>
+      </w:del>
+      <w:hyperlink w:anchor="def-rao-blackwellized">
+        <w:del w:id="928" w:author="PR Preview" w:date="2026-01-01T00:00:00Z">
+          <w:r>
+            <w:rPr>
+              <w:rStyle w:val="Hyperlink"/>
+            </w:rPr>
+            <w:delText xml:space="preserve">Rao–Blackwellized estimator</w:delText>
+          </w:r>
+        </w:del>
+      </w:hyperlink>
+      <w:del w:id="929" w:author="PR Preview" w:date="2026-01-01T00:00:00Z">
+        <w:r>
+          <w:delText xml:space="preserve"> </w:delText>
+        </w:r>
+      </w:del>
+      <w:del w:id="930" w:author="PR Preview" w:date="2026-01-01T00:00:00Z">
+        <w:r>
+          <w:delText xml:space="preserve">is unbiased</w:delText>
+        </w:r>
+      </w:del>
+      <w:del w:id="931" w:author="PR Preview" w:date="2026-01-01T00:00:00Z">
+        <w:r>
+          <w:delText xml:space="preserve"> </w:delText>
+        </w:r>
+      </w:del>
+      <w:del w:id="932" w:author="PR Preview" w:date="2026-01-01T00:00:00Z">
+        <w:r>
+          <w:delText xml:space="preserve">and has variance no larger than that of</w:delText>
+        </w:r>
+      </w:del>
+      <w:del w:id="933" w:author="PR Preview" w:date="2026-01-01T00:00:00Z">
+        <w:r>
+          <w:delText xml:space="preserve"> </w:delText>
+        </w:r>
+      </w:del>
+      <m:oMath>
+        <m:acc>
+          <m:accPr>
+            <m:chr m:val="̂"/>
+          </m:accPr>
+          <m:e>
+            <m:r>
+              <m:t>θ</m:t>
+            </m:r>
+          </m:e>
+        </m:acc>
+      </m:oMath>
+      <w:del w:id="934" w:author="PR Preview" w:date="2026-01-01T00:00:00Z">
+        <w:r>
+          <w:delText xml:space="preserve">, for every</w:delText>
+        </w:r>
+      </w:del>
+      <w:del w:id="935" w:author="PR Preview" w:date="2026-01-01T00:00:00Z">
+        <w:r>
+          <w:delText xml:space="preserve"> </w:delText>
+        </w:r>
+      </w:del>
+      <m:oMath>
+        <m:r>
+          <m:t>θ</m:t>
+        </m:r>
+      </m:oMath>
+      <w:del w:id="936" w:author="PR Preview" w:date="2026-01-01T00:00:00Z">
+        <w:r>
+          <w:delText xml:space="preserve">:</w:delText>
+        </w:r>
+      </w:del>
     </w:p>
     <w:p>
       <w:pPr>
         <w:pStyle w:val="BodyText"/>
       </w:pPr>
       <w:bookmarkStart w:id="31" w:name="eq-rao-blackwell"/>
-      <w:r>
-        <w:t xml:space="preserve">$$
+      <w:del w:id="937" w:author="PR Preview" w:date="2026-01-01T00:00:00Z">
+        <w:r>
+          <w:delText xml:space="preserve">$$
     \operatorname{Var}\mathopen{}\left({\operatorname{E}\mathopen{}\left[\hat{\theta} \mid T\mathopen{}\left(\mathord{\smash[b]{\underset{\raise.3ex\hbox{$\scriptstyle\sim$}}{X}}\vphantom{X}}\right)\mathclose{}\right]\mathclose{}}\right)\mathclose{} \le \operatorname{Var}\mathopen{}\left(\hat{\theta}\right)\mathclose{}
+     \qquad(4)$$</w:delText>
+        </w:r>
+      </w:del>
+      <w:bookmarkEnd w:id="31"/>
+    </w:p>
+    <w:p>
+      <w:pPr>
+        <w:pStyle w:val="BodyText"/>
+      </w:pPr>
+      <w:ins w:id="938" w:author="PR Preview" w:date="2026-01-01T00:00:00Z">
+        <w:r>
+          <w:t xml:space="preserve">$$
+    \begin{aligned}
+    {\operatorname{E}\mathopen{}\left[{{\operatorname{E}\mathopen{}\left[\hat{\theta} \mid{T\mathopen{}\left(\mathord{\smash[b]{\underset{\raise.3ex\hbox{$\scriptstyle\sim$}}{X}}\vphantom{X}}\right)\mathclose{}}\right]\mathclose{}}}\right]\mathclose{}}
+    &amp;= {\operatorname{E}\mathopen{}\left[\hat{\theta}\right]\mathclose{}}
+    &amp;&amp; \text{(law of iterated expectations)}\\
+    &amp;= \theta
+    &amp;&amp; \text{($\hat{\theta}$ is unbiased)}
+    \end{aligned}
+    $$</w:t>
+        </w:r>
+      </w:ins>
+    </w:p>
+    <w:bookmarkStart w:id="32" w:name="thm-rao-blackwell"/>
+    <w:p>
+      <w:pPr>
+        <w:pStyle w:val="FirstParagraph"/>
+      </w:pPr>
+      <w:ins w:id="939" w:author="PR Preview" w:date="2026-01-01T00:00:00Z">
+        <w:r>
+          <w:rPr>
+            <w:b/>
+            <w:bCs/>
+          </w:rPr>
+          <w:t xml:space="preserve">Theorem 3 (Rao–Blackwell theorem)</w:t>
+        </w:r>
+      </w:ins>
+      <w:ins w:id="940" w:author="PR Preview" w:date="2026-01-01T00:00:00Z">
+        <w:r>
+          <w:t xml:space="preserve"> </w:t>
+        </w:r>
+      </w:ins>
+      <w:ins w:id="941" w:author="PR Preview" w:date="2026-01-01T00:00:00Z">
+        <w:r>
+          <w:t xml:space="preserve">Let</w:t>
+        </w:r>
+      </w:ins>
+      <w:ins w:id="942" w:author="PR Preview" w:date="2026-01-01T00:00:00Z">
+        <w:r>
+          <w:t xml:space="preserve"> </w:t>
+        </w:r>
+      </w:ins>
+      <m:oMath>
+        <m:acc>
+          <m:accPr>
+            <m:chr m:val="̂"/>
+          </m:accPr>
+          <m:e>
+            <m:r>
+              <m:t>θ</m:t>
+            </m:r>
+          </m:e>
+        </m:acc>
+      </m:oMath>
+      <w:ins w:id="943" w:author="PR Preview" w:date="2026-01-01T00:00:00Z">
+        <w:r>
+          <w:t xml:space="preserve"> </w:t>
+        </w:r>
+      </w:ins>
+      <w:ins w:id="944" w:author="PR Preview" w:date="2026-01-01T00:00:00Z">
+        <w:r>
+          <w:t xml:space="preserve">be an</w:t>
+        </w:r>
+      </w:ins>
+      <w:ins w:id="945" w:author="PR Preview" w:date="2026-01-01T00:00:00Z">
+        <w:r>
+          <w:t xml:space="preserve"> </w:t>
+        </w:r>
+      </w:ins>
+      <w:hyperlink r:id="rId28">
+        <w:ins w:id="946" w:author="PR Preview" w:date="2026-01-01T00:00:00Z">
+          <w:r>
+            <w:rPr>
+              <w:rStyle w:val="Hyperlink"/>
+            </w:rPr>
+            <w:t xml:space="preserve">unbiased</w:t>
+          </w:r>
+        </w:ins>
+      </w:hyperlink>
+      <w:ins w:id="947" w:author="PR Preview" w:date="2026-01-01T00:00:00Z">
+        <w:r>
+          <w:t xml:space="preserve"> </w:t>
+        </w:r>
+      </w:ins>
+      <w:ins w:id="948" w:author="PR Preview" w:date="2026-01-01T00:00:00Z">
+        <w:r>
+          <w:t xml:space="preserve">estimator of</w:t>
+        </w:r>
+      </w:ins>
+      <w:ins w:id="949" w:author="PR Preview" w:date="2026-01-01T00:00:00Z">
+        <w:r>
+          <w:t xml:space="preserve"> </w:t>
+        </w:r>
+      </w:ins>
+      <m:oMath>
+        <m:r>
+          <m:t>θ</m:t>
+        </m:r>
+      </m:oMath>
+      <w:ins w:id="950" w:author="PR Preview" w:date="2026-01-01T00:00:00Z">
+        <w:r>
+          <w:t xml:space="preserve"> </w:t>
+        </w:r>
+      </w:ins>
+      <w:ins w:id="951" w:author="PR Preview" w:date="2026-01-01T00:00:00Z">
+        <w:r>
+          <w:t xml:space="preserve">with finite variance,</w:t>
+        </w:r>
+      </w:ins>
+      <w:ins w:id="952" w:author="PR Preview" w:date="2026-01-01T00:00:00Z">
+        <w:r>
+          <w:t xml:space="preserve"> </w:t>
+        </w:r>
+      </w:ins>
+      <w:ins w:id="953" w:author="PR Preview" w:date="2026-01-01T00:00:00Z">
+        <w:r>
+          <w:t xml:space="preserve">and let</w:t>
+        </w:r>
+      </w:ins>
+      <w:ins w:id="954" w:author="PR Preview" w:date="2026-01-01T00:00:00Z">
+        <w:r>
+          <w:t xml:space="preserve"> </w:t>
+        </w:r>
+      </w:ins>
+      <w:ins w:id="955" w:author="PR Preview" w:date="2026-01-01T00:00:00Z">
+        <w:r>
+          <w:t xml:space="preserve">${T\mathopen{}\left(\mathord{\smash[b]{\underset{\raise.3ex\hbox{$\scriptstyle\sim$}}{X}}\vphantom{X}}\right)\mathclose{}}$</w:t>
+        </w:r>
+      </w:ins>
+      <w:ins w:id="956" w:author="PR Preview" w:date="2026-01-01T00:00:00Z">
+        <w:r>
+          <w:t xml:space="preserve"> </w:t>
+        </w:r>
+      </w:ins>
+      <w:ins w:id="957" w:author="PR Preview" w:date="2026-01-01T00:00:00Z">
+        <w:r>
+          <w:t xml:space="preserve">be a</w:t>
+        </w:r>
+      </w:ins>
+      <w:ins w:id="958" w:author="PR Preview" w:date="2026-01-01T00:00:00Z">
+        <w:r>
+          <w:t xml:space="preserve"> </w:t>
+        </w:r>
+      </w:ins>
+      <w:hyperlink w:anchor="def-sufficient">
+        <w:ins w:id="959" w:author="PR Preview" w:date="2026-01-01T00:00:00Z">
+          <w:r>
+            <w:rPr>
+              <w:rStyle w:val="Hyperlink"/>
+            </w:rPr>
+            <w:t xml:space="preserve">sufficient</w:t>
+          </w:r>
+        </w:ins>
+      </w:hyperlink>
+      <w:ins w:id="960" w:author="PR Preview" w:date="2026-01-01T00:00:00Z">
+        <w:r>
+          <w:t xml:space="preserve"> </w:t>
+        </w:r>
+      </w:ins>
+      <w:ins w:id="961" w:author="PR Preview" w:date="2026-01-01T00:00:00Z">
+        <w:r>
+          <w:t xml:space="preserve">statistic for</w:t>
+        </w:r>
+      </w:ins>
+      <w:ins w:id="962" w:author="PR Preview" w:date="2026-01-01T00:00:00Z">
+        <w:r>
+          <w:t xml:space="preserve"> </w:t>
+        </w:r>
+      </w:ins>
+      <m:oMath>
+        <m:r>
+          <m:t>θ</m:t>
+        </m:r>
+      </m:oMath>
+      <w:ins w:id="963" w:author="PR Preview" w:date="2026-01-01T00:00:00Z">
+        <w:r>
+          <w:t xml:space="preserve">.</w:t>
+        </w:r>
+      </w:ins>
+      <w:ins w:id="964" w:author="PR Preview" w:date="2026-01-01T00:00:00Z">
+        <w:r>
+          <w:t xml:space="preserve"> </w:t>
+        </w:r>
+      </w:ins>
+      <w:ins w:id="965" w:author="PR Preview" w:date="2026-01-01T00:00:00Z">
+        <w:r>
+          <w:t xml:space="preserve">Then the</w:t>
+        </w:r>
+      </w:ins>
+      <w:ins w:id="966" w:author="PR Preview" w:date="2026-01-01T00:00:00Z">
+        <w:r>
+          <w:t xml:space="preserve"> </w:t>
+        </w:r>
+      </w:ins>
+      <w:hyperlink w:anchor="def-rao-blackwellized">
+        <w:ins w:id="967" w:author="PR Preview" w:date="2026-01-01T00:00:00Z">
+          <w:r>
+            <w:rPr>
+              <w:rStyle w:val="Hyperlink"/>
+            </w:rPr>
+            <w:t xml:space="preserve">Rao–Blackwellized estimator</w:t>
+          </w:r>
+        </w:ins>
+      </w:hyperlink>
+      <w:ins w:id="968" w:author="PR Preview" w:date="2026-01-01T00:00:00Z">
+        <w:r>
+          <w:t xml:space="preserve"> </w:t>
+        </w:r>
+      </w:ins>
+      <w:ins w:id="969" w:author="PR Preview" w:date="2026-01-01T00:00:00Z">
+        <w:r>
+          <w:t xml:space="preserve">is unbiased</w:t>
+        </w:r>
+      </w:ins>
+      <w:ins w:id="970" w:author="PR Preview" w:date="2026-01-01T00:00:00Z">
+        <w:r>
+          <w:t xml:space="preserve"> </w:t>
+        </w:r>
+      </w:ins>
+      <w:ins w:id="971" w:author="PR Preview" w:date="2026-01-01T00:00:00Z">
+        <w:r>
+          <w:t xml:space="preserve">and has variance no larger than that of</w:t>
+        </w:r>
+      </w:ins>
+      <w:ins w:id="972" w:author="PR Preview" w:date="2026-01-01T00:00:00Z">
+        <w:r>
+          <w:t xml:space="preserve"> </w:t>
+        </w:r>
+      </w:ins>
+      <m:oMath>
+        <m:acc>
+          <m:accPr>
+            <m:chr m:val="̂"/>
+          </m:accPr>
+          <m:e>
+            <m:r>
+              <m:t>θ</m:t>
+            </m:r>
+          </m:e>
+        </m:acc>
+      </m:oMath>
+      <w:ins w:id="973" w:author="PR Preview" w:date="2026-01-01T00:00:00Z">
+        <w:r>
+          <w:t xml:space="preserve">, for every</w:t>
+        </w:r>
+      </w:ins>
+      <w:ins w:id="974" w:author="PR Preview" w:date="2026-01-01T00:00:00Z">
+        <w:r>
+          <w:t xml:space="preserve"> </w:t>
+        </w:r>
+      </w:ins>
+      <m:oMath>
+        <m:r>
+          <m:t>θ</m:t>
+        </m:r>
+      </m:oMath>
+      <w:ins w:id="975" w:author="PR Preview" w:date="2026-01-01T00:00:00Z">
+        <w:r>
+          <w:t xml:space="preserve">:</w:t>
+        </w:r>
+      </w:ins>
+    </w:p>
+    <w:p>
+      <w:pPr>
+        <w:pStyle w:val="BodyText"/>
+      </w:pPr>
+      <w:bookmarkStart w:id="31" w:name="eq-rao-blackwell"/>
+      <w:ins w:id="976" w:author="PR Preview" w:date="2026-01-01T00:00:00Z">
+        <w:r>
+          <w:t xml:space="preserve">$$
+    {\operatorname{Var}\mathopen{}\left({{\operatorname{E}\mathopen{}\left[\hat{\theta} \mid{T\mathopen{}\left(\mathord{\smash[b]{\underset{\raise.3ex\hbox{$\scriptstyle\sim$}}{X}}\vphantom{X}}\right)\mathclose{}}\right]\mathclose{}}}\right)\mathclose{}} \le {\operatorname{Var}\mathopen{}\left(\hat{\theta}\right)\mathclose{}}
      \qquad(4)$$</w:t>
-      </w:r>
+        </w:r>
+      </w:ins>
       <w:bookmarkEnd w:id="31"/>
     </w:p>
     <w:p>
@@ -2970,8 +7155,9 @@
       <w:pPr>
         <w:pStyle w:val="BodyText"/>
       </w:pPr>
-      <w:r>
-        <w:t xml:space="preserve">$$
+      <w:del w:id="977" w:author="PR Preview" w:date="2026-01-01T00:00:00Z">
+        <w:r>
+          <w:delText xml:space="preserve">$$
     \begin{aligned}
     \operatorname{Var}\mathopen{}\left(\hat{\theta}\right)\mathclose{}
     &amp;= \operatorname{Var}\mathopen{}\left({\operatorname{E}\mathopen{}\left[\hat{\theta} \mid T\mathopen{}\left(\mathord{\smash[b]{\underset{\raise.3ex\hbox{$\scriptstyle\sim$}}{X}}\vphantom{X}}\right)\mathclose{}\right]\mathclose{}}\right)\mathclose{} + \operatorname{E}\mathopen{}\left[{\operatorname{Var}\mathopen{}\left(\hat{\theta} \mid T\mathopen{}\left(\mathord{\smash[b]{\underset{\raise.3ex\hbox{$\scriptstyle\sim$}}{X}}\vphantom{X}}\right)\mathclose{}\right)\mathclose{}}\right]\mathclose{}
@@ -2979,8 +7165,27 @@
     &amp;\ge \operatorname{Var}\mathopen{}\left({\operatorname{E}\mathopen{}\left[\hat{\theta} \mid T\mathopen{}\left(\mathord{\smash[b]{\underset{\raise.3ex\hbox{$\scriptstyle\sim$}}{X}}\vphantom{X}}\right)\mathclose{}\right]\mathclose{}}\right)\mathclose{}
     &amp;&amp; \text{(a variance is nonnegative)}
     \end{aligned}
+    $$</w:delText>
+        </w:r>
+      </w:del>
+    </w:p>
+    <w:p>
+      <w:pPr>
+        <w:pStyle w:val="BodyText"/>
+      </w:pPr>
+      <w:ins w:id="978" w:author="PR Preview" w:date="2026-01-01T00:00:00Z">
+        <w:r>
+          <w:t xml:space="preserve">$$
+    \begin{aligned}
+    {\operatorname{Var}\mathopen{}\left(\hat{\theta}\right)\mathclose{}}
+    &amp;= {\operatorname{Var}\mathopen{}\left({{\operatorname{E}\mathopen{}\left[\hat{\theta} \mid{T\mathopen{}\left(\mathord{\smash[b]{\underset{\raise.3ex\hbox{$\scriptstyle\sim$}}{X}}\vphantom{X}}\right)\mathclose{}}\right]\mathclose{}}}\right)\mathclose{}} + {\operatorname{E}\mathopen{}\left[{{\operatorname{Var}\mathopen{}\left(\hat{\theta} \mid{T\mathopen{}\left(\mathord{\smash[b]{\underset{\raise.3ex\hbox{$\scriptstyle\sim$}}{X}}\vphantom{X}}\right)\mathclose{}}\right)\mathclose{}}}\right]\mathclose{}}
+    &amp;&amp; \text{(law of total variance)}\\
+    &amp;\ge {\operatorname{Var}\mathopen{}\left({{\operatorname{E}\mathopen{}\left[\hat{\theta} \mid{T\mathopen{}\left(\mathord{\smash[b]{\underset{\raise.3ex\hbox{$\scriptstyle\sim$}}{X}}\vphantom{X}}\right)\mathclose{}}\right]\mathclose{}}}\right)\mathclose{}}
+    &amp;&amp; \text{(a variance is nonnegative)}
+    \end{aligned}
     $$</w:t>
-      </w:r>
+        </w:r>
+      </w:ins>
     </w:p>
     <w:bookmarkStart w:id="35" w:name="exr-poisson-zero-conditional"/>
     <w:p>
@@ -8428,72 +12633,219 @@
       <w:pPr>
         <w:pStyle w:val="BodyText"/>
       </w:pPr>
-      <w:r>
-        <w:rPr>
-          <w:i/>
-          <w:iCs/>
-        </w:rPr>
-        <w:t xml:space="preserve">Remark 5</w:t>
-      </w:r>
-      <w:r>
-        <w:t xml:space="preserve"> (Sufficiency is needed). </w:t>
-      </w:r>
-      <w:r>
-        <w:t xml:space="preserve">If</w:t>
-      </w:r>
-      <w:r>
-        <w:t xml:space="preserve"> </w:t>
-      </w:r>
-      <w:r>
-        <w:t xml:space="preserve">$T\mathopen{}\left(\mathord{\smash[b]{\underset{\raise.3ex\hbox{$\scriptstyle\sim$}}{X}}\vphantom{X}}\right)\mathclose{}$</w:t>
-      </w:r>
-      <w:r>
-        <w:t xml:space="preserve"> </w:t>
-      </w:r>
-      <w:r>
-        <w:t xml:space="preserve">is not sufficient, then</w:t>
-      </w:r>
-      <w:r>
-        <w:t xml:space="preserve"> </w:t>
-      </w:r>
-      <w:r>
-        <w:t xml:space="preserve">${\operatorname{E}\mathopen{}\left[\hat{\theta} \mid T\mathopen{}\left(\mathord{\smash[b]{\underset{\raise.3ex\hbox{$\scriptstyle\sim$}}{X}}\vphantom{X}}\right)\mathclose{}\right]\mathclose{}}$</w:t>
-      </w:r>
-      <w:r>
-        <w:t xml:space="preserve"> </w:t>
-      </w:r>
-      <w:r>
-        <w:t xml:space="preserve">may depend on</w:t>
-      </w:r>
-      <w:r>
-        <w:t xml:space="preserve"> </w:t>
-      </w:r>
+      <w:del w:id="979" w:author="PR Preview" w:date="2026-01-01T00:00:00Z">
+        <w:r>
+          <w:rPr>
+            <w:i/>
+            <w:iCs/>
+          </w:rPr>
+          <w:delText xml:space="preserve">Remark 5</w:delText>
+        </w:r>
+      </w:del>
+      <w:del w:id="980" w:author="PR Preview" w:date="2026-01-01T00:00:00Z">
+        <w:r>
+          <w:delText xml:space="preserve"> (Sufficiency is needed). </w:delText>
+        </w:r>
+      </w:del>
+      <w:del w:id="981" w:author="PR Preview" w:date="2026-01-01T00:00:00Z">
+        <w:r>
+          <w:delText xml:space="preserve">If</w:delText>
+        </w:r>
+      </w:del>
+      <w:del w:id="982" w:author="PR Preview" w:date="2026-01-01T00:00:00Z">
+        <w:r>
+          <w:delText xml:space="preserve"> </w:delText>
+        </w:r>
+      </w:del>
+      <w:del w:id="983" w:author="PR Preview" w:date="2026-01-01T00:00:00Z">
+        <w:r>
+          <w:delText xml:space="preserve">$T\mathopen{}\left(\mathord{\smash[b]{\underset{\raise.3ex\hbox{$\scriptstyle\sim$}}{X}}\vphantom{X}}\right)\mathclose{}$</w:delText>
+        </w:r>
+      </w:del>
+      <w:del w:id="984" w:author="PR Preview" w:date="2026-01-01T00:00:00Z">
+        <w:r>
+          <w:delText xml:space="preserve"> </w:delText>
+        </w:r>
+      </w:del>
+      <w:del w:id="985" w:author="PR Preview" w:date="2026-01-01T00:00:00Z">
+        <w:r>
+          <w:delText xml:space="preserve">is not sufficient, then</w:delText>
+        </w:r>
+      </w:del>
+      <w:del w:id="986" w:author="PR Preview" w:date="2026-01-01T00:00:00Z">
+        <w:r>
+          <w:delText xml:space="preserve"> </w:delText>
+        </w:r>
+      </w:del>
+      <w:del w:id="987" w:author="PR Preview" w:date="2026-01-01T00:00:00Z">
+        <w:r>
+          <w:delText xml:space="preserve">${\operatorname{E}\mathopen{}\left[\hat{\theta} \mid T\mathopen{}\left(\mathord{\smash[b]{\underset{\raise.3ex\hbox{$\scriptstyle\sim$}}{X}}\vphantom{X}}\right)\mathclose{}\right]\mathclose{}}$</w:delText>
+        </w:r>
+      </w:del>
+      <w:del w:id="988" w:author="PR Preview" w:date="2026-01-01T00:00:00Z">
+        <w:r>
+          <w:delText xml:space="preserve"> </w:delText>
+        </w:r>
+      </w:del>
+      <w:del w:id="989" w:author="PR Preview" w:date="2026-01-01T00:00:00Z">
+        <w:r>
+          <w:delText xml:space="preserve">may depend on</w:delText>
+        </w:r>
+      </w:del>
+      <w:del w:id="990" w:author="PR Preview" w:date="2026-01-01T00:00:00Z">
+        <w:r>
+          <w:delText xml:space="preserve"> </w:delText>
+        </w:r>
+      </w:del>
       <m:oMath>
         <m:r>
           <m:t>θ</m:t>
         </m:r>
       </m:oMath>
-      <w:r>
-        <w:t xml:space="preserve">,</w:t>
-      </w:r>
-      <w:r>
-        <w:t xml:space="preserve"> </w:t>
-      </w:r>
-      <w:r>
-        <w:t xml:space="preserve">in which case it is not an estimator at all</w:t>
-      </w:r>
-      <w:r>
-        <w:t xml:space="preserve"> </w:t>
-      </w:r>
-      <w:r>
-        <w:t xml:space="preserve">(</w:t>
-      </w:r>
-      <w:r>
-        <w:t xml:space="preserve">Casella and Berger [4], Example 7.3.18</w:t>
-      </w:r>
-      <w:r>
-        <w:t xml:space="preserve">).</w:t>
-      </w:r>
+      <w:del w:id="991" w:author="PR Preview" w:date="2026-01-01T00:00:00Z">
+        <w:r>
+          <w:delText xml:space="preserve">,</w:delText>
+        </w:r>
+      </w:del>
+      <w:del w:id="992" w:author="PR Preview" w:date="2026-01-01T00:00:00Z">
+        <w:r>
+          <w:delText xml:space="preserve"> </w:delText>
+        </w:r>
+      </w:del>
+      <w:del w:id="993" w:author="PR Preview" w:date="2026-01-01T00:00:00Z">
+        <w:r>
+          <w:delText xml:space="preserve">in which case it is not an estimator at all</w:delText>
+        </w:r>
+      </w:del>
+      <w:del w:id="994" w:author="PR Preview" w:date="2026-01-01T00:00:00Z">
+        <w:r>
+          <w:delText xml:space="preserve"> </w:delText>
+        </w:r>
+      </w:del>
+      <w:del w:id="995" w:author="PR Preview" w:date="2026-01-01T00:00:00Z">
+        <w:r>
+          <w:delText xml:space="preserve">(</w:delText>
+        </w:r>
+      </w:del>
+      <w:del w:id="996" w:author="PR Preview" w:date="2026-01-01T00:00:00Z">
+        <w:r>
+          <w:delText xml:space="preserve">Casella and Berger [4], Example 7.3.18</w:delText>
+        </w:r>
+      </w:del>
+      <w:del w:id="997" w:author="PR Preview" w:date="2026-01-01T00:00:00Z">
+        <w:r>
+          <w:delText xml:space="preserve">).</w:delText>
+        </w:r>
+      </w:del>
+    </w:p>
+    <w:p>
+      <w:pPr>
+        <w:pStyle w:val="BodyText"/>
+      </w:pPr>
+      <w:ins w:id="998" w:author="PR Preview" w:date="2026-01-01T00:00:00Z">
+        <w:r>
+          <w:rPr>
+            <w:i/>
+            <w:iCs/>
+          </w:rPr>
+          <w:t xml:space="preserve">Remark 5</w:t>
+        </w:r>
+      </w:ins>
+      <w:ins w:id="999" w:author="PR Preview" w:date="2026-01-01T00:00:00Z">
+        <w:r>
+          <w:t xml:space="preserve"> (Sufficiency is needed). </w:t>
+        </w:r>
+      </w:ins>
+      <w:ins w:id="1000" w:author="PR Preview" w:date="2026-01-01T00:00:00Z">
+        <w:r>
+          <w:t xml:space="preserve">If</w:t>
+        </w:r>
+      </w:ins>
+      <w:ins w:id="1001" w:author="PR Preview" w:date="2026-01-01T00:00:00Z">
+        <w:r>
+          <w:t xml:space="preserve"> </w:t>
+        </w:r>
+      </w:ins>
+      <w:ins w:id="1002" w:author="PR Preview" w:date="2026-01-01T00:00:00Z">
+        <w:r>
+          <w:t xml:space="preserve">${T\mathopen{}\left(\mathord{\smash[b]{\underset{\raise.3ex\hbox{$\scriptstyle\sim$}}{X}}\vphantom{X}}\right)\mathclose{}}$</w:t>
+        </w:r>
+      </w:ins>
+      <w:ins w:id="1003" w:author="PR Preview" w:date="2026-01-01T00:00:00Z">
+        <w:r>
+          <w:t xml:space="preserve"> </w:t>
+        </w:r>
+      </w:ins>
+      <w:ins w:id="1004" w:author="PR Preview" w:date="2026-01-01T00:00:00Z">
+        <w:r>
+          <w:t xml:space="preserve">is not sufficient, then</w:t>
+        </w:r>
+      </w:ins>
+      <w:ins w:id="1005" w:author="PR Preview" w:date="2026-01-01T00:00:00Z">
+        <w:r>
+          <w:t xml:space="preserve"> </w:t>
+        </w:r>
+      </w:ins>
+      <w:ins w:id="1006" w:author="PR Preview" w:date="2026-01-01T00:00:00Z">
+        <w:r>
+          <w:t xml:space="preserve">${{\operatorname{E}\mathopen{}\left[\hat{\theta} \mid{T\mathopen{}\left(\mathord{\smash[b]{\underset{\raise.3ex\hbox{$\scriptstyle\sim$}}{X}}\vphantom{X}}\right)\mathclose{}}\right]\mathclose{}}}$</w:t>
+        </w:r>
+      </w:ins>
+      <w:ins w:id="1007" w:author="PR Preview" w:date="2026-01-01T00:00:00Z">
+        <w:r>
+          <w:t xml:space="preserve"> </w:t>
+        </w:r>
+      </w:ins>
+      <w:ins w:id="1008" w:author="PR Preview" w:date="2026-01-01T00:00:00Z">
+        <w:r>
+          <w:t xml:space="preserve">may depend on</w:t>
+        </w:r>
+      </w:ins>
+      <w:ins w:id="1009" w:author="PR Preview" w:date="2026-01-01T00:00:00Z">
+        <w:r>
+          <w:t xml:space="preserve"> </w:t>
+        </w:r>
+      </w:ins>
+      <m:oMath>
+        <m:r>
+          <m:t>θ</m:t>
+        </m:r>
+      </m:oMath>
+      <w:ins w:id="1010" w:author="PR Preview" w:date="2026-01-01T00:00:00Z">
+        <w:r>
+          <w:t xml:space="preserve">,</w:t>
+        </w:r>
+      </w:ins>
+      <w:ins w:id="1011" w:author="PR Preview" w:date="2026-01-01T00:00:00Z">
+        <w:r>
+          <w:t xml:space="preserve"> </w:t>
+        </w:r>
+      </w:ins>
+      <w:ins w:id="1012" w:author="PR Preview" w:date="2026-01-01T00:00:00Z">
+        <w:r>
+          <w:t xml:space="preserve">in which case it is not an estimator at all</w:t>
+        </w:r>
+      </w:ins>
+      <w:ins w:id="1013" w:author="PR Preview" w:date="2026-01-01T00:00:00Z">
+        <w:r>
+          <w:t xml:space="preserve"> </w:t>
+        </w:r>
+      </w:ins>
+      <w:ins w:id="1014" w:author="PR Preview" w:date="2026-01-01T00:00:00Z">
+        <w:r>
+          <w:t xml:space="preserve">(</w:t>
+        </w:r>
+      </w:ins>
+      <w:ins w:id="1015" w:author="PR Preview" w:date="2026-01-01T00:00:00Z">
+        <w:r>
+          <w:t xml:space="preserve">Casella and Berger [4], Example 7.3.18</w:t>
+        </w:r>
+      </w:ins>
+      <w:ins w:id="1016" w:author="PR Preview" w:date="2026-01-01T00:00:00Z">
+        <w:r>
+          <w:t xml:space="preserve">).</w:t>
+        </w:r>
+      </w:ins>
     </w:p>
     <w:bookmarkEnd w:id="46"/>
     <w:bookmarkEnd w:id="47"/>
